--- a/AI大模型在财务场景的应用/项目3_范例_v1.docx
+++ b/AI大模型在财务场景的应用/项目3_范例_v1.docx
@@ -41,7 +41,7 @@
           <w:b w:val="0"/>
           <w:sz w:val="24"/>
         </w:rPr>
-        <w:t>• 知识目标：理解利息的含义，能区分名义利率与实际年化利率；理解资金有时间价值的基本道理；能说出分期付款成本的组成。</w:t>
+        <w:t>• 知识目标：理解利息的含义，能区分名义利率与实际年化利率；理解资金有时间价值的基本道理；能说出分期付款成本的组成，并能解释现值的含义。</w:t>
       </w:r>
     </w:p>
     <w:p>
@@ -55,7 +55,7 @@
           <w:b w:val="0"/>
           <w:sz w:val="24"/>
         </w:rPr>
-        <w:t>• 能力目标：能用表格和Excel函数计算分期付款的多付金额与利率，能用统一口径比较一次付款与分期付款，能核对AI给出的计算过程。</w:t>
+        <w:t>• 能力目标：能用表格和Excel函数计算分期付款的多付金额与利率；能用统一口径比较一次付款与分期付款；能核对AI给出的计算过程，并指出其中的错误。</w:t>
       </w:r>
     </w:p>
     <w:p>
@@ -69,7 +69,7 @@
           <w:b w:val="0"/>
           <w:sz w:val="24"/>
         </w:rPr>
-        <w:t>• 素养目标：养成“先算总成本，再做决定”的习惯，不因每期金额小而忽视总支出。</w:t>
+        <w:t>• 素养目标：养成“先算总成本，再做决定”的习惯，不因每期金额小而忽视总支出；在决策中坚持以真实、完整的数据为依据。</w:t>
       </w:r>
     </w:p>
     <w:p>
@@ -111,7 +111,7 @@
           <w:b w:val="0"/>
           <w:sz w:val="24"/>
         </w:rPr>
-        <w:t>校园线：星空读书会想购买一台摄影设备用于期末展览，现金价为6000元。商家提出分期方案：12个月，每月支付550元，无需首付。社长李想觉得“每月才550元，比一次性掏6000元轻松多了”，于是想直接签约。财务干事小林提醒他：先算一算，这12期一共要付多少钱。</w:t>
+        <w:t>校园线：星空读书会想购买一台摄影设备，用于期末的作品展览。设备的现金价为6000元。商家提出分期方案：12个月，每月支付550元，无需首付，签约即可取走设备。社长李想觉得“每月才550元，比一次性掏6000元轻松多了”，于是想直接签约。财务干事小林提醒他：先算一算，这12期一共要付多少钱，比现金价多出了多少。</w:t>
       </w:r>
     </w:p>
     <w:p>
@@ -125,7 +125,7 @@
           <w:b w:val="0"/>
           <w:sz w:val="24"/>
         </w:rPr>
-        <w:t>职业线：青禾文具公司的打印设备现金价为24000元。供应商提出分期方案：12期，每期2100元。业务部经理认为，每期金额可以接受，但陈静要求先把利息算清楚，再交由周明审批。</w:t>
+        <w:t>职业线：青禾文具公司需要采购一台打印设备，供应商报价24000元。供应商提出分期方案：12期，每期2100元。业务部经理认为，每期金额在预算范围内，可以接受。陈静却要求先把利息算清楚，把结果写进审批材料，再交由周明审批。她说：“审批的是总成本，不是每个月的感觉。”</w:t>
       </w:r>
     </w:p>
     <w:p>
@@ -153,7 +153,7 @@
           <w:b w:val="0"/>
           <w:sz w:val="24"/>
         </w:rPr>
-        <w:t>【通识】利息是为了使用资金而支付的代价。在分期付款中，商家并不一定会写“利息”二字，但是分期的总付款额超过现金价的部分，实际上就是为“先用后付”支付的成本。</w:t>
+        <w:t>【通识】利息是为了使用资金而支付的代价。在分期付款中，商家不一定会写“利息”两个字，但分期的总付款额超过现金价的部分，实际上就是为“先用后付”支付的成本。</w:t>
       </w:r>
     </w:p>
     <w:p>
@@ -209,7 +209,21 @@
           <w:b w:val="0"/>
           <w:sz w:val="24"/>
         </w:rPr>
-        <w:t>这一步最简单，却最容易被忽略。很多人只看每期金额，不看总额，于是低估了分期的成本。</w:t>
+        <w:t>这一步最简单，却最容易被忽略。很多人只看每期金额，不看总额，于是低估了分期的成本。另外，合同中如果还有手续费、服务费、保险费等项目，也应当计入分期的总付款额。如果合同中出现了这类费用，计算时要把它们全部加进去，不能只算设备价款。</w:t>
+      </w:r>
+    </w:p>
+    <w:p>
+      <w:pPr>
+        <w:spacing w:lineRule="exact" w:line="400" w:before="0" w:after="0"/>
+        <w:ind w:firstLine="480"/>
+      </w:pPr>
+      <w:r>
+        <w:rPr>
+          <w:rFonts w:ascii="Times New Roman" w:hAnsi="Times New Roman" w:eastAsia="宋体"/>
+          <w:b w:val="0"/>
+          <w:sz w:val="24"/>
+        </w:rPr>
+        <w:t>【通识】计算多付金额时，还要注意一个前提：现金价必须是同一时间、同一质量、同一配置下的价格。如果一次付款的价格含有折扣，或分期的设备配置不同，就不能直接比较，应先统一条件。</w:t>
       </w:r>
     </w:p>
     <w:p>
@@ -237,7 +251,7 @@
           <w:b w:val="0"/>
           <w:sz w:val="24"/>
         </w:rPr>
-        <w:t>【通识】仅知道多付600元还不够，因为这笔钱是分12个月付的，每个月实际占用的本金在不断减少。要比较不同方案，需要把它换算成利率。</w:t>
+        <w:t>【通识】仅知道多付600元还不够。因为这笔钱是分12个月付的，每个月实际占用的本金在不断减少，所以600元不能直接理解为“一年的利息是600元”。要比较不同方案，需要把它换算成利率。</w:t>
       </w:r>
     </w:p>
     <w:p>
@@ -251,7 +265,7 @@
           <w:b w:val="0"/>
           <w:sz w:val="24"/>
         </w:rPr>
-        <w:t>换算的方法是：找出一个利率，使得“每期付款额按这个利率折现后的合计”恰好等于现金价。这个利率称为分期方案的隐含利率。手工计算需要反复试算，通常借助Excel的RATE函数完成。</w:t>
+        <w:t>换算的思路是：找出一个利率，使得“每期付款额按这个利率折现后的合计”恰好等于现金价。这个利率称为分期方案的隐含利率。它的含义是：商家实际上是按这个利率向你收取资金的使用费。</w:t>
       </w:r>
     </w:p>
     <w:p>
@@ -265,7 +279,21 @@
           <w:b w:val="0"/>
           <w:sz w:val="24"/>
         </w:rPr>
-        <w:t>在Excel中输入：=RATE(12,−550,6000)，得到月利率约为1.50%。乘以12，得到名义年利率约为17.97%。</w:t>
+        <w:t>手工计算需要反复试算：先假设一个月利率，算出在这个利率下每期付款的现值合计；若合计偏大，说明利率偏低；若合计偏小，说明利率偏高。经过几次逼近，就能找到接近的结果。这个过程枯燥，但有助于理解利率的含义，因此建议至少完整地做一次。</w:t>
+      </w:r>
+    </w:p>
+    <w:p>
+      <w:pPr>
+        <w:spacing w:lineRule="exact" w:line="400" w:before="0" w:after="0"/>
+        <w:ind w:firstLine="480"/>
+      </w:pPr>
+      <w:r>
+        <w:rPr>
+          <w:rFonts w:ascii="Times New Roman" w:hAnsi="Times New Roman" w:eastAsia="宋体"/>
+          <w:b w:val="0"/>
+          <w:sz w:val="24"/>
+        </w:rPr>
+        <w:t>在Excel中，可以直接使用RATE函数完成计算。在单元格中输入：=RATE(12,−550,6000)，得到月利率约为1.50%。乘以12，得到名义年利率约为17.97%。</w:t>
       </w:r>
     </w:p>
     <w:p>
@@ -293,7 +321,35 @@
           <w:b w:val="0"/>
           <w:sz w:val="24"/>
         </w:rPr>
-        <w:t>【拓展】名义年利率是把月利率简单乘以12得到的数字，它没有考虑利息的复利效应。若按复利计算，实际年化利率为(1+月利率)^12−1。校园线的实际年化利率约为19.53%，职业线约为9.49%。两者的差异并不大，但在比较多个方案时，应当使用同一种口径。</w:t>
+        <w:t>注意RATE函数的参数顺序：期数、每期付款、现值。付款用负号表示，表示资金流出；现金价用正号表示，表示资金流入。参数符号错误时，函数会返回错误结果，或者无法给出答案，这时应先检查符号。</w:t>
+      </w:r>
+    </w:p>
+    <w:p>
+      <w:pPr>
+        <w:spacing w:lineRule="exact" w:line="400" w:before="0" w:after="0"/>
+        <w:ind w:firstLine="480"/>
+      </w:pPr>
+      <w:r>
+        <w:rPr>
+          <w:rFonts w:ascii="Times New Roman" w:hAnsi="Times New Roman" w:eastAsia="宋体"/>
+          <w:b w:val="0"/>
+          <w:sz w:val="24"/>
+        </w:rPr>
+        <w:t>【拓展】名义年利率是把月利率简单乘以12得到的数字，它没有考虑利息的复利效应。若按复利计算，实际年化利率为(1+月利率)^12−1。校园线的实际年化利率约为19.53%，职业线约为9.49%。两者的差异并不大，但在比较多个方案时，应当使用同一种口径，否则结论可能出现偏差。</w:t>
+      </w:r>
+    </w:p>
+    <w:p>
+      <w:pPr>
+        <w:spacing w:lineRule="exact" w:line="400" w:before="0" w:after="0"/>
+        <w:ind w:firstLine="480"/>
+      </w:pPr>
+      <w:r>
+        <w:rPr>
+          <w:rFonts w:ascii="Times New Roman" w:hAnsi="Times New Roman" w:eastAsia="宋体"/>
+          <w:b w:val="0"/>
+          <w:sz w:val="24"/>
+        </w:rPr>
+        <w:t>【拓展】有一种常见的算法是：用多付金额除以现金价，得到600÷6000=10%，并把它当作利率。这种算法的问题在于，它假设整笔6000元在一年中一直被占用。实际上，每个月还款后，占用的本金在减少，平均占用的本金只有初始本金的一半左右，因此10%会低估真实的利率。本例中，实际的名义年利率约为17.97%，正是因为计算时考虑了本金的逐期偿还。这也是本任务坚持使用RATE函数的原因。</w:t>
       </w:r>
     </w:p>
     <w:p>
@@ -907,7 +963,613 @@
           <w:b w:val="0"/>
           <w:sz w:val="24"/>
         </w:rPr>
-        <w:t>表格的作用，是把所有数字放在同一张表中，便于逐项核对。在表格中，每个数字都应当能说出来源：现金价来自商家报价，每期付款来自分期合同，其余数字由计算得出。</w:t>
+        <w:t>表格的作用，是把所有数字放在同一张表中，便于逐项核对。在表格中，每个数字都应当能说出来源：现金价来自商家报价，每期付款来自分期合同，其余数字由计算得出。如果某个数字说不出来源，就不能放进审批材料。</w:t>
+      </w:r>
+    </w:p>
+    <w:p>
+      <w:pPr>
+        <w:keepNext/>
+        <w:spacing w:lineRule="exact" w:line="400" w:before="120" w:after="0"/>
+      </w:pPr>
+      <w:r>
+        <w:rPr>
+          <w:rFonts w:ascii="Times New Roman" w:hAnsi="Times New Roman" w:eastAsia="黑体"/>
+          <w:b/>
+          <w:sz w:val="24"/>
+        </w:rPr>
+        <w:t>四、期数对成本的影响</w:t>
+      </w:r>
+    </w:p>
+    <w:p>
+      <w:pPr>
+        <w:spacing w:lineRule="exact" w:line="400" w:before="0" w:after="0"/>
+        <w:ind w:firstLine="480"/>
+      </w:pPr>
+      <w:r>
+        <w:rPr>
+          <w:rFonts w:ascii="Times New Roman" w:hAnsi="Times New Roman" w:eastAsia="宋体"/>
+          <w:b w:val="0"/>
+          <w:sz w:val="24"/>
+        </w:rPr>
+        <w:t>【通识】同样的总额，分期的期数不同，每期金额不同，隐含利率也不同。期数越长，每期金额越低，但占用资金的时间越长，成本往往越高。</w:t>
+      </w:r>
+    </w:p>
+    <w:p>
+      <w:pPr>
+        <w:spacing w:lineRule="exact" w:line="400" w:before="0" w:after="0"/>
+        <w:ind w:firstLine="480"/>
+      </w:pPr>
+      <w:r>
+        <w:rPr>
+          <w:rFonts w:ascii="Times New Roman" w:hAnsi="Times New Roman" w:eastAsia="宋体"/>
+          <w:b w:val="0"/>
+          <w:sz w:val="24"/>
+        </w:rPr>
+        <w:t>表3-2 不同期数下的分期利率（分期总额保持不变）</w:t>
+      </w:r>
+    </w:p>
+    <w:tbl>
+      <w:tblPr>
+        <w:tblStyle w:val="TableGrid"/>
+        <w:tblW w:type="auto" w:w="0"/>
+        <w:jc w:val="center"/>
+        <w:tblLook w:firstColumn="1" w:firstRow="1" w:lastColumn="0" w:lastRow="0" w:noHBand="0" w:noVBand="1" w:val="04A0"/>
+      </w:tblPr>
+      <w:tblGrid>
+        <w:gridCol w:w="1662"/>
+        <w:gridCol w:w="1662"/>
+        <w:gridCol w:w="1662"/>
+        <w:gridCol w:w="1662"/>
+        <w:gridCol w:w="1662"/>
+      </w:tblGrid>
+      <w:tr>
+        <w:tc>
+          <w:tcPr>
+            <w:tcW w:type="dxa" w:w="1662"/>
+          </w:tcPr>
+          <w:p>
+            <w:pPr>
+              <w:spacing w:line="240" w:lineRule="auto" w:before="40" w:after="40"/>
+              <w:jc w:val="center"/>
+            </w:pPr>
+            <w:r/>
+            <w:r>
+              <w:rPr>
+                <w:rFonts w:ascii="Times New Roman" w:hAnsi="Times New Roman" w:eastAsia="宋体"/>
+                <w:b/>
+                <w:sz w:val="21"/>
+              </w:rPr>
+              <w:t>期数（月）</w:t>
+            </w:r>
+          </w:p>
+        </w:tc>
+        <w:tc>
+          <w:tcPr>
+            <w:tcW w:type="dxa" w:w="1662"/>
+          </w:tcPr>
+          <w:p>
+            <w:pPr>
+              <w:spacing w:line="240" w:lineRule="auto" w:before="40" w:after="40"/>
+              <w:jc w:val="center"/>
+            </w:pPr>
+            <w:r/>
+            <w:r>
+              <w:rPr>
+                <w:rFonts w:ascii="Times New Roman" w:hAnsi="Times New Roman" w:eastAsia="宋体"/>
+                <w:b/>
+                <w:sz w:val="21"/>
+              </w:rPr>
+              <w:t>校园：每期付款（元）</w:t>
+            </w:r>
+          </w:p>
+        </w:tc>
+        <w:tc>
+          <w:tcPr>
+            <w:tcW w:type="dxa" w:w="1662"/>
+          </w:tcPr>
+          <w:p>
+            <w:pPr>
+              <w:spacing w:line="240" w:lineRule="auto" w:before="40" w:after="40"/>
+              <w:jc w:val="center"/>
+            </w:pPr>
+            <w:r/>
+            <w:r>
+              <w:rPr>
+                <w:rFonts w:ascii="Times New Roman" w:hAnsi="Times New Roman" w:eastAsia="宋体"/>
+                <w:b/>
+                <w:sz w:val="21"/>
+              </w:rPr>
+              <w:t>校园：名义年利率</w:t>
+            </w:r>
+          </w:p>
+        </w:tc>
+        <w:tc>
+          <w:tcPr>
+            <w:tcW w:type="dxa" w:w="1662"/>
+          </w:tcPr>
+          <w:p>
+            <w:pPr>
+              <w:spacing w:line="240" w:lineRule="auto" w:before="40" w:after="40"/>
+              <w:jc w:val="center"/>
+            </w:pPr>
+            <w:r/>
+            <w:r>
+              <w:rPr>
+                <w:rFonts w:ascii="Times New Roman" w:hAnsi="Times New Roman" w:eastAsia="宋体"/>
+                <w:b/>
+                <w:sz w:val="21"/>
+              </w:rPr>
+              <w:t>职业：每期付款（元）</w:t>
+            </w:r>
+          </w:p>
+        </w:tc>
+        <w:tc>
+          <w:tcPr>
+            <w:tcW w:type="dxa" w:w="1662"/>
+          </w:tcPr>
+          <w:p>
+            <w:pPr>
+              <w:spacing w:line="240" w:lineRule="auto" w:before="40" w:after="40"/>
+              <w:jc w:val="center"/>
+            </w:pPr>
+            <w:r/>
+            <w:r>
+              <w:rPr>
+                <w:rFonts w:ascii="Times New Roman" w:hAnsi="Times New Roman" w:eastAsia="宋体"/>
+                <w:b/>
+                <w:sz w:val="21"/>
+              </w:rPr>
+              <w:t>职业：名义年利率</w:t>
+            </w:r>
+          </w:p>
+        </w:tc>
+      </w:tr>
+      <w:tr>
+        <w:tc>
+          <w:tcPr>
+            <w:tcW w:type="dxa" w:w="1662"/>
+          </w:tcPr>
+          <w:p>
+            <w:pPr>
+              <w:spacing w:line="240" w:lineRule="auto" w:before="40" w:after="40"/>
+              <w:jc w:val="left"/>
+            </w:pPr>
+            <w:r/>
+            <w:r>
+              <w:rPr>
+                <w:rFonts w:ascii="Times New Roman" w:hAnsi="Times New Roman" w:eastAsia="宋体"/>
+                <w:b w:val="0"/>
+                <w:sz w:val="21"/>
+              </w:rPr>
+              <w:t>6</w:t>
+            </w:r>
+          </w:p>
+        </w:tc>
+        <w:tc>
+          <w:tcPr>
+            <w:tcW w:type="dxa" w:w="1662"/>
+          </w:tcPr>
+          <w:p>
+            <w:pPr>
+              <w:spacing w:line="240" w:lineRule="auto" w:before="40" w:after="40"/>
+              <w:jc w:val="left"/>
+            </w:pPr>
+            <w:r/>
+            <w:r>
+              <w:rPr>
+                <w:rFonts w:ascii="Times New Roman" w:hAnsi="Times New Roman" w:eastAsia="宋体"/>
+                <w:b w:val="0"/>
+                <w:sz w:val="21"/>
+              </w:rPr>
+              <w:t>1100</w:t>
+            </w:r>
+          </w:p>
+        </w:tc>
+        <w:tc>
+          <w:tcPr>
+            <w:tcW w:type="dxa" w:w="1662"/>
+          </w:tcPr>
+          <w:p>
+            <w:pPr>
+              <w:spacing w:line="240" w:lineRule="auto" w:before="40" w:after="40"/>
+              <w:jc w:val="left"/>
+            </w:pPr>
+            <w:r/>
+            <w:r>
+              <w:rPr>
+                <w:rFonts w:ascii="Times New Roman" w:hAnsi="Times New Roman" w:eastAsia="宋体"/>
+                <w:b w:val="0"/>
+                <w:sz w:val="21"/>
+              </w:rPr>
+              <w:t>33.52%</w:t>
+            </w:r>
+          </w:p>
+        </w:tc>
+        <w:tc>
+          <w:tcPr>
+            <w:tcW w:type="dxa" w:w="1662"/>
+          </w:tcPr>
+          <w:p>
+            <w:pPr>
+              <w:spacing w:line="240" w:lineRule="auto" w:before="40" w:after="40"/>
+              <w:jc w:val="left"/>
+            </w:pPr>
+            <w:r/>
+            <w:r>
+              <w:rPr>
+                <w:rFonts w:ascii="Times New Roman" w:hAnsi="Times New Roman" w:eastAsia="宋体"/>
+                <w:b w:val="0"/>
+                <w:sz w:val="21"/>
+              </w:rPr>
+              <w:t>4200</w:t>
+            </w:r>
+          </w:p>
+        </w:tc>
+        <w:tc>
+          <w:tcPr>
+            <w:tcW w:type="dxa" w:w="1662"/>
+          </w:tcPr>
+          <w:p>
+            <w:pPr>
+              <w:spacing w:line="240" w:lineRule="auto" w:before="40" w:after="40"/>
+              <w:jc w:val="left"/>
+            </w:pPr>
+            <w:r/>
+            <w:r>
+              <w:rPr>
+                <w:rFonts w:ascii="Times New Roman" w:hAnsi="Times New Roman" w:eastAsia="宋体"/>
+                <w:b w:val="0"/>
+                <w:sz w:val="21"/>
+              </w:rPr>
+              <w:t>16.94%</w:t>
+            </w:r>
+          </w:p>
+        </w:tc>
+      </w:tr>
+      <w:tr>
+        <w:tc>
+          <w:tcPr>
+            <w:tcW w:type="dxa" w:w="1662"/>
+          </w:tcPr>
+          <w:p>
+            <w:pPr>
+              <w:spacing w:line="240" w:lineRule="auto" w:before="40" w:after="40"/>
+              <w:jc w:val="left"/>
+            </w:pPr>
+            <w:r/>
+            <w:r>
+              <w:rPr>
+                <w:rFonts w:ascii="Times New Roman" w:hAnsi="Times New Roman" w:eastAsia="宋体"/>
+                <w:b w:val="0"/>
+                <w:sz w:val="21"/>
+              </w:rPr>
+              <w:t>12</w:t>
+            </w:r>
+          </w:p>
+        </w:tc>
+        <w:tc>
+          <w:tcPr>
+            <w:tcW w:type="dxa" w:w="1662"/>
+          </w:tcPr>
+          <w:p>
+            <w:pPr>
+              <w:spacing w:line="240" w:lineRule="auto" w:before="40" w:after="40"/>
+              <w:jc w:val="left"/>
+            </w:pPr>
+            <w:r/>
+            <w:r>
+              <w:rPr>
+                <w:rFonts w:ascii="Times New Roman" w:hAnsi="Times New Roman" w:eastAsia="宋体"/>
+                <w:b w:val="0"/>
+                <w:sz w:val="21"/>
+              </w:rPr>
+              <w:t>550</w:t>
+            </w:r>
+          </w:p>
+        </w:tc>
+        <w:tc>
+          <w:tcPr>
+            <w:tcW w:type="dxa" w:w="1662"/>
+          </w:tcPr>
+          <w:p>
+            <w:pPr>
+              <w:spacing w:line="240" w:lineRule="auto" w:before="40" w:after="40"/>
+              <w:jc w:val="left"/>
+            </w:pPr>
+            <w:r/>
+            <w:r>
+              <w:rPr>
+                <w:rFonts w:ascii="Times New Roman" w:hAnsi="Times New Roman" w:eastAsia="宋体"/>
+                <w:b w:val="0"/>
+                <w:sz w:val="21"/>
+              </w:rPr>
+              <w:t>17.97%</w:t>
+            </w:r>
+          </w:p>
+        </w:tc>
+        <w:tc>
+          <w:tcPr>
+            <w:tcW w:type="dxa" w:w="1662"/>
+          </w:tcPr>
+          <w:p>
+            <w:pPr>
+              <w:spacing w:line="240" w:lineRule="auto" w:before="40" w:after="40"/>
+              <w:jc w:val="left"/>
+            </w:pPr>
+            <w:r/>
+            <w:r>
+              <w:rPr>
+                <w:rFonts w:ascii="Times New Roman" w:hAnsi="Times New Roman" w:eastAsia="宋体"/>
+                <w:b w:val="0"/>
+                <w:sz w:val="21"/>
+              </w:rPr>
+              <w:t>2100</w:t>
+            </w:r>
+          </w:p>
+        </w:tc>
+        <w:tc>
+          <w:tcPr>
+            <w:tcW w:type="dxa" w:w="1662"/>
+          </w:tcPr>
+          <w:p>
+            <w:pPr>
+              <w:spacing w:line="240" w:lineRule="auto" w:before="40" w:after="40"/>
+              <w:jc w:val="left"/>
+            </w:pPr>
+            <w:r/>
+            <w:r>
+              <w:rPr>
+                <w:rFonts w:ascii="Times New Roman" w:hAnsi="Times New Roman" w:eastAsia="宋体"/>
+                <w:b w:val="0"/>
+                <w:sz w:val="21"/>
+              </w:rPr>
+              <w:t>9.10%</w:t>
+            </w:r>
+          </w:p>
+        </w:tc>
+      </w:tr>
+      <w:tr>
+        <w:tc>
+          <w:tcPr>
+            <w:tcW w:type="dxa" w:w="1662"/>
+          </w:tcPr>
+          <w:p>
+            <w:pPr>
+              <w:spacing w:line="240" w:lineRule="auto" w:before="40" w:after="40"/>
+              <w:jc w:val="left"/>
+            </w:pPr>
+            <w:r/>
+            <w:r>
+              <w:rPr>
+                <w:rFonts w:ascii="Times New Roman" w:hAnsi="Times New Roman" w:eastAsia="宋体"/>
+                <w:b w:val="0"/>
+                <w:sz w:val="21"/>
+              </w:rPr>
+              <w:t>24</w:t>
+            </w:r>
+          </w:p>
+        </w:tc>
+        <w:tc>
+          <w:tcPr>
+            <w:tcW w:type="dxa" w:w="1662"/>
+          </w:tcPr>
+          <w:p>
+            <w:pPr>
+              <w:spacing w:line="240" w:lineRule="auto" w:before="40" w:after="40"/>
+              <w:jc w:val="left"/>
+            </w:pPr>
+            <w:r/>
+            <w:r>
+              <w:rPr>
+                <w:rFonts w:ascii="Times New Roman" w:hAnsi="Times New Roman" w:eastAsia="宋体"/>
+                <w:b w:val="0"/>
+                <w:sz w:val="21"/>
+              </w:rPr>
+              <w:t>275</w:t>
+            </w:r>
+          </w:p>
+        </w:tc>
+        <w:tc>
+          <w:tcPr>
+            <w:tcW w:type="dxa" w:w="1662"/>
+          </w:tcPr>
+          <w:p>
+            <w:pPr>
+              <w:spacing w:line="240" w:lineRule="auto" w:before="40" w:after="40"/>
+              <w:jc w:val="left"/>
+            </w:pPr>
+            <w:r/>
+            <w:r>
+              <w:rPr>
+                <w:rFonts w:ascii="Times New Roman" w:hAnsi="Times New Roman" w:eastAsia="宋体"/>
+                <w:b w:val="0"/>
+                <w:sz w:val="21"/>
+              </w:rPr>
+              <w:t>9.32%</w:t>
+            </w:r>
+          </w:p>
+        </w:tc>
+        <w:tc>
+          <w:tcPr>
+            <w:tcW w:type="dxa" w:w="1662"/>
+          </w:tcPr>
+          <w:p>
+            <w:pPr>
+              <w:spacing w:line="240" w:lineRule="auto" w:before="40" w:after="40"/>
+              <w:jc w:val="left"/>
+            </w:pPr>
+            <w:r/>
+            <w:r>
+              <w:rPr>
+                <w:rFonts w:ascii="Times New Roman" w:hAnsi="Times New Roman" w:eastAsia="宋体"/>
+                <w:b w:val="0"/>
+                <w:sz w:val="21"/>
+              </w:rPr>
+              <w:t>1050</w:t>
+            </w:r>
+          </w:p>
+        </w:tc>
+        <w:tc>
+          <w:tcPr>
+            <w:tcW w:type="dxa" w:w="1662"/>
+          </w:tcPr>
+          <w:p>
+            <w:pPr>
+              <w:spacing w:line="240" w:lineRule="auto" w:before="40" w:after="40"/>
+              <w:jc w:val="left"/>
+            </w:pPr>
+            <w:r/>
+            <w:r>
+              <w:rPr>
+                <w:rFonts w:ascii="Times New Roman" w:hAnsi="Times New Roman" w:eastAsia="宋体"/>
+                <w:b w:val="0"/>
+                <w:sz w:val="21"/>
+              </w:rPr>
+              <w:t>4.73%</w:t>
+            </w:r>
+          </w:p>
+        </w:tc>
+      </w:tr>
+    </w:tbl>
+    <w:p/>
+    <w:p>
+      <w:pPr>
+        <w:spacing w:lineRule="exact" w:line="400" w:before="0" w:after="0"/>
+        <w:ind w:firstLine="480"/>
+      </w:pPr>
+      <w:r>
+        <w:rPr>
+          <w:rFonts w:ascii="Times New Roman" w:hAnsi="Times New Roman" w:eastAsia="宋体"/>
+          <w:b w:val="0"/>
+          <w:sz w:val="24"/>
+        </w:rPr>
+        <w:t>从表3-2可以看出，两个案例中，总额都没有变化，但期数从6个月延长到24个月后，隐含利率大幅下降。这说明，隐含利率是由“现金价”和“每期付款”共同决定的，不能只看总额，也不能只看每期金额。</w:t>
+      </w:r>
+    </w:p>
+    <w:p>
+      <w:pPr>
+        <w:spacing w:lineRule="exact" w:line="400" w:before="0" w:after="0"/>
+        <w:ind w:firstLine="480"/>
+      </w:pPr>
+      <w:r>
+        <w:rPr>
+          <w:rFonts w:ascii="Times New Roman" w:hAnsi="Times New Roman" w:eastAsia="宋体"/>
+          <w:b w:val="0"/>
+          <w:sz w:val="24"/>
+        </w:rPr>
+        <w:t>这个规律对决策有直接的意义。如果分期的期数可以选择，应当比较不同期数下的隐含利率，而不是只选择每期金额最低的方案。每期金额最低的方案，往往对应期数最长、利率并不一定最低的组合。</w:t>
+      </w:r>
+    </w:p>
+    <w:p>
+      <w:pPr>
+        <w:keepNext/>
+        <w:spacing w:lineRule="exact" w:line="400" w:before="120" w:after="0"/>
+      </w:pPr>
+      <w:r>
+        <w:rPr>
+          <w:rFonts w:ascii="Times New Roman" w:hAnsi="Times New Roman" w:eastAsia="黑体"/>
+          <w:b/>
+          <w:sz w:val="24"/>
+        </w:rPr>
+        <w:t>五、看懂分期合同</w:t>
+      </w:r>
+    </w:p>
+    <w:p>
+      <w:pPr>
+        <w:spacing w:lineRule="exact" w:line="400" w:before="0" w:after="0"/>
+        <w:ind w:firstLine="480"/>
+      </w:pPr>
+      <w:r>
+        <w:rPr>
+          <w:rFonts w:ascii="Times New Roman" w:hAnsi="Times New Roman" w:eastAsia="宋体"/>
+          <w:b w:val="0"/>
+          <w:sz w:val="24"/>
+        </w:rPr>
+        <w:t>【通识】计算的前提是合同条款清楚。分期合同中常见的内容，至少应当包括以下几项，签约前应逐项核对：</w:t>
+      </w:r>
+    </w:p>
+    <w:p>
+      <w:pPr>
+        <w:spacing w:lineRule="exact" w:line="400" w:before="0" w:after="0"/>
+        <w:ind w:left="480" w:hanging="240"/>
+      </w:pPr>
+      <w:r>
+        <w:rPr>
+          <w:rFonts w:ascii="Times New Roman" w:hAnsi="Times New Roman" w:eastAsia="宋体"/>
+          <w:b w:val="0"/>
+          <w:sz w:val="24"/>
+        </w:rPr>
+        <w:t>• 现金价与分期总额，两者的差额及其构成（利息、手续费、服务费等）；</w:t>
+      </w:r>
+    </w:p>
+    <w:p>
+      <w:pPr>
+        <w:spacing w:lineRule="exact" w:line="400" w:before="0" w:after="0"/>
+        <w:ind w:left="480" w:hanging="240"/>
+      </w:pPr>
+      <w:r>
+        <w:rPr>
+          <w:rFonts w:ascii="Times New Roman" w:hAnsi="Times New Roman" w:eastAsia="宋体"/>
+          <w:b w:val="0"/>
+          <w:sz w:val="24"/>
+        </w:rPr>
+        <w:t>• 期数、每期金额和每期的付款日期，首付金额（如有）；</w:t>
+      </w:r>
+    </w:p>
+    <w:p>
+      <w:pPr>
+        <w:spacing w:lineRule="exact" w:line="400" w:before="0" w:after="0"/>
+        <w:ind w:left="480" w:hanging="240"/>
+      </w:pPr>
+      <w:r>
+        <w:rPr>
+          <w:rFonts w:ascii="Times New Roman" w:hAnsi="Times New Roman" w:eastAsia="宋体"/>
+          <w:b w:val="0"/>
+          <w:sz w:val="24"/>
+        </w:rPr>
+        <w:t>• 提前还款的规定，是否需要支付违约金或手续费；</w:t>
+      </w:r>
+    </w:p>
+    <w:p>
+      <w:pPr>
+        <w:spacing w:lineRule="exact" w:line="400" w:before="0" w:after="0"/>
+        <w:ind w:left="480" w:hanging="240"/>
+      </w:pPr>
+      <w:r>
+        <w:rPr>
+          <w:rFonts w:ascii="Times New Roman" w:hAnsi="Times New Roman" w:eastAsia="宋体"/>
+          <w:b w:val="0"/>
+          <w:sz w:val="24"/>
+        </w:rPr>
+        <w:t>• 逾期付款的处理方式，包括逾期费用和对信用记录的影响；</w:t>
+      </w:r>
+    </w:p>
+    <w:p>
+      <w:pPr>
+        <w:spacing w:lineRule="exact" w:line="400" w:before="0" w:after="0"/>
+        <w:ind w:left="480" w:hanging="240"/>
+      </w:pPr>
+      <w:r>
+        <w:rPr>
+          <w:rFonts w:ascii="Times New Roman" w:hAnsi="Times New Roman" w:eastAsia="宋体"/>
+          <w:b w:val="0"/>
+          <w:sz w:val="24"/>
+        </w:rPr>
+        <w:t>• 设备的交付时间、质保期限，以及所有权何时转移。</w:t>
+      </w:r>
+    </w:p>
+    <w:p>
+      <w:pPr>
+        <w:spacing w:lineRule="exact" w:line="400" w:before="0" w:after="0"/>
+        <w:ind w:firstLine="480"/>
+      </w:pPr>
+      <w:r>
+        <w:rPr>
+          <w:rFonts w:ascii="Times New Roman" w:hAnsi="Times New Roman" w:eastAsia="宋体"/>
+          <w:b w:val="0"/>
+          <w:sz w:val="24"/>
+        </w:rPr>
+        <w:t>这些条款往往分散在不同的页面或附件中。如果合同中出现“免息”“零利率”之类的表述，应当查看是否另有手续费或服务费，计算时以全部费用为准。</w:t>
       </w:r>
     </w:p>
     <w:p>
@@ -935,7 +1597,7 @@
           <w:b w:val="0"/>
           <w:sz w:val="24"/>
         </w:rPr>
-        <w:t>李想看到表3-1后，发现校园线的分期实际年化利率接近20%，比他原来想象的高得多。他决定先与商家协商，争取降低分期的利率，或者改为先凑钱、分批购买。</w:t>
+        <w:t>李想看到表3-1后，发现校园线的分期实际年化利率接近20%，比他原来想象的高得多。他决定先与商家协商，争取降低分期的利率，或者缩短分期期数。他还注意到，表3-2中24期的方案利率较低，于是请商家提供24期的报价。</w:t>
       </w:r>
     </w:p>
     <w:p>
@@ -949,7 +1611,7 @@
           <w:b w:val="0"/>
           <w:sz w:val="24"/>
         </w:rPr>
-        <w:t>小林在核对时还发现一个细节：商家的报价单中没有写明分期手续费，于是她要求商家把全部费用写入合同。职业线中，陈静也要求供应商提供书面的分期条件，并以表3-1作为审批附件。</w:t>
+        <w:t>小林在核对时还发现一个细节：商家的报价单中没有写明分期手续费，只写了“每月550元”。她要求商家把全部费用写入合同，并列出每一期的金额和日期。职业线中，陈静也要求供应商提供书面的分期条件，并以表3-1作为审批附件。</w:t>
       </w:r>
     </w:p>
     <w:p>
@@ -985,7 +1647,7 @@
           <w:b w:val="0"/>
           <w:sz w:val="24"/>
         </w:rPr>
-        <w:t xml:space="preserve"> 每期金额小，只是把总额拆散了，不等于总额小。</w:t>
+        <w:t xml:space="preserve"> 每期金额小，只是把总额拆散了，不等于总额小。成本应当看总额和利率。</w:t>
       </w:r>
     </w:p>
     <w:p>
@@ -1007,7 +1669,7 @@
           <w:b w:val="0"/>
           <w:sz w:val="24"/>
         </w:rPr>
-        <w:t xml:space="preserve"> 名义利率只是简单乘以12，实际年化利率要考虑复利。比较方案时要说明用的是哪一种。</w:t>
+        <w:t xml:space="preserve"> 名义利率只是简单乘以12，实际年化利率要考虑复利。比较方案时要说明用的是哪一种，并在表格中注明。</w:t>
       </w:r>
     </w:p>
     <w:p>
@@ -1029,7 +1691,29 @@
           <w:b w:val="0"/>
           <w:sz w:val="24"/>
         </w:rPr>
-        <w:t xml:space="preserve"> 不同方案的付款期限和时点不同，直接比较利率可能有偏差，还需要统一口径，这正是下一任务的内容。</w:t>
+        <w:t xml:space="preserve"> 不同方案的付款期限和时点不同，直接比较利率可能有偏差。下一任务将介绍统一口径的方法。</w:t>
+      </w:r>
+    </w:p>
+    <w:p>
+      <w:pPr>
+        <w:spacing w:lineRule="exact" w:line="400" w:before="0" w:after="0"/>
+        <w:ind w:firstLine="480"/>
+      </w:pPr>
+      <w:r>
+        <w:rPr>
+          <w:rFonts w:ascii="Times New Roman" w:hAnsi="Times New Roman" w:eastAsia="宋体"/>
+          <w:b/>
+          <w:sz w:val="24"/>
+        </w:rPr>
+        <w:t>误区四：只算设备价款，忽略其他费用。</w:t>
+      </w:r>
+      <w:r>
+        <w:rPr>
+          <w:rFonts w:ascii="Times New Roman" w:hAnsi="Times New Roman" w:eastAsia="宋体"/>
+          <w:b w:val="0"/>
+          <w:sz w:val="24"/>
+        </w:rPr>
+        <w:t xml:space="preserve"> 合同中的手续费、服务费等如果没有计入，计算出的利率会偏低，决策会出现偏差。</w:t>
       </w:r>
     </w:p>
     <w:p>
@@ -1057,7 +1741,7 @@
           <w:b w:val="0"/>
           <w:sz w:val="24"/>
         </w:rPr>
-        <w:t>设想一个常见的情形（本案例为虚构）：一位同学购买电子产品时，只关注“每月几十元”，没有计算分期的总支出。几个月后才发现，每月的分期付款已经压缩了自己的生活费。</w:t>
+        <w:t>设想一个常见的情形（本案例为虚构）：一位同学购买电子产品时，只关注“每月几十元”，没有计算分期的总支出。几个月后，他才发现每月的分期付款已经压缩了自己的生活费，而且还要承担不少额外费用。</w:t>
       </w:r>
     </w:p>
     <w:p>
@@ -1071,7 +1755,7 @@
           <w:b w:val="0"/>
           <w:sz w:val="24"/>
         </w:rPr>
-        <w:t>点题：财务素养的第一步，是看清总额。作为会计学习者，我们更应当以数字说话，不被“每月只要”的说法牵着走。</w:t>
+        <w:t>点题：财务素养的第一步，是看清总额。作为财务工作者，我们更应当以数字说话，不被“每月只要”的说法牵着走。学会算清楚，是对自己负责，也是对单位负责。</w:t>
       </w:r>
     </w:p>
     <w:p>
@@ -1117,7 +1801,23 @@
         </w:rPr>
         <w:t>2.</w:t>
         <w:tab/>
-        <w:t>查阅一种你熟悉的分期消费方式（例如某品牌的分期付款），列出它的现金价、期数和每期付款，计算它的多付金额。</w:t>
+        <w:t>同一部手机，若分期改为6个月，每月付840元，请计算其名义年利率，并与第1题比较，说明期数变化对成本的影响。</w:t>
+      </w:r>
+    </w:p>
+    <w:p>
+      <w:pPr>
+        <w:spacing w:lineRule="exact" w:line="400" w:before="0" w:after="0"/>
+        <w:ind w:left="480" w:hanging="480"/>
+      </w:pPr>
+      <w:r>
+        <w:rPr>
+          <w:rFonts w:ascii="Times New Roman" w:hAnsi="Times New Roman" w:eastAsia="宋体"/>
+          <w:b w:val="0"/>
+          <w:sz w:val="24"/>
+        </w:rPr>
+        <w:t>3.</w:t>
+        <w:tab/>
+        <w:t>查阅一种你熟悉的分期消费方式（例如某品牌的分期付款），列出它的现金价、期数、每期付款和全部费用，计算它的多付金额。</w:t>
       </w:r>
     </w:p>
     <w:p>
@@ -1145,7 +1845,7 @@
           <w:b w:val="0"/>
           <w:sz w:val="24"/>
         </w:rPr>
-        <w:t>本任务的核心是：分期付款的成本，等于分期总额减去现金价。通过RATE函数，可以把它换算成利率，但要注意名义利率与实际年化利率的区别。</w:t>
+        <w:t>本任务的核心是：分期付款的成本，等于分期总额减去现金价，并且要把所有费用计入总额。通过RATE函数，可以把它换算成隐含利率。注意名义利率与实际年化利率的区别，并比较不同期数下的利率。</w:t>
       </w:r>
     </w:p>
     <w:p>
@@ -1187,7 +1887,7 @@
           <w:b w:val="0"/>
           <w:sz w:val="24"/>
         </w:rPr>
-        <w:t>职业线：青禾文具的财务部可以选择两种方式采购打印设备：一次付款24000元，享受供应商的现金折扣；或者分12期付款，每期2100元。周明问陈静：“我们手头有现金，这笔钱要不要用于分期？”陈静没有直接回答，而是问了一个问题：“如果我们不用这笔钱买设备，它能放在哪里，能有多少收益？”</w:t>
+        <w:t>职业线：青禾文具的财务部可以选择两种方式采购打印设备：一次付款24000元，或者分12期付款，每期2100元。周明问陈静：“我们手头有现金，这笔钱要不要用于分期？”陈静没有直接回答，而是问了一个问题：“如果我们不用这笔钱买设备，它能放在哪里，能有多少收益？”</w:t>
       </w:r>
     </w:p>
     <w:p>
@@ -1201,7 +1901,7 @@
           <w:b w:val="0"/>
           <w:sz w:val="24"/>
         </w:rPr>
-        <w:t>校园线：星空读书会的账户里有6000元社团结余。社长李想觉得，既然有钱，直接付清最省事；小林则提醒，这笔钱如果放着，也能产生一点收益，不能只看账面金额。</w:t>
+        <w:t>校园线：星空读书会的账户里有6000元社团结余。李想觉得，既然有钱，直接付清最省事，而且不欠任何人的钱。小林则提醒他，这笔钱如果放着，也能产生一点收益，不能只看账面金额。两个人争论起来：付清是不是一定比分期更好？</w:t>
       </w:r>
     </w:p>
     <w:p>
@@ -1229,7 +1929,7 @@
           <w:b w:val="0"/>
           <w:sz w:val="24"/>
         </w:rPr>
-        <w:t>【通识】同样是一笔钱，今天拿到的价值通常高于将来拿到的价值。原因有三：一是可以把钱存入银行或投资获得收益；二是通货膨胀使得未来的购买力下降；三是未来的付款存在不确定性。</w:t>
+        <w:t>【通识】同样是一笔钱，今天拿到的价值通常高于将来拿到的价值。原因有三：一是可以把钱存入银行或投资获得收益；二是通货膨胀会使未来的购买力下降；三是未来的付款存在不确定性，例如对方可能违约。</w:t>
       </w:r>
     </w:p>
     <w:p>
@@ -1243,7 +1943,21 @@
           <w:b w:val="0"/>
           <w:sz w:val="24"/>
         </w:rPr>
-        <w:t>因此，比较不同时点的付款，不能直接相加，而要把它们折算到同一时点。折算后的金额称为现值。</w:t>
+        <w:t>因此，比较不同时点的付款，不能直接相加，而要把它们折算到同一时点。折算后的金额称为现值。现值的计算，就是把未来的每一笔金额，按照一个折现率，折算回今天。</w:t>
+      </w:r>
+    </w:p>
+    <w:p>
+      <w:pPr>
+        <w:spacing w:lineRule="exact" w:line="400" w:before="0" w:after="0"/>
+        <w:ind w:firstLine="480"/>
+      </w:pPr>
+      <w:r>
+        <w:rPr>
+          <w:rFonts w:ascii="Times New Roman" w:hAnsi="Times New Roman" w:eastAsia="宋体"/>
+          <w:b w:val="0"/>
+          <w:sz w:val="24"/>
+        </w:rPr>
+        <w:t>【通识】折现率代表资金的机会成本，也就是把钱用在其他地方所能获得的收益率。选择折现率时，应当考虑本单位可以获得的最好的替代收益，而不是随意选一个数字。</w:t>
       </w:r>
     </w:p>
     <w:p>
@@ -1271,7 +1985,7 @@
           <w:b w:val="0"/>
           <w:sz w:val="24"/>
         </w:rPr>
-        <w:t>【通识】本项目设定一个教学假设：年收益率为3%，即月折现率为0.25%。这个数字只用于练习，实际工作中应当使用本单位的资金成本或机会成本。</w:t>
+        <w:t>【通识】本项目设定一个教学假设：年折现率为3%，即月折现率为0.25%。这个数字只用于练习，实际工作中应当使用本单位的资金成本或机会成本，并在报告中说明依据。</w:t>
       </w:r>
     </w:p>
     <w:p>
@@ -1327,7 +2041,7 @@
           <w:b w:val="0"/>
           <w:sz w:val="24"/>
         </w:rPr>
-        <w:t>图3-1 直观地显示了三种金额：一次付款的现金价、分期的现值和分期的名义总额。</w:t>
+        <w:t>图3-1 直观地显示了三种金额：一次付款的现金价、分期的现值和分期的名义总额。可以看到，分期的现值虽然低于名义总额，但仍然高于一次付款的现金价。</w:t>
       </w:r>
     </w:p>
     <w:p>
@@ -1410,7 +2124,7 @@
           <w:b w:val="0"/>
           <w:sz w:val="24"/>
         </w:rPr>
-        <w:t>表3-2 两种付款方式的比较（年折现率3%）</w:t>
+        <w:t>表3-3 两种付款方式的比较（年折现率3%）</w:t>
       </w:r>
     </w:p>
     <w:tbl>
@@ -1748,7 +2462,21 @@
           <w:b w:val="0"/>
           <w:sz w:val="24"/>
         </w:rPr>
-        <w:t>从表3-2可以看到，两种口径得出的结论一致：在本项目的假设下，一次付款更划算。但注意，如果年收益率很高，或者供应商提供了更低的分期利率，结论可能会改变。因此，结论必须依赖假设，假设变化时要重新计算。</w:t>
+        <w:t>从表3-3可以看到，三种口径得出的结论一致：在本项目的假设下，一次付款更划算。需要注意，这个结论依赖于折现率的假设。折现率变化时，结论可能改变，因此必须做敏感性分析。</w:t>
+      </w:r>
+    </w:p>
+    <w:p>
+      <w:pPr>
+        <w:spacing w:lineRule="exact" w:line="400" w:before="0" w:after="0"/>
+        <w:ind w:firstLine="480"/>
+      </w:pPr>
+      <w:r>
+        <w:rPr>
+          <w:rFonts w:ascii="Times New Roman" w:hAnsi="Times New Roman" w:eastAsia="宋体"/>
+          <w:b w:val="0"/>
+          <w:sz w:val="24"/>
+        </w:rPr>
+        <w:t>【通识】折现率怎么定，是学生最常问的问题。一个实用的思路是：先找出本单位可以获得的最好替代收益，例如存款利率、短期理财的收益率或本单位的借款成本，然后取一个合理的区间，分别计算。若在区间的各个端点，结论都一致，说明结论比较稳健；若结论在区间内发生变化，就要把这一点写进审批材料，并由决策者权衡。</w:t>
       </w:r>
     </w:p>
     <w:p>
@@ -1762,7 +2490,603 @@
           <w:b/>
           <w:sz w:val="24"/>
         </w:rPr>
-        <w:t>四、用Excel函数做折现</w:t>
+        <w:t>四、折现率的敏感性</w:t>
+      </w:r>
+    </w:p>
+    <w:p>
+      <w:pPr>
+        <w:spacing w:lineRule="exact" w:line="400" w:before="0" w:after="0"/>
+        <w:ind w:firstLine="480"/>
+      </w:pPr>
+      <w:r>
+        <w:rPr>
+          <w:rFonts w:ascii="Times New Roman" w:hAnsi="Times New Roman" w:eastAsia="宋体"/>
+          <w:b w:val="0"/>
+          <w:sz w:val="24"/>
+        </w:rPr>
+        <w:t>【拓展】折现率变化时，分期的现值也会随之变化。表3-4列出了不同折现率下的结果。</w:t>
+      </w:r>
+    </w:p>
+    <w:p>
+      <w:pPr>
+        <w:spacing w:lineRule="exact" w:line="400" w:before="0" w:after="0"/>
+        <w:ind w:firstLine="480"/>
+      </w:pPr>
+      <w:r>
+        <w:rPr>
+          <w:rFonts w:ascii="Times New Roman" w:hAnsi="Times New Roman" w:eastAsia="宋体"/>
+          <w:b w:val="0"/>
+          <w:sz w:val="24"/>
+        </w:rPr>
+        <w:t>表3-4 不同年折现率下分期付款的现值（元）</w:t>
+      </w:r>
+    </w:p>
+    <w:tbl>
+      <w:tblPr>
+        <w:tblStyle w:val="TableGrid"/>
+        <w:tblW w:type="auto" w:w="0"/>
+        <w:jc w:val="center"/>
+        <w:tblLook w:firstColumn="1" w:firstRow="1" w:lastColumn="0" w:lastRow="0" w:noHBand="0" w:noVBand="1" w:val="04A0"/>
+      </w:tblPr>
+      <w:tblGrid>
+        <w:gridCol w:w="1662"/>
+        <w:gridCol w:w="1662"/>
+        <w:gridCol w:w="1662"/>
+        <w:gridCol w:w="1662"/>
+        <w:gridCol w:w="1662"/>
+      </w:tblGrid>
+      <w:tr>
+        <w:tc>
+          <w:tcPr>
+            <w:tcW w:type="dxa" w:w="1662"/>
+          </w:tcPr>
+          <w:p>
+            <w:pPr>
+              <w:spacing w:line="240" w:lineRule="auto" w:before="40" w:after="40"/>
+              <w:jc w:val="center"/>
+            </w:pPr>
+            <w:r/>
+            <w:r>
+              <w:rPr>
+                <w:rFonts w:ascii="Times New Roman" w:hAnsi="Times New Roman" w:eastAsia="宋体"/>
+                <w:b/>
+                <w:sz w:val="21"/>
+              </w:rPr>
+              <w:t>年折现率</w:t>
+            </w:r>
+          </w:p>
+        </w:tc>
+        <w:tc>
+          <w:tcPr>
+            <w:tcW w:type="dxa" w:w="1662"/>
+          </w:tcPr>
+          <w:p>
+            <w:pPr>
+              <w:spacing w:line="240" w:lineRule="auto" w:before="40" w:after="40"/>
+              <w:jc w:val="center"/>
+            </w:pPr>
+            <w:r/>
+            <w:r>
+              <w:rPr>
+                <w:rFonts w:ascii="Times New Roman" w:hAnsi="Times New Roman" w:eastAsia="宋体"/>
+                <w:b/>
+                <w:sz w:val="21"/>
+              </w:rPr>
+              <w:t>校园：分期现值</w:t>
+            </w:r>
+          </w:p>
+        </w:tc>
+        <w:tc>
+          <w:tcPr>
+            <w:tcW w:type="dxa" w:w="1662"/>
+          </w:tcPr>
+          <w:p>
+            <w:pPr>
+              <w:spacing w:line="240" w:lineRule="auto" w:before="40" w:after="40"/>
+              <w:jc w:val="center"/>
+            </w:pPr>
+            <w:r/>
+            <w:r>
+              <w:rPr>
+                <w:rFonts w:ascii="Times New Roman" w:hAnsi="Times New Roman" w:eastAsia="宋体"/>
+                <w:b/>
+                <w:sz w:val="21"/>
+              </w:rPr>
+              <w:t>校园：一次付款节省</w:t>
+            </w:r>
+          </w:p>
+        </w:tc>
+        <w:tc>
+          <w:tcPr>
+            <w:tcW w:type="dxa" w:w="1662"/>
+          </w:tcPr>
+          <w:p>
+            <w:pPr>
+              <w:spacing w:line="240" w:lineRule="auto" w:before="40" w:after="40"/>
+              <w:jc w:val="center"/>
+            </w:pPr>
+            <w:r/>
+            <w:r>
+              <w:rPr>
+                <w:rFonts w:ascii="Times New Roman" w:hAnsi="Times New Roman" w:eastAsia="宋体"/>
+                <w:b/>
+                <w:sz w:val="21"/>
+              </w:rPr>
+              <w:t>职业：分期现值</w:t>
+            </w:r>
+          </w:p>
+        </w:tc>
+        <w:tc>
+          <w:tcPr>
+            <w:tcW w:type="dxa" w:w="1662"/>
+          </w:tcPr>
+          <w:p>
+            <w:pPr>
+              <w:spacing w:line="240" w:lineRule="auto" w:before="40" w:after="40"/>
+              <w:jc w:val="center"/>
+            </w:pPr>
+            <w:r/>
+            <w:r>
+              <w:rPr>
+                <w:rFonts w:ascii="Times New Roman" w:hAnsi="Times New Roman" w:eastAsia="宋体"/>
+                <w:b/>
+                <w:sz w:val="21"/>
+              </w:rPr>
+              <w:t>职业：一次付款节省</w:t>
+            </w:r>
+          </w:p>
+        </w:tc>
+      </w:tr>
+      <w:tr>
+        <w:tc>
+          <w:tcPr>
+            <w:tcW w:type="dxa" w:w="1662"/>
+          </w:tcPr>
+          <w:p>
+            <w:pPr>
+              <w:spacing w:line="240" w:lineRule="auto" w:before="40" w:after="40"/>
+              <w:jc w:val="left"/>
+            </w:pPr>
+            <w:r/>
+            <w:r>
+              <w:rPr>
+                <w:rFonts w:ascii="Times New Roman" w:hAnsi="Times New Roman" w:eastAsia="宋体"/>
+                <w:b w:val="0"/>
+                <w:sz w:val="21"/>
+              </w:rPr>
+              <w:t>1%</w:t>
+            </w:r>
+          </w:p>
+        </w:tc>
+        <w:tc>
+          <w:tcPr>
+            <w:tcW w:type="dxa" w:w="1662"/>
+          </w:tcPr>
+          <w:p>
+            <w:pPr>
+              <w:spacing w:line="240" w:lineRule="auto" w:before="40" w:after="40"/>
+              <w:jc w:val="left"/>
+            </w:pPr>
+            <w:r/>
+            <w:r>
+              <w:rPr>
+                <w:rFonts w:ascii="Times New Roman" w:hAnsi="Times New Roman" w:eastAsia="宋体"/>
+                <w:b w:val="0"/>
+                <w:sz w:val="21"/>
+              </w:rPr>
+              <w:t>6564.39</w:t>
+            </w:r>
+          </w:p>
+        </w:tc>
+        <w:tc>
+          <w:tcPr>
+            <w:tcW w:type="dxa" w:w="1662"/>
+          </w:tcPr>
+          <w:p>
+            <w:pPr>
+              <w:spacing w:line="240" w:lineRule="auto" w:before="40" w:after="40"/>
+              <w:jc w:val="left"/>
+            </w:pPr>
+            <w:r/>
+            <w:r>
+              <w:rPr>
+                <w:rFonts w:ascii="Times New Roman" w:hAnsi="Times New Roman" w:eastAsia="宋体"/>
+                <w:b w:val="0"/>
+                <w:sz w:val="21"/>
+              </w:rPr>
+              <w:t>564.39</w:t>
+            </w:r>
+          </w:p>
+        </w:tc>
+        <w:tc>
+          <w:tcPr>
+            <w:tcW w:type="dxa" w:w="1662"/>
+          </w:tcPr>
+          <w:p>
+            <w:pPr>
+              <w:spacing w:line="240" w:lineRule="auto" w:before="40" w:after="40"/>
+              <w:jc w:val="left"/>
+            </w:pPr>
+            <w:r/>
+            <w:r>
+              <w:rPr>
+                <w:rFonts w:ascii="Times New Roman" w:hAnsi="Times New Roman" w:eastAsia="宋体"/>
+                <w:b w:val="0"/>
+                <w:sz w:val="21"/>
+              </w:rPr>
+              <w:t>25064.03</w:t>
+            </w:r>
+          </w:p>
+        </w:tc>
+        <w:tc>
+          <w:tcPr>
+            <w:tcW w:type="dxa" w:w="1662"/>
+          </w:tcPr>
+          <w:p>
+            <w:pPr>
+              <w:spacing w:line="240" w:lineRule="auto" w:before="40" w:after="40"/>
+              <w:jc w:val="left"/>
+            </w:pPr>
+            <w:r/>
+            <w:r>
+              <w:rPr>
+                <w:rFonts w:ascii="Times New Roman" w:hAnsi="Times New Roman" w:eastAsia="宋体"/>
+                <w:b w:val="0"/>
+                <w:sz w:val="21"/>
+              </w:rPr>
+              <w:t>1064.03</w:t>
+            </w:r>
+          </w:p>
+        </w:tc>
+      </w:tr>
+      <w:tr>
+        <w:tc>
+          <w:tcPr>
+            <w:tcW w:type="dxa" w:w="1662"/>
+          </w:tcPr>
+          <w:p>
+            <w:pPr>
+              <w:spacing w:line="240" w:lineRule="auto" w:before="40" w:after="40"/>
+              <w:jc w:val="left"/>
+            </w:pPr>
+            <w:r/>
+            <w:r>
+              <w:rPr>
+                <w:rFonts w:ascii="Times New Roman" w:hAnsi="Times New Roman" w:eastAsia="宋体"/>
+                <w:b w:val="0"/>
+                <w:sz w:val="21"/>
+              </w:rPr>
+              <w:t>3%</w:t>
+            </w:r>
+          </w:p>
+        </w:tc>
+        <w:tc>
+          <w:tcPr>
+            <w:tcW w:type="dxa" w:w="1662"/>
+          </w:tcPr>
+          <w:p>
+            <w:pPr>
+              <w:spacing w:line="240" w:lineRule="auto" w:before="40" w:after="40"/>
+              <w:jc w:val="left"/>
+            </w:pPr>
+            <w:r/>
+            <w:r>
+              <w:rPr>
+                <w:rFonts w:ascii="Times New Roman" w:hAnsi="Times New Roman" w:eastAsia="宋体"/>
+                <w:b w:val="0"/>
+                <w:sz w:val="21"/>
+              </w:rPr>
+              <w:t>6493.99</w:t>
+            </w:r>
+          </w:p>
+        </w:tc>
+        <w:tc>
+          <w:tcPr>
+            <w:tcW w:type="dxa" w:w="1662"/>
+          </w:tcPr>
+          <w:p>
+            <w:pPr>
+              <w:spacing w:line="240" w:lineRule="auto" w:before="40" w:after="40"/>
+              <w:jc w:val="left"/>
+            </w:pPr>
+            <w:r/>
+            <w:r>
+              <w:rPr>
+                <w:rFonts w:ascii="Times New Roman" w:hAnsi="Times New Roman" w:eastAsia="宋体"/>
+                <w:b w:val="0"/>
+                <w:sz w:val="21"/>
+              </w:rPr>
+              <w:t>493.99</w:t>
+            </w:r>
+          </w:p>
+        </w:tc>
+        <w:tc>
+          <w:tcPr>
+            <w:tcW w:type="dxa" w:w="1662"/>
+          </w:tcPr>
+          <w:p>
+            <w:pPr>
+              <w:spacing w:line="240" w:lineRule="auto" w:before="40" w:after="40"/>
+              <w:jc w:val="left"/>
+            </w:pPr>
+            <w:r/>
+            <w:r>
+              <w:rPr>
+                <w:rFonts w:ascii="Times New Roman" w:hAnsi="Times New Roman" w:eastAsia="宋体"/>
+                <w:b w:val="0"/>
+                <w:sz w:val="21"/>
+              </w:rPr>
+              <w:t>24795.23</w:t>
+            </w:r>
+          </w:p>
+        </w:tc>
+        <w:tc>
+          <w:tcPr>
+            <w:tcW w:type="dxa" w:w="1662"/>
+          </w:tcPr>
+          <w:p>
+            <w:pPr>
+              <w:spacing w:line="240" w:lineRule="auto" w:before="40" w:after="40"/>
+              <w:jc w:val="left"/>
+            </w:pPr>
+            <w:r/>
+            <w:r>
+              <w:rPr>
+                <w:rFonts w:ascii="Times New Roman" w:hAnsi="Times New Roman" w:eastAsia="宋体"/>
+                <w:b w:val="0"/>
+                <w:sz w:val="21"/>
+              </w:rPr>
+              <w:t>795.23</w:t>
+            </w:r>
+          </w:p>
+        </w:tc>
+      </w:tr>
+      <w:tr>
+        <w:tc>
+          <w:tcPr>
+            <w:tcW w:type="dxa" w:w="1662"/>
+          </w:tcPr>
+          <w:p>
+            <w:pPr>
+              <w:spacing w:line="240" w:lineRule="auto" w:before="40" w:after="40"/>
+              <w:jc w:val="left"/>
+            </w:pPr>
+            <w:r/>
+            <w:r>
+              <w:rPr>
+                <w:rFonts w:ascii="Times New Roman" w:hAnsi="Times New Roman" w:eastAsia="宋体"/>
+                <w:b w:val="0"/>
+                <w:sz w:val="21"/>
+              </w:rPr>
+              <w:t>5%</w:t>
+            </w:r>
+          </w:p>
+        </w:tc>
+        <w:tc>
+          <w:tcPr>
+            <w:tcW w:type="dxa" w:w="1662"/>
+          </w:tcPr>
+          <w:p>
+            <w:pPr>
+              <w:spacing w:line="240" w:lineRule="auto" w:before="40" w:after="40"/>
+              <w:jc w:val="left"/>
+            </w:pPr>
+            <w:r/>
+            <w:r>
+              <w:rPr>
+                <w:rFonts w:ascii="Times New Roman" w:hAnsi="Times New Roman" w:eastAsia="宋体"/>
+                <w:b w:val="0"/>
+                <w:sz w:val="21"/>
+              </w:rPr>
+              <w:t>6424.67</w:t>
+            </w:r>
+          </w:p>
+        </w:tc>
+        <w:tc>
+          <w:tcPr>
+            <w:tcW w:type="dxa" w:w="1662"/>
+          </w:tcPr>
+          <w:p>
+            <w:pPr>
+              <w:spacing w:line="240" w:lineRule="auto" w:before="40" w:after="40"/>
+              <w:jc w:val="left"/>
+            </w:pPr>
+            <w:r/>
+            <w:r>
+              <w:rPr>
+                <w:rFonts w:ascii="Times New Roman" w:hAnsi="Times New Roman" w:eastAsia="宋体"/>
+                <w:b w:val="0"/>
+                <w:sz w:val="21"/>
+              </w:rPr>
+              <w:t>424.67</w:t>
+            </w:r>
+          </w:p>
+        </w:tc>
+        <w:tc>
+          <w:tcPr>
+            <w:tcW w:type="dxa" w:w="1662"/>
+          </w:tcPr>
+          <w:p>
+            <w:pPr>
+              <w:spacing w:line="240" w:lineRule="auto" w:before="40" w:after="40"/>
+              <w:jc w:val="left"/>
+            </w:pPr>
+            <w:r/>
+            <w:r>
+              <w:rPr>
+                <w:rFonts w:ascii="Times New Roman" w:hAnsi="Times New Roman" w:eastAsia="宋体"/>
+                <w:b w:val="0"/>
+                <w:sz w:val="21"/>
+              </w:rPr>
+              <w:t>24530.57</w:t>
+            </w:r>
+          </w:p>
+        </w:tc>
+        <w:tc>
+          <w:tcPr>
+            <w:tcW w:type="dxa" w:w="1662"/>
+          </w:tcPr>
+          <w:p>
+            <w:pPr>
+              <w:spacing w:line="240" w:lineRule="auto" w:before="40" w:after="40"/>
+              <w:jc w:val="left"/>
+            </w:pPr>
+            <w:r/>
+            <w:r>
+              <w:rPr>
+                <w:rFonts w:ascii="Times New Roman" w:hAnsi="Times New Roman" w:eastAsia="宋体"/>
+                <w:b w:val="0"/>
+                <w:sz w:val="21"/>
+              </w:rPr>
+              <w:t>530.57</w:t>
+            </w:r>
+          </w:p>
+        </w:tc>
+      </w:tr>
+      <w:tr>
+        <w:tc>
+          <w:tcPr>
+            <w:tcW w:type="dxa" w:w="1662"/>
+          </w:tcPr>
+          <w:p>
+            <w:pPr>
+              <w:spacing w:line="240" w:lineRule="auto" w:before="40" w:after="40"/>
+              <w:jc w:val="left"/>
+            </w:pPr>
+            <w:r/>
+            <w:r>
+              <w:rPr>
+                <w:rFonts w:ascii="Times New Roman" w:hAnsi="Times New Roman" w:eastAsia="宋体"/>
+                <w:b w:val="0"/>
+                <w:sz w:val="21"/>
+              </w:rPr>
+              <w:t>8%</w:t>
+            </w:r>
+          </w:p>
+        </w:tc>
+        <w:tc>
+          <w:tcPr>
+            <w:tcW w:type="dxa" w:w="1662"/>
+          </w:tcPr>
+          <w:p>
+            <w:pPr>
+              <w:spacing w:line="240" w:lineRule="auto" w:before="40" w:after="40"/>
+              <w:jc w:val="left"/>
+            </w:pPr>
+            <w:r/>
+            <w:r>
+              <w:rPr>
+                <w:rFonts w:ascii="Times New Roman" w:hAnsi="Times New Roman" w:eastAsia="宋体"/>
+                <w:b w:val="0"/>
+                <w:sz w:val="21"/>
+              </w:rPr>
+              <w:t>6322.68</w:t>
+            </w:r>
+          </w:p>
+        </w:tc>
+        <w:tc>
+          <w:tcPr>
+            <w:tcW w:type="dxa" w:w="1662"/>
+          </w:tcPr>
+          <w:p>
+            <w:pPr>
+              <w:spacing w:line="240" w:lineRule="auto" w:before="40" w:after="40"/>
+              <w:jc w:val="left"/>
+            </w:pPr>
+            <w:r/>
+            <w:r>
+              <w:rPr>
+                <w:rFonts w:ascii="Times New Roman" w:hAnsi="Times New Roman" w:eastAsia="宋体"/>
+                <w:b w:val="0"/>
+                <w:sz w:val="21"/>
+              </w:rPr>
+              <w:t>322.68</w:t>
+            </w:r>
+          </w:p>
+        </w:tc>
+        <w:tc>
+          <w:tcPr>
+            <w:tcW w:type="dxa" w:w="1662"/>
+          </w:tcPr>
+          <w:p>
+            <w:pPr>
+              <w:spacing w:line="240" w:lineRule="auto" w:before="40" w:after="40"/>
+              <w:jc w:val="left"/>
+            </w:pPr>
+            <w:r/>
+            <w:r>
+              <w:rPr>
+                <w:rFonts w:ascii="Times New Roman" w:hAnsi="Times New Roman" w:eastAsia="宋体"/>
+                <w:b w:val="0"/>
+                <w:sz w:val="21"/>
+              </w:rPr>
+              <w:t>24141.14</w:t>
+            </w:r>
+          </w:p>
+        </w:tc>
+        <w:tc>
+          <w:tcPr>
+            <w:tcW w:type="dxa" w:w="1662"/>
+          </w:tcPr>
+          <w:p>
+            <w:pPr>
+              <w:spacing w:line="240" w:lineRule="auto" w:before="40" w:after="40"/>
+              <w:jc w:val="left"/>
+            </w:pPr>
+            <w:r/>
+            <w:r>
+              <w:rPr>
+                <w:rFonts w:ascii="Times New Roman" w:hAnsi="Times New Roman" w:eastAsia="宋体"/>
+                <w:b w:val="0"/>
+                <w:sz w:val="21"/>
+              </w:rPr>
+              <w:t>141.14</w:t>
+            </w:r>
+          </w:p>
+        </w:tc>
+      </w:tr>
+    </w:tbl>
+    <w:p/>
+    <w:p>
+      <w:pPr>
+        <w:spacing w:lineRule="exact" w:line="400" w:before="0" w:after="0"/>
+        <w:ind w:firstLine="480"/>
+      </w:pPr>
+      <w:r>
+        <w:rPr>
+          <w:rFonts w:ascii="Times New Roman" w:hAnsi="Times New Roman" w:eastAsia="宋体"/>
+          <w:b w:val="0"/>
+          <w:sz w:val="24"/>
+        </w:rPr>
+        <w:t>表3-4显示，在1%至8%的范围内，两个方案的分期现值都高于一次付款的现金价，一次付款仍然更划算。但从8%的数据可以看出，职业线的节省幅度只有141元，接近于零。如果折现率再提高，结论就会改变。</w:t>
+      </w:r>
+    </w:p>
+    <w:p>
+      <w:pPr>
+        <w:spacing w:lineRule="exact" w:line="400" w:before="0" w:after="0"/>
+        <w:ind w:firstLine="480"/>
+      </w:pPr>
+      <w:r>
+        <w:rPr>
+          <w:rFonts w:ascii="Times New Roman" w:hAnsi="Times New Roman" w:eastAsia="宋体"/>
+          <w:b w:val="0"/>
+          <w:sz w:val="24"/>
+        </w:rPr>
+        <w:t>这说明了一个重要的规律：分期方案的隐含利率，就是使分期现值恰好等于现金价的折现率。折现率低于隐含利率时，一次付款更划算；折现率高于隐含利率时，分期更划算。以名义年利率计算，职业线的隐含利率约为9.10%，因此，只要资金的机会成本（按同一口径折算）低于这个水平，一次付款就更划算。</w:t>
+      </w:r>
+    </w:p>
+    <w:p>
+      <w:pPr>
+        <w:keepNext/>
+        <w:spacing w:lineRule="exact" w:line="400" w:before="120" w:after="0"/>
+      </w:pPr>
+      <w:r>
+        <w:rPr>
+          <w:rFonts w:ascii="Times New Roman" w:hAnsi="Times New Roman" w:eastAsia="黑体"/>
+          <w:b/>
+          <w:sz w:val="24"/>
+        </w:rPr>
+        <w:t>五、用Excel函数做折现</w:t>
       </w:r>
     </w:p>
     <w:p>
@@ -1790,7 +3114,189 @@
           <w:b w:val="0"/>
           <w:sz w:val="24"/>
         </w:rPr>
-        <w:t>在教学中，可以先用手工方法计算一期的现值，再用函数验证。手工计算的过程有助于理解公式的含义，函数则便于批量处理。</w:t>
+        <w:t>在教学中，可以先用手工方法计算一期的现值，再用函数验证。例如，第一期550元，折现一个月，现值为550÷1.0025≈548.63元；第二期550元，折现两个月，现值为550÷1.0025²≈547.26元。把12期的现值相加，就得到约6493.99元。手工计算的过程有助于理解公式的含义，函数则便于批量处理。</w:t>
+      </w:r>
+    </w:p>
+    <w:p>
+      <w:pPr>
+        <w:keepNext/>
+        <w:spacing w:lineRule="exact" w:line="400" w:before="120" w:after="0"/>
+      </w:pPr>
+      <w:r>
+        <w:rPr>
+          <w:rFonts w:ascii="Times New Roman" w:hAnsi="Times New Roman" w:eastAsia="黑体"/>
+          <w:b/>
+          <w:sz w:val="24"/>
+        </w:rPr>
+        <w:t>六、现值之外的决策因素</w:t>
+      </w:r>
+    </w:p>
+    <w:p>
+      <w:pPr>
+        <w:spacing w:lineRule="exact" w:line="400" w:before="0" w:after="0"/>
+        <w:ind w:firstLine="480"/>
+      </w:pPr>
+      <w:r>
+        <w:rPr>
+          <w:rFonts w:ascii="Times New Roman" w:hAnsi="Times New Roman" w:eastAsia="宋体"/>
+          <w:b w:val="0"/>
+          <w:sz w:val="24"/>
+        </w:rPr>
+        <w:t>【通识】现值比较给出的是“成本”的判断，但决策还要考虑其他因素。以下几点常常影响最终结论：</w:t>
+      </w:r>
+    </w:p>
+    <w:p>
+      <w:pPr>
+        <w:spacing w:lineRule="exact" w:line="400" w:before="0" w:after="0"/>
+        <w:ind w:firstLine="480"/>
+      </w:pPr>
+      <w:r>
+        <w:rPr>
+          <w:rFonts w:ascii="Times New Roman" w:hAnsi="Times New Roman" w:eastAsia="宋体"/>
+          <w:b w:val="0"/>
+          <w:sz w:val="24"/>
+        </w:rPr>
+        <w:t>第一，流动性。如果一次付款会使单位的现金流紧张，即使现值比较有利，也可能因为无法应付日常支出而得不偿失。</w:t>
+      </w:r>
+    </w:p>
+    <w:p>
+      <w:pPr>
+        <w:spacing w:lineRule="exact" w:line="400" w:before="0" w:after="0"/>
+        <w:ind w:firstLine="480"/>
+      </w:pPr>
+      <w:r>
+        <w:rPr>
+          <w:rFonts w:ascii="Times New Roman" w:hAnsi="Times New Roman" w:eastAsia="宋体"/>
+          <w:b w:val="0"/>
+          <w:sz w:val="24"/>
+        </w:rPr>
+        <w:t>第二，资金的实际用途。社团结余若已被安排用于活动，那么它的机会成本就不是银行存款利率，而是活动可能带来的收益或风险。</w:t>
+      </w:r>
+    </w:p>
+    <w:p>
+      <w:pPr>
+        <w:spacing w:lineRule="exact" w:line="400" w:before="0" w:after="0"/>
+        <w:ind w:firstLine="480"/>
+      </w:pPr>
+      <w:r>
+        <w:rPr>
+          <w:rFonts w:ascii="Times New Roman" w:hAnsi="Times New Roman" w:eastAsia="宋体"/>
+          <w:b w:val="0"/>
+          <w:sz w:val="24"/>
+        </w:rPr>
+        <w:t>第三，供应商的讨价还价空间。如果一次付款可以争取折扣，那么结论会比表3-3更有利；反之，若分期的利率可以谈判下降，分期的吸引力也会增加。</w:t>
+      </w:r>
+    </w:p>
+    <w:p>
+      <w:pPr>
+        <w:spacing w:lineRule="exact" w:line="400" w:before="0" w:after="0"/>
+        <w:ind w:firstLine="480"/>
+      </w:pPr>
+      <w:r>
+        <w:rPr>
+          <w:rFonts w:ascii="Times New Roman" w:hAnsi="Times New Roman" w:eastAsia="宋体"/>
+          <w:b w:val="0"/>
+          <w:sz w:val="24"/>
+        </w:rPr>
+        <w:t>第四，设备的使用周期。分期的期数应当与设备的使用年限大致匹配，若设备可能在付清之前就被淘汰，分期的风险会明显上升。</w:t>
+      </w:r>
+    </w:p>
+    <w:p>
+      <w:pPr>
+        <w:spacing w:lineRule="exact" w:line="400" w:before="0" w:after="0"/>
+        <w:ind w:firstLine="480"/>
+      </w:pPr>
+      <w:r>
+        <w:rPr>
+          <w:rFonts w:ascii="Times New Roman" w:hAnsi="Times New Roman" w:eastAsia="宋体"/>
+          <w:b w:val="0"/>
+          <w:sz w:val="24"/>
+        </w:rPr>
+        <w:t>第五，信用与声誉。长期的分期付款如果出现逾期，可能影响单位与供应商的合作关系，这种无形的代价不应被忽视。</w:t>
+      </w:r>
+    </w:p>
+    <w:p>
+      <w:pPr>
+        <w:spacing w:lineRule="exact" w:line="400" w:before="0" w:after="0"/>
+        <w:ind w:firstLine="480"/>
+      </w:pPr>
+      <w:r>
+        <w:rPr>
+          <w:rFonts w:ascii="Times New Roman" w:hAnsi="Times New Roman" w:eastAsia="宋体"/>
+          <w:b w:val="0"/>
+          <w:sz w:val="24"/>
+        </w:rPr>
+        <w:t>因此，定量比较应当与定性判断相结合。结论可以是“一次付款更划算”，也可以是“在某些条件下才选择分期”，但都必须写明依据和前提。</w:t>
+      </w:r>
+    </w:p>
+    <w:p>
+      <w:pPr>
+        <w:keepNext/>
+        <w:spacing w:lineRule="exact" w:line="400" w:before="120" w:after="0"/>
+      </w:pPr>
+      <w:r>
+        <w:rPr>
+          <w:rFonts w:ascii="Times New Roman" w:hAnsi="Times New Roman" w:eastAsia="黑体"/>
+          <w:b/>
+          <w:sz w:val="24"/>
+        </w:rPr>
+        <w:t>七、把结论写成审批材料</w:t>
+      </w:r>
+    </w:p>
+    <w:p>
+      <w:pPr>
+        <w:spacing w:lineRule="exact" w:line="400" w:before="0" w:after="0"/>
+        <w:ind w:firstLine="480"/>
+      </w:pPr>
+      <w:r>
+        <w:rPr>
+          <w:rFonts w:ascii="Times New Roman" w:hAnsi="Times New Roman" w:eastAsia="宋体"/>
+          <w:b w:val="0"/>
+          <w:sz w:val="24"/>
+        </w:rPr>
+        <w:t>【通识】计算得出的结论，只有写成别人能看懂、能核对的材料，才能发挥作用。一份合格的审批说明，通常包括五个部分：方案名称与参数来源，比较口径与假设，计算结果，结论与前提，以及风险提示。</w:t>
+      </w:r>
+    </w:p>
+    <w:p>
+      <w:pPr>
+        <w:spacing w:lineRule="exact" w:line="400" w:before="0" w:after="0"/>
+        <w:ind w:firstLine="480"/>
+      </w:pPr>
+      <w:r>
+        <w:rPr>
+          <w:rFonts w:ascii="Times New Roman" w:hAnsi="Times New Roman" w:eastAsia="宋体"/>
+          <w:b w:val="0"/>
+          <w:sz w:val="24"/>
+        </w:rPr>
+        <w:t>下面是一段示例，供练习时参考（数字以本项目的计算为准）：</w:t>
+      </w:r>
+    </w:p>
+    <w:p>
+      <w:pPr>
+        <w:spacing w:lineRule="exact" w:line="400" w:before="0" w:after="0"/>
+        <w:ind w:firstLine="480"/>
+      </w:pPr>
+      <w:r>
+        <w:rPr>
+          <w:rFonts w:ascii="Times New Roman" w:hAnsi="Times New Roman" w:eastAsia="宋体"/>
+          <w:b w:val="0"/>
+          <w:sz w:val="24"/>
+        </w:rPr>
+        <w:t>本次采购打印设备，有两种付款方式。第一种为一次付款24000元；第二种为12期分期，每期2100元，合计25200元，多付1200元。以年折现率3%（按月折算）计算，分期付款现值约为24795元，一次付款较分期现值节省约795元。结论：在上述假设下，一次付款更划算。前提：若资金的机会成本超过约9.10%（名义年利率），结论可能改变，请审批时一并考虑。</w:t>
+      </w:r>
+    </w:p>
+    <w:p>
+      <w:pPr>
+        <w:spacing w:lineRule="exact" w:line="400" w:before="0" w:after="0"/>
+        <w:ind w:firstLine="480"/>
+      </w:pPr>
+      <w:r>
+        <w:rPr>
+          <w:rFonts w:ascii="Times New Roman" w:hAnsi="Times New Roman" w:eastAsia="宋体"/>
+          <w:b w:val="0"/>
+          <w:sz w:val="24"/>
+        </w:rPr>
+        <w:t>这段说明做到了三件事：列出数字的来源，写明假设，说明结论成立的前提。审批人员可以据此判断，而不必重新计算。</w:t>
       </w:r>
     </w:p>
     <w:p>
@@ -1818,7 +3324,7 @@
           <w:b w:val="0"/>
           <w:sz w:val="24"/>
         </w:rPr>
-        <w:t>陈静在表3-2中看到结论后，要求采购部门去争取一次付款的折扣。如果供应商同意打九五折，一次付款为22800元，比分期现值节省更多。周明同意先与供应商协商，协商不成时再考虑分期。</w:t>
+        <w:t>陈静在表3-3中看到结论后，要求采购部门去争取一次付款的折扣。如果供应商同意打九五折，一次付款为22800元，比分期现值节省约1995元。周明同意先与供应商协商，协商不成时再考虑分期。</w:t>
       </w:r>
     </w:p>
     <w:p>
@@ -1832,7 +3338,7 @@
           <w:b w:val="0"/>
           <w:sz w:val="24"/>
         </w:rPr>
-        <w:t>李想在核对后决定不再分期购买摄影设备，而是先用社团结余一次付清，并在报告中说明选择的理由：一次付款的现值较低，同时避免了约20%的实际年化成本。</w:t>
+        <w:t>李想在核对后，与小林重新计算了表3-4。他发现，社团结余的资金若用于其他活动，收益率不会超过3%。因此，一次付款更划算。他决定不再分期购买摄影设备，而是先用社团结余一次付清，并在报告中说明选择的理由：一次付款的现值较低，同时避免了约20%的实际年化成本。</w:t>
       </w:r>
     </w:p>
     <w:p>
@@ -1890,7 +3396,7 @@
           <w:b w:val="0"/>
           <w:sz w:val="24"/>
         </w:rPr>
-        <w:t xml:space="preserve"> 总额没有考虑时间价值，分期的总额更高，但它的付款是分散在未来的，直接比较总额会高估分期的成本。</w:t>
+        <w:t xml:space="preserve"> 总额没有考虑时间价值。分期的付款分散在未来，直接比较总额会高估分期的成本，也可能误导决策。</w:t>
       </w:r>
     </w:p>
     <w:p>
@@ -1917,6 +3423,28 @@
     </w:p>
     <w:p>
       <w:pPr>
+        <w:spacing w:lineRule="exact" w:line="400" w:before="0" w:after="0"/>
+        <w:ind w:firstLine="480"/>
+      </w:pPr>
+      <w:r>
+        <w:rPr>
+          <w:rFonts w:ascii="Times New Roman" w:hAnsi="Times New Roman" w:eastAsia="宋体"/>
+          <w:b/>
+          <w:sz w:val="24"/>
+        </w:rPr>
+        <w:t>误区四：只做一个假设的计算。</w:t>
+      </w:r>
+      <w:r>
+        <w:rPr>
+          <w:rFonts w:ascii="Times New Roman" w:hAnsi="Times New Roman" w:eastAsia="宋体"/>
+          <w:b w:val="0"/>
+          <w:sz w:val="24"/>
+        </w:rPr>
+        <w:t xml:space="preserve"> 结论可能对假设很敏感，应当至少比较两到三个不同的折现率。</w:t>
+      </w:r>
+    </w:p>
+    <w:p>
+      <w:pPr>
         <w:keepNext/>
         <w:spacing w:lineRule="exact" w:line="400" w:before="120" w:after="0"/>
       </w:pPr>
@@ -1940,7 +3468,7 @@
           <w:b w:val="0"/>
           <w:sz w:val="24"/>
         </w:rPr>
-        <w:t>设想一个情形（本案例为虚构）：某公司为了提高账面利润，把应付的设备款拖延到下一年分期支付，结果在年度报告中隐瞒了实际的付款压力。这种做法虽然短期内改善了报表，但损害了信息的真实性。</w:t>
+        <w:t>某公司为了提高账面利润，设想一个情形（本案例为虚构）：把应付的设备款拖延到下一年分期支付，并在年度报告中不披露实际的付款压力。这种做法虽然短期内改善了报表，但损害了信息的真实性，也会误导报表使用者。</w:t>
       </w:r>
     </w:p>
     <w:p>
@@ -1954,7 +3482,7 @@
           <w:b w:val="0"/>
           <w:sz w:val="24"/>
         </w:rPr>
-        <w:t>点题：财务决策的依据必须真实、完整。用现值比较方案，是为了让决策基于真实的成本，而不是为了让报表好看。</w:t>
+        <w:t>点题：财务决策的依据必须真实、完整。用现值比较方案，是为了让决策基于真实的成本，而不是为了让报表好看。作为财务工作者，我们应当守住这个底线。</w:t>
       </w:r>
     </w:p>
     <w:p>
@@ -2000,7 +3528,23 @@
         </w:rPr>
         <w:t>2.</w:t>
         <w:tab/>
-        <w:t>修改第1题的假设：年折现率改为8%。结论是否改变？请说明原因。</w:t>
+        <w:t>修改第1题的假设：年折现率改为8%，结论是否改变？请计算分期现值，并说明原因。</w:t>
+      </w:r>
+    </w:p>
+    <w:p>
+      <w:pPr>
+        <w:spacing w:lineRule="exact" w:line="400" w:before="0" w:after="0"/>
+        <w:ind w:left="480" w:hanging="480"/>
+      </w:pPr>
+      <w:r>
+        <w:rPr>
+          <w:rFonts w:ascii="Times New Roman" w:hAnsi="Times New Roman" w:eastAsia="宋体"/>
+          <w:b w:val="0"/>
+          <w:sz w:val="24"/>
+        </w:rPr>
+        <w:t>3.</w:t>
+        <w:tab/>
+        <w:t>用Excel的PV函数完成第1题的计算，并与手工计算的结果对照。</w:t>
       </w:r>
     </w:p>
     <w:p>
@@ -2028,7 +3572,7 @@
           <w:b w:val="0"/>
           <w:sz w:val="24"/>
         </w:rPr>
-        <w:t>本任务的核心是：比较不同时点的付款，必须统一到同一时点。现值是常用的工具，它把未来的付款折算为今天的价值。比较的结论依赖于折现率的假设，假设变化时应当重新计算。</w:t>
+        <w:t>本任务的核心是：比较不同时点的付款，必须统一到同一时点。现值是常用的工具，它把未来的付款折算为今天的价值。比较的结论依赖于折现率的假设，因此要做敏感性分析。分期的隐含利率，是判断一次付款与分期付款孰优孰劣的分界线。</w:t>
       </w:r>
     </w:p>
     <w:p>
@@ -2070,7 +3614,7 @@
           <w:b w:val="0"/>
           <w:sz w:val="24"/>
         </w:rPr>
-        <w:t>校园线：小林尝试用大模型比较两个方案：一是一次付款6000元，二是分期12期每期550元。她把题目输入大模型，得到一段结论：“分期方案的年利率约为8%，低于社团的资金收益率，因此分期更划算。”小林心里一沉：这个“8%”是怎么来的？</w:t>
+        <w:t>校园线：小林尝试用大模型比较两个方案：一是一次付款6000元，二是分期12期每期550元。她把题目输入大模型，得到一段结论：“分期方案的年利率约为8%，低于社团的资金收益率，因此分期更划算。”小林心里一沉：这个“8%”是怎么来的？它与我们的表3-1是什么关系？</w:t>
       </w:r>
     </w:p>
     <w:p>
@@ -2084,7 +3628,7 @@
           <w:b w:val="0"/>
           <w:sz w:val="24"/>
         </w:rPr>
-        <w:t>职业线：孙悦也用大模型比较打印设备的两种付款方式。大模型给出的结论与陈静的表3-2相反，它认为分期更省。陈静要求孙悦先不要采用这个结论，而是逐步核对计算过程。</w:t>
+        <w:t>职业线：孙悦也用大模型比较打印设备的两种付款方式。大模型给出的结论与陈静的表3-3相反，它认为分期更省。陈静要求孙悦先不要采用这个结论，而是逐步核对计算过程，并说明它的假设是什么。</w:t>
       </w:r>
     </w:p>
     <w:p>
@@ -2112,7 +3656,7 @@
           <w:b w:val="0"/>
           <w:sz w:val="24"/>
         </w:rPr>
-        <w:t>【通识】大模型可以帮助我们整理方案、列出比较的步骤，也可以生成计算公式。但它的计算过程并不总是可靠，尤其是涉及折现和利率时，它可能给出看似合理却错误的数字。</w:t>
+        <w:t>【通识】大模型可以帮助我们整理方案、列出比较的步骤、生成计算公式，也可以把复杂的文字说明改写得更清楚。但它的计算过程并不总是可靠，尤其是涉及折现和利率时，它可能给出看似合理却错误的数字，而且语气非常肯定。</w:t>
       </w:r>
     </w:p>
     <w:p>
@@ -2126,7 +3670,7 @@
           <w:b w:val="0"/>
           <w:sz w:val="24"/>
         </w:rPr>
-        <w:t>因此，使用AI比较方案时，我们应当：只提供必要的参数；要求它给出计算步骤；由人或表格逐步核对结果。判断和决定仍由人完成。</w:t>
+        <w:t>因此，使用AI比较方案时，我们应当做到三点：只提供必要的参数；要求它给出计算步骤和假设；由人或表格逐步核对结果。判断和决定仍由人完成，工具只能提供线索。</w:t>
       </w:r>
     </w:p>
     <w:p>
@@ -2140,7 +3684,7 @@
           <w:b w:val="0"/>
           <w:sz w:val="24"/>
         </w:rPr>
-        <w:t>【拓展】AI常见的错误包括：把名义利率当作实际利率；折现时混用年利率与月利率；把期数和付款次数弄混；忘记说明假设条件。这些错误往往不容易被发现，需要用第3.1、3.2节的方法逐项检查。</w:t>
+        <w:t>【拓展】AI在财务计算中常见的错误包括：把名义利率当作实际利率；折现时混用年利率与月利率；把期数和付款次数弄混；把资金的机会成本与分期的隐含利率混为一谈；忘记说明假设条件。这些错误往往不容易被发现，需要用第3.1、3.2节的方法逐项检查。</w:t>
       </w:r>
     </w:p>
     <w:p>
@@ -2182,7 +3726,7 @@
           <w:b w:val="0"/>
           <w:sz w:val="24"/>
         </w:rPr>
-        <w:t>第一步，整理参数。把现金价、分期期数、每期付款、年折现率等参数列在一张表中，并注明单位。</w:t>
+        <w:t>第一步，整理参数。把现金价、分期期数、每期付款、年折现率等参数列在一张表中，并注明单位和口径，例如“年折现率”或“月折现率”。</w:t>
       </w:r>
     </w:p>
     <w:p>
@@ -2210,7 +3754,7 @@
           <w:b w:val="0"/>
           <w:sz w:val="24"/>
         </w:rPr>
-        <w:t>你是一名财务分析助手。请根据下面的参数，比较一次付款与分期付款的成本。要求：第一，分别计算分期付款的多付金额、名义年利率和按年折现率计算的现值；第二，列出每一步的公式和单位；第三，如果某个数字无法从参数中得出，请回答“无法确定”，不要猜测。参数如下：现金价6000元；分期12期，每期550元；年折现率3%，按月折算。</w:t>
+        <w:t>你是一名财务分析助手。请根据下面的参数，比较一次付款与分期付款的成本。要求：第一，分别计算分期付款的多付金额、名义年利率和按年折现率计算的现值；第二，列出每一步的公式和单位，并说明月折现率是如何得到的；第三，如果某个数字无法从参数中得出，请回答“无法确定”，不要猜测。参数如下：现金价6000元；分期12期，每期550元；年折现率3%。</w:t>
       </w:r>
     </w:p>
     <w:p>
@@ -2224,7 +3768,7 @@
           <w:b w:val="0"/>
           <w:sz w:val="24"/>
         </w:rPr>
-        <w:t>第三步，核对。把AI给出的每个数字与表3-1、表3-2对照。重点检查：月利率是否与年利率混用；折现率是否按月折算；是否列出了公式。</w:t>
+        <w:t>第三步，核对。把AI给出的每个数字与表3-1、表3-3对照。重点检查：月利率是否与年利率混用；折现率是否按月折算；是否列出了公式；结论是否与计算结果一致。</w:t>
       </w:r>
     </w:p>
     <w:p>
@@ -2238,7 +3782,7 @@
           <w:b w:val="0"/>
           <w:sz w:val="24"/>
         </w:rPr>
-        <w:t>第四步，记录。用表3-3记录核对结果。若AI的结论与手工计算不一致，应以手工计算为准，并分析原因。</w:t>
+        <w:t>第四步，记录。用表3-5记录核对结果。若AI的结论与手工计算不一致，应以手工计算为准，并分析原因。</w:t>
       </w:r>
     </w:p>
     <w:p>
@@ -2252,7 +3796,7 @@
           <w:b w:val="0"/>
           <w:sz w:val="24"/>
         </w:rPr>
-        <w:t>表3-3 AI比较结果核对记录</w:t>
+        <w:t>表3-5 AI比较结果核对记录</w:t>
       </w:r>
     </w:p>
     <w:tbl>
@@ -2863,7 +4407,7 @@
           <w:b w:val="0"/>
           <w:sz w:val="24"/>
         </w:rPr>
-        <w:t>【拓展】回到小林的案例。她的大模型给出了“年利率约为8%”的结论。按照第3.1节的方法，她用RATE函数重新计算，得到名义年利率约为17.97%，实际年化利率约为19.53%。她发现，大模型可能把分期的利率与社团的资金收益率混为一谈，甚至没有完成利率的计算。</w:t>
+        <w:t>【拓展】回到小林的案例。她的大模型给出了“年利率约为8%”的结论。按照第3.1节的方法，她用RATE函数重新计算，得到名义年利率约为17.97%，实际年化利率约为19.53%。两个数字相差很大，说明大模型给出的8%并不是分期方案的利率。</w:t>
       </w:r>
     </w:p>
     <w:p>
@@ -2877,7 +4421,213 @@
           <w:b w:val="0"/>
           <w:sz w:val="24"/>
         </w:rPr>
-        <w:t>这说明，AI的结论必须回到原始公式中核对。如果无法说明计算过程，就不能用于决策。</w:t>
+        <w:t>她进一步检查了大模型的回答，发现它把社团资金的机会成本与分期的隐含利率混在了一起，并且没有列出计算过程。这说明，AI的结论必须回到原始公式中核对。如果无法说明计算过程，就不能用于决策。</w:t>
+      </w:r>
+    </w:p>
+    <w:p>
+      <w:pPr>
+        <w:spacing w:lineRule="exact" w:line="400" w:before="0" w:after="0"/>
+        <w:ind w:firstLine="480"/>
+      </w:pPr>
+      <w:r>
+        <w:rPr>
+          <w:rFonts w:ascii="Times New Roman" w:hAnsi="Times New Roman" w:eastAsia="宋体"/>
+          <w:b w:val="0"/>
+          <w:sz w:val="24"/>
+        </w:rPr>
+        <w:t>【拓展】用表3-3的结果检验，还可以发现另一个问题：即使分期的隐含利率约为18%，只要社团资金的机会成本低于这个水平，一次付款仍然更划算。大模型的推理方向也有问题：分期的成本（隐含利率）高于资金的收益率时，应当选择一次付款，而不是分期。</w:t>
+      </w:r>
+    </w:p>
+    <w:p>
+      <w:pPr>
+        <w:keepNext/>
+        <w:spacing w:lineRule="exact" w:line="400" w:before="120" w:after="0"/>
+      </w:pPr>
+      <w:r>
+        <w:rPr>
+          <w:rFonts w:ascii="Times New Roman" w:hAnsi="Times New Roman" w:eastAsia="黑体"/>
+          <w:b/>
+          <w:sz w:val="24"/>
+        </w:rPr>
+        <w:t>四、AI与人的分工</w:t>
+      </w:r>
+    </w:p>
+    <w:p>
+      <w:pPr>
+        <w:spacing w:lineRule="exact" w:line="400" w:before="0" w:after="0"/>
+        <w:ind w:firstLine="480"/>
+      </w:pPr>
+      <w:r>
+        <w:rPr>
+          <w:rFonts w:ascii="Times New Roman" w:hAnsi="Times New Roman" w:eastAsia="宋体"/>
+          <w:b w:val="0"/>
+          <w:sz w:val="24"/>
+        </w:rPr>
+        <w:t>【通识】在比较方案的任务中，AI与人的分工应当清楚。AI可以承担的工作包括：整理参数表的格式、列出比较的步骤、生成公式模板、把结论改写成通俗的说明。这些工作的特点是：即使出现小错误，也容易被人发现，而且可以快速修改。</w:t>
+      </w:r>
+    </w:p>
+    <w:p>
+      <w:pPr>
+        <w:spacing w:lineRule="exact" w:line="400" w:before="0" w:after="0"/>
+        <w:ind w:firstLine="480"/>
+      </w:pPr>
+      <w:r>
+        <w:rPr>
+          <w:rFonts w:ascii="Times New Roman" w:hAnsi="Times New Roman" w:eastAsia="宋体"/>
+          <w:b w:val="0"/>
+          <w:sz w:val="24"/>
+        </w:rPr>
+        <w:t>人必须承担的工作包括：确认参数是否来自合同和报价；选择折现率并说明依据；核对计算结果；判断定量结论是否适用于本单位的实际情况；对最终决策负责。这些工作直接关系到决策的质量和责任归属，不能交给工具。</w:t>
+      </w:r>
+    </w:p>
+    <w:p>
+      <w:pPr>
+        <w:spacing w:lineRule="exact" w:line="400" w:before="0" w:after="0"/>
+        <w:ind w:firstLine="480"/>
+      </w:pPr>
+      <w:r>
+        <w:rPr>
+          <w:rFonts w:ascii="Times New Roman" w:hAnsi="Times New Roman" w:eastAsia="宋体"/>
+          <w:b w:val="0"/>
+          <w:sz w:val="24"/>
+        </w:rPr>
+        <w:t>在本项目中，小林和孙悦的做法是一致的：用AI加快整理，用人工完成核对与判断。这种分工使得效率和可靠性同时得到保证。</w:t>
+      </w:r>
+    </w:p>
+    <w:p>
+      <w:pPr>
+        <w:keepNext/>
+        <w:spacing w:lineRule="exact" w:line="400" w:before="120" w:after="0"/>
+      </w:pPr>
+      <w:r>
+        <w:rPr>
+          <w:rFonts w:ascii="Times New Roman" w:hAnsi="Times New Roman" w:eastAsia="黑体"/>
+          <w:b/>
+          <w:sz w:val="24"/>
+        </w:rPr>
+        <w:t>五、核对清单：AI结论的五个检查点</w:t>
+      </w:r>
+    </w:p>
+    <w:p>
+      <w:pPr>
+        <w:spacing w:lineRule="exact" w:line="400" w:before="0" w:after="0"/>
+        <w:ind w:firstLine="480"/>
+      </w:pPr>
+      <w:r>
+        <w:rPr>
+          <w:rFonts w:ascii="Times New Roman" w:hAnsi="Times New Roman" w:eastAsia="宋体"/>
+          <w:b w:val="0"/>
+          <w:sz w:val="24"/>
+        </w:rPr>
+        <w:t>使用AI比较方案后，可以按照下面的清单逐项检查：</w:t>
+      </w:r>
+    </w:p>
+    <w:p>
+      <w:pPr>
+        <w:spacing w:lineRule="exact" w:line="400" w:before="0" w:after="0"/>
+        <w:ind w:left="480" w:hanging="480"/>
+      </w:pPr>
+      <w:r>
+        <w:rPr>
+          <w:rFonts w:ascii="Times New Roman" w:hAnsi="Times New Roman" w:eastAsia="宋体"/>
+          <w:b w:val="0"/>
+          <w:sz w:val="24"/>
+        </w:rPr>
+        <w:t>1.</w:t>
+        <w:tab/>
+        <w:t>参数是否与合同一致，单位和口径是否统一；</w:t>
+      </w:r>
+    </w:p>
+    <w:p>
+      <w:pPr>
+        <w:spacing w:lineRule="exact" w:line="400" w:before="0" w:after="0"/>
+        <w:ind w:left="480" w:hanging="480"/>
+      </w:pPr>
+      <w:r>
+        <w:rPr>
+          <w:rFonts w:ascii="Times New Roman" w:hAnsi="Times New Roman" w:eastAsia="宋体"/>
+          <w:b w:val="0"/>
+          <w:sz w:val="24"/>
+        </w:rPr>
+        <w:t>2.</w:t>
+        <w:tab/>
+        <w:t>利率是名义利率还是实际年化利率，是否标注清楚；</w:t>
+      </w:r>
+    </w:p>
+    <w:p>
+      <w:pPr>
+        <w:spacing w:lineRule="exact" w:line="400" w:before="0" w:after="0"/>
+        <w:ind w:left="480" w:hanging="480"/>
+      </w:pPr>
+      <w:r>
+        <w:rPr>
+          <w:rFonts w:ascii="Times New Roman" w:hAnsi="Times New Roman" w:eastAsia="宋体"/>
+          <w:b w:val="0"/>
+          <w:sz w:val="24"/>
+        </w:rPr>
+        <w:t>3.</w:t>
+        <w:tab/>
+        <w:t>折现时是否按月折算，期数与每期付款是否对应；</w:t>
+      </w:r>
+    </w:p>
+    <w:p>
+      <w:pPr>
+        <w:spacing w:lineRule="exact" w:line="400" w:before="0" w:after="0"/>
+        <w:ind w:left="480" w:hanging="480"/>
+      </w:pPr>
+      <w:r>
+        <w:rPr>
+          <w:rFonts w:ascii="Times New Roman" w:hAnsi="Times New Roman" w:eastAsia="宋体"/>
+          <w:b w:val="0"/>
+          <w:sz w:val="24"/>
+        </w:rPr>
+        <w:t>4.</w:t>
+        <w:tab/>
+        <w:t>结论是否与计算结果一致，是否存在“数字对，结论错”的情况；</w:t>
+      </w:r>
+    </w:p>
+    <w:p>
+      <w:pPr>
+        <w:spacing w:lineRule="exact" w:line="400" w:before="0" w:after="0"/>
+        <w:ind w:left="480" w:hanging="480"/>
+      </w:pPr>
+      <w:r>
+        <w:rPr>
+          <w:rFonts w:ascii="Times New Roman" w:hAnsi="Times New Roman" w:eastAsia="宋体"/>
+          <w:b w:val="0"/>
+          <w:sz w:val="24"/>
+        </w:rPr>
+        <w:t>5.</w:t>
+        <w:tab/>
+        <w:t>假设是否写明，结论对假设是否敏感。</w:t>
+      </w:r>
+    </w:p>
+    <w:p>
+      <w:pPr>
+        <w:spacing w:lineRule="exact" w:line="400" w:before="0" w:after="0"/>
+        <w:ind w:firstLine="480"/>
+      </w:pPr>
+      <w:r>
+        <w:rPr>
+          <w:rFonts w:ascii="Times New Roman" w:hAnsi="Times New Roman" w:eastAsia="宋体"/>
+          <w:b w:val="0"/>
+          <w:sz w:val="24"/>
+        </w:rPr>
+        <w:t>这份清单可以作为今后审核AI计算结果的基础，也可以在团队讨论中使用。</w:t>
+      </w:r>
+    </w:p>
+    <w:p>
+      <w:pPr>
+        <w:spacing w:lineRule="exact" w:line="400" w:before="0" w:after="0"/>
+        <w:ind w:firstLine="480"/>
+      </w:pPr>
+      <w:r>
+        <w:rPr>
+          <w:rFonts w:ascii="Times New Roman" w:hAnsi="Times New Roman" w:eastAsia="宋体"/>
+          <w:b w:val="0"/>
+          <w:sz w:val="24"/>
+        </w:rPr>
+        <w:t>【练习提示】在把AI结果写入审批材料时，可以先把它改写成上面的五段式结构，再逐段核对数字。若某一段写不出来源或前提，说明这段内容还不能用于决策。</w:t>
       </w:r>
     </w:p>
     <w:p>
@@ -2905,7 +4655,7 @@
           <w:b w:val="0"/>
           <w:sz w:val="24"/>
         </w:rPr>
-        <w:t>小林把核对记录交给社长李想，并附上表3-1和表3-2。她说明：AI的结论不能作为决策依据，只能作为讨论的线索。李想同意以手工计算为准，决定一次付款。</w:t>
+        <w:t>小林把核对记录交给社长李想，并附上表3-1和表3-3。她说明：AI的结论不能作为决策依据，只能作为讨论的线索。李想同意以手工计算为准，决定一次付款。</w:t>
       </w:r>
     </w:p>
     <w:p>
@@ -2919,7 +4669,7 @@
           <w:b w:val="0"/>
           <w:sz w:val="24"/>
         </w:rPr>
-        <w:t>孙悦在核对中发现，大模型把年折现率当作月折现率使用，导致现值被高估。陈静要求他把错误记入工作日志，并在下次培训中作为案例分享。</w:t>
+        <w:t>孙悦在核对中发现，大模型把年折现率当作月折现率使用，导致现值被高估。陈静要求他把错误记入工作日志，并在下次培训中作为案例分享。她还要求孙悦以后在提交任何AI计算结果时，都附上参数表、计算步骤和核对记录。</w:t>
       </w:r>
     </w:p>
     <w:p>
@@ -3027,7 +4777,7 @@
           <w:b w:val="0"/>
           <w:sz w:val="24"/>
         </w:rPr>
-        <w:t>某财务人员在提交设备采购方案时，直接使用了大模型的结论，没有核对计算过程。方案通过后，单位才发现分期的实际成本比预期高出许多，造成了不必要的损失。该员工在总结中写道：“我把判断交给了工具，却没有为结果负责。”</w:t>
+        <w:t>某财务人员在提交设备采购方案时，直接使用了大模型的结论，没有核对计算过程。方案通过后，单位才发现分期的实际成本比预期高出许多，造成了不必要的损失。该员工在总结中写道：“我把判断交给了工具，却没有为结果负责。”（本案例为虚构。）</w:t>
       </w:r>
     </w:p>
     <w:p>
@@ -3041,7 +4791,7 @@
           <w:b w:val="0"/>
           <w:sz w:val="24"/>
         </w:rPr>
-        <w:t>点题：AI可以提高效率，但不能替代财务人员的判断与责任。每一个决策数字，都应当有人能够解释它从哪里来。</w:t>
+        <w:t>点题：AI可以提高效率，但不能替代财务人员的判断与责任。每一个决策数字，都应当有人能够解释它从哪里来，并对它负责。</w:t>
       </w:r>
     </w:p>
     <w:p>
@@ -3071,7 +4821,7 @@
         </w:rPr>
         <w:t>1.</w:t>
         <w:tab/>
-        <w:t>用大模型比较某一种分期方案与一次付款方式，要求它给出计算步骤。将它的结论与表3-3的方法逐项核对，记录差异。</w:t>
+        <w:t>用大模型比较某一种分期方案与一次付款方式，要求它给出计算步骤。将它的结论与表3-5的方法逐项核对，记录差异。</w:t>
       </w:r>
     </w:p>
     <w:p>
@@ -3087,7 +4837,23 @@
         </w:rPr>
         <w:t>2.</w:t>
         <w:tab/>
-        <w:t>假设大模型把年折现率直接当作月折现率使用，请用本项目的方法说明这一错误会对现值产生多大影响。</w:t>
+        <w:t>假设大模型把年折现率直接当作月折现率使用，请用本项目的方法计算这一错误会使现值高估多少。</w:t>
+      </w:r>
+    </w:p>
+    <w:p>
+      <w:pPr>
+        <w:spacing w:lineRule="exact" w:line="400" w:before="0" w:after="0"/>
+        <w:ind w:left="480" w:hanging="480"/>
+      </w:pPr>
+      <w:r>
+        <w:rPr>
+          <w:rFonts w:ascii="Times New Roman" w:hAnsi="Times New Roman" w:eastAsia="宋体"/>
+          <w:b w:val="0"/>
+          <w:sz w:val="24"/>
+        </w:rPr>
+        <w:t>3.</w:t>
+        <w:tab/>
+        <w:t>用本任务的核对清单，检查你在第1题中得到的结论，并写一段不超过200字的说明。</w:t>
       </w:r>
     </w:p>
     <w:p>
@@ -3115,7 +4881,35 @@
           <w:b w:val="0"/>
           <w:sz w:val="24"/>
         </w:rPr>
-        <w:t>本任务的核心是：用AI比较方案时，只提供参数并要求给出步骤，然后逐项核对。AI能帮助整理思路，但结论的正确性要由手工计算和人的判断来保证。</w:t>
+        <w:t>本任务的核心是：用AI比较方案时，只提供参数并要求给出步骤，然后逐项核对。AI能帮助整理思路，但结论的正确性要由手工计算和人的判断来保证。核对清单可以帮助我们快速发现常见错误。</w:t>
+      </w:r>
+    </w:p>
+    <w:p>
+      <w:pPr>
+        <w:spacing w:lineRule="exact" w:line="400" w:before="0" w:after="0"/>
+        <w:ind w:firstLine="480"/>
+      </w:pPr>
+      <w:r>
+        <w:rPr>
+          <w:rFonts w:ascii="Times New Roman" w:hAnsi="Times New Roman" w:eastAsia="宋体"/>
+          <w:b w:val="0"/>
+          <w:sz w:val="24"/>
+        </w:rPr>
+        <w:t>判断标准是本项目反复出现的主线。无论是计算利息、比较时点，还是核对AI的结论，都要回答三个问题：这个数字从哪里来？它的假设是什么？它对假设敏感吗？能够回答这三个问题，决策才有依据。</w:t>
+      </w:r>
+    </w:p>
+    <w:p>
+      <w:pPr>
+        <w:spacing w:lineRule="exact" w:line="400" w:before="0" w:after="0"/>
+        <w:ind w:firstLine="480"/>
+      </w:pPr>
+      <w:r>
+        <w:rPr>
+          <w:rFonts w:ascii="Times New Roman" w:hAnsi="Times New Roman" w:eastAsia="宋体"/>
+          <w:b w:val="0"/>
+          <w:sz w:val="24"/>
+        </w:rPr>
+        <w:t>学习过程中，有几个问题值得特别注意。第一，计算与判断要分开：计算可以交给表格或函数，判断则需要结合单位的实际情况。第二，数字要有来源：每个数字都应当能回到合同、报价或假设中去查证。第三，结论要有边界：任何结论都依赖前提，写结论时应当同时写清楚前提。</w:t>
       </w:r>
     </w:p>
     <w:p>
@@ -3157,7 +4951,7 @@
           <w:b w:val="0"/>
           <w:sz w:val="24"/>
         </w:rPr>
-        <w:t>表3-4 本项目的核心概念与工具</w:t>
+        <w:t>表3-6 本项目的核心概念与工具</w:t>
       </w:r>
     </w:p>
     <w:tbl>
@@ -3271,7 +5065,7 @@
                 <w:b w:val="0"/>
                 <w:sz w:val="21"/>
               </w:rPr>
-              <w:t>加减运算</w:t>
+              <w:t>加减运算，计入全部费用</w:t>
             </w:r>
           </w:p>
         </w:tc>
@@ -3291,7 +5085,7 @@
                 <w:b w:val="0"/>
                 <w:sz w:val="21"/>
               </w:rPr>
-              <w:t>只看每期金额</w:t>
+              <w:t>只看每期金额，遗漏费用</w:t>
             </w:r>
           </w:p>
         </w:tc>
@@ -3375,6 +5169,68 @@
                 <w:b w:val="0"/>
                 <w:sz w:val="21"/>
               </w:rPr>
+              <w:t>期数的影响</w:t>
+            </w:r>
+          </w:p>
+        </w:tc>
+        <w:tc>
+          <w:tcPr>
+            <w:tcW w:type="dxa" w:w="2771"/>
+          </w:tcPr>
+          <w:p>
+            <w:pPr>
+              <w:spacing w:line="240" w:lineRule="auto" w:before="40" w:after="40"/>
+              <w:jc w:val="left"/>
+            </w:pPr>
+            <w:r/>
+            <w:r>
+              <w:rPr>
+                <w:rFonts w:ascii="Times New Roman" w:hAnsi="Times New Roman" w:eastAsia="宋体"/>
+                <w:b w:val="0"/>
+                <w:sz w:val="21"/>
+              </w:rPr>
+              <w:t>对比不同期数的方案</w:t>
+            </w:r>
+          </w:p>
+        </w:tc>
+        <w:tc>
+          <w:tcPr>
+            <w:tcW w:type="dxa" w:w="2771"/>
+          </w:tcPr>
+          <w:p>
+            <w:pPr>
+              <w:spacing w:line="240" w:lineRule="auto" w:before="40" w:after="40"/>
+              <w:jc w:val="left"/>
+            </w:pPr>
+            <w:r/>
+            <w:r>
+              <w:rPr>
+                <w:rFonts w:ascii="Times New Roman" w:hAnsi="Times New Roman" w:eastAsia="宋体"/>
+                <w:b w:val="0"/>
+                <w:sz w:val="21"/>
+              </w:rPr>
+              <w:t>只选每期金额最低的方案</w:t>
+            </w:r>
+          </w:p>
+        </w:tc>
+      </w:tr>
+      <w:tr>
+        <w:tc>
+          <w:tcPr>
+            <w:tcW w:type="dxa" w:w="2771"/>
+          </w:tcPr>
+          <w:p>
+            <w:pPr>
+              <w:spacing w:line="240" w:lineRule="auto" w:before="40" w:after="40"/>
+              <w:jc w:val="left"/>
+            </w:pPr>
+            <w:r/>
+            <w:r>
+              <w:rPr>
+                <w:rFonts w:ascii="Times New Roman" w:hAnsi="Times New Roman" w:eastAsia="宋体"/>
+                <w:b w:val="0"/>
+                <w:sz w:val="21"/>
+              </w:rPr>
               <w:t>资金的时间价值</w:t>
             </w:r>
           </w:p>
@@ -3437,6 +5293,68 @@
                 <w:b w:val="0"/>
                 <w:sz w:val="21"/>
               </w:rPr>
+              <w:t>敏感性分析</w:t>
+            </w:r>
+          </w:p>
+        </w:tc>
+        <w:tc>
+          <w:tcPr>
+            <w:tcW w:type="dxa" w:w="2771"/>
+          </w:tcPr>
+          <w:p>
+            <w:pPr>
+              <w:spacing w:line="240" w:lineRule="auto" w:before="40" w:after="40"/>
+              <w:jc w:val="left"/>
+            </w:pPr>
+            <w:r/>
+            <w:r>
+              <w:rPr>
+                <w:rFonts w:ascii="Times New Roman" w:hAnsi="Times New Roman" w:eastAsia="宋体"/>
+                <w:b w:val="0"/>
+                <w:sz w:val="21"/>
+              </w:rPr>
+              <w:t>多个折现率的对比</w:t>
+            </w:r>
+          </w:p>
+        </w:tc>
+        <w:tc>
+          <w:tcPr>
+            <w:tcW w:type="dxa" w:w="2771"/>
+          </w:tcPr>
+          <w:p>
+            <w:pPr>
+              <w:spacing w:line="240" w:lineRule="auto" w:before="40" w:after="40"/>
+              <w:jc w:val="left"/>
+            </w:pPr>
+            <w:r/>
+            <w:r>
+              <w:rPr>
+                <w:rFonts w:ascii="Times New Roman" w:hAnsi="Times New Roman" w:eastAsia="宋体"/>
+                <w:b w:val="0"/>
+                <w:sz w:val="21"/>
+              </w:rPr>
+              <w:t>只做一个假设的计算</w:t>
+            </w:r>
+          </w:p>
+        </w:tc>
+      </w:tr>
+      <w:tr>
+        <w:tc>
+          <w:tcPr>
+            <w:tcW w:type="dxa" w:w="2771"/>
+          </w:tcPr>
+          <w:p>
+            <w:pPr>
+              <w:spacing w:line="240" w:lineRule="auto" w:before="40" w:after="40"/>
+              <w:jc w:val="left"/>
+            </w:pPr>
+            <w:r/>
+            <w:r>
+              <w:rPr>
+                <w:rFonts w:ascii="Times New Roman" w:hAnsi="Times New Roman" w:eastAsia="宋体"/>
+                <w:b w:val="0"/>
+                <w:sz w:val="21"/>
+              </w:rPr>
               <w:t>AI辅助比较</w:t>
             </w:r>
           </w:p>
@@ -3457,7 +5375,7 @@
                 <w:b w:val="0"/>
                 <w:sz w:val="21"/>
               </w:rPr>
-              <w:t>参数表、核对表</w:t>
+              <w:t>参数表、核对清单</w:t>
             </w:r>
           </w:p>
         </w:tc>
@@ -3537,7 +5455,568 @@
           <w:b w:val="0"/>
           <w:sz w:val="24"/>
         </w:rPr>
-        <w:t>这一处理的核心思想，与本项目的现值比较一致：把未来的付款折算为现在的价值，使账面反映真实的成本。对于非会计专业的同学，只需理解“分期的成本分散在未来，但它的价值要折算到今天”即可。</w:t>
+        <w:t>以校园线为例，设备现金价为6000元，隐含利率为月利率约1.50%。若按这一利率折现，分期的现值正好为6000元，因此资产入账价值为6000元，分期总额6600元与现值6000元之间的差额600元，记为未确认融资费用。前三期的摊销情况如表3-7所示。</w:t>
+      </w:r>
+    </w:p>
+    <w:p>
+      <w:pPr>
+        <w:spacing w:lineRule="exact" w:line="400" w:before="0" w:after="0"/>
+        <w:ind w:firstLine="480"/>
+      </w:pPr>
+      <w:r>
+        <w:rPr>
+          <w:rFonts w:ascii="Times New Roman" w:hAnsi="Times New Roman" w:eastAsia="宋体"/>
+          <w:b w:val="0"/>
+          <w:sz w:val="24"/>
+        </w:rPr>
+        <w:t>表3-7 前三期的实际利率法摊销示例（金额：元）</w:t>
+      </w:r>
+    </w:p>
+    <w:tbl>
+      <w:tblPr>
+        <w:tblStyle w:val="TableGrid"/>
+        <w:tblW w:type="auto" w:w="0"/>
+        <w:jc w:val="center"/>
+        <w:tblLook w:firstColumn="1" w:firstRow="1" w:lastColumn="0" w:lastRow="0" w:noHBand="0" w:noVBand="1" w:val="04A0"/>
+      </w:tblPr>
+      <w:tblGrid>
+        <w:gridCol w:w="1385"/>
+        <w:gridCol w:w="1385"/>
+        <w:gridCol w:w="1385"/>
+        <w:gridCol w:w="1385"/>
+        <w:gridCol w:w="1385"/>
+        <w:gridCol w:w="1385"/>
+      </w:tblGrid>
+      <w:tr>
+        <w:tc>
+          <w:tcPr>
+            <w:tcW w:type="dxa" w:w="1385"/>
+          </w:tcPr>
+          <w:p>
+            <w:pPr>
+              <w:spacing w:line="240" w:lineRule="auto" w:before="40" w:after="40"/>
+              <w:jc w:val="center"/>
+            </w:pPr>
+            <w:r/>
+            <w:r>
+              <w:rPr>
+                <w:rFonts w:ascii="Times New Roman" w:hAnsi="Times New Roman" w:eastAsia="宋体"/>
+                <w:b/>
+                <w:sz w:val="21"/>
+              </w:rPr>
+              <w:t>期数</w:t>
+            </w:r>
+          </w:p>
+        </w:tc>
+        <w:tc>
+          <w:tcPr>
+            <w:tcW w:type="dxa" w:w="1385"/>
+          </w:tcPr>
+          <w:p>
+            <w:pPr>
+              <w:spacing w:line="240" w:lineRule="auto" w:before="40" w:after="40"/>
+              <w:jc w:val="center"/>
+            </w:pPr>
+            <w:r/>
+            <w:r>
+              <w:rPr>
+                <w:rFonts w:ascii="Times New Roman" w:hAnsi="Times New Roman" w:eastAsia="宋体"/>
+                <w:b/>
+                <w:sz w:val="21"/>
+              </w:rPr>
+              <w:t>期初应付本金</w:t>
+            </w:r>
+          </w:p>
+        </w:tc>
+        <w:tc>
+          <w:tcPr>
+            <w:tcW w:type="dxa" w:w="1385"/>
+          </w:tcPr>
+          <w:p>
+            <w:pPr>
+              <w:spacing w:line="240" w:lineRule="auto" w:before="40" w:after="40"/>
+              <w:jc w:val="center"/>
+            </w:pPr>
+            <w:r/>
+            <w:r>
+              <w:rPr>
+                <w:rFonts w:ascii="Times New Roman" w:hAnsi="Times New Roman" w:eastAsia="宋体"/>
+                <w:b/>
+                <w:sz w:val="21"/>
+              </w:rPr>
+              <w:t>每期付款</w:t>
+            </w:r>
+          </w:p>
+        </w:tc>
+        <w:tc>
+          <w:tcPr>
+            <w:tcW w:type="dxa" w:w="1385"/>
+          </w:tcPr>
+          <w:p>
+            <w:pPr>
+              <w:spacing w:line="240" w:lineRule="auto" w:before="40" w:after="40"/>
+              <w:jc w:val="center"/>
+            </w:pPr>
+            <w:r/>
+            <w:r>
+              <w:rPr>
+                <w:rFonts w:ascii="Times New Roman" w:hAnsi="Times New Roman" w:eastAsia="宋体"/>
+                <w:b/>
+                <w:sz w:val="21"/>
+              </w:rPr>
+              <w:t>应确认利息（按月利率1.50%）</w:t>
+            </w:r>
+          </w:p>
+        </w:tc>
+        <w:tc>
+          <w:tcPr>
+            <w:tcW w:type="dxa" w:w="1385"/>
+          </w:tcPr>
+          <w:p>
+            <w:pPr>
+              <w:spacing w:line="240" w:lineRule="auto" w:before="40" w:after="40"/>
+              <w:jc w:val="center"/>
+            </w:pPr>
+            <w:r/>
+            <w:r>
+              <w:rPr>
+                <w:rFonts w:ascii="Times New Roman" w:hAnsi="Times New Roman" w:eastAsia="宋体"/>
+                <w:b/>
+                <w:sz w:val="21"/>
+              </w:rPr>
+              <w:t>偿还本金</w:t>
+            </w:r>
+          </w:p>
+        </w:tc>
+        <w:tc>
+          <w:tcPr>
+            <w:tcW w:type="dxa" w:w="1385"/>
+          </w:tcPr>
+          <w:p>
+            <w:pPr>
+              <w:spacing w:line="240" w:lineRule="auto" w:before="40" w:after="40"/>
+              <w:jc w:val="center"/>
+            </w:pPr>
+            <w:r/>
+            <w:r>
+              <w:rPr>
+                <w:rFonts w:ascii="Times New Roman" w:hAnsi="Times New Roman" w:eastAsia="宋体"/>
+                <w:b/>
+                <w:sz w:val="21"/>
+              </w:rPr>
+              <w:t>期末应付本金</w:t>
+            </w:r>
+          </w:p>
+        </w:tc>
+      </w:tr>
+      <w:tr>
+        <w:tc>
+          <w:tcPr>
+            <w:tcW w:type="dxa" w:w="1385"/>
+          </w:tcPr>
+          <w:p>
+            <w:pPr>
+              <w:spacing w:line="240" w:lineRule="auto" w:before="40" w:after="40"/>
+              <w:jc w:val="left"/>
+            </w:pPr>
+            <w:r/>
+            <w:r>
+              <w:rPr>
+                <w:rFonts w:ascii="Times New Roman" w:hAnsi="Times New Roman" w:eastAsia="宋体"/>
+                <w:b w:val="0"/>
+                <w:sz w:val="21"/>
+              </w:rPr>
+              <w:t>1</w:t>
+            </w:r>
+          </w:p>
+        </w:tc>
+        <w:tc>
+          <w:tcPr>
+            <w:tcW w:type="dxa" w:w="1385"/>
+          </w:tcPr>
+          <w:p>
+            <w:pPr>
+              <w:spacing w:line="240" w:lineRule="auto" w:before="40" w:after="40"/>
+              <w:jc w:val="left"/>
+            </w:pPr>
+            <w:r/>
+            <w:r>
+              <w:rPr>
+                <w:rFonts w:ascii="Times New Roman" w:hAnsi="Times New Roman" w:eastAsia="宋体"/>
+                <w:b w:val="0"/>
+                <w:sz w:val="21"/>
+              </w:rPr>
+              <w:t>6000.00</w:t>
+            </w:r>
+          </w:p>
+        </w:tc>
+        <w:tc>
+          <w:tcPr>
+            <w:tcW w:type="dxa" w:w="1385"/>
+          </w:tcPr>
+          <w:p>
+            <w:pPr>
+              <w:spacing w:line="240" w:lineRule="auto" w:before="40" w:after="40"/>
+              <w:jc w:val="left"/>
+            </w:pPr>
+            <w:r/>
+            <w:r>
+              <w:rPr>
+                <w:rFonts w:ascii="Times New Roman" w:hAnsi="Times New Roman" w:eastAsia="宋体"/>
+                <w:b w:val="0"/>
+                <w:sz w:val="21"/>
+              </w:rPr>
+              <w:t>550</w:t>
+            </w:r>
+          </w:p>
+        </w:tc>
+        <w:tc>
+          <w:tcPr>
+            <w:tcW w:type="dxa" w:w="1385"/>
+          </w:tcPr>
+          <w:p>
+            <w:pPr>
+              <w:spacing w:line="240" w:lineRule="auto" w:before="40" w:after="40"/>
+              <w:jc w:val="left"/>
+            </w:pPr>
+            <w:r/>
+            <w:r>
+              <w:rPr>
+                <w:rFonts w:ascii="Times New Roman" w:hAnsi="Times New Roman" w:eastAsia="宋体"/>
+                <w:b w:val="0"/>
+                <w:sz w:val="21"/>
+              </w:rPr>
+              <w:t>89.86</w:t>
+            </w:r>
+          </w:p>
+        </w:tc>
+        <w:tc>
+          <w:tcPr>
+            <w:tcW w:type="dxa" w:w="1385"/>
+          </w:tcPr>
+          <w:p>
+            <w:pPr>
+              <w:spacing w:line="240" w:lineRule="auto" w:before="40" w:after="40"/>
+              <w:jc w:val="left"/>
+            </w:pPr>
+            <w:r/>
+            <w:r>
+              <w:rPr>
+                <w:rFonts w:ascii="Times New Roman" w:hAnsi="Times New Roman" w:eastAsia="宋体"/>
+                <w:b w:val="0"/>
+                <w:sz w:val="21"/>
+              </w:rPr>
+              <w:t>460.14</w:t>
+            </w:r>
+          </w:p>
+        </w:tc>
+        <w:tc>
+          <w:tcPr>
+            <w:tcW w:type="dxa" w:w="1385"/>
+          </w:tcPr>
+          <w:p>
+            <w:pPr>
+              <w:spacing w:line="240" w:lineRule="auto" w:before="40" w:after="40"/>
+              <w:jc w:val="left"/>
+            </w:pPr>
+            <w:r/>
+            <w:r>
+              <w:rPr>
+                <w:rFonts w:ascii="Times New Roman" w:hAnsi="Times New Roman" w:eastAsia="宋体"/>
+                <w:b w:val="0"/>
+                <w:sz w:val="21"/>
+              </w:rPr>
+              <w:t>5539.86</w:t>
+            </w:r>
+          </w:p>
+        </w:tc>
+      </w:tr>
+      <w:tr>
+        <w:tc>
+          <w:tcPr>
+            <w:tcW w:type="dxa" w:w="1385"/>
+          </w:tcPr>
+          <w:p>
+            <w:pPr>
+              <w:spacing w:line="240" w:lineRule="auto" w:before="40" w:after="40"/>
+              <w:jc w:val="left"/>
+            </w:pPr>
+            <w:r/>
+            <w:r>
+              <w:rPr>
+                <w:rFonts w:ascii="Times New Roman" w:hAnsi="Times New Roman" w:eastAsia="宋体"/>
+                <w:b w:val="0"/>
+                <w:sz w:val="21"/>
+              </w:rPr>
+              <w:t>2</w:t>
+            </w:r>
+          </w:p>
+        </w:tc>
+        <w:tc>
+          <w:tcPr>
+            <w:tcW w:type="dxa" w:w="1385"/>
+          </w:tcPr>
+          <w:p>
+            <w:pPr>
+              <w:spacing w:line="240" w:lineRule="auto" w:before="40" w:after="40"/>
+              <w:jc w:val="left"/>
+            </w:pPr>
+            <w:r/>
+            <w:r>
+              <w:rPr>
+                <w:rFonts w:ascii="Times New Roman" w:hAnsi="Times New Roman" w:eastAsia="宋体"/>
+                <w:b w:val="0"/>
+                <w:sz w:val="21"/>
+              </w:rPr>
+              <w:t>5539.86</w:t>
+            </w:r>
+          </w:p>
+        </w:tc>
+        <w:tc>
+          <w:tcPr>
+            <w:tcW w:type="dxa" w:w="1385"/>
+          </w:tcPr>
+          <w:p>
+            <w:pPr>
+              <w:spacing w:line="240" w:lineRule="auto" w:before="40" w:after="40"/>
+              <w:jc w:val="left"/>
+            </w:pPr>
+            <w:r/>
+            <w:r>
+              <w:rPr>
+                <w:rFonts w:ascii="Times New Roman" w:hAnsi="Times New Roman" w:eastAsia="宋体"/>
+                <w:b w:val="0"/>
+                <w:sz w:val="21"/>
+              </w:rPr>
+              <w:t>550</w:t>
+            </w:r>
+          </w:p>
+        </w:tc>
+        <w:tc>
+          <w:tcPr>
+            <w:tcW w:type="dxa" w:w="1385"/>
+          </w:tcPr>
+          <w:p>
+            <w:pPr>
+              <w:spacing w:line="240" w:lineRule="auto" w:before="40" w:after="40"/>
+              <w:jc w:val="left"/>
+            </w:pPr>
+            <w:r/>
+            <w:r>
+              <w:rPr>
+                <w:rFonts w:ascii="Times New Roman" w:hAnsi="Times New Roman" w:eastAsia="宋体"/>
+                <w:b w:val="0"/>
+                <w:sz w:val="21"/>
+              </w:rPr>
+              <w:t>82.97</w:t>
+            </w:r>
+          </w:p>
+        </w:tc>
+        <w:tc>
+          <w:tcPr>
+            <w:tcW w:type="dxa" w:w="1385"/>
+          </w:tcPr>
+          <w:p>
+            <w:pPr>
+              <w:spacing w:line="240" w:lineRule="auto" w:before="40" w:after="40"/>
+              <w:jc w:val="left"/>
+            </w:pPr>
+            <w:r/>
+            <w:r>
+              <w:rPr>
+                <w:rFonts w:ascii="Times New Roman" w:hAnsi="Times New Roman" w:eastAsia="宋体"/>
+                <w:b w:val="0"/>
+                <w:sz w:val="21"/>
+              </w:rPr>
+              <w:t>467.03</w:t>
+            </w:r>
+          </w:p>
+        </w:tc>
+        <w:tc>
+          <w:tcPr>
+            <w:tcW w:type="dxa" w:w="1385"/>
+          </w:tcPr>
+          <w:p>
+            <w:pPr>
+              <w:spacing w:line="240" w:lineRule="auto" w:before="40" w:after="40"/>
+              <w:jc w:val="left"/>
+            </w:pPr>
+            <w:r/>
+            <w:r>
+              <w:rPr>
+                <w:rFonts w:ascii="Times New Roman" w:hAnsi="Times New Roman" w:eastAsia="宋体"/>
+                <w:b w:val="0"/>
+                <w:sz w:val="21"/>
+              </w:rPr>
+              <w:t>5072.83</w:t>
+            </w:r>
+          </w:p>
+        </w:tc>
+      </w:tr>
+      <w:tr>
+        <w:tc>
+          <w:tcPr>
+            <w:tcW w:type="dxa" w:w="1385"/>
+          </w:tcPr>
+          <w:p>
+            <w:pPr>
+              <w:spacing w:line="240" w:lineRule="auto" w:before="40" w:after="40"/>
+              <w:jc w:val="left"/>
+            </w:pPr>
+            <w:r/>
+            <w:r>
+              <w:rPr>
+                <w:rFonts w:ascii="Times New Roman" w:hAnsi="Times New Roman" w:eastAsia="宋体"/>
+                <w:b w:val="0"/>
+                <w:sz w:val="21"/>
+              </w:rPr>
+              <w:t>3</w:t>
+            </w:r>
+          </w:p>
+        </w:tc>
+        <w:tc>
+          <w:tcPr>
+            <w:tcW w:type="dxa" w:w="1385"/>
+          </w:tcPr>
+          <w:p>
+            <w:pPr>
+              <w:spacing w:line="240" w:lineRule="auto" w:before="40" w:after="40"/>
+              <w:jc w:val="left"/>
+            </w:pPr>
+            <w:r/>
+            <w:r>
+              <w:rPr>
+                <w:rFonts w:ascii="Times New Roman" w:hAnsi="Times New Roman" w:eastAsia="宋体"/>
+                <w:b w:val="0"/>
+                <w:sz w:val="21"/>
+              </w:rPr>
+              <w:t>5072.83</w:t>
+            </w:r>
+          </w:p>
+        </w:tc>
+        <w:tc>
+          <w:tcPr>
+            <w:tcW w:type="dxa" w:w="1385"/>
+          </w:tcPr>
+          <w:p>
+            <w:pPr>
+              <w:spacing w:line="240" w:lineRule="auto" w:before="40" w:after="40"/>
+              <w:jc w:val="left"/>
+            </w:pPr>
+            <w:r/>
+            <w:r>
+              <w:rPr>
+                <w:rFonts w:ascii="Times New Roman" w:hAnsi="Times New Roman" w:eastAsia="宋体"/>
+                <w:b w:val="0"/>
+                <w:sz w:val="21"/>
+              </w:rPr>
+              <w:t>550</w:t>
+            </w:r>
+          </w:p>
+        </w:tc>
+        <w:tc>
+          <w:tcPr>
+            <w:tcW w:type="dxa" w:w="1385"/>
+          </w:tcPr>
+          <w:p>
+            <w:pPr>
+              <w:spacing w:line="240" w:lineRule="auto" w:before="40" w:after="40"/>
+              <w:jc w:val="left"/>
+            </w:pPr>
+            <w:r/>
+            <w:r>
+              <w:rPr>
+                <w:rFonts w:ascii="Times New Roman" w:hAnsi="Times New Roman" w:eastAsia="宋体"/>
+                <w:b w:val="0"/>
+                <w:sz w:val="21"/>
+              </w:rPr>
+              <w:t>75.97</w:t>
+            </w:r>
+          </w:p>
+        </w:tc>
+        <w:tc>
+          <w:tcPr>
+            <w:tcW w:type="dxa" w:w="1385"/>
+          </w:tcPr>
+          <w:p>
+            <w:pPr>
+              <w:spacing w:line="240" w:lineRule="auto" w:before="40" w:after="40"/>
+              <w:jc w:val="left"/>
+            </w:pPr>
+            <w:r/>
+            <w:r>
+              <w:rPr>
+                <w:rFonts w:ascii="Times New Roman" w:hAnsi="Times New Roman" w:eastAsia="宋体"/>
+                <w:b w:val="0"/>
+                <w:sz w:val="21"/>
+              </w:rPr>
+              <w:t>474.03</w:t>
+            </w:r>
+          </w:p>
+        </w:tc>
+        <w:tc>
+          <w:tcPr>
+            <w:tcW w:type="dxa" w:w="1385"/>
+          </w:tcPr>
+          <w:p>
+            <w:pPr>
+              <w:spacing w:line="240" w:lineRule="auto" w:before="40" w:after="40"/>
+              <w:jc w:val="left"/>
+            </w:pPr>
+            <w:r/>
+            <w:r>
+              <w:rPr>
+                <w:rFonts w:ascii="Times New Roman" w:hAnsi="Times New Roman" w:eastAsia="宋体"/>
+                <w:b w:val="0"/>
+                <w:sz w:val="21"/>
+              </w:rPr>
+              <w:t>4598.80</w:t>
+            </w:r>
+          </w:p>
+        </w:tc>
+      </w:tr>
+    </w:tbl>
+    <w:p/>
+    <w:p>
+      <w:pPr>
+        <w:spacing w:lineRule="exact" w:line="400" w:before="0" w:after="0"/>
+        <w:ind w:firstLine="480"/>
+      </w:pPr>
+      <w:r>
+        <w:rPr>
+          <w:rFonts w:ascii="Times New Roman" w:hAnsi="Times New Roman" w:eastAsia="宋体"/>
+          <w:b w:val="0"/>
+          <w:sz w:val="24"/>
+        </w:rPr>
+        <w:t>【拓展】本例中，每期付款额相同，这种安排称为等额付款。在等额付款下，前期的利息占比较高，本金偿还较慢；随着本金逐期减少，利息逐期下降，本金的偿还比例逐期上升。这与“等额本金”的情形不同：等额本金每期偿还的本金相同，利息逐期递减，每期付款额也逐期递减。两种安排的总利息可能不同，比较时应当看清楚合同采用的是哪一种。</w:t>
+      </w:r>
+    </w:p>
+    <w:p>
+      <w:pPr>
+        <w:spacing w:lineRule="exact" w:line="400" w:before="0" w:after="0"/>
+        <w:ind w:firstLine="480"/>
+      </w:pPr>
+      <w:r>
+        <w:rPr>
+          <w:rFonts w:ascii="Times New Roman" w:hAnsi="Times New Roman" w:eastAsia="宋体"/>
+          <w:b w:val="0"/>
+          <w:sz w:val="24"/>
+        </w:rPr>
+        <w:t>表3-7 显示，每期确认的利息逐期减少，而本金的偿还逐期增加。12期全部完成后，累计确认的利息恰好为600元，即多付的金额。这说明，实际利率法的核心思想，与本项目的现值比较是一致的：把未来的付款折算为现在的价值，使账面反映真实的成本。</w:t>
+      </w:r>
+    </w:p>
+    <w:p>
+      <w:pPr>
+        <w:spacing w:lineRule="exact" w:line="400" w:before="0" w:after="0"/>
+        <w:ind w:firstLine="480"/>
+      </w:pPr>
+      <w:r>
+        <w:rPr>
+          <w:rFonts w:ascii="Times New Roman" w:hAnsi="Times New Roman" w:eastAsia="宋体"/>
+          <w:b w:val="0"/>
+          <w:sz w:val="24"/>
+        </w:rPr>
+        <w:t>对于非会计专业的同学，只需理解“分期的成本分散在未来，但它的价值要折算到今天”即可。会计专业的同学，则应当进一步掌握摊销的计算方法和账务处理。</w:t>
       </w:r>
     </w:p>
     <w:p>
@@ -3567,7 +6046,7 @@
         </w:rPr>
         <w:t>1.</w:t>
         <w:tab/>
-        <w:t>选择一种你身边的分期消费方式，列出现金价、分期期数和每期付款，计算多付金额和名义年利率，并写出一段不超过300字的说明。</w:t>
+        <w:t>选择一种你身边的分期消费方式，列出现金价、分期期数、每期付款和全部费用，计算多付金额和名义年利率，并写出一段不超过300字的说明。</w:t>
       </w:r>
     </w:p>
     <w:p>
@@ -3583,7 +6062,7 @@
         </w:rPr>
         <w:t>2.</w:t>
         <w:tab/>
-        <w:t>为所在社团或班级设计一张分期方案比较表，包括一次付款与分期付款两种方式，并用现值方法比较。</w:t>
+        <w:t>为所在社团或班级设计一张分期方案比较表，包括一次付款与分期付款两种方式，并用现值方法比较。表中至少包含两个折现率的结果。</w:t>
       </w:r>
     </w:p>
     <w:p>
@@ -3599,7 +6078,7 @@
         </w:rPr>
         <w:t>3.</w:t>
         <w:tab/>
-        <w:t>用大模型完成第2题的比较，要求它给出计算步骤。将结果与你的手工计算逐项核对，记录差异并分析原因。</w:t>
+        <w:t>用大模型完成第2题的比较，要求它给出计算步骤。将结果与你的手工计算逐项核对，使用本项目的核对清单，记录差异并分析原因。</w:t>
       </w:r>
     </w:p>
     <w:p>
@@ -3614,6 +6093,22 @@
           <w:sz w:val="24"/>
         </w:rPr>
         <w:t>4.</w:t>
+        <w:tab/>
+        <w:t>设计一个对比实验：同一笔现金价，分别按6期、12期、24期进行分期，计算每种方案的隐含利率，并说明哪一种方案的利率最低，哪一种方案的每期金额最低。</w:t>
+      </w:r>
+    </w:p>
+    <w:p>
+      <w:pPr>
+        <w:spacing w:lineRule="exact" w:line="400" w:before="0" w:after="0"/>
+        <w:ind w:left="480" w:hanging="480"/>
+      </w:pPr>
+      <w:r>
+        <w:rPr>
+          <w:rFonts w:ascii="Times New Roman" w:hAnsi="Times New Roman" w:eastAsia="宋体"/>
+          <w:b w:val="0"/>
+          <w:sz w:val="24"/>
+        </w:rPr>
+        <w:t>5.</w:t>
         <w:tab/>
         <w:t>写一段不超过300字的反思，说明在本项目中，哪些判断由大模型完成，哪些判断由你自己完成，以及你如何确认大模型的结论是可靠的。</w:t>
       </w:r>

--- a/AI大模型在财务场景的应用/项目3_范例_v1.docx
+++ b/AI大模型在财务场景的应用/项目3_范例_v1.docx
@@ -41,7 +41,7 @@
           <w:b w:val="0"/>
           <w:sz w:val="24"/>
         </w:rPr>
-        <w:t>• 知识目标：理解利息的含义，能区分名义利率与实际年化利率；理解资金有时间价值的基本道理；能说出分期付款成本的组成，并能解释现值的含义。</w:t>
+        <w:t>• 知识目标：知道“利息”在生活中就是“多付出的钱”；知道分期付款的总成本由哪些部分组成；知道“先买后付”和“先存后买”各有什么好处和代价。</w:t>
       </w:r>
     </w:p>
     <w:p>
@@ -55,7 +55,7 @@
           <w:b w:val="0"/>
           <w:sz w:val="24"/>
         </w:rPr>
-        <w:t>• 能力目标：能用表格和Excel函数计算分期付款的多付金额与利率；能用统一口径比较一次付款与分期付款；能核对AI给出的计算过程，并指出其中的错误。</w:t>
+        <w:t>• 能力目标：能用加法、减法和除法算出分期的多付金额和每月多付的钱；能用简单的表格比较两种付款方式；能检查AI给出的计算结果是否正确。</w:t>
       </w:r>
     </w:p>
     <w:p>
@@ -69,7 +69,7 @@
           <w:b w:val="0"/>
           <w:sz w:val="24"/>
         </w:rPr>
-        <w:t>• 素养目标：养成“先算总成本，再做决定”的习惯，不因每期金额小而忽视总支出；在决策中坚持以真实、完整的数据为依据。</w:t>
+        <w:t>• 素养目标：养成“先算总账，再做决定”的习惯，不因每期金额不大而忽视总支出；做决定时坚持用真实的数字说话。</w:t>
       </w:r>
     </w:p>
     <w:p>
@@ -111,7 +111,7 @@
           <w:b w:val="0"/>
           <w:sz w:val="24"/>
         </w:rPr>
-        <w:t>校园线：星空读书会想购买一台摄影设备，用于期末的作品展览。设备的现金价为6000元。商家提出分期方案：12个月，每月支付550元，无需首付，签约即可取走设备。社长李想觉得“每月才550元，比一次性掏6000元轻松多了”，于是想直接签约。财务干事小林提醒他：先算一算，这12期一共要付多少钱，比现金价多出了多少。</w:t>
+        <w:t>校园线：星空读书会想买一台摄影设备，用于期末的作品展览。设备的现金价是6000元。商家提出分期方案：12个月，每月付550元，不用首付，签了合同就能把设备带走。社长李想觉得“每月才550元，比一次掏6000元轻松多了”，想直接签约。财务干事小林提醒他：先算一算，12个月一共要付多少钱，比现金价多了多少。</w:t>
       </w:r>
     </w:p>
     <w:p>
@@ -125,7 +125,7 @@
           <w:b w:val="0"/>
           <w:sz w:val="24"/>
         </w:rPr>
-        <w:t>职业线：青禾文具公司需要采购一台打印设备，供应商报价24000元。供应商提出分期方案：12期，每期2100元。业务部经理认为，每期金额在预算范围内，可以接受。陈静却要求先把利息算清楚，把结果写进审批材料，再交由周明审批。她说：“审批的是总成本，不是每个月的感觉。”</w:t>
+        <w:t>职业线：青禾文具公司要采购一台打印机，报价24000元。供应商提出分期方案：12期，每期2100元。业务部经理觉得每期金额在预算里，可以接受。陈静却说：“审批时要看的是总共多付了多少钱，而不是每个月的感觉。”</w:t>
       </w:r>
     </w:p>
     <w:p>
@@ -153,7 +153,7 @@
           <w:b w:val="0"/>
           <w:sz w:val="24"/>
         </w:rPr>
-        <w:t>【通识】利息是为了使用资金而支付的代价。在分期付款中，商家不一定会写“利息”两个字，但分期的总付款额超过现金价的部分，实际上就是为“先用后付”支付的成本。</w:t>
+        <w:t>【通识】我们平时说的“利息”，指的是借钱或者分期时，为了使用别人的钱而付出的代价。在分期付款中，商家不一定会写“利息”两个字，但分期的总付款额超过现金价的那一部分，就是我们为“先用后付”付出的代价。这部分钱，可以直接称为利息或多付金额。</w:t>
       </w:r>
     </w:p>
     <w:p>
@@ -167,7 +167,7 @@
           <w:b w:val="0"/>
           <w:sz w:val="24"/>
         </w:rPr>
-        <w:t>用公式表示：</w:t>
+        <w:t>计算方法只需要两步：</w:t>
       </w:r>
     </w:p>
     <w:p>
@@ -181,7 +181,7 @@
           <w:b w:val="0"/>
           <w:sz w:val="24"/>
         </w:rPr>
-        <w:t>多付金额 = 分期付款总额 − 现金价</w:t>
+        <w:t>第一步，算出分期的总付款额：每期金额乘以期数。</w:t>
       </w:r>
     </w:p>
     <w:p>
@@ -195,7 +195,7 @@
           <w:b w:val="0"/>
           <w:sz w:val="24"/>
         </w:rPr>
-        <w:t>校园线中，分期总额为550×12=6600元，多付金额为6600−6000=600元。职业线中，分期总额为2100×12=25200元，多付金额为25200−24000=1200元。</w:t>
+        <w:t>第二步，用总付款额减去现金价：</w:t>
       </w:r>
     </w:p>
     <w:p>
@@ -209,7 +209,7 @@
           <w:b w:val="0"/>
           <w:sz w:val="24"/>
         </w:rPr>
-        <w:t>这一步最简单，却最容易被忽略。很多人只看每期金额，不看总额，于是低估了分期的成本。另外，合同中如果还有手续费、服务费、保险费等项目，也应当计入分期的总付款额。如果合同中出现了这类费用，计算时要把它们全部加进去，不能只算设备价款。</w:t>
+        <w:t>多付金额 = 分期总额 − 现金价</w:t>
       </w:r>
     </w:p>
     <w:p>
@@ -223,7 +223,49 @@
           <w:b w:val="0"/>
           <w:sz w:val="24"/>
         </w:rPr>
-        <w:t>【通识】计算多付金额时，还要注意一个前提：现金价必须是同一时间、同一质量、同一配置下的价格。如果一次付款的价格含有折扣，或分期的设备配置不同，就不能直接比较，应先统一条件。</w:t>
+        <w:t>校园线：分期总额为550×12=6600元，多付金额为6600−6000=600元。</w:t>
+      </w:r>
+    </w:p>
+    <w:p>
+      <w:pPr>
+        <w:spacing w:lineRule="exact" w:line="400" w:before="0" w:after="0"/>
+        <w:ind w:firstLine="480"/>
+      </w:pPr>
+      <w:r>
+        <w:rPr>
+          <w:rFonts w:ascii="Times New Roman" w:hAnsi="Times New Roman" w:eastAsia="宋体"/>
+          <w:b w:val="0"/>
+          <w:sz w:val="24"/>
+        </w:rPr>
+        <w:t>职业线：分期总额为2100×12=25200元，多付金额为25200−24000=1200元。</w:t>
+      </w:r>
+    </w:p>
+    <w:p>
+      <w:pPr>
+        <w:spacing w:lineRule="exact" w:line="400" w:before="0" w:after="0"/>
+        <w:ind w:firstLine="480"/>
+      </w:pPr>
+      <w:r>
+        <w:rPr>
+          <w:rFonts w:ascii="Times New Roman" w:hAnsi="Times New Roman" w:eastAsia="宋体"/>
+          <w:b w:val="0"/>
+          <w:sz w:val="24"/>
+        </w:rPr>
+        <w:t>【通识】如果把多付的钱平均到每个月，还能得到一个更直观的数字：每月多付的钱。校园线每月多付600÷12=50元，职业线每月多付1200÷12=100元。这样，一个“每月只多付几十元”的感觉，就变成了一个可以比较的数字。</w:t>
+      </w:r>
+    </w:p>
+    <w:p>
+      <w:pPr>
+        <w:spacing w:lineRule="exact" w:line="400" w:before="0" w:after="0"/>
+        <w:ind w:firstLine="480"/>
+      </w:pPr>
+      <w:r>
+        <w:rPr>
+          <w:rFonts w:ascii="Times New Roman" w:hAnsi="Times New Roman" w:eastAsia="宋体"/>
+          <w:b w:val="0"/>
+          <w:sz w:val="24"/>
+        </w:rPr>
+        <w:t>很多人只看每期金额，不看总额，于是低估了分期的成本。计算时还要注意，如果合同里有手续费、服务费、保险费等，也要加进分期总额中。只算设备价款，会让多付的金额看起来比实际少。</w:t>
       </w:r>
     </w:p>
     <w:p>
@@ -237,7 +279,7 @@
           <w:b/>
           <w:sz w:val="24"/>
         </w:rPr>
-        <w:t>二、把多付金额换算成利率</w:t>
+        <w:t>二、表格：把两种方案放在一起看</w:t>
       </w:r>
     </w:p>
     <w:p>
@@ -251,133 +293,7 @@
           <w:b w:val="0"/>
           <w:sz w:val="24"/>
         </w:rPr>
-        <w:t>【通识】仅知道多付600元还不够。因为这笔钱是分12个月付的，每个月实际占用的本金在不断减少，所以600元不能直接理解为“一年的利息是600元”。要比较不同方案，需要把它换算成利率。</w:t>
-      </w:r>
-    </w:p>
-    <w:p>
-      <w:pPr>
-        <w:spacing w:lineRule="exact" w:line="400" w:before="0" w:after="0"/>
-        <w:ind w:firstLine="480"/>
-      </w:pPr>
-      <w:r>
-        <w:rPr>
-          <w:rFonts w:ascii="Times New Roman" w:hAnsi="Times New Roman" w:eastAsia="宋体"/>
-          <w:b w:val="0"/>
-          <w:sz w:val="24"/>
-        </w:rPr>
-        <w:t>换算的思路是：找出一个利率，使得“每期付款额按这个利率折现后的合计”恰好等于现金价。这个利率称为分期方案的隐含利率。它的含义是：商家实际上是按这个利率向你收取资金的使用费。</w:t>
-      </w:r>
-    </w:p>
-    <w:p>
-      <w:pPr>
-        <w:spacing w:lineRule="exact" w:line="400" w:before="0" w:after="0"/>
-        <w:ind w:firstLine="480"/>
-      </w:pPr>
-      <w:r>
-        <w:rPr>
-          <w:rFonts w:ascii="Times New Roman" w:hAnsi="Times New Roman" w:eastAsia="宋体"/>
-          <w:b w:val="0"/>
-          <w:sz w:val="24"/>
-        </w:rPr>
-        <w:t>手工计算需要反复试算：先假设一个月利率，算出在这个利率下每期付款的现值合计；若合计偏大，说明利率偏低；若合计偏小，说明利率偏高。经过几次逼近，就能找到接近的结果。这个过程枯燥，但有助于理解利率的含义，因此建议至少完整地做一次。</w:t>
-      </w:r>
-    </w:p>
-    <w:p>
-      <w:pPr>
-        <w:spacing w:lineRule="exact" w:line="400" w:before="0" w:after="0"/>
-        <w:ind w:firstLine="480"/>
-      </w:pPr>
-      <w:r>
-        <w:rPr>
-          <w:rFonts w:ascii="Times New Roman" w:hAnsi="Times New Roman" w:eastAsia="宋体"/>
-          <w:b w:val="0"/>
-          <w:sz w:val="24"/>
-        </w:rPr>
-        <w:t>在Excel中，可以直接使用RATE函数完成计算。在单元格中输入：=RATE(12,−550,6000)，得到月利率约为1.50%。乘以12，得到名义年利率约为17.97%。</w:t>
-      </w:r>
-    </w:p>
-    <w:p>
-      <w:pPr>
-        <w:spacing w:lineRule="exact" w:line="400" w:before="0" w:after="0"/>
-        <w:ind w:firstLine="480"/>
-      </w:pPr>
-      <w:r>
-        <w:rPr>
-          <w:rFonts w:ascii="Times New Roman" w:hAnsi="Times New Roman" w:eastAsia="宋体"/>
-          <w:b w:val="0"/>
-          <w:sz w:val="24"/>
-        </w:rPr>
-        <w:t>职业线同样计算：=RATE(12,−2100,24000)，得到月利率约为0.76%，名义年利率约为9.10%。</w:t>
-      </w:r>
-    </w:p>
-    <w:p>
-      <w:pPr>
-        <w:spacing w:lineRule="exact" w:line="400" w:before="0" w:after="0"/>
-        <w:ind w:firstLine="480"/>
-      </w:pPr>
-      <w:r>
-        <w:rPr>
-          <w:rFonts w:ascii="Times New Roman" w:hAnsi="Times New Roman" w:eastAsia="宋体"/>
-          <w:b w:val="0"/>
-          <w:sz w:val="24"/>
-        </w:rPr>
-        <w:t>注意RATE函数的参数顺序：期数、每期付款、现值。付款用负号表示，表示资金流出；现金价用正号表示，表示资金流入。参数符号错误时，函数会返回错误结果，或者无法给出答案，这时应先检查符号。</w:t>
-      </w:r>
-    </w:p>
-    <w:p>
-      <w:pPr>
-        <w:spacing w:lineRule="exact" w:line="400" w:before="0" w:after="0"/>
-        <w:ind w:firstLine="480"/>
-      </w:pPr>
-      <w:r>
-        <w:rPr>
-          <w:rFonts w:ascii="Times New Roman" w:hAnsi="Times New Roman" w:eastAsia="宋体"/>
-          <w:b w:val="0"/>
-          <w:sz w:val="24"/>
-        </w:rPr>
-        <w:t>【拓展】名义年利率是把月利率简单乘以12得到的数字，它没有考虑利息的复利效应。若按复利计算，实际年化利率为(1+月利率)^12−1。校园线的实际年化利率约为19.53%，职业线约为9.49%。两者的差异并不大，但在比较多个方案时，应当使用同一种口径，否则结论可能出现偏差。</w:t>
-      </w:r>
-    </w:p>
-    <w:p>
-      <w:pPr>
-        <w:spacing w:lineRule="exact" w:line="400" w:before="0" w:after="0"/>
-        <w:ind w:firstLine="480"/>
-      </w:pPr>
-      <w:r>
-        <w:rPr>
-          <w:rFonts w:ascii="Times New Roman" w:hAnsi="Times New Roman" w:eastAsia="宋体"/>
-          <w:b w:val="0"/>
-          <w:sz w:val="24"/>
-        </w:rPr>
-        <w:t>【拓展】有一种常见的算法是：用多付金额除以现金价，得到600÷6000=10%，并把它当作利率。这种算法的问题在于，它假设整笔6000元在一年中一直被占用。实际上，每个月还款后，占用的本金在减少，平均占用的本金只有初始本金的一半左右，因此10%会低估真实的利率。本例中，实际的名义年利率约为17.97%，正是因为计算时考虑了本金的逐期偿还。这也是本任务坚持使用RATE函数的原因。</w:t>
-      </w:r>
-    </w:p>
-    <w:p>
-      <w:pPr>
-        <w:keepNext/>
-        <w:spacing w:lineRule="exact" w:line="400" w:before="120" w:after="0"/>
-      </w:pPr>
-      <w:r>
-        <w:rPr>
-          <w:rFonts w:ascii="Times New Roman" w:hAnsi="Times New Roman" w:eastAsia="黑体"/>
-          <w:b/>
-          <w:sz w:val="24"/>
-        </w:rPr>
-        <w:t>三、表格：把分期方案的关键数字列出来</w:t>
-      </w:r>
-    </w:p>
-    <w:p>
-      <w:pPr>
-        <w:spacing w:lineRule="exact" w:line="400" w:before="0" w:after="0"/>
-        <w:ind w:firstLine="480"/>
-      </w:pPr>
-      <w:r>
-        <w:rPr>
-          <w:rFonts w:ascii="Times New Roman" w:hAnsi="Times New Roman" w:eastAsia="宋体"/>
-          <w:b w:val="0"/>
-          <w:sz w:val="24"/>
-        </w:rPr>
-        <w:t>表3-1 两种分期方案的关键数字</w:t>
+        <w:t>表3-1 两种分期方案的基本数字（单位：元）</w:t>
       </w:r>
     </w:p>
     <w:tbl>
@@ -449,7 +365,7 @@
                 <w:b/>
                 <w:sz w:val="21"/>
               </w:rPr>
-              <w:t>职业：打印设备</w:t>
+              <w:t>职业：打印机</w:t>
             </w:r>
           </w:p>
         </w:tc>
@@ -471,7 +387,7 @@
                 <w:b w:val="0"/>
                 <w:sz w:val="21"/>
               </w:rPr>
-              <w:t>现金价（元）</w:t>
+              <w:t>现金价</w:t>
             </w:r>
           </w:p>
         </w:tc>
@@ -533,7 +449,7 @@
                 <w:b w:val="0"/>
                 <w:sz w:val="21"/>
               </w:rPr>
-              <w:t>分期期数（期）</w:t>
+              <w:t>分期期数（个月）</w:t>
             </w:r>
           </w:p>
         </w:tc>
@@ -595,7 +511,7 @@
                 <w:b w:val="0"/>
                 <w:sz w:val="21"/>
               </w:rPr>
-              <w:t>每期付款（元）</w:t>
+              <w:t>每期付款</w:t>
             </w:r>
           </w:p>
         </w:tc>
@@ -657,7 +573,7 @@
                 <w:b w:val="0"/>
                 <w:sz w:val="21"/>
               </w:rPr>
-              <w:t>分期付款总额（元）</w:t>
+              <w:t>分期总额</w:t>
             </w:r>
           </w:p>
         </w:tc>
@@ -719,7 +635,7 @@
                 <w:b w:val="0"/>
                 <w:sz w:val="21"/>
               </w:rPr>
-              <w:t>多付金额（元）</w:t>
+              <w:t>多付金额</w:t>
             </w:r>
           </w:p>
         </w:tc>
@@ -781,7 +697,7 @@
                 <w:b w:val="0"/>
                 <w:sz w:val="21"/>
               </w:rPr>
-              <w:t>月利率（隐含，近似）</w:t>
+              <w:t>每月平均多付</w:t>
             </w:r>
           </w:p>
         </w:tc>
@@ -801,7 +717,7 @@
                 <w:b w:val="0"/>
                 <w:sz w:val="21"/>
               </w:rPr>
-              <w:t>1.50%</w:t>
+              <w:t>50</w:t>
             </w:r>
           </w:p>
         </w:tc>
@@ -821,131 +737,7 @@
                 <w:b w:val="0"/>
                 <w:sz w:val="21"/>
               </w:rPr>
-              <w:t>0.76%</w:t>
-            </w:r>
-          </w:p>
-        </w:tc>
-      </w:tr>
-      <w:tr>
-        <w:tc>
-          <w:tcPr>
-            <w:tcW w:type="dxa" w:w="2771"/>
-          </w:tcPr>
-          <w:p>
-            <w:pPr>
-              <w:spacing w:line="240" w:lineRule="auto" w:before="40" w:after="40"/>
-              <w:jc w:val="left"/>
-            </w:pPr>
-            <w:r/>
-            <w:r>
-              <w:rPr>
-                <w:rFonts w:ascii="Times New Roman" w:hAnsi="Times New Roman" w:eastAsia="宋体"/>
-                <w:b w:val="0"/>
-                <w:sz w:val="21"/>
-              </w:rPr>
-              <w:t>名义年利率</w:t>
-            </w:r>
-          </w:p>
-        </w:tc>
-        <w:tc>
-          <w:tcPr>
-            <w:tcW w:type="dxa" w:w="2771"/>
-          </w:tcPr>
-          <w:p>
-            <w:pPr>
-              <w:spacing w:line="240" w:lineRule="auto" w:before="40" w:after="40"/>
-              <w:jc w:val="left"/>
-            </w:pPr>
-            <w:r/>
-            <w:r>
-              <w:rPr>
-                <w:rFonts w:ascii="Times New Roman" w:hAnsi="Times New Roman" w:eastAsia="宋体"/>
-                <w:b w:val="0"/>
-                <w:sz w:val="21"/>
-              </w:rPr>
-              <w:t>17.97%</w:t>
-            </w:r>
-          </w:p>
-        </w:tc>
-        <w:tc>
-          <w:tcPr>
-            <w:tcW w:type="dxa" w:w="2771"/>
-          </w:tcPr>
-          <w:p>
-            <w:pPr>
-              <w:spacing w:line="240" w:lineRule="auto" w:before="40" w:after="40"/>
-              <w:jc w:val="left"/>
-            </w:pPr>
-            <w:r/>
-            <w:r>
-              <w:rPr>
-                <w:rFonts w:ascii="Times New Roman" w:hAnsi="Times New Roman" w:eastAsia="宋体"/>
-                <w:b w:val="0"/>
-                <w:sz w:val="21"/>
-              </w:rPr>
-              <w:t>9.10%</w:t>
-            </w:r>
-          </w:p>
-        </w:tc>
-      </w:tr>
-      <w:tr>
-        <w:tc>
-          <w:tcPr>
-            <w:tcW w:type="dxa" w:w="2771"/>
-          </w:tcPr>
-          <w:p>
-            <w:pPr>
-              <w:spacing w:line="240" w:lineRule="auto" w:before="40" w:after="40"/>
-              <w:jc w:val="left"/>
-            </w:pPr>
-            <w:r/>
-            <w:r>
-              <w:rPr>
-                <w:rFonts w:ascii="Times New Roman" w:hAnsi="Times New Roman" w:eastAsia="宋体"/>
-                <w:b w:val="0"/>
-                <w:sz w:val="21"/>
-              </w:rPr>
-              <w:t>实际年化利率</w:t>
-            </w:r>
-          </w:p>
-        </w:tc>
-        <w:tc>
-          <w:tcPr>
-            <w:tcW w:type="dxa" w:w="2771"/>
-          </w:tcPr>
-          <w:p>
-            <w:pPr>
-              <w:spacing w:line="240" w:lineRule="auto" w:before="40" w:after="40"/>
-              <w:jc w:val="left"/>
-            </w:pPr>
-            <w:r/>
-            <w:r>
-              <w:rPr>
-                <w:rFonts w:ascii="Times New Roman" w:hAnsi="Times New Roman" w:eastAsia="宋体"/>
-                <w:b w:val="0"/>
-                <w:sz w:val="21"/>
-              </w:rPr>
-              <w:t>19.53%</w:t>
-            </w:r>
-          </w:p>
-        </w:tc>
-        <w:tc>
-          <w:tcPr>
-            <w:tcW w:type="dxa" w:w="2771"/>
-          </w:tcPr>
-          <w:p>
-            <w:pPr>
-              <w:spacing w:line="240" w:lineRule="auto" w:before="40" w:after="40"/>
-              <w:jc w:val="left"/>
-            </w:pPr>
-            <w:r/>
-            <w:r>
-              <w:rPr>
-                <w:rFonts w:ascii="Times New Roman" w:hAnsi="Times New Roman" w:eastAsia="宋体"/>
-                <w:b w:val="0"/>
-                <w:sz w:val="21"/>
-              </w:rPr>
-              <w:t>9.49%</w:t>
+              <w:t>100</w:t>
             </w:r>
           </w:p>
         </w:tc>
@@ -963,7 +755,7 @@
           <w:b w:val="0"/>
           <w:sz w:val="24"/>
         </w:rPr>
-        <w:t>表格的作用，是把所有数字放在同一张表中，便于逐项核对。在表格中，每个数字都应当能说出来源：现金价来自商家报价，每期付款来自分期合同，其余数字由计算得出。如果某个数字说不出来源，就不能放进审批材料。</w:t>
+        <w:t>表格的作用，是把所有数字放在一起，便于逐项核对。表中每个数字都应当能说出来源：现金价和每期付款来自商家的报价和合同，其余数字都是由它们算出来的。如果某个数字说不出来源，就不能放进审批材料。</w:t>
       </w:r>
     </w:p>
     <w:p>
@@ -977,7 +769,7 @@
           <w:b/>
           <w:sz w:val="24"/>
         </w:rPr>
-        <w:t>四、期数对成本的影响</w:t>
+        <w:t>三、看懂分期合同</w:t>
       </w:r>
     </w:p>
     <w:p>
@@ -991,13 +783,13 @@
           <w:b w:val="0"/>
           <w:sz w:val="24"/>
         </w:rPr>
-        <w:t>【通识】同样的总额，分期的期数不同，每期金额不同，隐含利率也不同。期数越长，每期金额越低，但占用资金的时间越长，成本往往越高。</w:t>
+        <w:t>【通识】计算的前提是看懂合同。分期合同通常有以下几项内容，签约前应逐项核对：</w:t>
       </w:r>
     </w:p>
     <w:p>
       <w:pPr>
         <w:spacing w:lineRule="exact" w:line="400" w:before="0" w:after="0"/>
-        <w:ind w:firstLine="480"/>
+        <w:ind w:left="480" w:hanging="240"/>
       </w:pPr>
       <w:r>
         <w:rPr>
@@ -1005,437 +797,13 @@
           <w:b w:val="0"/>
           <w:sz w:val="24"/>
         </w:rPr>
-        <w:t>表3-2 不同期数下的分期利率（分期总额保持不变）</w:t>
+        <w:t>• 现金价和分期总额，两者之间的差额由什么构成；</w:t>
       </w:r>
     </w:p>
-    <w:tbl>
-      <w:tblPr>
-        <w:tblStyle w:val="TableGrid"/>
-        <w:tblW w:type="auto" w:w="0"/>
-        <w:jc w:val="center"/>
-        <w:tblLook w:firstColumn="1" w:firstRow="1" w:lastColumn="0" w:lastRow="0" w:noHBand="0" w:noVBand="1" w:val="04A0"/>
-      </w:tblPr>
-      <w:tblGrid>
-        <w:gridCol w:w="1662"/>
-        <w:gridCol w:w="1662"/>
-        <w:gridCol w:w="1662"/>
-        <w:gridCol w:w="1662"/>
-        <w:gridCol w:w="1662"/>
-      </w:tblGrid>
-      <w:tr>
-        <w:tc>
-          <w:tcPr>
-            <w:tcW w:type="dxa" w:w="1662"/>
-          </w:tcPr>
-          <w:p>
-            <w:pPr>
-              <w:spacing w:line="240" w:lineRule="auto" w:before="40" w:after="40"/>
-              <w:jc w:val="center"/>
-            </w:pPr>
-            <w:r/>
-            <w:r>
-              <w:rPr>
-                <w:rFonts w:ascii="Times New Roman" w:hAnsi="Times New Roman" w:eastAsia="宋体"/>
-                <w:b/>
-                <w:sz w:val="21"/>
-              </w:rPr>
-              <w:t>期数（月）</w:t>
-            </w:r>
-          </w:p>
-        </w:tc>
-        <w:tc>
-          <w:tcPr>
-            <w:tcW w:type="dxa" w:w="1662"/>
-          </w:tcPr>
-          <w:p>
-            <w:pPr>
-              <w:spacing w:line="240" w:lineRule="auto" w:before="40" w:after="40"/>
-              <w:jc w:val="center"/>
-            </w:pPr>
-            <w:r/>
-            <w:r>
-              <w:rPr>
-                <w:rFonts w:ascii="Times New Roman" w:hAnsi="Times New Roman" w:eastAsia="宋体"/>
-                <w:b/>
-                <w:sz w:val="21"/>
-              </w:rPr>
-              <w:t>校园：每期付款（元）</w:t>
-            </w:r>
-          </w:p>
-        </w:tc>
-        <w:tc>
-          <w:tcPr>
-            <w:tcW w:type="dxa" w:w="1662"/>
-          </w:tcPr>
-          <w:p>
-            <w:pPr>
-              <w:spacing w:line="240" w:lineRule="auto" w:before="40" w:after="40"/>
-              <w:jc w:val="center"/>
-            </w:pPr>
-            <w:r/>
-            <w:r>
-              <w:rPr>
-                <w:rFonts w:ascii="Times New Roman" w:hAnsi="Times New Roman" w:eastAsia="宋体"/>
-                <w:b/>
-                <w:sz w:val="21"/>
-              </w:rPr>
-              <w:t>校园：名义年利率</w:t>
-            </w:r>
-          </w:p>
-        </w:tc>
-        <w:tc>
-          <w:tcPr>
-            <w:tcW w:type="dxa" w:w="1662"/>
-          </w:tcPr>
-          <w:p>
-            <w:pPr>
-              <w:spacing w:line="240" w:lineRule="auto" w:before="40" w:after="40"/>
-              <w:jc w:val="center"/>
-            </w:pPr>
-            <w:r/>
-            <w:r>
-              <w:rPr>
-                <w:rFonts w:ascii="Times New Roman" w:hAnsi="Times New Roman" w:eastAsia="宋体"/>
-                <w:b/>
-                <w:sz w:val="21"/>
-              </w:rPr>
-              <w:t>职业：每期付款（元）</w:t>
-            </w:r>
-          </w:p>
-        </w:tc>
-        <w:tc>
-          <w:tcPr>
-            <w:tcW w:type="dxa" w:w="1662"/>
-          </w:tcPr>
-          <w:p>
-            <w:pPr>
-              <w:spacing w:line="240" w:lineRule="auto" w:before="40" w:after="40"/>
-              <w:jc w:val="center"/>
-            </w:pPr>
-            <w:r/>
-            <w:r>
-              <w:rPr>
-                <w:rFonts w:ascii="Times New Roman" w:hAnsi="Times New Roman" w:eastAsia="宋体"/>
-                <w:b/>
-                <w:sz w:val="21"/>
-              </w:rPr>
-              <w:t>职业：名义年利率</w:t>
-            </w:r>
-          </w:p>
-        </w:tc>
-      </w:tr>
-      <w:tr>
-        <w:tc>
-          <w:tcPr>
-            <w:tcW w:type="dxa" w:w="1662"/>
-          </w:tcPr>
-          <w:p>
-            <w:pPr>
-              <w:spacing w:line="240" w:lineRule="auto" w:before="40" w:after="40"/>
-              <w:jc w:val="left"/>
-            </w:pPr>
-            <w:r/>
-            <w:r>
-              <w:rPr>
-                <w:rFonts w:ascii="Times New Roman" w:hAnsi="Times New Roman" w:eastAsia="宋体"/>
-                <w:b w:val="0"/>
-                <w:sz w:val="21"/>
-              </w:rPr>
-              <w:t>6</w:t>
-            </w:r>
-          </w:p>
-        </w:tc>
-        <w:tc>
-          <w:tcPr>
-            <w:tcW w:type="dxa" w:w="1662"/>
-          </w:tcPr>
-          <w:p>
-            <w:pPr>
-              <w:spacing w:line="240" w:lineRule="auto" w:before="40" w:after="40"/>
-              <w:jc w:val="left"/>
-            </w:pPr>
-            <w:r/>
-            <w:r>
-              <w:rPr>
-                <w:rFonts w:ascii="Times New Roman" w:hAnsi="Times New Roman" w:eastAsia="宋体"/>
-                <w:b w:val="0"/>
-                <w:sz w:val="21"/>
-              </w:rPr>
-              <w:t>1100</w:t>
-            </w:r>
-          </w:p>
-        </w:tc>
-        <w:tc>
-          <w:tcPr>
-            <w:tcW w:type="dxa" w:w="1662"/>
-          </w:tcPr>
-          <w:p>
-            <w:pPr>
-              <w:spacing w:line="240" w:lineRule="auto" w:before="40" w:after="40"/>
-              <w:jc w:val="left"/>
-            </w:pPr>
-            <w:r/>
-            <w:r>
-              <w:rPr>
-                <w:rFonts w:ascii="Times New Roman" w:hAnsi="Times New Roman" w:eastAsia="宋体"/>
-                <w:b w:val="0"/>
-                <w:sz w:val="21"/>
-              </w:rPr>
-              <w:t>33.52%</w:t>
-            </w:r>
-          </w:p>
-        </w:tc>
-        <w:tc>
-          <w:tcPr>
-            <w:tcW w:type="dxa" w:w="1662"/>
-          </w:tcPr>
-          <w:p>
-            <w:pPr>
-              <w:spacing w:line="240" w:lineRule="auto" w:before="40" w:after="40"/>
-              <w:jc w:val="left"/>
-            </w:pPr>
-            <w:r/>
-            <w:r>
-              <w:rPr>
-                <w:rFonts w:ascii="Times New Roman" w:hAnsi="Times New Roman" w:eastAsia="宋体"/>
-                <w:b w:val="0"/>
-                <w:sz w:val="21"/>
-              </w:rPr>
-              <w:t>4200</w:t>
-            </w:r>
-          </w:p>
-        </w:tc>
-        <w:tc>
-          <w:tcPr>
-            <w:tcW w:type="dxa" w:w="1662"/>
-          </w:tcPr>
-          <w:p>
-            <w:pPr>
-              <w:spacing w:line="240" w:lineRule="auto" w:before="40" w:after="40"/>
-              <w:jc w:val="left"/>
-            </w:pPr>
-            <w:r/>
-            <w:r>
-              <w:rPr>
-                <w:rFonts w:ascii="Times New Roman" w:hAnsi="Times New Roman" w:eastAsia="宋体"/>
-                <w:b w:val="0"/>
-                <w:sz w:val="21"/>
-              </w:rPr>
-              <w:t>16.94%</w:t>
-            </w:r>
-          </w:p>
-        </w:tc>
-      </w:tr>
-      <w:tr>
-        <w:tc>
-          <w:tcPr>
-            <w:tcW w:type="dxa" w:w="1662"/>
-          </w:tcPr>
-          <w:p>
-            <w:pPr>
-              <w:spacing w:line="240" w:lineRule="auto" w:before="40" w:after="40"/>
-              <w:jc w:val="left"/>
-            </w:pPr>
-            <w:r/>
-            <w:r>
-              <w:rPr>
-                <w:rFonts w:ascii="Times New Roman" w:hAnsi="Times New Roman" w:eastAsia="宋体"/>
-                <w:b w:val="0"/>
-                <w:sz w:val="21"/>
-              </w:rPr>
-              <w:t>12</w:t>
-            </w:r>
-          </w:p>
-        </w:tc>
-        <w:tc>
-          <w:tcPr>
-            <w:tcW w:type="dxa" w:w="1662"/>
-          </w:tcPr>
-          <w:p>
-            <w:pPr>
-              <w:spacing w:line="240" w:lineRule="auto" w:before="40" w:after="40"/>
-              <w:jc w:val="left"/>
-            </w:pPr>
-            <w:r/>
-            <w:r>
-              <w:rPr>
-                <w:rFonts w:ascii="Times New Roman" w:hAnsi="Times New Roman" w:eastAsia="宋体"/>
-                <w:b w:val="0"/>
-                <w:sz w:val="21"/>
-              </w:rPr>
-              <w:t>550</w:t>
-            </w:r>
-          </w:p>
-        </w:tc>
-        <w:tc>
-          <w:tcPr>
-            <w:tcW w:type="dxa" w:w="1662"/>
-          </w:tcPr>
-          <w:p>
-            <w:pPr>
-              <w:spacing w:line="240" w:lineRule="auto" w:before="40" w:after="40"/>
-              <w:jc w:val="left"/>
-            </w:pPr>
-            <w:r/>
-            <w:r>
-              <w:rPr>
-                <w:rFonts w:ascii="Times New Roman" w:hAnsi="Times New Roman" w:eastAsia="宋体"/>
-                <w:b w:val="0"/>
-                <w:sz w:val="21"/>
-              </w:rPr>
-              <w:t>17.97%</w:t>
-            </w:r>
-          </w:p>
-        </w:tc>
-        <w:tc>
-          <w:tcPr>
-            <w:tcW w:type="dxa" w:w="1662"/>
-          </w:tcPr>
-          <w:p>
-            <w:pPr>
-              <w:spacing w:line="240" w:lineRule="auto" w:before="40" w:after="40"/>
-              <w:jc w:val="left"/>
-            </w:pPr>
-            <w:r/>
-            <w:r>
-              <w:rPr>
-                <w:rFonts w:ascii="Times New Roman" w:hAnsi="Times New Roman" w:eastAsia="宋体"/>
-                <w:b w:val="0"/>
-                <w:sz w:val="21"/>
-              </w:rPr>
-              <w:t>2100</w:t>
-            </w:r>
-          </w:p>
-        </w:tc>
-        <w:tc>
-          <w:tcPr>
-            <w:tcW w:type="dxa" w:w="1662"/>
-          </w:tcPr>
-          <w:p>
-            <w:pPr>
-              <w:spacing w:line="240" w:lineRule="auto" w:before="40" w:after="40"/>
-              <w:jc w:val="left"/>
-            </w:pPr>
-            <w:r/>
-            <w:r>
-              <w:rPr>
-                <w:rFonts w:ascii="Times New Roman" w:hAnsi="Times New Roman" w:eastAsia="宋体"/>
-                <w:b w:val="0"/>
-                <w:sz w:val="21"/>
-              </w:rPr>
-              <w:t>9.10%</w:t>
-            </w:r>
-          </w:p>
-        </w:tc>
-      </w:tr>
-      <w:tr>
-        <w:tc>
-          <w:tcPr>
-            <w:tcW w:type="dxa" w:w="1662"/>
-          </w:tcPr>
-          <w:p>
-            <w:pPr>
-              <w:spacing w:line="240" w:lineRule="auto" w:before="40" w:after="40"/>
-              <w:jc w:val="left"/>
-            </w:pPr>
-            <w:r/>
-            <w:r>
-              <w:rPr>
-                <w:rFonts w:ascii="Times New Roman" w:hAnsi="Times New Roman" w:eastAsia="宋体"/>
-                <w:b w:val="0"/>
-                <w:sz w:val="21"/>
-              </w:rPr>
-              <w:t>24</w:t>
-            </w:r>
-          </w:p>
-        </w:tc>
-        <w:tc>
-          <w:tcPr>
-            <w:tcW w:type="dxa" w:w="1662"/>
-          </w:tcPr>
-          <w:p>
-            <w:pPr>
-              <w:spacing w:line="240" w:lineRule="auto" w:before="40" w:after="40"/>
-              <w:jc w:val="left"/>
-            </w:pPr>
-            <w:r/>
-            <w:r>
-              <w:rPr>
-                <w:rFonts w:ascii="Times New Roman" w:hAnsi="Times New Roman" w:eastAsia="宋体"/>
-                <w:b w:val="0"/>
-                <w:sz w:val="21"/>
-              </w:rPr>
-              <w:t>275</w:t>
-            </w:r>
-          </w:p>
-        </w:tc>
-        <w:tc>
-          <w:tcPr>
-            <w:tcW w:type="dxa" w:w="1662"/>
-          </w:tcPr>
-          <w:p>
-            <w:pPr>
-              <w:spacing w:line="240" w:lineRule="auto" w:before="40" w:after="40"/>
-              <w:jc w:val="left"/>
-            </w:pPr>
-            <w:r/>
-            <w:r>
-              <w:rPr>
-                <w:rFonts w:ascii="Times New Roman" w:hAnsi="Times New Roman" w:eastAsia="宋体"/>
-                <w:b w:val="0"/>
-                <w:sz w:val="21"/>
-              </w:rPr>
-              <w:t>9.32%</w:t>
-            </w:r>
-          </w:p>
-        </w:tc>
-        <w:tc>
-          <w:tcPr>
-            <w:tcW w:type="dxa" w:w="1662"/>
-          </w:tcPr>
-          <w:p>
-            <w:pPr>
-              <w:spacing w:line="240" w:lineRule="auto" w:before="40" w:after="40"/>
-              <w:jc w:val="left"/>
-            </w:pPr>
-            <w:r/>
-            <w:r>
-              <w:rPr>
-                <w:rFonts w:ascii="Times New Roman" w:hAnsi="Times New Roman" w:eastAsia="宋体"/>
-                <w:b w:val="0"/>
-                <w:sz w:val="21"/>
-              </w:rPr>
-              <w:t>1050</w:t>
-            </w:r>
-          </w:p>
-        </w:tc>
-        <w:tc>
-          <w:tcPr>
-            <w:tcW w:type="dxa" w:w="1662"/>
-          </w:tcPr>
-          <w:p>
-            <w:pPr>
-              <w:spacing w:line="240" w:lineRule="auto" w:before="40" w:after="40"/>
-              <w:jc w:val="left"/>
-            </w:pPr>
-            <w:r/>
-            <w:r>
-              <w:rPr>
-                <w:rFonts w:ascii="Times New Roman" w:hAnsi="Times New Roman" w:eastAsia="宋体"/>
-                <w:b w:val="0"/>
-                <w:sz w:val="21"/>
-              </w:rPr>
-              <w:t>4.73%</w:t>
-            </w:r>
-          </w:p>
-        </w:tc>
-      </w:tr>
-    </w:tbl>
-    <w:p/>
     <w:p>
       <w:pPr>
         <w:spacing w:lineRule="exact" w:line="400" w:before="0" w:after="0"/>
-        <w:ind w:firstLine="480"/>
+        <w:ind w:left="480" w:hanging="240"/>
       </w:pPr>
       <w:r>
         <w:rPr>
@@ -1443,13 +811,13 @@
           <w:b w:val="0"/>
           <w:sz w:val="24"/>
         </w:rPr>
-        <w:t>从表3-2可以看出，两个案例中，总额都没有变化，但期数从6个月延长到24个月后，隐含利率大幅下降。这说明，隐含利率是由“现金价”和“每期付款”共同决定的，不能只看总额，也不能只看每期金额。</w:t>
+        <w:t>• 期数、每期金额和付款日期，是否需要首付；</w:t>
       </w:r>
     </w:p>
     <w:p>
       <w:pPr>
         <w:spacing w:lineRule="exact" w:line="400" w:before="0" w:after="0"/>
-        <w:ind w:firstLine="480"/>
+        <w:ind w:left="480" w:hanging="240"/>
       </w:pPr>
       <w:r>
         <w:rPr>
@@ -1457,27 +825,13 @@
           <w:b w:val="0"/>
           <w:sz w:val="24"/>
         </w:rPr>
-        <w:t>这个规律对决策有直接的意义。如果分期的期数可以选择，应当比较不同期数下的隐含利率，而不是只选择每期金额最低的方案。每期金额最低的方案，往往对应期数最长、利率并不一定最低的组合。</w:t>
+        <w:t>• 提前还清时是否要额外付费；</w:t>
       </w:r>
     </w:p>
     <w:p>
       <w:pPr>
-        <w:keepNext/>
-        <w:spacing w:lineRule="exact" w:line="400" w:before="120" w:after="0"/>
-      </w:pPr>
-      <w:r>
-        <w:rPr>
-          <w:rFonts w:ascii="Times New Roman" w:hAnsi="Times New Roman" w:eastAsia="黑体"/>
-          <w:b/>
-          <w:sz w:val="24"/>
-        </w:rPr>
-        <w:t>五、看懂分期合同</w:t>
-      </w:r>
-    </w:p>
-    <w:p>
-      <w:pPr>
         <w:spacing w:lineRule="exact" w:line="400" w:before="0" w:after="0"/>
-        <w:ind w:firstLine="480"/>
+        <w:ind w:left="480" w:hanging="240"/>
       </w:pPr>
       <w:r>
         <w:rPr>
@@ -1485,7 +839,7 @@
           <w:b w:val="0"/>
           <w:sz w:val="24"/>
         </w:rPr>
-        <w:t>【通识】计算的前提是合同条款清楚。分期合同中常见的内容，至少应当包括以下几项，签约前应逐项核对：</w:t>
+        <w:t>• 逾期付款会有什么后果，例如逾期费用或影响信用记录；</w:t>
       </w:r>
     </w:p>
     <w:p>
@@ -1499,13 +853,13 @@
           <w:b w:val="0"/>
           <w:sz w:val="24"/>
         </w:rPr>
-        <w:t>• 现金价与分期总额，两者的差额及其构成（利息、手续费、服务费等）；</w:t>
+        <w:t>• 设备什么时候交付，质保多久，所有权什么时候转到买方名下。</w:t>
       </w:r>
     </w:p>
     <w:p>
       <w:pPr>
         <w:spacing w:lineRule="exact" w:line="400" w:before="0" w:after="0"/>
-        <w:ind w:left="480" w:hanging="240"/>
+        <w:ind w:firstLine="480"/>
       </w:pPr>
       <w:r>
         <w:rPr>
@@ -1513,63 +867,7 @@
           <w:b w:val="0"/>
           <w:sz w:val="24"/>
         </w:rPr>
-        <w:t>• 期数、每期金额和每期的付款日期，首付金额（如有）；</w:t>
-      </w:r>
-    </w:p>
-    <w:p>
-      <w:pPr>
-        <w:spacing w:lineRule="exact" w:line="400" w:before="0" w:after="0"/>
-        <w:ind w:left="480" w:hanging="240"/>
-      </w:pPr>
-      <w:r>
-        <w:rPr>
-          <w:rFonts w:ascii="Times New Roman" w:hAnsi="Times New Roman" w:eastAsia="宋体"/>
-          <w:b w:val="0"/>
-          <w:sz w:val="24"/>
-        </w:rPr>
-        <w:t>• 提前还款的规定，是否需要支付违约金或手续费；</w:t>
-      </w:r>
-    </w:p>
-    <w:p>
-      <w:pPr>
-        <w:spacing w:lineRule="exact" w:line="400" w:before="0" w:after="0"/>
-        <w:ind w:left="480" w:hanging="240"/>
-      </w:pPr>
-      <w:r>
-        <w:rPr>
-          <w:rFonts w:ascii="Times New Roman" w:hAnsi="Times New Roman" w:eastAsia="宋体"/>
-          <w:b w:val="0"/>
-          <w:sz w:val="24"/>
-        </w:rPr>
-        <w:t>• 逾期付款的处理方式，包括逾期费用和对信用记录的影响；</w:t>
-      </w:r>
-    </w:p>
-    <w:p>
-      <w:pPr>
-        <w:spacing w:lineRule="exact" w:line="400" w:before="0" w:after="0"/>
-        <w:ind w:left="480" w:hanging="240"/>
-      </w:pPr>
-      <w:r>
-        <w:rPr>
-          <w:rFonts w:ascii="Times New Roman" w:hAnsi="Times New Roman" w:eastAsia="宋体"/>
-          <w:b w:val="0"/>
-          <w:sz w:val="24"/>
-        </w:rPr>
-        <w:t>• 设备的交付时间、质保期限，以及所有权何时转移。</w:t>
-      </w:r>
-    </w:p>
-    <w:p>
-      <w:pPr>
-        <w:spacing w:lineRule="exact" w:line="400" w:before="0" w:after="0"/>
-        <w:ind w:firstLine="480"/>
-      </w:pPr>
-      <w:r>
-        <w:rPr>
-          <w:rFonts w:ascii="Times New Roman" w:hAnsi="Times New Roman" w:eastAsia="宋体"/>
-          <w:b w:val="0"/>
-          <w:sz w:val="24"/>
-        </w:rPr>
-        <w:t>这些条款往往分散在不同的页面或附件中。如果合同中出现“免息”“零利率”之类的表述，应当查看是否另有手续费或服务费，计算时以全部费用为准。</w:t>
+        <w:t>合同中如果出现“免息”“零利息”之类的宣传语，应当看一看是否另外收取了手续费或服务费。计算时，以全部费用为准。</w:t>
       </w:r>
     </w:p>
     <w:p>
@@ -1597,7 +895,7 @@
           <w:b w:val="0"/>
           <w:sz w:val="24"/>
         </w:rPr>
-        <w:t>李想看到表3-1后，发现校园线的分期实际年化利率接近20%，比他原来想象的高得多。他决定先与商家协商，争取降低分期的利率，或者缩短分期期数。他还注意到，表3-2中24期的方案利率较低，于是请商家提供24期的报价。</w:t>
+        <w:t>李想看到表3-1后，发现每个月多付50元，12个月合起来多付600元，比他想象的多。他决定先问问商家，能不能减少期数，或者把总额降下来。</w:t>
       </w:r>
     </w:p>
     <w:p>
@@ -1611,7 +909,7 @@
           <w:b w:val="0"/>
           <w:sz w:val="24"/>
         </w:rPr>
-        <w:t>小林在核对时还发现一个细节：商家的报价单中没有写明分期手续费，只写了“每月550元”。她要求商家把全部费用写入合同，并列出每一期的金额和日期。职业线中，陈静也要求供应商提供书面的分期条件，并以表3-1作为审批附件。</w:t>
+        <w:t>小林在核对合同时发现，报价单上只写了“每月550元”，没有写明其他费用。她要求商家把所有费用都写进合同，并列出每期的金额和日期。职业线中，陈静也要求供应商提供书面的分期条件，并把表3-1作为审批材料的附件。</w:t>
       </w:r>
     </w:p>
     <w:p>
@@ -1647,7 +945,7 @@
           <w:b w:val="0"/>
           <w:sz w:val="24"/>
         </w:rPr>
-        <w:t xml:space="preserve"> 每期金额小，只是把总额拆散了，不等于总额小。成本应当看总额和利率。</w:t>
+        <w:t xml:space="preserve"> 每期金额小，只是把总额拆散了。判断成本要看总额，也要看多付的金额。</w:t>
       </w:r>
     </w:p>
     <w:p>
@@ -1661,7 +959,7 @@
           <w:b/>
           <w:sz w:val="24"/>
         </w:rPr>
-        <w:t>误区二：名义利率和实际利率是一回事。</w:t>
+        <w:t>误区二：合同上没写“利息”，就没有利息。</w:t>
       </w:r>
       <w:r>
         <w:rPr>
@@ -1669,7 +967,7 @@
           <w:b w:val="0"/>
           <w:sz w:val="24"/>
         </w:rPr>
-        <w:t xml:space="preserve"> 名义利率只是简单乘以12，实际年化利率要考虑复利。比较方案时要说明用的是哪一种，并在表格中注明。</w:t>
+        <w:t xml:space="preserve"> 只要分期总额高于现金价，多付的部分就是为先用后付付出的代价。</w:t>
       </w:r>
     </w:p>
     <w:p>
@@ -1683,7 +981,7 @@
           <w:b/>
           <w:sz w:val="24"/>
         </w:rPr>
-        <w:t>误区三：利率算出来，就可以直接比较。</w:t>
+        <w:t>误区三：只算设备价款，不算其他费用。</w:t>
       </w:r>
       <w:r>
         <w:rPr>
@@ -1691,29 +989,7 @@
           <w:b w:val="0"/>
           <w:sz w:val="24"/>
         </w:rPr>
-        <w:t xml:space="preserve"> 不同方案的付款期限和时点不同，直接比较利率可能有偏差。下一任务将介绍统一口径的方法。</w:t>
-      </w:r>
-    </w:p>
-    <w:p>
-      <w:pPr>
-        <w:spacing w:lineRule="exact" w:line="400" w:before="0" w:after="0"/>
-        <w:ind w:firstLine="480"/>
-      </w:pPr>
-      <w:r>
-        <w:rPr>
-          <w:rFonts w:ascii="Times New Roman" w:hAnsi="Times New Roman" w:eastAsia="宋体"/>
-          <w:b/>
-          <w:sz w:val="24"/>
-        </w:rPr>
-        <w:t>误区四：只算设备价款，忽略其他费用。</w:t>
-      </w:r>
-      <w:r>
-        <w:rPr>
-          <w:rFonts w:ascii="Times New Roman" w:hAnsi="Times New Roman" w:eastAsia="宋体"/>
-          <w:b w:val="0"/>
-          <w:sz w:val="24"/>
-        </w:rPr>
-        <w:t xml:space="preserve"> 合同中的手续费、服务费等如果没有计入，计算出的利率会偏低，决策会出现偏差。</w:t>
+        <w:t xml:space="preserve"> 手续费、服务费如果没有计入，多付的金额就会被低估。</w:t>
       </w:r>
     </w:p>
     <w:p>
@@ -1741,7 +1017,7 @@
           <w:b w:val="0"/>
           <w:sz w:val="24"/>
         </w:rPr>
-        <w:t>设想一个常见的情形（本案例为虚构）：一位同学购买电子产品时，只关注“每月几十元”，没有计算分期的总支出。几个月后，他才发现每月的分期付款已经压缩了自己的生活费，而且还要承担不少额外费用。</w:t>
+        <w:t>设想一个常见的情形（本案例为虚构）：一位同学买电子产品时，只关注“每月几十元”，没有算总账。几个月后，他发现每月的分期付款已经压缩了生活费，还要承担不少额外费用。</w:t>
       </w:r>
     </w:p>
     <w:p>
@@ -1755,7 +1031,7 @@
           <w:b w:val="0"/>
           <w:sz w:val="24"/>
         </w:rPr>
-        <w:t>点题：财务素养的第一步，是看清总额。作为财务工作者，我们更应当以数字说话，不被“每月只要”的说法牵着走。学会算清楚，是对自己负责，也是对单位负责。</w:t>
+        <w:t>点题：财务素养的第一步，是看清总额。作为未来的财务工作者，我们要用数字说话，不被“每月只要”的说法牵着走。算清楚，是对自己负责，也是对单位负责。</w:t>
       </w:r>
     </w:p>
     <w:p>
@@ -1785,7 +1061,7 @@
         </w:rPr>
         <w:t>1.</w:t>
         <w:tab/>
-        <w:t>某同学购买一部手机，现金价为4800元，分期12个月，每月付440元。请计算多付金额，并用RATE函数求名义年利率。</w:t>
+        <w:t>某同学买一部手机，现金价4800元，分12个月付，每月440元。请算出分期总额、多付金额和每月平均多付的钱。</w:t>
       </w:r>
     </w:p>
     <w:p>
@@ -1801,7 +1077,7 @@
         </w:rPr>
         <w:t>2.</w:t>
         <w:tab/>
-        <w:t>同一部手机，若分期改为6个月，每月付840元，请计算其名义年利率，并与第1题比较，说明期数变化对成本的影响。</w:t>
+        <w:t>同一部手机，改为6个月付，每月付840元。请算出多付金额，并与第1题比较，说明期数变化对成本的影响。</w:t>
       </w:r>
     </w:p>
     <w:p>
@@ -1817,7 +1093,7 @@
         </w:rPr>
         <w:t>3.</w:t>
         <w:tab/>
-        <w:t>查阅一种你熟悉的分期消费方式（例如某品牌的分期付款），列出它的现金价、期数、每期付款和全部费用，计算它的多付金额。</w:t>
+        <w:t>找一种你熟悉的分期消费（例如某品牌的分期付款），列出现金价、期数和每期金额，算出它的多付金额。</w:t>
       </w:r>
     </w:p>
     <w:p>
@@ -1845,7 +1121,21 @@
           <w:b w:val="0"/>
           <w:sz w:val="24"/>
         </w:rPr>
-        <w:t>本任务的核心是：分期付款的成本，等于分期总额减去现金价，并且要把所有费用计入总额。通过RATE函数，可以把它换算成隐含利率。注意名义利率与实际年化利率的区别，并比较不同期数下的利率。</w:t>
+        <w:t>本任务的核心是：分期付款多付的钱，就是分期总额减去现金价。把多付的钱平均到每个月，可以更直观地看到每个月的额外负担。看懂合同中的全部费用，是算准多付金额的前提。</w:t>
+      </w:r>
+    </w:p>
+    <w:p>
+      <w:pPr>
+        <w:spacing w:lineRule="exact" w:line="400" w:before="0" w:after="0"/>
+        <w:ind w:firstLine="480"/>
+      </w:pPr>
+      <w:r>
+        <w:rPr>
+          <w:rFonts w:ascii="Times New Roman" w:hAnsi="Times New Roman" w:eastAsia="宋体"/>
+          <w:b w:val="0"/>
+          <w:sz w:val="24"/>
+        </w:rPr>
+        <w:t>【拓展·选学】如果想进一步把多付金额换算成年利率，可以在Excel中使用RATE函数：=RATE(12,−550,6000)×12，结果约为17.97%。这个数字的含义是：商家实际上按约18%的年利率向你收取资金的使用费。它较难理解，但对于会计和金融方向的同学，是值得掌握的一个工具。非会计专业的同学，只需记住多付金额这一个数字即可。</w:t>
       </w:r>
     </w:p>
     <w:p>
@@ -1873,7 +1163,7 @@
           <w:b/>
           <w:sz w:val="24"/>
         </w:rPr>
-        <w:t>导入：同样是24000元，现在付还是以后付</w:t>
+        <w:t>导入：同样是24000元，现在买还是攒够再买</w:t>
       </w:r>
     </w:p>
     <w:p>
@@ -1887,7 +1177,7 @@
           <w:b w:val="0"/>
           <w:sz w:val="24"/>
         </w:rPr>
-        <w:t>职业线：青禾文具的财务部可以选择两种方式采购打印设备：一次付款24000元，或者分12期付款，每期2100元。周明问陈静：“我们手头有现金，这笔钱要不要用于分期？”陈静没有直接回答，而是问了一个问题：“如果我们不用这笔钱买设备，它能放在哪里，能有多少收益？”</w:t>
+        <w:t>职业线：青禾文具的财务部可以选择两种方式买打印机：一次付清24000元，或者分12期，每期2100元。周明问陈静：“我们手头有钱，要不要分期？”陈静没有直接回答，而是问：“如果每月存2100元，多久能攒够24000元？”</w:t>
       </w:r>
     </w:p>
     <w:p>
@@ -1901,7 +1191,7 @@
           <w:b w:val="0"/>
           <w:sz w:val="24"/>
         </w:rPr>
-        <w:t>校园线：星空读书会的账户里有6000元社团结余。李想觉得，既然有钱，直接付清最省事，而且不欠任何人的钱。小林则提醒他，这笔钱如果放着，也能产生一点收益，不能只看账面金额。两个人争论起来：付清是不是一定比分期更好？</w:t>
+        <w:t>校园线：星空读书会的账上有一笔钱。李想觉得，既然钱已经在账上，直接付清最省事，也不欠人情。小林则问他：如果每月攒550元，攒够6000元要多久？如果先分期买，设备马上就能用，这段时间的价值该怎么算？两个人争论起来：是先买后付好，还是先攒够再买好？</w:t>
       </w:r>
     </w:p>
     <w:p>
@@ -1915,7 +1205,7 @@
           <w:b/>
           <w:sz w:val="24"/>
         </w:rPr>
-        <w:t>一、资金有时间价值</w:t>
+        <w:t>一、两种付法各有什么好处</w:t>
       </w:r>
     </w:p>
     <w:p>
@@ -1929,7 +1219,7 @@
           <w:b w:val="0"/>
           <w:sz w:val="24"/>
         </w:rPr>
-        <w:t>【通识】同样是一笔钱，今天拿到的价值通常高于将来拿到的价值。原因有三：一是可以把钱存入银行或投资获得收益；二是通货膨胀会使未来的购买力下降；三是未来的付款存在不确定性，例如对方可能违约。</w:t>
+        <w:t>【通识】买东西时，常见的付法有两种。</w:t>
       </w:r>
     </w:p>
     <w:p>
@@ -1943,7 +1233,7 @@
           <w:b w:val="0"/>
           <w:sz w:val="24"/>
         </w:rPr>
-        <w:t>因此，比较不同时点的付款，不能直接相加，而要把它们折算到同一时点。折算后的金额称为现值。现值的计算，就是把未来的每一笔金额，按照一个折现率，折算回今天。</w:t>
+        <w:t>第一种是先攒钱，攒够了再买。它的好处是：不欠钱，不多付钱。它的代价是：要等待，设备要过一段时间才能用上。</w:t>
       </w:r>
     </w:p>
     <w:p>
@@ -1957,7 +1247,35 @@
           <w:b w:val="0"/>
           <w:sz w:val="24"/>
         </w:rPr>
-        <w:t>【通识】折现率代表资金的机会成本，也就是把钱用在其他地方所能获得的收益率。选择折现率时，应当考虑本单位可以获得的最好的替代收益，而不是随意选一个数字。</w:t>
+        <w:t>第二种是先买后付，分期付款。它的好处是：设备马上就能用。它的代价是：要多付钱，并且每个月都要还。</w:t>
+      </w:r>
+    </w:p>
+    <w:p>
+      <w:pPr>
+        <w:spacing w:lineRule="exact" w:line="400" w:before="0" w:after="0"/>
+        <w:ind w:firstLine="480"/>
+      </w:pPr>
+      <w:r>
+        <w:rPr>
+          <w:rFonts w:ascii="Times New Roman" w:hAnsi="Times New Roman" w:eastAsia="宋体"/>
+          <w:b w:val="0"/>
+          <w:sz w:val="24"/>
+        </w:rPr>
+        <w:t>这两种付法没有绝对的好坏。判断哪一种更合适，要看两个问题：一是设备能不能等，二是多付的钱是否值得。</w:t>
+      </w:r>
+    </w:p>
+    <w:p>
+      <w:pPr>
+        <w:spacing w:lineRule="exact" w:line="400" w:before="0" w:after="0"/>
+        <w:ind w:firstLine="480"/>
+      </w:pPr>
+      <w:r>
+        <w:rPr>
+          <w:rFonts w:ascii="Times New Roman" w:hAnsi="Times New Roman" w:eastAsia="宋体"/>
+          <w:b w:val="0"/>
+          <w:sz w:val="24"/>
+        </w:rPr>
+        <w:t>【通识】在生活中，一个常用的思路是：先算清楚“等待”和“多付”各需要付出什么。我们可以用一个简单的表格来帮助判断。</w:t>
       </w:r>
     </w:p>
     <w:p>
@@ -1971,7 +1289,7 @@
           <w:b/>
           <w:sz w:val="24"/>
         </w:rPr>
-        <w:t>二、用现值统一比较口径</w:t>
+        <w:t>二、先算出“攒够要多久”</w:t>
       </w:r>
     </w:p>
     <w:p>
@@ -1985,7 +1303,7 @@
           <w:b w:val="0"/>
           <w:sz w:val="24"/>
         </w:rPr>
-        <w:t>【通识】本项目设定一个教学假设：年折现率为3%，即月折现率为0.25%。这个数字只用于练习，实际工作中应当使用本单位的资金成本或机会成本，并在报告中说明依据。</w:t>
+        <w:t>校园线：每月攒550元，攒到6000元，需要6000÷550≈10.9，也就是11个月（攒满11个月，共攒6050元，已经够了）。也就是说，如果选择先攒钱，要等11个月才能买到设备。</w:t>
       </w:r>
     </w:p>
     <w:p>
@@ -1999,7 +1317,7 @@
           <w:b w:val="0"/>
           <w:sz w:val="24"/>
         </w:rPr>
-        <w:t>分期付款的现值，等于每期付款按月折现率折算后的合计。计算结果如下：</w:t>
+        <w:t>职业线：每月攒2100元，攒到24000元，需要24000÷2100≈11.4，也就是12个月（攒满11个月只有23100元，还不够）。也就是说，先攒钱要等12个月。</w:t>
       </w:r>
     </w:p>
     <w:p>
@@ -2013,7 +1331,21 @@
           <w:b w:val="0"/>
           <w:sz w:val="24"/>
         </w:rPr>
-        <w:t>校园线：每月550元，12期的现值约为6493.99元。一次付款6000元，比分期的现值少约494元。</w:t>
+        <w:t>这里为了简单，假设攒下的钱不产生利息。实际生活中，存款也会有利息，但是这个假设不会影响我们判断的方向。</w:t>
+      </w:r>
+    </w:p>
+    <w:p>
+      <w:pPr>
+        <w:keepNext/>
+        <w:spacing w:lineRule="exact" w:line="400" w:before="120" w:after="0"/>
+      </w:pPr>
+      <w:r>
+        <w:rPr>
+          <w:rFonts w:ascii="Times New Roman" w:hAnsi="Times New Roman" w:eastAsia="黑体"/>
+          <w:b/>
+          <w:sz w:val="24"/>
+        </w:rPr>
+        <w:t>三、表格：两种付法的对比</w:t>
       </w:r>
     </w:p>
     <w:p>
@@ -2027,104 +1359,7 @@
           <w:b w:val="0"/>
           <w:sz w:val="24"/>
         </w:rPr>
-        <w:t>职业线：每期2100元，12期的现值约为24795.23元。一次付款24000元，比分期的现值少约795元。</w:t>
-      </w:r>
-    </w:p>
-    <w:p>
-      <w:pPr>
-        <w:spacing w:lineRule="exact" w:line="400" w:before="0" w:after="0"/>
-        <w:ind w:firstLine="480"/>
-      </w:pPr>
-      <w:r>
-        <w:rPr>
-          <w:rFonts w:ascii="Times New Roman" w:hAnsi="Times New Roman" w:eastAsia="宋体"/>
-          <w:b w:val="0"/>
-          <w:sz w:val="24"/>
-        </w:rPr>
-        <w:t>图3-1 直观地显示了三种金额：一次付款的现金价、分期的现值和分期的名义总额。可以看到，分期的现值虽然低于名义总额，但仍然高于一次付款的现金价。</w:t>
-      </w:r>
-    </w:p>
-    <w:p>
-      <w:pPr>
-        <w:keepNext/>
-        <w:spacing w:lineRule="exact" w:line="400" w:before="0" w:after="0"/>
-        <w:jc w:val="center"/>
-      </w:pPr>
-      <w:r>
-        <w:drawing>
-          <wp:inline xmlns:a="http://schemas.openxmlformats.org/drawingml/2006/main" xmlns:pic="http://schemas.openxmlformats.org/drawingml/2006/picture">
-            <wp:extent cx="5040000" cy="2940000"/>
-            <wp:docPr id="1" name="Picture 1"/>
-            <wp:cNvGraphicFramePr>
-              <a:graphicFrameLocks noChangeAspect="1"/>
-            </wp:cNvGraphicFramePr>
-            <a:graphic>
-              <a:graphicData uri="http://schemas.openxmlformats.org/drawingml/2006/picture">
-                <pic:pic>
-                  <pic:nvPicPr>
-                    <pic:cNvPr id="0" name="图3-1_付款方式成本对比_v1.png"/>
-                    <pic:cNvPicPr/>
-                  </pic:nvPicPr>
-                  <pic:blipFill>
-                    <a:blip r:embed="rId10"/>
-                    <a:stretch>
-                      <a:fillRect/>
-                    </a:stretch>
-                  </pic:blipFill>
-                  <pic:spPr>
-                    <a:xfrm>
-                      <a:off x="0" y="0"/>
-                      <a:ext cx="5040000" cy="2940000"/>
-                    </a:xfrm>
-                    <a:prstGeom prst="rect"/>
-                  </pic:spPr>
-                </pic:pic>
-              </a:graphicData>
-            </a:graphic>
-          </wp:inline>
-        </w:drawing>
-      </w:r>
-    </w:p>
-    <w:p>
-      <w:pPr>
-        <w:spacing w:lineRule="exact" w:line="400" w:before="0" w:after="0"/>
-        <w:jc w:val="center"/>
-      </w:pPr>
-      <w:r>
-        <w:rPr>
-          <w:rFonts w:ascii="Times New Roman" w:hAnsi="Times New Roman" w:eastAsia="黑体"/>
-          <w:b w:val="0"/>
-          <w:sz w:val="21"/>
-        </w:rPr>
-        <w:t>图3-1 一次付款与分期付款的金额对比</w:t>
-      </w:r>
-    </w:p>
-    <w:p>
-      <w:pPr>
-        <w:keepNext/>
-        <w:spacing w:lineRule="exact" w:line="400" w:before="120" w:after="0"/>
-      </w:pPr>
-      <w:r>
-        <w:rPr>
-          <w:rFonts w:ascii="Times New Roman" w:hAnsi="Times New Roman" w:eastAsia="黑体"/>
-          <w:b/>
-          <w:sz w:val="24"/>
-        </w:rPr>
-        <w:t>三、表格：三种口径的比较</w:t>
-      </w:r>
-    </w:p>
-    <w:p>
-      <w:pPr>
-        <w:spacing w:lineRule="exact" w:line="400" w:before="0" w:after="0"/>
-        <w:ind w:firstLine="480"/>
-      </w:pPr>
-      <w:r>
-        <w:rPr>
-          <w:rFonts w:ascii="Times New Roman" w:hAnsi="Times New Roman" w:eastAsia="宋体"/>
-          <w:b w:val="0"/>
-          <w:sz w:val="24"/>
-        </w:rPr>
-        <w:t>表3-3 两种付款方式的比较（年折现率3%）</w:t>
+        <w:t>表3-2 两种付法的对比</w:t>
       </w:r>
     </w:p>
     <w:tbl>
@@ -2156,7 +1391,7 @@
                 <w:b/>
                 <w:sz w:val="21"/>
               </w:rPr>
-              <w:t>比较口径</w:t>
+              <w:t>比较项目</w:t>
             </w:r>
           </w:p>
         </w:tc>
@@ -2196,7 +1431,7 @@
                 <w:b/>
                 <w:sz w:val="21"/>
               </w:rPr>
-              <w:t>职业：打印设备</w:t>
+              <w:t>职业：打印机</w:t>
             </w:r>
           </w:p>
         </w:tc>
@@ -2218,7 +1453,7 @@
                 <w:b w:val="0"/>
                 <w:sz w:val="21"/>
               </w:rPr>
-              <w:t>一次付款现金价（元）</w:t>
+              <w:t>先攒钱再买：要等多久</w:t>
             </w:r>
           </w:p>
         </w:tc>
@@ -2238,7 +1473,7 @@
                 <w:b w:val="0"/>
                 <w:sz w:val="21"/>
               </w:rPr>
-              <w:t>6000.00</w:t>
+              <w:t>11个月</w:t>
             </w:r>
           </w:p>
         </w:tc>
@@ -2258,7 +1493,7 @@
                 <w:b w:val="0"/>
                 <w:sz w:val="21"/>
               </w:rPr>
-              <w:t>24000.00</w:t>
+              <w:t>12个月</w:t>
             </w:r>
           </w:p>
         </w:tc>
@@ -2280,7 +1515,7 @@
                 <w:b w:val="0"/>
                 <w:sz w:val="21"/>
               </w:rPr>
-              <w:t>分期名义总额（元）</w:t>
+              <w:t>先攒钱再买：总支出</w:t>
             </w:r>
           </w:p>
         </w:tc>
@@ -2300,7 +1535,7 @@
                 <w:b w:val="0"/>
                 <w:sz w:val="21"/>
               </w:rPr>
-              <w:t>6600.00</w:t>
+              <w:t>6000元</w:t>
             </w:r>
           </w:p>
         </w:tc>
@@ -2320,7 +1555,7 @@
                 <w:b w:val="0"/>
                 <w:sz w:val="21"/>
               </w:rPr>
-              <w:t>25200.00</w:t>
+              <w:t>24000元</w:t>
             </w:r>
           </w:p>
         </w:tc>
@@ -2342,7 +1577,7 @@
                 <w:b w:val="0"/>
                 <w:sz w:val="21"/>
               </w:rPr>
-              <w:t>分期付款现值（元）</w:t>
+              <w:t>分期付款：何时能用上</w:t>
             </w:r>
           </w:p>
         </w:tc>
@@ -2362,7 +1597,7 @@
                 <w:b w:val="0"/>
                 <w:sz w:val="21"/>
               </w:rPr>
-              <w:t>6493.99</w:t>
+              <w:t>第1个月</w:t>
             </w:r>
           </w:p>
         </w:tc>
@@ -2382,7 +1617,7 @@
                 <w:b w:val="0"/>
                 <w:sz w:val="21"/>
               </w:rPr>
-              <w:t>24795.23</w:t>
+              <w:t>第1个月</w:t>
             </w:r>
           </w:p>
         </w:tc>
@@ -2404,7 +1639,7 @@
                 <w:b w:val="0"/>
                 <w:sz w:val="21"/>
               </w:rPr>
-              <w:t>一次付款较分期现值节省（元）</w:t>
+              <w:t>分期付款：总支出</w:t>
             </w:r>
           </w:p>
         </w:tc>
@@ -2424,7 +1659,7 @@
                 <w:b w:val="0"/>
                 <w:sz w:val="21"/>
               </w:rPr>
-              <w:t>493.99</w:t>
+              <w:t>6600元</w:t>
             </w:r>
           </w:p>
         </w:tc>
@@ -2444,195 +1679,7 @@
                 <w:b w:val="0"/>
                 <w:sz w:val="21"/>
               </w:rPr>
-              <w:t>795.23</w:t>
-            </w:r>
-          </w:p>
-        </w:tc>
-      </w:tr>
-    </w:tbl>
-    <w:p/>
-    <w:p>
-      <w:pPr>
-        <w:spacing w:lineRule="exact" w:line="400" w:before="0" w:after="0"/>
-        <w:ind w:firstLine="480"/>
-      </w:pPr>
-      <w:r>
-        <w:rPr>
-          <w:rFonts w:ascii="Times New Roman" w:hAnsi="Times New Roman" w:eastAsia="宋体"/>
-          <w:b w:val="0"/>
-          <w:sz w:val="24"/>
-        </w:rPr>
-        <w:t>从表3-3可以看到，三种口径得出的结论一致：在本项目的假设下，一次付款更划算。需要注意，这个结论依赖于折现率的假设。折现率变化时，结论可能改变，因此必须做敏感性分析。</w:t>
-      </w:r>
-    </w:p>
-    <w:p>
-      <w:pPr>
-        <w:spacing w:lineRule="exact" w:line="400" w:before="0" w:after="0"/>
-        <w:ind w:firstLine="480"/>
-      </w:pPr>
-      <w:r>
-        <w:rPr>
-          <w:rFonts w:ascii="Times New Roman" w:hAnsi="Times New Roman" w:eastAsia="宋体"/>
-          <w:b w:val="0"/>
-          <w:sz w:val="24"/>
-        </w:rPr>
-        <w:t>【通识】折现率怎么定，是学生最常问的问题。一个实用的思路是：先找出本单位可以获得的最好替代收益，例如存款利率、短期理财的收益率或本单位的借款成本，然后取一个合理的区间，分别计算。若在区间的各个端点，结论都一致，说明结论比较稳健；若结论在区间内发生变化，就要把这一点写进审批材料，并由决策者权衡。</w:t>
-      </w:r>
-    </w:p>
-    <w:p>
-      <w:pPr>
-        <w:keepNext/>
-        <w:spacing w:lineRule="exact" w:line="400" w:before="120" w:after="0"/>
-      </w:pPr>
-      <w:r>
-        <w:rPr>
-          <w:rFonts w:ascii="Times New Roman" w:hAnsi="Times New Roman" w:eastAsia="黑体"/>
-          <w:b/>
-          <w:sz w:val="24"/>
-        </w:rPr>
-        <w:t>四、折现率的敏感性</w:t>
-      </w:r>
-    </w:p>
-    <w:p>
-      <w:pPr>
-        <w:spacing w:lineRule="exact" w:line="400" w:before="0" w:after="0"/>
-        <w:ind w:firstLine="480"/>
-      </w:pPr>
-      <w:r>
-        <w:rPr>
-          <w:rFonts w:ascii="Times New Roman" w:hAnsi="Times New Roman" w:eastAsia="宋体"/>
-          <w:b w:val="0"/>
-          <w:sz w:val="24"/>
-        </w:rPr>
-        <w:t>【拓展】折现率变化时，分期的现值也会随之变化。表3-4列出了不同折现率下的结果。</w:t>
-      </w:r>
-    </w:p>
-    <w:p>
-      <w:pPr>
-        <w:spacing w:lineRule="exact" w:line="400" w:before="0" w:after="0"/>
-        <w:ind w:firstLine="480"/>
-      </w:pPr>
-      <w:r>
-        <w:rPr>
-          <w:rFonts w:ascii="Times New Roman" w:hAnsi="Times New Roman" w:eastAsia="宋体"/>
-          <w:b w:val="0"/>
-          <w:sz w:val="24"/>
-        </w:rPr>
-        <w:t>表3-4 不同年折现率下分期付款的现值（元）</w:t>
-      </w:r>
-    </w:p>
-    <w:tbl>
-      <w:tblPr>
-        <w:tblStyle w:val="TableGrid"/>
-        <w:tblW w:type="auto" w:w="0"/>
-        <w:jc w:val="center"/>
-        <w:tblLook w:firstColumn="1" w:firstRow="1" w:lastColumn="0" w:lastRow="0" w:noHBand="0" w:noVBand="1" w:val="04A0"/>
-      </w:tblPr>
-      <w:tblGrid>
-        <w:gridCol w:w="1662"/>
-        <w:gridCol w:w="1662"/>
-        <w:gridCol w:w="1662"/>
-        <w:gridCol w:w="1662"/>
-        <w:gridCol w:w="1662"/>
-      </w:tblGrid>
-      <w:tr>
-        <w:tc>
-          <w:tcPr>
-            <w:tcW w:type="dxa" w:w="1662"/>
-          </w:tcPr>
-          <w:p>
-            <w:pPr>
-              <w:spacing w:line="240" w:lineRule="auto" w:before="40" w:after="40"/>
-              <w:jc w:val="center"/>
-            </w:pPr>
-            <w:r/>
-            <w:r>
-              <w:rPr>
-                <w:rFonts w:ascii="Times New Roman" w:hAnsi="Times New Roman" w:eastAsia="宋体"/>
-                <w:b/>
-                <w:sz w:val="21"/>
-              </w:rPr>
-              <w:t>年折现率</w:t>
-            </w:r>
-          </w:p>
-        </w:tc>
-        <w:tc>
-          <w:tcPr>
-            <w:tcW w:type="dxa" w:w="1662"/>
-          </w:tcPr>
-          <w:p>
-            <w:pPr>
-              <w:spacing w:line="240" w:lineRule="auto" w:before="40" w:after="40"/>
-              <w:jc w:val="center"/>
-            </w:pPr>
-            <w:r/>
-            <w:r>
-              <w:rPr>
-                <w:rFonts w:ascii="Times New Roman" w:hAnsi="Times New Roman" w:eastAsia="宋体"/>
-                <w:b/>
-                <w:sz w:val="21"/>
-              </w:rPr>
-              <w:t>校园：分期现值</w:t>
-            </w:r>
-          </w:p>
-        </w:tc>
-        <w:tc>
-          <w:tcPr>
-            <w:tcW w:type="dxa" w:w="1662"/>
-          </w:tcPr>
-          <w:p>
-            <w:pPr>
-              <w:spacing w:line="240" w:lineRule="auto" w:before="40" w:after="40"/>
-              <w:jc w:val="center"/>
-            </w:pPr>
-            <w:r/>
-            <w:r>
-              <w:rPr>
-                <w:rFonts w:ascii="Times New Roman" w:hAnsi="Times New Roman" w:eastAsia="宋体"/>
-                <w:b/>
-                <w:sz w:val="21"/>
-              </w:rPr>
-              <w:t>校园：一次付款节省</w:t>
-            </w:r>
-          </w:p>
-        </w:tc>
-        <w:tc>
-          <w:tcPr>
-            <w:tcW w:type="dxa" w:w="1662"/>
-          </w:tcPr>
-          <w:p>
-            <w:pPr>
-              <w:spacing w:line="240" w:lineRule="auto" w:before="40" w:after="40"/>
-              <w:jc w:val="center"/>
-            </w:pPr>
-            <w:r/>
-            <w:r>
-              <w:rPr>
-                <w:rFonts w:ascii="Times New Roman" w:hAnsi="Times New Roman" w:eastAsia="宋体"/>
-                <w:b/>
-                <w:sz w:val="21"/>
-              </w:rPr>
-              <w:t>职业：分期现值</w:t>
-            </w:r>
-          </w:p>
-        </w:tc>
-        <w:tc>
-          <w:tcPr>
-            <w:tcW w:type="dxa" w:w="1662"/>
-          </w:tcPr>
-          <w:p>
-            <w:pPr>
-              <w:spacing w:line="240" w:lineRule="auto" w:before="40" w:after="40"/>
-              <w:jc w:val="center"/>
-            </w:pPr>
-            <w:r/>
-            <w:r>
-              <w:rPr>
-                <w:rFonts w:ascii="Times New Roman" w:hAnsi="Times New Roman" w:eastAsia="宋体"/>
-                <w:b/>
-                <w:sz w:val="21"/>
-              </w:rPr>
-              <w:t>职业：一次付款节省</w:t>
+              <w:t>25200元</w:t>
             </w:r>
           </w:p>
         </w:tc>
@@ -2640,7 +1687,7 @@
       <w:tr>
         <w:tc>
           <w:tcPr>
-            <w:tcW w:type="dxa" w:w="1662"/>
+            <w:tcW w:type="dxa" w:w="2771"/>
           </w:tcPr>
           <w:p>
             <w:pPr>
@@ -2654,13 +1701,13 @@
                 <w:b w:val="0"/>
                 <w:sz w:val="21"/>
               </w:rPr>
-              <w:t>1%</w:t>
+              <w:t>分期比一次付清多付</w:t>
             </w:r>
           </w:p>
         </w:tc>
         <w:tc>
           <w:tcPr>
-            <w:tcW w:type="dxa" w:w="1662"/>
+            <w:tcW w:type="dxa" w:w="2771"/>
           </w:tcPr>
           <w:p>
             <w:pPr>
@@ -2674,13 +1721,13 @@
                 <w:b w:val="0"/>
                 <w:sz w:val="21"/>
               </w:rPr>
-              <w:t>6564.39</w:t>
+              <w:t>600元</w:t>
             </w:r>
           </w:p>
         </w:tc>
         <w:tc>
           <w:tcPr>
-            <w:tcW w:type="dxa" w:w="1662"/>
+            <w:tcW w:type="dxa" w:w="2771"/>
           </w:tcPr>
           <w:p>
             <w:pPr>
@@ -2694,353 +1741,7 @@
                 <w:b w:val="0"/>
                 <w:sz w:val="21"/>
               </w:rPr>
-              <w:t>564.39</w:t>
-            </w:r>
-          </w:p>
-        </w:tc>
-        <w:tc>
-          <w:tcPr>
-            <w:tcW w:type="dxa" w:w="1662"/>
-          </w:tcPr>
-          <w:p>
-            <w:pPr>
-              <w:spacing w:line="240" w:lineRule="auto" w:before="40" w:after="40"/>
-              <w:jc w:val="left"/>
-            </w:pPr>
-            <w:r/>
-            <w:r>
-              <w:rPr>
-                <w:rFonts w:ascii="Times New Roman" w:hAnsi="Times New Roman" w:eastAsia="宋体"/>
-                <w:b w:val="0"/>
-                <w:sz w:val="21"/>
-              </w:rPr>
-              <w:t>25064.03</w:t>
-            </w:r>
-          </w:p>
-        </w:tc>
-        <w:tc>
-          <w:tcPr>
-            <w:tcW w:type="dxa" w:w="1662"/>
-          </w:tcPr>
-          <w:p>
-            <w:pPr>
-              <w:spacing w:line="240" w:lineRule="auto" w:before="40" w:after="40"/>
-              <w:jc w:val="left"/>
-            </w:pPr>
-            <w:r/>
-            <w:r>
-              <w:rPr>
-                <w:rFonts w:ascii="Times New Roman" w:hAnsi="Times New Roman" w:eastAsia="宋体"/>
-                <w:b w:val="0"/>
-                <w:sz w:val="21"/>
-              </w:rPr>
-              <w:t>1064.03</w:t>
-            </w:r>
-          </w:p>
-        </w:tc>
-      </w:tr>
-      <w:tr>
-        <w:tc>
-          <w:tcPr>
-            <w:tcW w:type="dxa" w:w="1662"/>
-          </w:tcPr>
-          <w:p>
-            <w:pPr>
-              <w:spacing w:line="240" w:lineRule="auto" w:before="40" w:after="40"/>
-              <w:jc w:val="left"/>
-            </w:pPr>
-            <w:r/>
-            <w:r>
-              <w:rPr>
-                <w:rFonts w:ascii="Times New Roman" w:hAnsi="Times New Roman" w:eastAsia="宋体"/>
-                <w:b w:val="0"/>
-                <w:sz w:val="21"/>
-              </w:rPr>
-              <w:t>3%</w:t>
-            </w:r>
-          </w:p>
-        </w:tc>
-        <w:tc>
-          <w:tcPr>
-            <w:tcW w:type="dxa" w:w="1662"/>
-          </w:tcPr>
-          <w:p>
-            <w:pPr>
-              <w:spacing w:line="240" w:lineRule="auto" w:before="40" w:after="40"/>
-              <w:jc w:val="left"/>
-            </w:pPr>
-            <w:r/>
-            <w:r>
-              <w:rPr>
-                <w:rFonts w:ascii="Times New Roman" w:hAnsi="Times New Roman" w:eastAsia="宋体"/>
-                <w:b w:val="0"/>
-                <w:sz w:val="21"/>
-              </w:rPr>
-              <w:t>6493.99</w:t>
-            </w:r>
-          </w:p>
-        </w:tc>
-        <w:tc>
-          <w:tcPr>
-            <w:tcW w:type="dxa" w:w="1662"/>
-          </w:tcPr>
-          <w:p>
-            <w:pPr>
-              <w:spacing w:line="240" w:lineRule="auto" w:before="40" w:after="40"/>
-              <w:jc w:val="left"/>
-            </w:pPr>
-            <w:r/>
-            <w:r>
-              <w:rPr>
-                <w:rFonts w:ascii="Times New Roman" w:hAnsi="Times New Roman" w:eastAsia="宋体"/>
-                <w:b w:val="0"/>
-                <w:sz w:val="21"/>
-              </w:rPr>
-              <w:t>493.99</w:t>
-            </w:r>
-          </w:p>
-        </w:tc>
-        <w:tc>
-          <w:tcPr>
-            <w:tcW w:type="dxa" w:w="1662"/>
-          </w:tcPr>
-          <w:p>
-            <w:pPr>
-              <w:spacing w:line="240" w:lineRule="auto" w:before="40" w:after="40"/>
-              <w:jc w:val="left"/>
-            </w:pPr>
-            <w:r/>
-            <w:r>
-              <w:rPr>
-                <w:rFonts w:ascii="Times New Roman" w:hAnsi="Times New Roman" w:eastAsia="宋体"/>
-                <w:b w:val="0"/>
-                <w:sz w:val="21"/>
-              </w:rPr>
-              <w:t>24795.23</w:t>
-            </w:r>
-          </w:p>
-        </w:tc>
-        <w:tc>
-          <w:tcPr>
-            <w:tcW w:type="dxa" w:w="1662"/>
-          </w:tcPr>
-          <w:p>
-            <w:pPr>
-              <w:spacing w:line="240" w:lineRule="auto" w:before="40" w:after="40"/>
-              <w:jc w:val="left"/>
-            </w:pPr>
-            <w:r/>
-            <w:r>
-              <w:rPr>
-                <w:rFonts w:ascii="Times New Roman" w:hAnsi="Times New Roman" w:eastAsia="宋体"/>
-                <w:b w:val="0"/>
-                <w:sz w:val="21"/>
-              </w:rPr>
-              <w:t>795.23</w:t>
-            </w:r>
-          </w:p>
-        </w:tc>
-      </w:tr>
-      <w:tr>
-        <w:tc>
-          <w:tcPr>
-            <w:tcW w:type="dxa" w:w="1662"/>
-          </w:tcPr>
-          <w:p>
-            <w:pPr>
-              <w:spacing w:line="240" w:lineRule="auto" w:before="40" w:after="40"/>
-              <w:jc w:val="left"/>
-            </w:pPr>
-            <w:r/>
-            <w:r>
-              <w:rPr>
-                <w:rFonts w:ascii="Times New Roman" w:hAnsi="Times New Roman" w:eastAsia="宋体"/>
-                <w:b w:val="0"/>
-                <w:sz w:val="21"/>
-              </w:rPr>
-              <w:t>5%</w:t>
-            </w:r>
-          </w:p>
-        </w:tc>
-        <w:tc>
-          <w:tcPr>
-            <w:tcW w:type="dxa" w:w="1662"/>
-          </w:tcPr>
-          <w:p>
-            <w:pPr>
-              <w:spacing w:line="240" w:lineRule="auto" w:before="40" w:after="40"/>
-              <w:jc w:val="left"/>
-            </w:pPr>
-            <w:r/>
-            <w:r>
-              <w:rPr>
-                <w:rFonts w:ascii="Times New Roman" w:hAnsi="Times New Roman" w:eastAsia="宋体"/>
-                <w:b w:val="0"/>
-                <w:sz w:val="21"/>
-              </w:rPr>
-              <w:t>6424.67</w:t>
-            </w:r>
-          </w:p>
-        </w:tc>
-        <w:tc>
-          <w:tcPr>
-            <w:tcW w:type="dxa" w:w="1662"/>
-          </w:tcPr>
-          <w:p>
-            <w:pPr>
-              <w:spacing w:line="240" w:lineRule="auto" w:before="40" w:after="40"/>
-              <w:jc w:val="left"/>
-            </w:pPr>
-            <w:r/>
-            <w:r>
-              <w:rPr>
-                <w:rFonts w:ascii="Times New Roman" w:hAnsi="Times New Roman" w:eastAsia="宋体"/>
-                <w:b w:val="0"/>
-                <w:sz w:val="21"/>
-              </w:rPr>
-              <w:t>424.67</w:t>
-            </w:r>
-          </w:p>
-        </w:tc>
-        <w:tc>
-          <w:tcPr>
-            <w:tcW w:type="dxa" w:w="1662"/>
-          </w:tcPr>
-          <w:p>
-            <w:pPr>
-              <w:spacing w:line="240" w:lineRule="auto" w:before="40" w:after="40"/>
-              <w:jc w:val="left"/>
-            </w:pPr>
-            <w:r/>
-            <w:r>
-              <w:rPr>
-                <w:rFonts w:ascii="Times New Roman" w:hAnsi="Times New Roman" w:eastAsia="宋体"/>
-                <w:b w:val="0"/>
-                <w:sz w:val="21"/>
-              </w:rPr>
-              <w:t>24530.57</w:t>
-            </w:r>
-          </w:p>
-        </w:tc>
-        <w:tc>
-          <w:tcPr>
-            <w:tcW w:type="dxa" w:w="1662"/>
-          </w:tcPr>
-          <w:p>
-            <w:pPr>
-              <w:spacing w:line="240" w:lineRule="auto" w:before="40" w:after="40"/>
-              <w:jc w:val="left"/>
-            </w:pPr>
-            <w:r/>
-            <w:r>
-              <w:rPr>
-                <w:rFonts w:ascii="Times New Roman" w:hAnsi="Times New Roman" w:eastAsia="宋体"/>
-                <w:b w:val="0"/>
-                <w:sz w:val="21"/>
-              </w:rPr>
-              <w:t>530.57</w:t>
-            </w:r>
-          </w:p>
-        </w:tc>
-      </w:tr>
-      <w:tr>
-        <w:tc>
-          <w:tcPr>
-            <w:tcW w:type="dxa" w:w="1662"/>
-          </w:tcPr>
-          <w:p>
-            <w:pPr>
-              <w:spacing w:line="240" w:lineRule="auto" w:before="40" w:after="40"/>
-              <w:jc w:val="left"/>
-            </w:pPr>
-            <w:r/>
-            <w:r>
-              <w:rPr>
-                <w:rFonts w:ascii="Times New Roman" w:hAnsi="Times New Roman" w:eastAsia="宋体"/>
-                <w:b w:val="0"/>
-                <w:sz w:val="21"/>
-              </w:rPr>
-              <w:t>8%</w:t>
-            </w:r>
-          </w:p>
-        </w:tc>
-        <w:tc>
-          <w:tcPr>
-            <w:tcW w:type="dxa" w:w="1662"/>
-          </w:tcPr>
-          <w:p>
-            <w:pPr>
-              <w:spacing w:line="240" w:lineRule="auto" w:before="40" w:after="40"/>
-              <w:jc w:val="left"/>
-            </w:pPr>
-            <w:r/>
-            <w:r>
-              <w:rPr>
-                <w:rFonts w:ascii="Times New Roman" w:hAnsi="Times New Roman" w:eastAsia="宋体"/>
-                <w:b w:val="0"/>
-                <w:sz w:val="21"/>
-              </w:rPr>
-              <w:t>6322.68</w:t>
-            </w:r>
-          </w:p>
-        </w:tc>
-        <w:tc>
-          <w:tcPr>
-            <w:tcW w:type="dxa" w:w="1662"/>
-          </w:tcPr>
-          <w:p>
-            <w:pPr>
-              <w:spacing w:line="240" w:lineRule="auto" w:before="40" w:after="40"/>
-              <w:jc w:val="left"/>
-            </w:pPr>
-            <w:r/>
-            <w:r>
-              <w:rPr>
-                <w:rFonts w:ascii="Times New Roman" w:hAnsi="Times New Roman" w:eastAsia="宋体"/>
-                <w:b w:val="0"/>
-                <w:sz w:val="21"/>
-              </w:rPr>
-              <w:t>322.68</w:t>
-            </w:r>
-          </w:p>
-        </w:tc>
-        <w:tc>
-          <w:tcPr>
-            <w:tcW w:type="dxa" w:w="1662"/>
-          </w:tcPr>
-          <w:p>
-            <w:pPr>
-              <w:spacing w:line="240" w:lineRule="auto" w:before="40" w:after="40"/>
-              <w:jc w:val="left"/>
-            </w:pPr>
-            <w:r/>
-            <w:r>
-              <w:rPr>
-                <w:rFonts w:ascii="Times New Roman" w:hAnsi="Times New Roman" w:eastAsia="宋体"/>
-                <w:b w:val="0"/>
-                <w:sz w:val="21"/>
-              </w:rPr>
-              <w:t>24141.14</w:t>
-            </w:r>
-          </w:p>
-        </w:tc>
-        <w:tc>
-          <w:tcPr>
-            <w:tcW w:type="dxa" w:w="1662"/>
-          </w:tcPr>
-          <w:p>
-            <w:pPr>
-              <w:spacing w:line="240" w:lineRule="auto" w:before="40" w:after="40"/>
-              <w:jc w:val="left"/>
-            </w:pPr>
-            <w:r/>
-            <w:r>
-              <w:rPr>
-                <w:rFonts w:ascii="Times New Roman" w:hAnsi="Times New Roman" w:eastAsia="宋体"/>
-                <w:b w:val="0"/>
-                <w:sz w:val="21"/>
-              </w:rPr>
-              <w:t>141.14</w:t>
+              <w:t>1200元</w:t>
             </w:r>
           </w:p>
         </w:tc>
@@ -3058,7 +1759,7 @@
           <w:b w:val="0"/>
           <w:sz w:val="24"/>
         </w:rPr>
-        <w:t>表3-4显示，在1%至8%的范围内，两个方案的分期现值都高于一次付款的现金价，一次付款仍然更划算。但从8%的数据可以看出，职业线的节省幅度只有141元，接近于零。如果折现率再提高，结论就会改变。</w:t>
+        <w:t>从表3-2可以看出，分期付款的优势是“早用”，劣势是“多付”。校园线中，分期提前了10个月用上设备，代价是多付600元。职业线中，分期提前了11个月用上打印机，代价是多付1200元。</w:t>
       </w:r>
     </w:p>
     <w:p>
@@ -3072,7 +1773,62 @@
           <w:b w:val="0"/>
           <w:sz w:val="24"/>
         </w:rPr>
-        <w:t>这说明了一个重要的规律：分期方案的隐含利率，就是使分期现值恰好等于现金价的折现率。折现率低于隐含利率时，一次付款更划算；折现率高于隐含利率时，分期更划算。以名义年利率计算，职业线的隐含利率约为9.10%，因此，只要资金的机会成本（按同一口径折算）低于这个水平，一次付款就更划算。</w:t>
+        <w:t>图3-1 用时间线直观地显示了两种付法的区别。</w:t>
+      </w:r>
+    </w:p>
+    <w:p>
+      <w:pPr>
+        <w:keepNext/>
+        <w:spacing w:lineRule="exact" w:line="400" w:before="0" w:after="0"/>
+        <w:jc w:val="center"/>
+      </w:pPr>
+      <w:r>
+        <w:drawing>
+          <wp:inline xmlns:a="http://schemas.openxmlformats.org/drawingml/2006/main" xmlns:pic="http://schemas.openxmlformats.org/drawingml/2006/picture">
+            <wp:extent cx="5040000" cy="3080000"/>
+            <wp:docPr id="1" name="Picture 1"/>
+            <wp:cNvGraphicFramePr>
+              <a:graphicFrameLocks noChangeAspect="1"/>
+            </wp:cNvGraphicFramePr>
+            <a:graphic>
+              <a:graphicData uri="http://schemas.openxmlformats.org/drawingml/2006/picture">
+                <pic:pic>
+                  <pic:nvPicPr>
+                    <pic:cNvPr id="0" name="图3-1_两种付法的时间对比_v1.png"/>
+                    <pic:cNvPicPr/>
+                  </pic:nvPicPr>
+                  <pic:blipFill>
+                    <a:blip r:embed="rId10"/>
+                    <a:stretch>
+                      <a:fillRect/>
+                    </a:stretch>
+                  </pic:blipFill>
+                  <pic:spPr>
+                    <a:xfrm>
+                      <a:off x="0" y="0"/>
+                      <a:ext cx="5040000" cy="3080000"/>
+                    </a:xfrm>
+                    <a:prstGeom prst="rect"/>
+                  </pic:spPr>
+                </pic:pic>
+              </a:graphicData>
+            </a:graphic>
+          </wp:inline>
+        </w:drawing>
+      </w:r>
+    </w:p>
+    <w:p>
+      <w:pPr>
+        <w:spacing w:lineRule="exact" w:line="400" w:before="0" w:after="0"/>
+        <w:jc w:val="center"/>
+      </w:pPr>
+      <w:r>
+        <w:rPr>
+          <w:rFonts w:ascii="Times New Roman" w:hAnsi="Times New Roman" w:eastAsia="黑体"/>
+          <w:b w:val="0"/>
+          <w:sz w:val="21"/>
+        </w:rPr>
+        <w:t>图3-1 两种付法的时间对比</w:t>
       </w:r>
     </w:p>
     <w:p>
@@ -3086,7 +1842,7 @@
           <w:b/>
           <w:sz w:val="24"/>
         </w:rPr>
-        <w:t>五、用Excel函数做折现</w:t>
+        <w:t>四、怎样做决定</w:t>
       </w:r>
     </w:p>
     <w:p>
@@ -3100,7 +1856,7 @@
           <w:b w:val="0"/>
           <w:sz w:val="24"/>
         </w:rPr>
-        <w:t>【拓展】Excel中可以使用PV函数计算现值：=PV(0.25%,12,−550)，得到约6493.99元。它的参数依次为：月折现率、期数、每期付款（支出用负号表示）。</w:t>
+        <w:t>【通识】做决定时，可以按照下面的顺序思考：</w:t>
       </w:r>
     </w:p>
     <w:p>
@@ -3114,21 +1870,7 @@
           <w:b w:val="0"/>
           <w:sz w:val="24"/>
         </w:rPr>
-        <w:t>在教学中，可以先用手工方法计算一期的现值，再用函数验证。例如，第一期550元，折现一个月，现值为550÷1.0025≈548.63元；第二期550元，折现两个月，现值为550÷1.0025²≈547.26元。把12期的现值相加，就得到约6493.99元。手工计算的过程有助于理解公式的含义，函数则便于批量处理。</w:t>
-      </w:r>
-    </w:p>
-    <w:p>
-      <w:pPr>
-        <w:keepNext/>
-        <w:spacing w:lineRule="exact" w:line="400" w:before="120" w:after="0"/>
-      </w:pPr>
-      <w:r>
-        <w:rPr>
-          <w:rFonts w:ascii="Times New Roman" w:hAnsi="Times New Roman" w:eastAsia="黑体"/>
-          <w:b/>
-          <w:sz w:val="24"/>
-        </w:rPr>
-        <w:t>六、现值之外的决策因素</w:t>
+        <w:t>第一，设备是否必须马上使用？如果设备可以等，先攒钱通常更省。</w:t>
       </w:r>
     </w:p>
     <w:p>
@@ -3142,7 +1884,7 @@
           <w:b w:val="0"/>
           <w:sz w:val="24"/>
         </w:rPr>
-        <w:t>【通识】现值比较给出的是“成本”的判断，但决策还要考虑其他因素。以下几点常常影响最终结论：</w:t>
+        <w:t>第二，多付的钱是否超出了可以承受的范围？如果多付的金额会影响单位的日常运转，即使设备马上要用，也要慎重。</w:t>
       </w:r>
     </w:p>
     <w:p>
@@ -3156,7 +1898,7 @@
           <w:b w:val="0"/>
           <w:sz w:val="24"/>
         </w:rPr>
-        <w:t>第一，流动性。如果一次付款会使单位的现金流紧张，即使现值比较有利，也可能因为无法应付日常支出而得不偿失。</w:t>
+        <w:t>第三，有没有更便宜的办法？例如，能否与供应商谈判，争取一次付款的折扣，或者减少分期的期数。</w:t>
       </w:r>
     </w:p>
     <w:p>
@@ -3170,7 +1912,7 @@
           <w:b w:val="0"/>
           <w:sz w:val="24"/>
         </w:rPr>
-        <w:t>第二，资金的实际用途。社团结余若已被安排用于活动，那么它的机会成本就不是银行存款利率，而是活动可能带来的收益或风险。</w:t>
+        <w:t>第四，是否考虑了所有费用？合同中的手续费、服务费都要算进去。</w:t>
       </w:r>
     </w:p>
     <w:p>
@@ -3184,7 +1926,7 @@
           <w:b w:val="0"/>
           <w:sz w:val="24"/>
         </w:rPr>
-        <w:t>第三，供应商的讨价还价空间。如果一次付款可以争取折扣，那么结论会比表3-3更有利；反之，若分期的利率可以谈判下降，分期的吸引力也会增加。</w:t>
+        <w:t>按照这个顺序，陈静得出了结论：打印机并不急用，且一次付款可以争取折扣。因此，她建议先攒钱，并与供应商协商。</w:t>
       </w:r>
     </w:p>
     <w:p>
@@ -3198,105 +1940,7 @@
           <w:b w:val="0"/>
           <w:sz w:val="24"/>
         </w:rPr>
-        <w:t>第四，设备的使用周期。分期的期数应当与设备的使用年限大致匹配，若设备可能在付清之前就被淘汰，分期的风险会明显上升。</w:t>
-      </w:r>
-    </w:p>
-    <w:p>
-      <w:pPr>
-        <w:spacing w:lineRule="exact" w:line="400" w:before="0" w:after="0"/>
-        <w:ind w:firstLine="480"/>
-      </w:pPr>
-      <w:r>
-        <w:rPr>
-          <w:rFonts w:ascii="Times New Roman" w:hAnsi="Times New Roman" w:eastAsia="宋体"/>
-          <w:b w:val="0"/>
-          <w:sz w:val="24"/>
-        </w:rPr>
-        <w:t>第五，信用与声誉。长期的分期付款如果出现逾期，可能影响单位与供应商的合作关系，这种无形的代价不应被忽视。</w:t>
-      </w:r>
-    </w:p>
-    <w:p>
-      <w:pPr>
-        <w:spacing w:lineRule="exact" w:line="400" w:before="0" w:after="0"/>
-        <w:ind w:firstLine="480"/>
-      </w:pPr>
-      <w:r>
-        <w:rPr>
-          <w:rFonts w:ascii="Times New Roman" w:hAnsi="Times New Roman" w:eastAsia="宋体"/>
-          <w:b w:val="0"/>
-          <w:sz w:val="24"/>
-        </w:rPr>
-        <w:t>因此，定量比较应当与定性判断相结合。结论可以是“一次付款更划算”，也可以是“在某些条件下才选择分期”，但都必须写明依据和前提。</w:t>
-      </w:r>
-    </w:p>
-    <w:p>
-      <w:pPr>
-        <w:keepNext/>
-        <w:spacing w:lineRule="exact" w:line="400" w:before="120" w:after="0"/>
-      </w:pPr>
-      <w:r>
-        <w:rPr>
-          <w:rFonts w:ascii="Times New Roman" w:hAnsi="Times New Roman" w:eastAsia="黑体"/>
-          <w:b/>
-          <w:sz w:val="24"/>
-        </w:rPr>
-        <w:t>七、把结论写成审批材料</w:t>
-      </w:r>
-    </w:p>
-    <w:p>
-      <w:pPr>
-        <w:spacing w:lineRule="exact" w:line="400" w:before="0" w:after="0"/>
-        <w:ind w:firstLine="480"/>
-      </w:pPr>
-      <w:r>
-        <w:rPr>
-          <w:rFonts w:ascii="Times New Roman" w:hAnsi="Times New Roman" w:eastAsia="宋体"/>
-          <w:b w:val="0"/>
-          <w:sz w:val="24"/>
-        </w:rPr>
-        <w:t>【通识】计算得出的结论，只有写成别人能看懂、能核对的材料，才能发挥作用。一份合格的审批说明，通常包括五个部分：方案名称与参数来源，比较口径与假设，计算结果，结论与前提，以及风险提示。</w:t>
-      </w:r>
-    </w:p>
-    <w:p>
-      <w:pPr>
-        <w:spacing w:lineRule="exact" w:line="400" w:before="0" w:after="0"/>
-        <w:ind w:firstLine="480"/>
-      </w:pPr>
-      <w:r>
-        <w:rPr>
-          <w:rFonts w:ascii="Times New Roman" w:hAnsi="Times New Roman" w:eastAsia="宋体"/>
-          <w:b w:val="0"/>
-          <w:sz w:val="24"/>
-        </w:rPr>
-        <w:t>下面是一段示例，供练习时参考（数字以本项目的计算为准）：</w:t>
-      </w:r>
-    </w:p>
-    <w:p>
-      <w:pPr>
-        <w:spacing w:lineRule="exact" w:line="400" w:before="0" w:after="0"/>
-        <w:ind w:firstLine="480"/>
-      </w:pPr>
-      <w:r>
-        <w:rPr>
-          <w:rFonts w:ascii="Times New Roman" w:hAnsi="Times New Roman" w:eastAsia="宋体"/>
-          <w:b w:val="0"/>
-          <w:sz w:val="24"/>
-        </w:rPr>
-        <w:t>本次采购打印设备，有两种付款方式。第一种为一次付款24000元；第二种为12期分期，每期2100元，合计25200元，多付1200元。以年折现率3%（按月折算）计算，分期付款现值约为24795元，一次付款较分期现值节省约795元。结论：在上述假设下，一次付款更划算。前提：若资金的机会成本超过约9.10%（名义年利率），结论可能改变，请审批时一并考虑。</w:t>
-      </w:r>
-    </w:p>
-    <w:p>
-      <w:pPr>
-        <w:spacing w:lineRule="exact" w:line="400" w:before="0" w:after="0"/>
-        <w:ind w:firstLine="480"/>
-      </w:pPr>
-      <w:r>
-        <w:rPr>
-          <w:rFonts w:ascii="Times New Roman" w:hAnsi="Times New Roman" w:eastAsia="宋体"/>
-          <w:b w:val="0"/>
-          <w:sz w:val="24"/>
-        </w:rPr>
-        <w:t>这段说明做到了三件事：列出数字的来源，写明假设，说明结论成立的前提。审批人员可以据此判断，而不必重新计算。</w:t>
+        <w:t>【拓展·选学】如果想更精确地比较两种付法，还可以考虑“今天的钱比将来的钱更有价值”。这种想法在财务上称为资金的时间价值。例如，把每个月的付款按一定的收益率折回到今天，就可以得到分期付款的现值。这一方法需要用到折现的计算，对于非会计专业的同学，可以先知道概念，不必急于掌握公式。</w:t>
       </w:r>
     </w:p>
     <w:p>
@@ -3324,7 +1968,7 @@
           <w:b w:val="0"/>
           <w:sz w:val="24"/>
         </w:rPr>
-        <w:t>陈静在表3-3中看到结论后，要求采购部门去争取一次付款的折扣。如果供应商同意打九五折，一次付款为22800元，比分期现值节省约1995元。周明同意先与供应商协商，协商不成时再考虑分期。</w:t>
+        <w:t>陈静把表3-2交给周明后，周明同意先与供应商协商一次付款的折扣。如果供应商同意打九五折，一次付款只需22800元，比分期的总额节省更多。</w:t>
       </w:r>
     </w:p>
     <w:p>
@@ -3338,7 +1982,7 @@
           <w:b w:val="0"/>
           <w:sz w:val="24"/>
         </w:rPr>
-        <w:t>李想在核对后，与小林重新计算了表3-4。他发现，社团结余的资金若用于其他活动，收益率不会超过3%。因此，一次付款更划算。他决定不再分期购买摄影设备，而是先用社团结余一次付清，并在报告中说明选择的理由：一次付款的现值较低，同时避免了约20%的实际年化成本。</w:t>
+        <w:t>李想在对比后决定，社团不急于买摄影设备。他们计划每月攒550元，11个月后一次付清。他在活动报告中写明理由：这样做能避免多付600元的成本，代价是晚了11个月才能使用设备，而这一点不影响期末展览的主要内容。</w:t>
       </w:r>
     </w:p>
     <w:p>
@@ -3366,7 +2010,7 @@
           <w:b/>
           <w:sz w:val="24"/>
         </w:rPr>
-        <w:t>误区一：一次付款一定比分期划算。</w:t>
+        <w:t>误区一：先买后付一定比先攒钱好，因为设备可以马上用。</w:t>
       </w:r>
       <w:r>
         <w:rPr>
@@ -3374,7 +2018,7 @@
           <w:b w:val="0"/>
           <w:sz w:val="24"/>
         </w:rPr>
-        <w:t xml:space="preserve"> 只有当资金的机会成本低于分期的隐含利率时，一次付款才更划算。两者的比较必须依赖假设。</w:t>
+        <w:t xml:space="preserve"> 能马上用固然有价值，但多付的钱也是真实的支出，要比较两者的得失。</w:t>
       </w:r>
     </w:p>
     <w:p>
@@ -3388,7 +2032,7 @@
           <w:b/>
           <w:sz w:val="24"/>
         </w:rPr>
-        <w:t>误区二：只要比较总额，就能决定。</w:t>
+        <w:t>误区二：一次付款一定最划算。</w:t>
       </w:r>
       <w:r>
         <w:rPr>
@@ -3396,7 +2040,7 @@
           <w:b w:val="0"/>
           <w:sz w:val="24"/>
         </w:rPr>
-        <w:t xml:space="preserve"> 总额没有考虑时间价值。分期的付款分散在未来，直接比较总额会高估分期的成本，也可能误导决策。</w:t>
+        <w:t xml:space="preserve"> 如果攒钱的过程会导致单位错过更重要的事，或者资金紧张影响日常运转，即使一次付款更便宜，也不一定适合。</w:t>
       </w:r>
     </w:p>
     <w:p>
@@ -3410,7 +2054,7 @@
           <w:b/>
           <w:sz w:val="24"/>
         </w:rPr>
-        <w:t>误区三：折现率可以随便选。</w:t>
+        <w:t>误区三：只看每月的金额，不看总额。</w:t>
       </w:r>
       <w:r>
         <w:rPr>
@@ -3418,29 +2062,7 @@
           <w:b w:val="0"/>
           <w:sz w:val="24"/>
         </w:rPr>
-        <w:t xml:space="preserve"> 折现率代表资金的机会成本，选择时应当有依据，并在报告中说明。</w:t>
-      </w:r>
-    </w:p>
-    <w:p>
-      <w:pPr>
-        <w:spacing w:lineRule="exact" w:line="400" w:before="0" w:after="0"/>
-        <w:ind w:firstLine="480"/>
-      </w:pPr>
-      <w:r>
-        <w:rPr>
-          <w:rFonts w:ascii="Times New Roman" w:hAnsi="Times New Roman" w:eastAsia="宋体"/>
-          <w:b/>
-          <w:sz w:val="24"/>
-        </w:rPr>
-        <w:t>误区四：只做一个假设的计算。</w:t>
-      </w:r>
-      <w:r>
-        <w:rPr>
-          <w:rFonts w:ascii="Times New Roman" w:hAnsi="Times New Roman" w:eastAsia="宋体"/>
-          <w:b w:val="0"/>
-          <w:sz w:val="24"/>
-        </w:rPr>
-        <w:t xml:space="preserve"> 结论可能对假设很敏感，应当至少比较两到三个不同的折现率。</w:t>
+        <w:t xml:space="preserve"> 每月金额少，不代表总额少。比较时要看总支出。</w:t>
       </w:r>
     </w:p>
     <w:p>
@@ -3468,7 +2090,7 @@
           <w:b w:val="0"/>
           <w:sz w:val="24"/>
         </w:rPr>
-        <w:t>某公司为了提高账面利润，设想一个情形（本案例为虚构）：把应付的设备款拖延到下一年分期支付，并在年度报告中不披露实际的付款压力。这种做法虽然短期内改善了报表，但损害了信息的真实性，也会误导报表使用者。</w:t>
+        <w:t>某公司的采购人员为了尽快拿到设备，直接选择了分期付款，并没有比较一次付款的成本。半年后，财务部门发现，这笔分期支出比一次付款多了不少，也影响了公司的现金流。采购人员在总结中写道：“我只想着设备早点用上，没有想到代价有多大。”（本案例为虚构。）</w:t>
       </w:r>
     </w:p>
     <w:p>
@@ -3482,7 +2104,7 @@
           <w:b w:val="0"/>
           <w:sz w:val="24"/>
         </w:rPr>
-        <w:t>点题：财务决策的依据必须真实、完整。用现值比较方案，是为了让决策基于真实的成本，而不是为了让报表好看。作为财务工作者，我们应当守住这个底线。</w:t>
+        <w:t>点题：在做决定时，既要考虑“快”，也要考虑“值”。财务人员的职责，就是把两者的代价都摆到桌面上，让决策者看清楚。</w:t>
       </w:r>
     </w:p>
     <w:p>
@@ -3512,7 +2134,7 @@
         </w:rPr>
         <w:t>1.</w:t>
         <w:tab/>
-        <w:t>某单位可以一次付款50000元购买设备，也可以分12期，每期4400元。假设年折现率为3%，请计算分期的现值，并判断哪种方式更划算。</w:t>
+        <w:t>某单位要买一台设备，价格20000元。若每月存2000元，需要几个月才能攒够？若分10期，每期2200元，多付多少钱？请用表格比较两种付法。</w:t>
       </w:r>
     </w:p>
     <w:p>
@@ -3528,7 +2150,7 @@
         </w:rPr>
         <w:t>2.</w:t>
         <w:tab/>
-        <w:t>修改第1题的假设：年折现率改为8%，结论是否改变？请计算分期现值，并说明原因。</w:t>
+        <w:t>若先买后付可以比先攒钱提前10个月用上设备，且设备每个月能带来约500元收益。请算出提前用上带来的收益，并与第1题中多付的钱比较，判断哪种做法更划算。</w:t>
       </w:r>
     </w:p>
     <w:p>
@@ -3544,7 +2166,7 @@
         </w:rPr>
         <w:t>3.</w:t>
         <w:tab/>
-        <w:t>用Excel的PV函数完成第1题的计算，并与手工计算的结果对照。</w:t>
+        <w:t>写一段不超过200字的说明，讲清楚你会怎样选择，并说明理由。</w:t>
       </w:r>
     </w:p>
     <w:p>
@@ -3572,7 +2194,7 @@
           <w:b w:val="0"/>
           <w:sz w:val="24"/>
         </w:rPr>
-        <w:t>本任务的核心是：比较不同时点的付款，必须统一到同一时点。现值是常用的工具，它把未来的付款折算为今天的价值。比较的结论依赖于折现率的假设，因此要做敏感性分析。分期的隐含利率，是判断一次付款与分期付款孰优孰劣的分界线。</w:t>
+        <w:t>本任务的核心是：比较两种付法，要同时看“早用的好处”和“多付的代价”。先算出攒够要多久，再算出分期多付的钱，把两者放在一起比较，就能做出更理性的决定。</w:t>
       </w:r>
     </w:p>
     <w:p>
@@ -3600,7 +2222,7 @@
           <w:b/>
           <w:sz w:val="24"/>
         </w:rPr>
-        <w:t>导入：让AI给出建议，但谁来核对</w:t>
+        <w:t>导入：AI算得快，但会不会算错</w:t>
       </w:r>
     </w:p>
     <w:p>
@@ -3614,7 +2236,7 @@
           <w:b w:val="0"/>
           <w:sz w:val="24"/>
         </w:rPr>
-        <w:t>校园线：小林尝试用大模型比较两个方案：一是一次付款6000元，二是分期12期每期550元。她把题目输入大模型，得到一段结论：“分期方案的年利率约为8%，低于社团的资金收益率，因此分期更划算。”小林心里一沉：这个“8%”是怎么来的？它与我们的表3-1是什么关系？</w:t>
+        <w:t>校园线：小林尝试用大模型比较两种付法。她把数字输入进去，大模型很快给出了结论：“分期总额6600元，多付600元，分期更划算。”可是这个结论看起来有些奇怪：分期明明多付了钱，为什么说它更划算？小林意识到，AI的结论需要自己检查。</w:t>
       </w:r>
     </w:p>
     <w:p>
@@ -3628,7 +2250,7 @@
           <w:b w:val="0"/>
           <w:sz w:val="24"/>
         </w:rPr>
-        <w:t>职业线：孙悦也用大模型比较打印设备的两种付款方式。大模型给出的结论与陈静的表3-3相反，它认为分期更省。陈静要求孙悦先不要采用这个结论，而是逐步核对计算过程，并说明它的假设是什么。</w:t>
+        <w:t>职业线：孙悦也用大模型比较打印机的两种付法。大模型给出的结论是：“分期每月2100元，压力较小，建议分期。”陈静要求他先不要采用，而是把每一步的算式列出来，逐个核对。</w:t>
       </w:r>
     </w:p>
     <w:p>
@@ -3656,7 +2278,7 @@
           <w:b w:val="0"/>
           <w:sz w:val="24"/>
         </w:rPr>
-        <w:t>【通识】大模型可以帮助我们整理方案、列出比较的步骤、生成计算公式，也可以把复杂的文字说明改写得更清楚。但它的计算过程并不总是可靠，尤其是涉及折现和利率时，它可能给出看似合理却错误的数字，而且语气非常肯定。</w:t>
+        <w:t>【通识】大模型擅长整理文字、列出步骤、生成表格，也能快速做加减乘除。但它也会出错，而且出错时语气往往很肯定。常见的错误包括：算错乘法，漏掉某项费用，把“多付的钱”当成“省下的钱”，或者结论与计算结果不一致。</w:t>
       </w:r>
     </w:p>
     <w:p>
@@ -3670,7 +2292,7 @@
           <w:b w:val="0"/>
           <w:sz w:val="24"/>
         </w:rPr>
-        <w:t>因此，使用AI比较方案时，我们应当做到三点：只提供必要的参数；要求它给出计算步骤和假设；由人或表格逐步核对结果。判断和决定仍由人完成，工具只能提供线索。</w:t>
+        <w:t>因此，使用AI比较方案时，我们应当做到三点：只提供必要的数字；要求它列出每一步的算式；由自己用计算器或表格逐步核对。结论的判断仍由人完成。</w:t>
       </w:r>
     </w:p>
     <w:p>
@@ -3684,7 +2306,7 @@
           <w:b w:val="0"/>
           <w:sz w:val="24"/>
         </w:rPr>
-        <w:t>【拓展】AI在财务计算中常见的错误包括：把名义利率当作实际利率；折现时混用年利率与月利率；把期数和付款次数弄混；把资金的机会成本与分期的隐含利率混为一谈；忘记说明假设条件。这些错误往往不容易被发现，需要用第3.1、3.2节的方法逐项检查。</w:t>
+        <w:t>【拓展】对于初学者，一个好的习惯是：先自己算出结果，再让AI算一遍，最后比较两个结果是否一致。如果不一致，就要找出原因。这样做既能发现AI的错误，也能加深自己对计算过程的理解。</w:t>
       </w:r>
     </w:p>
     <w:p>
@@ -3698,7 +2320,7 @@
           <w:b/>
           <w:sz w:val="24"/>
         </w:rPr>
-        <w:t>二、AI操作：只提供参数，并要求给出步骤</w:t>
+        <w:t>二、AI操作：只提供数字，并要求列出算式</w:t>
       </w:r>
     </w:p>
     <w:p>
@@ -3726,7 +2348,7 @@
           <w:b w:val="0"/>
           <w:sz w:val="24"/>
         </w:rPr>
-        <w:t>第一步，整理参数。把现金价、分期期数、每期付款、年折现率等参数列在一张表中，并注明单位和口径，例如“年折现率”或“月折现率”。</w:t>
+        <w:t>第一步，整理数字。把现金价、分期期数、每期金额、每月可以存下的钱列成一张表，并注明单位。</w:t>
       </w:r>
     </w:p>
     <w:p>
@@ -3754,7 +2376,7 @@
           <w:b w:val="0"/>
           <w:sz w:val="24"/>
         </w:rPr>
-        <w:t>你是一名财务分析助手。请根据下面的参数，比较一次付款与分期付款的成本。要求：第一，分别计算分期付款的多付金额、名义年利率和按年折现率计算的现值；第二，列出每一步的公式和单位，并说明月折现率是如何得到的；第三，如果某个数字无法从参数中得出，请回答“无法确定”，不要猜测。参数如下：现金价6000元；分期12期，每期550元；年折现率3%。</w:t>
+        <w:t>你是一名财务分析助手。请根据下面的数字，比较一次付款与分期付款。要求：第一，算出分期总额、多付金额和每月平均多付的金额，并列出算式；第二，算出每月存下一笔固定金额时，攒够现金价需要的月数，并列出算式；第三，只根据我提供的数字计算，不要添加其他假设；第四，如果某个数字无法算出，请回答“无法确定”。数字如下：现金价6000元；分期12期，每期550元；每月可存550元。</w:t>
       </w:r>
     </w:p>
     <w:p>
@@ -3768,7 +2390,7 @@
           <w:b w:val="0"/>
           <w:sz w:val="24"/>
         </w:rPr>
-        <w:t>第三步，核对。把AI给出的每个数字与表3-1、表3-3对照。重点检查：月利率是否与年利率混用；折现率是否按月折算；是否列出了公式；结论是否与计算结果一致。</w:t>
+        <w:t>第三步，核对。把AI的每个结果，与表3-1、表3-2对照。重点检查：分期总额是否等于每期金额乘以期数；多付金额是否等于总额减去现金价；攒够的月数是否按“向上取整”计算。</w:t>
       </w:r>
     </w:p>
     <w:p>
@@ -3782,7 +2404,7 @@
           <w:b w:val="0"/>
           <w:sz w:val="24"/>
         </w:rPr>
-        <w:t>第四步，记录。用表3-5记录核对结果。若AI的结论与手工计算不一致，应以手工计算为准，并分析原因。</w:t>
+        <w:t>第四步，记录。用表3-3记录核对结果。若AI的结论与手工计算不一致，以手工计算为准，并分析原因。</w:t>
       </w:r>
     </w:p>
     <w:p>
@@ -3796,7 +2418,7 @@
           <w:b w:val="0"/>
           <w:sz w:val="24"/>
         </w:rPr>
-        <w:t>表3-5 AI比较结果核对记录</w:t>
+        <w:t>表3-3 AI计算结果核对记录</w:t>
       </w:r>
     </w:p>
     <w:tbl>
@@ -3932,7 +2554,7 @@
                 <w:b w:val="0"/>
                 <w:sz w:val="21"/>
               </w:rPr>
-              <w:t>分期多付金额</w:t>
+              <w:t>分期总额（元）</w:t>
             </w:r>
           </w:p>
         </w:tc>
@@ -3971,7 +2593,7 @@
                 <w:b w:val="0"/>
                 <w:sz w:val="21"/>
               </w:rPr>
-              <w:t>600元</w:t>
+              <w:t>6600</w:t>
             </w:r>
           </w:p>
         </w:tc>
@@ -4031,7 +2653,7 @@
                 <w:b w:val="0"/>
                 <w:sz w:val="21"/>
               </w:rPr>
-              <w:t>名义年利率</w:t>
+              <w:t>多付金额（元）</w:t>
             </w:r>
           </w:p>
         </w:tc>
@@ -4070,7 +2692,7 @@
                 <w:b w:val="0"/>
                 <w:sz w:val="21"/>
               </w:rPr>
-              <w:t>17.97%</w:t>
+              <w:t>600</w:t>
             </w:r>
           </w:p>
         </w:tc>
@@ -4130,7 +2752,7 @@
                 <w:b w:val="0"/>
                 <w:sz w:val="21"/>
               </w:rPr>
-              <w:t>分期现值（年折现3%）</w:t>
+              <w:t>每月平均多付（元）</w:t>
             </w:r>
           </w:p>
         </w:tc>
@@ -4169,7 +2791,7 @@
                 <w:b w:val="0"/>
                 <w:sz w:val="21"/>
               </w:rPr>
-              <w:t>6493.99元</w:t>
+              <w:t>50</w:t>
             </w:r>
           </w:p>
         </w:tc>
@@ -4229,7 +2851,7 @@
                 <w:b w:val="0"/>
                 <w:sz w:val="21"/>
               </w:rPr>
-              <w:t>结论（哪种方式更划算）</w:t>
+              <w:t>攒够需要的月数</w:t>
             </w:r>
           </w:p>
         </w:tc>
@@ -4268,7 +2890,106 @@
                 <w:b w:val="0"/>
                 <w:sz w:val="21"/>
               </w:rPr>
-              <w:t>一次付款更划算</w:t>
+              <w:t>11</w:t>
+            </w:r>
+          </w:p>
+        </w:tc>
+        <w:tc>
+          <w:tcPr>
+            <w:tcW w:type="dxa" w:w="1662"/>
+          </w:tcPr>
+          <w:p>
+            <w:pPr>
+              <w:spacing w:line="240" w:lineRule="auto" w:before="40" w:after="40"/>
+              <w:jc w:val="left"/>
+            </w:pPr>
+            <w:r/>
+            <w:r>
+              <w:rPr>
+                <w:rFonts w:ascii="Times New Roman" w:hAnsi="Times New Roman" w:eastAsia="宋体"/>
+                <w:b w:val="0"/>
+                <w:sz w:val="21"/>
+              </w:rPr>
+            </w:r>
+          </w:p>
+        </w:tc>
+        <w:tc>
+          <w:tcPr>
+            <w:tcW w:type="dxa" w:w="1662"/>
+          </w:tcPr>
+          <w:p>
+            <w:pPr>
+              <w:spacing w:line="240" w:lineRule="auto" w:before="40" w:after="40"/>
+              <w:jc w:val="left"/>
+            </w:pPr>
+            <w:r/>
+            <w:r>
+              <w:rPr>
+                <w:rFonts w:ascii="Times New Roman" w:hAnsi="Times New Roman" w:eastAsia="宋体"/>
+                <w:b w:val="0"/>
+                <w:sz w:val="21"/>
+              </w:rPr>
+            </w:r>
+          </w:p>
+        </w:tc>
+      </w:tr>
+      <w:tr>
+        <w:tc>
+          <w:tcPr>
+            <w:tcW w:type="dxa" w:w="1662"/>
+          </w:tcPr>
+          <w:p>
+            <w:pPr>
+              <w:spacing w:line="240" w:lineRule="auto" w:before="40" w:after="40"/>
+              <w:jc w:val="left"/>
+            </w:pPr>
+            <w:r/>
+            <w:r>
+              <w:rPr>
+                <w:rFonts w:ascii="Times New Roman" w:hAnsi="Times New Roman" w:eastAsia="宋体"/>
+                <w:b w:val="0"/>
+                <w:sz w:val="21"/>
+              </w:rPr>
+              <w:t>结论</w:t>
+            </w:r>
+          </w:p>
+        </w:tc>
+        <w:tc>
+          <w:tcPr>
+            <w:tcW w:type="dxa" w:w="1662"/>
+          </w:tcPr>
+          <w:p>
+            <w:pPr>
+              <w:spacing w:line="240" w:lineRule="auto" w:before="40" w:after="40"/>
+              <w:jc w:val="left"/>
+            </w:pPr>
+            <w:r/>
+            <w:r>
+              <w:rPr>
+                <w:rFonts w:ascii="Times New Roman" w:hAnsi="Times New Roman" w:eastAsia="宋体"/>
+                <w:b w:val="0"/>
+                <w:sz w:val="21"/>
+              </w:rPr>
+            </w:r>
+          </w:p>
+        </w:tc>
+        <w:tc>
+          <w:tcPr>
+            <w:tcW w:type="dxa" w:w="1662"/>
+          </w:tcPr>
+          <w:p>
+            <w:pPr>
+              <w:spacing w:line="240" w:lineRule="auto" w:before="40" w:after="40"/>
+              <w:jc w:val="left"/>
+            </w:pPr>
+            <w:r/>
+            <w:r>
+              <w:rPr>
+                <w:rFonts w:ascii="Times New Roman" w:hAnsi="Times New Roman" w:eastAsia="宋体"/>
+                <w:b w:val="0"/>
+                <w:sz w:val="21"/>
+              </w:rPr>
+              <w:t>一次付清更省钱；若设备急用，再考虑分期</w:t>
             </w:r>
           </w:p>
         </w:tc>
@@ -4324,7 +3045,7 @@
           <w:b w:val="0"/>
           <w:sz w:val="24"/>
         </w:rPr>
-        <w:t>图3-2 归纳了这一流程：先整理参数，再由AI辅助比较，最后由人工核对并形成决策。</w:t>
+        <w:t>图3-2 归纳了这一流程：先整理数字，再交给AI计算，最后由人工核对并做出决定。</w:t>
       </w:r>
     </w:p>
     <w:p>
@@ -4336,7 +3057,7 @@
       <w:r>
         <w:drawing>
           <wp:inline xmlns:a="http://schemas.openxmlformats.org/drawingml/2006/main" xmlns:pic="http://schemas.openxmlformats.org/drawingml/2006/picture">
-            <wp:extent cx="5040000" cy="2520000"/>
+            <wp:extent cx="5040000" cy="1820000"/>
             <wp:docPr id="2" name="Picture 2"/>
             <wp:cNvGraphicFramePr>
               <a:graphicFrameLocks noChangeAspect="1"/>
@@ -4345,7 +3066,7 @@
               <a:graphicData uri="http://schemas.openxmlformats.org/drawingml/2006/picture">
                 <pic:pic>
                   <pic:nvPicPr>
-                    <pic:cNvPr id="0" name="图3-2_分期决策流程_v1.png"/>
+                    <pic:cNvPr id="0" name="图3-2_AI辅助比较的流程_v1.png"/>
                     <pic:cNvPicPr/>
                   </pic:nvPicPr>
                   <pic:blipFill>
@@ -4357,7 +3078,7 @@
                   <pic:spPr>
                     <a:xfrm>
                       <a:off x="0" y="0"/>
-                      <a:ext cx="5040000" cy="2520000"/>
+                      <a:ext cx="5040000" cy="1820000"/>
                     </a:xfrm>
                     <a:prstGeom prst="rect"/>
                   </pic:spPr>
@@ -4379,7 +3100,7 @@
           <w:b w:val="0"/>
           <w:sz w:val="21"/>
         </w:rPr>
-        <w:t>图3-2 用AI比较分期方案的决策流程</w:t>
+        <w:t>图3-2 用AI辅助比较付款方式的流程</w:t>
       </w:r>
     </w:p>
     <w:p>
@@ -4393,7 +3114,7 @@
           <w:b/>
           <w:sz w:val="24"/>
         </w:rPr>
-        <w:t>三、核对示例：一个错误的8%</w:t>
+        <w:t>三、核对示例：一个看似合理的错误</w:t>
       </w:r>
     </w:p>
     <w:p>
@@ -4407,7 +3128,7 @@
           <w:b w:val="0"/>
           <w:sz w:val="24"/>
         </w:rPr>
-        <w:t>【拓展】回到小林的案例。她的大模型给出了“年利率约为8%”的结论。按照第3.1节的方法，她用RATE函数重新计算，得到名义年利率约为17.97%，实际年化利率约为19.53%。两个数字相差很大，说明大模型给出的8%并不是分期方案的利率。</w:t>
+        <w:t>【拓展】回到小林的案例。她的大模型给出的结论是“分期更划算”。小林按照表3-2的方法，重新检查：分期多付600元，一次付清不需要多付钱，因此“分期更划算”这句话没有依据。大模型的错误在于，它把“设备早用”的好处，当成了“省钱”的理由。</w:t>
       </w:r>
     </w:p>
     <w:p>
@@ -4421,21 +3142,7 @@
           <w:b w:val="0"/>
           <w:sz w:val="24"/>
         </w:rPr>
-        <w:t>她进一步检查了大模型的回答，发现它把社团资金的机会成本与分期的隐含利率混在了一起，并且没有列出计算过程。这说明，AI的结论必须回到原始公式中核对。如果无法说明计算过程，就不能用于决策。</w:t>
-      </w:r>
-    </w:p>
-    <w:p>
-      <w:pPr>
-        <w:spacing w:lineRule="exact" w:line="400" w:before="0" w:after="0"/>
-        <w:ind w:firstLine="480"/>
-      </w:pPr>
-      <w:r>
-        <w:rPr>
-          <w:rFonts w:ascii="Times New Roman" w:hAnsi="Times New Roman" w:eastAsia="宋体"/>
-          <w:b w:val="0"/>
-          <w:sz w:val="24"/>
-        </w:rPr>
-        <w:t>【拓展】用表3-3的结果检验，还可以发现另一个问题：即使分期的隐含利率约为18%，只要社团资金的机会成本低于这个水平，一次付款仍然更划算。大模型的推理方向也有问题：分期的成本（隐含利率）高于资金的收益率时，应当选择一次付款，而不是分期。</w:t>
+        <w:t>这个例子说明，AI的结论可能文字通顺，但逻辑不对。核对时，不仅要看数字，还要看结论是否与数字相符。</w:t>
       </w:r>
     </w:p>
     <w:p>
@@ -4463,7 +3170,7 @@
           <w:b w:val="0"/>
           <w:sz w:val="24"/>
         </w:rPr>
-        <w:t>【通识】在比较方案的任务中，AI与人的分工应当清楚。AI可以承担的工作包括：整理参数表的格式、列出比较的步骤、生成公式模板、把结论改写成通俗的说明。这些工作的特点是：即使出现小错误，也容易被人发现，而且可以快速修改。</w:t>
+        <w:t>【通识】在比较方案的任务中，AI与人的分工应当清楚。</w:t>
       </w:r>
     </w:p>
     <w:p>
@@ -4477,7 +3184,7 @@
           <w:b w:val="0"/>
           <w:sz w:val="24"/>
         </w:rPr>
-        <w:t>人必须承担的工作包括：确认参数是否来自合同和报价；选择折现率并说明依据；核对计算结果；判断定量结论是否适用于本单位的实际情况；对最终决策负责。这些工作直接关系到决策的质量和责任归属，不能交给工具。</w:t>
+        <w:t>AI可以承担的工作包括：整理表格、列出算式、做加减乘除、把结论改写成通俗的说明。这些工作即使出错，也容易被发现，修改起来也快。</w:t>
       </w:r>
     </w:p>
     <w:p>
@@ -4491,7 +3198,21 @@
           <w:b w:val="0"/>
           <w:sz w:val="24"/>
         </w:rPr>
-        <w:t>在本项目中，小林和孙悦的做法是一致的：用AI加快整理，用人工完成核对与判断。这种分工使得效率和可靠性同时得到保证。</w:t>
+        <w:t>人必须承担的工作包括：确认数字来自合同和报价；判断设备是否急需；考虑单位的资金状况；核对计算结果；对最终决定负责。这些工作直接关系到决策的质量，不能交给工具。</w:t>
+      </w:r>
+    </w:p>
+    <w:p>
+      <w:pPr>
+        <w:spacing w:lineRule="exact" w:line="400" w:before="0" w:after="0"/>
+        <w:ind w:firstLine="480"/>
+      </w:pPr>
+      <w:r>
+        <w:rPr>
+          <w:rFonts w:ascii="Times New Roman" w:hAnsi="Times New Roman" w:eastAsia="宋体"/>
+          <w:b w:val="0"/>
+          <w:sz w:val="24"/>
+        </w:rPr>
+        <w:t>小林和孙悦的做法是一致的：用AI加快计算，用人工完成核对和判断。</w:t>
       </w:r>
     </w:p>
     <w:p>
@@ -4505,7 +3226,7 @@
           <w:b/>
           <w:sz w:val="24"/>
         </w:rPr>
-        <w:t>五、核对清单：AI结论的五个检查点</w:t>
+        <w:t>五、核对清单：AI结论的四个检查点</w:t>
       </w:r>
     </w:p>
     <w:p>
@@ -4535,7 +3256,7 @@
         </w:rPr>
         <w:t>1.</w:t>
         <w:tab/>
-        <w:t>参数是否与合同一致，单位和口径是否统一；</w:t>
+        <w:t>数字是否与合同、报价一致，单位是否统一；</w:t>
       </w:r>
     </w:p>
     <w:p>
@@ -4551,7 +3272,7 @@
         </w:rPr>
         <w:t>2.</w:t>
         <w:tab/>
-        <w:t>利率是名义利率还是实际年化利率，是否标注清楚；</w:t>
+        <w:t>每一步算式是否正确，尤其是乘法和减法；</w:t>
       </w:r>
     </w:p>
     <w:p>
@@ -4567,7 +3288,7 @@
         </w:rPr>
         <w:t>3.</w:t>
         <w:tab/>
-        <w:t>折现时是否按月折算，期数与每期付款是否对应；</w:t>
+        <w:t>结论是否与计算结果相符，有没有“数字对、结论错”的情况；</w:t>
       </w:r>
     </w:p>
     <w:p>
@@ -4583,23 +3304,7 @@
         </w:rPr>
         <w:t>4.</w:t>
         <w:tab/>
-        <w:t>结论是否与计算结果一致，是否存在“数字对，结论错”的情况；</w:t>
-      </w:r>
-    </w:p>
-    <w:p>
-      <w:pPr>
-        <w:spacing w:lineRule="exact" w:line="400" w:before="0" w:after="0"/>
-        <w:ind w:left="480" w:hanging="480"/>
-      </w:pPr>
-      <w:r>
-        <w:rPr>
-          <w:rFonts w:ascii="Times New Roman" w:hAnsi="Times New Roman" w:eastAsia="宋体"/>
-          <w:b w:val="0"/>
-          <w:sz w:val="24"/>
-        </w:rPr>
-        <w:t>5.</w:t>
-        <w:tab/>
-        <w:t>假设是否写明，结论对假设是否敏感。</w:t>
+        <w:t>是否考虑了设备是否急需、资金是否紧张等因素。</w:t>
       </w:r>
     </w:p>
     <w:p>
@@ -4618,20 +3323,6 @@
     </w:p>
     <w:p>
       <w:pPr>
-        <w:spacing w:lineRule="exact" w:line="400" w:before="0" w:after="0"/>
-        <w:ind w:firstLine="480"/>
-      </w:pPr>
-      <w:r>
-        <w:rPr>
-          <w:rFonts w:ascii="Times New Roman" w:hAnsi="Times New Roman" w:eastAsia="宋体"/>
-          <w:b w:val="0"/>
-          <w:sz w:val="24"/>
-        </w:rPr>
-        <w:t>【练习提示】在把AI结果写入审批材料时，可以先把它改写成上面的五段式结构，再逐段核对数字。若某一段写不出来源或前提，说明这段内容还不能用于决策。</w:t>
-      </w:r>
-    </w:p>
-    <w:p>
-      <w:pPr>
         <w:keepNext/>
         <w:spacing w:lineRule="exact" w:line="400" w:before="120" w:after="0"/>
       </w:pPr>
@@ -4655,7 +3346,7 @@
           <w:b w:val="0"/>
           <w:sz w:val="24"/>
         </w:rPr>
-        <w:t>小林把核对记录交给社长李想，并附上表3-1和表3-3。她说明：AI的结论不能作为决策依据，只能作为讨论的线索。李想同意以手工计算为准，决定一次付款。</w:t>
+        <w:t>小林把核对记录交给社长李想，并附上表3-1和表3-2。她说明：AI的结论不能直接作为决定的依据，只能作为讨论的线索。李想同意以手工计算为准，决定先攒钱再买。</w:t>
       </w:r>
     </w:p>
     <w:p>
@@ -4669,7 +3360,7 @@
           <w:b w:val="0"/>
           <w:sz w:val="24"/>
         </w:rPr>
-        <w:t>孙悦在核对中发现，大模型把年折现率当作月折现率使用，导致现值被高估。陈静要求他把错误记入工作日志，并在下次培训中作为案例分享。她还要求孙悦以后在提交任何AI计算结果时，都附上参数表、计算步骤和核对记录。</w:t>
+        <w:t>孙悦在核对中发现，大模型把“每月2100元，压力较小”当成了“分期更合适”的理由，却没有计算多付的1200元。陈静要求他把这个错误记入工作日志，并在下次培训中作为案例分享。她还要求孙悦以后提交任何AI计算结果时，都附上数字表、算式和核对记录。</w:t>
       </w:r>
     </w:p>
     <w:p>
@@ -4697,7 +3388,7 @@
           <w:b/>
           <w:sz w:val="24"/>
         </w:rPr>
-        <w:t>误区一：AI给出的结论很有把握，就可以直接采用。</w:t>
+        <w:t>误区一：AI给出的结论很肯定，就可以直接采用。</w:t>
       </w:r>
       <w:r>
         <w:rPr>
@@ -4705,7 +3396,7 @@
           <w:b w:val="0"/>
           <w:sz w:val="24"/>
         </w:rPr>
-        <w:t xml:space="preserve"> 结论的语气不能代表计算的正确性，必须核对计算过程。</w:t>
+        <w:t xml:space="preserve"> 语气肯定不代表计算正确，必须核对算式。</w:t>
       </w:r>
     </w:p>
     <w:p>
@@ -4719,7 +3410,7 @@
           <w:b/>
           <w:sz w:val="24"/>
         </w:rPr>
-        <w:t>误区二：只要求AI给出最终结论，不要求它说明步骤。</w:t>
+        <w:t>误区二：只要求AI给出最终结论，不要求它列出算式。</w:t>
       </w:r>
       <w:r>
         <w:rPr>
@@ -4727,7 +3418,7 @@
           <w:b w:val="0"/>
           <w:sz w:val="24"/>
         </w:rPr>
-        <w:t xml:space="preserve"> 没有步骤，就无法核对，也无法发现错误。</w:t>
+        <w:t xml:space="preserve"> 没有算式，就无法核对，也无法发现错误。</w:t>
       </w:r>
     </w:p>
     <w:p>
@@ -4741,7 +3432,7 @@
           <w:b/>
           <w:sz w:val="24"/>
         </w:rPr>
-        <w:t>误区三：把所有参数都交给AI，让它自行假设。</w:t>
+        <w:t>误区三：把所有数字都交给AI，让它自己补充假设。</w:t>
       </w:r>
       <w:r>
         <w:rPr>
@@ -4749,7 +3440,7 @@
           <w:b w:val="0"/>
           <w:sz w:val="24"/>
         </w:rPr>
-        <w:t xml:space="preserve"> 参数不明确时，AI往往会自行补充假设。应当只提供必要参数，并要求它说明无法确定的内容。</w:t>
+        <w:t xml:space="preserve"> 数字不完整时，AI往往会自行假设。应当只提供必要的数字，并要求它说明无法确定的内容。</w:t>
       </w:r>
     </w:p>
     <w:p>
@@ -4777,7 +3468,7 @@
           <w:b w:val="0"/>
           <w:sz w:val="24"/>
         </w:rPr>
-        <w:t>某财务人员在提交设备采购方案时，直接使用了大模型的结论，没有核对计算过程。方案通过后，单位才发现分期的实际成本比预期高出许多，造成了不必要的损失。该员工在总结中写道：“我把判断交给了工具，却没有为结果负责。”（本案例为虚构。）</w:t>
+        <w:t>某财务人员在提交采购方案时，直接使用了大模型的结论，没有核对算式。方案通过后，单位才发现分期的总支出比预期高出不少，造成了不必要的损失。该员工在总结中写道：“我把判断交给了工具，却没有为结果负责。”（本案例为虚构。）</w:t>
       </w:r>
     </w:p>
     <w:p>
@@ -4791,7 +3482,7 @@
           <w:b w:val="0"/>
           <w:sz w:val="24"/>
         </w:rPr>
-        <w:t>点题：AI可以提高效率，但不能替代财务人员的判断与责任。每一个决策数字，都应当有人能够解释它从哪里来，并对它负责。</w:t>
+        <w:t>点题：AI可以提高效率，但不能替代财务人员的判断与责任。每一个决策数字，都应当有人能够解释它从哪里来。</w:t>
       </w:r>
     </w:p>
     <w:p>
@@ -4821,7 +3512,7 @@
         </w:rPr>
         <w:t>1.</w:t>
         <w:tab/>
-        <w:t>用大模型比较某一种分期方案与一次付款方式，要求它给出计算步骤。将它的结论与表3-5的方法逐项核对，记录差异。</w:t>
+        <w:t>用大模型比较某一种分期方案与一次付款方式，要求它列出算式。用本任务的核对清单检查结果，并记录差异。</w:t>
       </w:r>
     </w:p>
     <w:p>
@@ -4837,7 +3528,7 @@
         </w:rPr>
         <w:t>2.</w:t>
         <w:tab/>
-        <w:t>假设大模型把年折现率直接当作月折现率使用，请用本项目的方法计算这一错误会使现值高估多少。</w:t>
+        <w:t>故意在提示词中漏掉一项费用（例如手续费），观察大模型的结果有什么变化，并说明为什么必须把全部费用写进去。</w:t>
       </w:r>
     </w:p>
     <w:p>
@@ -4853,7 +3544,7 @@
         </w:rPr>
         <w:t>3.</w:t>
         <w:tab/>
-        <w:t>用本任务的核对清单，检查你在第1题中得到的结论，并写一段不超过200字的说明。</w:t>
+        <w:t>找出一条你在网上看到的“分期更划算”的说法，用本项目的方法检查它是否成立，写一段不超过200字的说明。</w:t>
       </w:r>
     </w:p>
     <w:p>
@@ -4881,35 +3572,7 @@
           <w:b w:val="0"/>
           <w:sz w:val="24"/>
         </w:rPr>
-        <w:t>本任务的核心是：用AI比较方案时，只提供参数并要求给出步骤，然后逐项核对。AI能帮助整理思路，但结论的正确性要由手工计算和人的判断来保证。核对清单可以帮助我们快速发现常见错误。</w:t>
-      </w:r>
-    </w:p>
-    <w:p>
-      <w:pPr>
-        <w:spacing w:lineRule="exact" w:line="400" w:before="0" w:after="0"/>
-        <w:ind w:firstLine="480"/>
-      </w:pPr>
-      <w:r>
-        <w:rPr>
-          <w:rFonts w:ascii="Times New Roman" w:hAnsi="Times New Roman" w:eastAsia="宋体"/>
-          <w:b w:val="0"/>
-          <w:sz w:val="24"/>
-        </w:rPr>
-        <w:t>判断标准是本项目反复出现的主线。无论是计算利息、比较时点，还是核对AI的结论，都要回答三个问题：这个数字从哪里来？它的假设是什么？它对假设敏感吗？能够回答这三个问题，决策才有依据。</w:t>
-      </w:r>
-    </w:p>
-    <w:p>
-      <w:pPr>
-        <w:spacing w:lineRule="exact" w:line="400" w:before="0" w:after="0"/>
-        <w:ind w:firstLine="480"/>
-      </w:pPr>
-      <w:r>
-        <w:rPr>
-          <w:rFonts w:ascii="Times New Roman" w:hAnsi="Times New Roman" w:eastAsia="宋体"/>
-          <w:b w:val="0"/>
-          <w:sz w:val="24"/>
-        </w:rPr>
-        <w:t>学习过程中，有几个问题值得特别注意。第一，计算与判断要分开：计算可以交给表格或函数，判断则需要结合单位的实际情况。第二，数字要有来源：每个数字都应当能回到合同、报价或假设中去查证。第三，结论要有边界：任何结论都依赖前提，写结论时应当同时写清楚前提。</w:t>
+        <w:t>本任务的核心是：用AI比较方案时，只提供必要的数字，要求它列出算式，然后逐项核对。AI能帮助我们更快地计算，但结论的正确性和决定的责任，仍然在人。核对清单可以帮助我们快速发现常见错误。</w:t>
       </w:r>
     </w:p>
     <w:p>
@@ -4937,7 +3600,7 @@
           <w:b w:val="0"/>
           <w:sz w:val="24"/>
         </w:rPr>
-        <w:t>本项目以一台设备的分期为线索，学习了三个基本问题：分期付款的多付金额是多少，它对应的利率是多少，以及如何在同一口径下比较一次付款与分期付款。三个任务是递进关系：先能算出利息，再能比较时间价值，最后能用AI辅助比较并核对结果。</w:t>
+        <w:t>本项目以一台设备的分期为线索，学习了三个基本问题：分期付款多付的钱是多少，两种付法各有什么代价，以及如何用AI辅助比较并核对结果。三个任务是递进关系：先能算出多付的钱，再能比较早用与多付的得失，最后能用AI辅助计算并检查结果。</w:t>
       </w:r>
     </w:p>
     <w:p>
@@ -4951,7 +3614,7 @@
           <w:b w:val="0"/>
           <w:sz w:val="24"/>
         </w:rPr>
-        <w:t>表3-6 本项目的核心概念与工具</w:t>
+        <w:t>表3-4 本项目的核心概念与做法</w:t>
       </w:r>
     </w:p>
     <w:tbl>
@@ -5003,7 +3666,7 @@
                 <w:b/>
                 <w:sz w:val="21"/>
               </w:rPr>
-              <w:t>常用工具</w:t>
+              <w:t>常用做法</w:t>
             </w:r>
           </w:p>
         </w:tc>
@@ -5065,7 +3728,7 @@
                 <w:b w:val="0"/>
                 <w:sz w:val="21"/>
               </w:rPr>
-              <w:t>加减运算，计入全部费用</w:t>
+              <w:t>分期总额减去现金价</w:t>
             </w:r>
           </w:p>
         </w:tc>
@@ -5085,7 +3748,7 @@
                 <w:b w:val="0"/>
                 <w:sz w:val="21"/>
               </w:rPr>
-              <w:t>只看每期金额，遗漏费用</w:t>
+              <w:t>只看每期金额</w:t>
             </w:r>
           </w:p>
         </w:tc>
@@ -5107,7 +3770,7 @@
                 <w:b w:val="0"/>
                 <w:sz w:val="21"/>
               </w:rPr>
-              <w:t>隐含利率</w:t>
+              <w:t>每月平均多付</w:t>
             </w:r>
           </w:p>
         </w:tc>
@@ -5127,7 +3790,7 @@
                 <w:b w:val="0"/>
                 <w:sz w:val="21"/>
               </w:rPr>
-              <w:t>RATE函数</w:t>
+              <w:t>多付金额除以期数</w:t>
             </w:r>
           </w:p>
         </w:tc>
@@ -5147,7 +3810,7 @@
                 <w:b w:val="0"/>
                 <w:sz w:val="21"/>
               </w:rPr>
-              <w:t>名义利率与实际利率混用</w:t>
+              <w:t>忽略其他费用</w:t>
             </w:r>
           </w:p>
         </w:tc>
@@ -5169,7 +3832,7 @@
                 <w:b w:val="0"/>
                 <w:sz w:val="21"/>
               </w:rPr>
-              <w:t>期数的影响</w:t>
+              <w:t>攒够需要的月数</w:t>
             </w:r>
           </w:p>
         </w:tc>
@@ -5189,7 +3852,7 @@
                 <w:b w:val="0"/>
                 <w:sz w:val="21"/>
               </w:rPr>
-              <w:t>对比不同期数的方案</w:t>
+              <w:t>现金价除以每月存款，向上取整</w:t>
             </w:r>
           </w:p>
         </w:tc>
@@ -5209,7 +3872,7 @@
                 <w:b w:val="0"/>
                 <w:sz w:val="21"/>
               </w:rPr>
-              <w:t>只选每期金额最低的方案</w:t>
+              <w:t>忘记取整</w:t>
             </w:r>
           </w:p>
         </w:tc>
@@ -5231,7 +3894,7 @@
                 <w:b w:val="0"/>
                 <w:sz w:val="21"/>
               </w:rPr>
-              <w:t>资金的时间价值</w:t>
+              <w:t>早用与多付的权衡</w:t>
             </w:r>
           </w:p>
         </w:tc>
@@ -5251,7 +3914,7 @@
                 <w:b w:val="0"/>
                 <w:sz w:val="21"/>
               </w:rPr>
-              <w:t>PV函数、现值表</w:t>
+              <w:t>列表比较两种付法</w:t>
             </w:r>
           </w:p>
         </w:tc>
@@ -5271,7 +3934,7 @@
                 <w:b w:val="0"/>
                 <w:sz w:val="21"/>
               </w:rPr>
-              <w:t>直接比较不同时点的金额</w:t>
+              <w:t>只看一方的好处</w:t>
             </w:r>
           </w:p>
         </w:tc>
@@ -5293,7 +3956,7 @@
                 <w:b w:val="0"/>
                 <w:sz w:val="21"/>
               </w:rPr>
-              <w:t>敏感性分析</w:t>
+              <w:t>AI辅助计算</w:t>
             </w:r>
           </w:p>
         </w:tc>
@@ -5313,69 +3976,7 @@
                 <w:b w:val="0"/>
                 <w:sz w:val="21"/>
               </w:rPr>
-              <w:t>多个折现率的对比</w:t>
-            </w:r>
-          </w:p>
-        </w:tc>
-        <w:tc>
-          <w:tcPr>
-            <w:tcW w:type="dxa" w:w="2771"/>
-          </w:tcPr>
-          <w:p>
-            <w:pPr>
-              <w:spacing w:line="240" w:lineRule="auto" w:before="40" w:after="40"/>
-              <w:jc w:val="left"/>
-            </w:pPr>
-            <w:r/>
-            <w:r>
-              <w:rPr>
-                <w:rFonts w:ascii="Times New Roman" w:hAnsi="Times New Roman" w:eastAsia="宋体"/>
-                <w:b w:val="0"/>
-                <w:sz w:val="21"/>
-              </w:rPr>
-              <w:t>只做一个假设的计算</w:t>
-            </w:r>
-          </w:p>
-        </w:tc>
-      </w:tr>
-      <w:tr>
-        <w:tc>
-          <w:tcPr>
-            <w:tcW w:type="dxa" w:w="2771"/>
-          </w:tcPr>
-          <w:p>
-            <w:pPr>
-              <w:spacing w:line="240" w:lineRule="auto" w:before="40" w:after="40"/>
-              <w:jc w:val="left"/>
-            </w:pPr>
-            <w:r/>
-            <w:r>
-              <w:rPr>
-                <w:rFonts w:ascii="Times New Roman" w:hAnsi="Times New Roman" w:eastAsia="宋体"/>
-                <w:b w:val="0"/>
-                <w:sz w:val="21"/>
-              </w:rPr>
-              <w:t>AI辅助比较</w:t>
-            </w:r>
-          </w:p>
-        </w:tc>
-        <w:tc>
-          <w:tcPr>
-            <w:tcW w:type="dxa" w:w="2771"/>
-          </w:tcPr>
-          <w:p>
-            <w:pPr>
-              <w:spacing w:line="240" w:lineRule="auto" w:before="40" w:after="40"/>
-              <w:jc w:val="left"/>
-            </w:pPr>
-            <w:r/>
-            <w:r>
-              <w:rPr>
-                <w:rFonts w:ascii="Times New Roman" w:hAnsi="Times New Roman" w:eastAsia="宋体"/>
-                <w:b w:val="0"/>
-                <w:sz w:val="21"/>
-              </w:rPr>
-              <w:t>参数表、核对清单</w:t>
+              <w:t>只给数字、要求列算式、逐项核对</w:t>
             </w:r>
           </w:p>
         </w:tc>
@@ -5404,6 +4005,20 @@
     <w:p/>
     <w:p>
       <w:pPr>
+        <w:spacing w:lineRule="exact" w:line="400" w:before="0" w:after="0"/>
+        <w:ind w:firstLine="480"/>
+      </w:pPr>
+      <w:r>
+        <w:rPr>
+          <w:rFonts w:ascii="Times New Roman" w:hAnsi="Times New Roman" w:eastAsia="宋体"/>
+          <w:b w:val="0"/>
+          <w:sz w:val="24"/>
+        </w:rPr>
+        <w:t>判断标准是本项目反复出现的主线。无论是算多付的钱，还是比较两种付法，或是检查AI的结论，都要回答三个问题：这个数字从哪里来？它的前提是什么？如果前提变了，结论会不会变？能够回答这三个问题，决定才有依据。</w:t>
+      </w:r>
+    </w:p>
+    <w:p>
+      <w:pPr>
         <w:keepNext/>
         <w:spacing w:lineRule="exact" w:line="400" w:before="240" w:after="120"/>
       </w:pPr>
@@ -5427,7 +4042,7 @@
           <w:b w:val="0"/>
           <w:sz w:val="24"/>
         </w:rPr>
-        <w:t>【拓展】对于会计专业的学生，分期付款还有一个需要掌握的问题：它在账面上应当如何记录。</w:t>
+        <w:t>【拓展】对于会计专业的同学，分期付款还有一个需要掌握的问题：它在账面上应当如何记录。</w:t>
       </w:r>
     </w:p>
     <w:p>
@@ -5441,7 +4056,7 @@
           <w:b w:val="0"/>
           <w:sz w:val="24"/>
         </w:rPr>
-        <w:t>一般而言，购买资产时若付款期限较长、实质上具有融资性质，资产通常以现值入账，分期付款的总额与现值之间的差额，先记为未确认融资费用，再在各期付款时按照实际利率分期摊销，计入财务费用。具体的会计政策，应以相关会计准则和本单位的政策为准。</w:t>
+        <w:t>一般而言，购买资产时若付款期限较长、实质上具有融资性质，资产通常以现值入账，分期总额与现值之间的差额，先记为未确认融资费用，再在各期付款时分期摊销，计入财务费用。具体的会计政策，应以相关会计准则和本单位的政策为准。</w:t>
       </w:r>
     </w:p>
     <w:p>
@@ -5455,568 +4070,7 @@
           <w:b w:val="0"/>
           <w:sz w:val="24"/>
         </w:rPr>
-        <w:t>以校园线为例，设备现金价为6000元，隐含利率为月利率约1.50%。若按这一利率折现，分期的现值正好为6000元，因此资产入账价值为6000元，分期总额6600元与现值6000元之间的差额600元，记为未确认融资费用。前三期的摊销情况如表3-7所示。</w:t>
-      </w:r>
-    </w:p>
-    <w:p>
-      <w:pPr>
-        <w:spacing w:lineRule="exact" w:line="400" w:before="0" w:after="0"/>
-        <w:ind w:firstLine="480"/>
-      </w:pPr>
-      <w:r>
-        <w:rPr>
-          <w:rFonts w:ascii="Times New Roman" w:hAnsi="Times New Roman" w:eastAsia="宋体"/>
-          <w:b w:val="0"/>
-          <w:sz w:val="24"/>
-        </w:rPr>
-        <w:t>表3-7 前三期的实际利率法摊销示例（金额：元）</w:t>
-      </w:r>
-    </w:p>
-    <w:tbl>
-      <w:tblPr>
-        <w:tblStyle w:val="TableGrid"/>
-        <w:tblW w:type="auto" w:w="0"/>
-        <w:jc w:val="center"/>
-        <w:tblLook w:firstColumn="1" w:firstRow="1" w:lastColumn="0" w:lastRow="0" w:noHBand="0" w:noVBand="1" w:val="04A0"/>
-      </w:tblPr>
-      <w:tblGrid>
-        <w:gridCol w:w="1385"/>
-        <w:gridCol w:w="1385"/>
-        <w:gridCol w:w="1385"/>
-        <w:gridCol w:w="1385"/>
-        <w:gridCol w:w="1385"/>
-        <w:gridCol w:w="1385"/>
-      </w:tblGrid>
-      <w:tr>
-        <w:tc>
-          <w:tcPr>
-            <w:tcW w:type="dxa" w:w="1385"/>
-          </w:tcPr>
-          <w:p>
-            <w:pPr>
-              <w:spacing w:line="240" w:lineRule="auto" w:before="40" w:after="40"/>
-              <w:jc w:val="center"/>
-            </w:pPr>
-            <w:r/>
-            <w:r>
-              <w:rPr>
-                <w:rFonts w:ascii="Times New Roman" w:hAnsi="Times New Roman" w:eastAsia="宋体"/>
-                <w:b/>
-                <w:sz w:val="21"/>
-              </w:rPr>
-              <w:t>期数</w:t>
-            </w:r>
-          </w:p>
-        </w:tc>
-        <w:tc>
-          <w:tcPr>
-            <w:tcW w:type="dxa" w:w="1385"/>
-          </w:tcPr>
-          <w:p>
-            <w:pPr>
-              <w:spacing w:line="240" w:lineRule="auto" w:before="40" w:after="40"/>
-              <w:jc w:val="center"/>
-            </w:pPr>
-            <w:r/>
-            <w:r>
-              <w:rPr>
-                <w:rFonts w:ascii="Times New Roman" w:hAnsi="Times New Roman" w:eastAsia="宋体"/>
-                <w:b/>
-                <w:sz w:val="21"/>
-              </w:rPr>
-              <w:t>期初应付本金</w:t>
-            </w:r>
-          </w:p>
-        </w:tc>
-        <w:tc>
-          <w:tcPr>
-            <w:tcW w:type="dxa" w:w="1385"/>
-          </w:tcPr>
-          <w:p>
-            <w:pPr>
-              <w:spacing w:line="240" w:lineRule="auto" w:before="40" w:after="40"/>
-              <w:jc w:val="center"/>
-            </w:pPr>
-            <w:r/>
-            <w:r>
-              <w:rPr>
-                <w:rFonts w:ascii="Times New Roman" w:hAnsi="Times New Roman" w:eastAsia="宋体"/>
-                <w:b/>
-                <w:sz w:val="21"/>
-              </w:rPr>
-              <w:t>每期付款</w:t>
-            </w:r>
-          </w:p>
-        </w:tc>
-        <w:tc>
-          <w:tcPr>
-            <w:tcW w:type="dxa" w:w="1385"/>
-          </w:tcPr>
-          <w:p>
-            <w:pPr>
-              <w:spacing w:line="240" w:lineRule="auto" w:before="40" w:after="40"/>
-              <w:jc w:val="center"/>
-            </w:pPr>
-            <w:r/>
-            <w:r>
-              <w:rPr>
-                <w:rFonts w:ascii="Times New Roman" w:hAnsi="Times New Roman" w:eastAsia="宋体"/>
-                <w:b/>
-                <w:sz w:val="21"/>
-              </w:rPr>
-              <w:t>应确认利息（按月利率1.50%）</w:t>
-            </w:r>
-          </w:p>
-        </w:tc>
-        <w:tc>
-          <w:tcPr>
-            <w:tcW w:type="dxa" w:w="1385"/>
-          </w:tcPr>
-          <w:p>
-            <w:pPr>
-              <w:spacing w:line="240" w:lineRule="auto" w:before="40" w:after="40"/>
-              <w:jc w:val="center"/>
-            </w:pPr>
-            <w:r/>
-            <w:r>
-              <w:rPr>
-                <w:rFonts w:ascii="Times New Roman" w:hAnsi="Times New Roman" w:eastAsia="宋体"/>
-                <w:b/>
-                <w:sz w:val="21"/>
-              </w:rPr>
-              <w:t>偿还本金</w:t>
-            </w:r>
-          </w:p>
-        </w:tc>
-        <w:tc>
-          <w:tcPr>
-            <w:tcW w:type="dxa" w:w="1385"/>
-          </w:tcPr>
-          <w:p>
-            <w:pPr>
-              <w:spacing w:line="240" w:lineRule="auto" w:before="40" w:after="40"/>
-              <w:jc w:val="center"/>
-            </w:pPr>
-            <w:r/>
-            <w:r>
-              <w:rPr>
-                <w:rFonts w:ascii="Times New Roman" w:hAnsi="Times New Roman" w:eastAsia="宋体"/>
-                <w:b/>
-                <w:sz w:val="21"/>
-              </w:rPr>
-              <w:t>期末应付本金</w:t>
-            </w:r>
-          </w:p>
-        </w:tc>
-      </w:tr>
-      <w:tr>
-        <w:tc>
-          <w:tcPr>
-            <w:tcW w:type="dxa" w:w="1385"/>
-          </w:tcPr>
-          <w:p>
-            <w:pPr>
-              <w:spacing w:line="240" w:lineRule="auto" w:before="40" w:after="40"/>
-              <w:jc w:val="left"/>
-            </w:pPr>
-            <w:r/>
-            <w:r>
-              <w:rPr>
-                <w:rFonts w:ascii="Times New Roman" w:hAnsi="Times New Roman" w:eastAsia="宋体"/>
-                <w:b w:val="0"/>
-                <w:sz w:val="21"/>
-              </w:rPr>
-              <w:t>1</w:t>
-            </w:r>
-          </w:p>
-        </w:tc>
-        <w:tc>
-          <w:tcPr>
-            <w:tcW w:type="dxa" w:w="1385"/>
-          </w:tcPr>
-          <w:p>
-            <w:pPr>
-              <w:spacing w:line="240" w:lineRule="auto" w:before="40" w:after="40"/>
-              <w:jc w:val="left"/>
-            </w:pPr>
-            <w:r/>
-            <w:r>
-              <w:rPr>
-                <w:rFonts w:ascii="Times New Roman" w:hAnsi="Times New Roman" w:eastAsia="宋体"/>
-                <w:b w:val="0"/>
-                <w:sz w:val="21"/>
-              </w:rPr>
-              <w:t>6000.00</w:t>
-            </w:r>
-          </w:p>
-        </w:tc>
-        <w:tc>
-          <w:tcPr>
-            <w:tcW w:type="dxa" w:w="1385"/>
-          </w:tcPr>
-          <w:p>
-            <w:pPr>
-              <w:spacing w:line="240" w:lineRule="auto" w:before="40" w:after="40"/>
-              <w:jc w:val="left"/>
-            </w:pPr>
-            <w:r/>
-            <w:r>
-              <w:rPr>
-                <w:rFonts w:ascii="Times New Roman" w:hAnsi="Times New Roman" w:eastAsia="宋体"/>
-                <w:b w:val="0"/>
-                <w:sz w:val="21"/>
-              </w:rPr>
-              <w:t>550</w:t>
-            </w:r>
-          </w:p>
-        </w:tc>
-        <w:tc>
-          <w:tcPr>
-            <w:tcW w:type="dxa" w:w="1385"/>
-          </w:tcPr>
-          <w:p>
-            <w:pPr>
-              <w:spacing w:line="240" w:lineRule="auto" w:before="40" w:after="40"/>
-              <w:jc w:val="left"/>
-            </w:pPr>
-            <w:r/>
-            <w:r>
-              <w:rPr>
-                <w:rFonts w:ascii="Times New Roman" w:hAnsi="Times New Roman" w:eastAsia="宋体"/>
-                <w:b w:val="0"/>
-                <w:sz w:val="21"/>
-              </w:rPr>
-              <w:t>89.86</w:t>
-            </w:r>
-          </w:p>
-        </w:tc>
-        <w:tc>
-          <w:tcPr>
-            <w:tcW w:type="dxa" w:w="1385"/>
-          </w:tcPr>
-          <w:p>
-            <w:pPr>
-              <w:spacing w:line="240" w:lineRule="auto" w:before="40" w:after="40"/>
-              <w:jc w:val="left"/>
-            </w:pPr>
-            <w:r/>
-            <w:r>
-              <w:rPr>
-                <w:rFonts w:ascii="Times New Roman" w:hAnsi="Times New Roman" w:eastAsia="宋体"/>
-                <w:b w:val="0"/>
-                <w:sz w:val="21"/>
-              </w:rPr>
-              <w:t>460.14</w:t>
-            </w:r>
-          </w:p>
-        </w:tc>
-        <w:tc>
-          <w:tcPr>
-            <w:tcW w:type="dxa" w:w="1385"/>
-          </w:tcPr>
-          <w:p>
-            <w:pPr>
-              <w:spacing w:line="240" w:lineRule="auto" w:before="40" w:after="40"/>
-              <w:jc w:val="left"/>
-            </w:pPr>
-            <w:r/>
-            <w:r>
-              <w:rPr>
-                <w:rFonts w:ascii="Times New Roman" w:hAnsi="Times New Roman" w:eastAsia="宋体"/>
-                <w:b w:val="0"/>
-                <w:sz w:val="21"/>
-              </w:rPr>
-              <w:t>5539.86</w:t>
-            </w:r>
-          </w:p>
-        </w:tc>
-      </w:tr>
-      <w:tr>
-        <w:tc>
-          <w:tcPr>
-            <w:tcW w:type="dxa" w:w="1385"/>
-          </w:tcPr>
-          <w:p>
-            <w:pPr>
-              <w:spacing w:line="240" w:lineRule="auto" w:before="40" w:after="40"/>
-              <w:jc w:val="left"/>
-            </w:pPr>
-            <w:r/>
-            <w:r>
-              <w:rPr>
-                <w:rFonts w:ascii="Times New Roman" w:hAnsi="Times New Roman" w:eastAsia="宋体"/>
-                <w:b w:val="0"/>
-                <w:sz w:val="21"/>
-              </w:rPr>
-              <w:t>2</w:t>
-            </w:r>
-          </w:p>
-        </w:tc>
-        <w:tc>
-          <w:tcPr>
-            <w:tcW w:type="dxa" w:w="1385"/>
-          </w:tcPr>
-          <w:p>
-            <w:pPr>
-              <w:spacing w:line="240" w:lineRule="auto" w:before="40" w:after="40"/>
-              <w:jc w:val="left"/>
-            </w:pPr>
-            <w:r/>
-            <w:r>
-              <w:rPr>
-                <w:rFonts w:ascii="Times New Roman" w:hAnsi="Times New Roman" w:eastAsia="宋体"/>
-                <w:b w:val="0"/>
-                <w:sz w:val="21"/>
-              </w:rPr>
-              <w:t>5539.86</w:t>
-            </w:r>
-          </w:p>
-        </w:tc>
-        <w:tc>
-          <w:tcPr>
-            <w:tcW w:type="dxa" w:w="1385"/>
-          </w:tcPr>
-          <w:p>
-            <w:pPr>
-              <w:spacing w:line="240" w:lineRule="auto" w:before="40" w:after="40"/>
-              <w:jc w:val="left"/>
-            </w:pPr>
-            <w:r/>
-            <w:r>
-              <w:rPr>
-                <w:rFonts w:ascii="Times New Roman" w:hAnsi="Times New Roman" w:eastAsia="宋体"/>
-                <w:b w:val="0"/>
-                <w:sz w:val="21"/>
-              </w:rPr>
-              <w:t>550</w:t>
-            </w:r>
-          </w:p>
-        </w:tc>
-        <w:tc>
-          <w:tcPr>
-            <w:tcW w:type="dxa" w:w="1385"/>
-          </w:tcPr>
-          <w:p>
-            <w:pPr>
-              <w:spacing w:line="240" w:lineRule="auto" w:before="40" w:after="40"/>
-              <w:jc w:val="left"/>
-            </w:pPr>
-            <w:r/>
-            <w:r>
-              <w:rPr>
-                <w:rFonts w:ascii="Times New Roman" w:hAnsi="Times New Roman" w:eastAsia="宋体"/>
-                <w:b w:val="0"/>
-                <w:sz w:val="21"/>
-              </w:rPr>
-              <w:t>82.97</w:t>
-            </w:r>
-          </w:p>
-        </w:tc>
-        <w:tc>
-          <w:tcPr>
-            <w:tcW w:type="dxa" w:w="1385"/>
-          </w:tcPr>
-          <w:p>
-            <w:pPr>
-              <w:spacing w:line="240" w:lineRule="auto" w:before="40" w:after="40"/>
-              <w:jc w:val="left"/>
-            </w:pPr>
-            <w:r/>
-            <w:r>
-              <w:rPr>
-                <w:rFonts w:ascii="Times New Roman" w:hAnsi="Times New Roman" w:eastAsia="宋体"/>
-                <w:b w:val="0"/>
-                <w:sz w:val="21"/>
-              </w:rPr>
-              <w:t>467.03</w:t>
-            </w:r>
-          </w:p>
-        </w:tc>
-        <w:tc>
-          <w:tcPr>
-            <w:tcW w:type="dxa" w:w="1385"/>
-          </w:tcPr>
-          <w:p>
-            <w:pPr>
-              <w:spacing w:line="240" w:lineRule="auto" w:before="40" w:after="40"/>
-              <w:jc w:val="left"/>
-            </w:pPr>
-            <w:r/>
-            <w:r>
-              <w:rPr>
-                <w:rFonts w:ascii="Times New Roman" w:hAnsi="Times New Roman" w:eastAsia="宋体"/>
-                <w:b w:val="0"/>
-                <w:sz w:val="21"/>
-              </w:rPr>
-              <w:t>5072.83</w:t>
-            </w:r>
-          </w:p>
-        </w:tc>
-      </w:tr>
-      <w:tr>
-        <w:tc>
-          <w:tcPr>
-            <w:tcW w:type="dxa" w:w="1385"/>
-          </w:tcPr>
-          <w:p>
-            <w:pPr>
-              <w:spacing w:line="240" w:lineRule="auto" w:before="40" w:after="40"/>
-              <w:jc w:val="left"/>
-            </w:pPr>
-            <w:r/>
-            <w:r>
-              <w:rPr>
-                <w:rFonts w:ascii="Times New Roman" w:hAnsi="Times New Roman" w:eastAsia="宋体"/>
-                <w:b w:val="0"/>
-                <w:sz w:val="21"/>
-              </w:rPr>
-              <w:t>3</w:t>
-            </w:r>
-          </w:p>
-        </w:tc>
-        <w:tc>
-          <w:tcPr>
-            <w:tcW w:type="dxa" w:w="1385"/>
-          </w:tcPr>
-          <w:p>
-            <w:pPr>
-              <w:spacing w:line="240" w:lineRule="auto" w:before="40" w:after="40"/>
-              <w:jc w:val="left"/>
-            </w:pPr>
-            <w:r/>
-            <w:r>
-              <w:rPr>
-                <w:rFonts w:ascii="Times New Roman" w:hAnsi="Times New Roman" w:eastAsia="宋体"/>
-                <w:b w:val="0"/>
-                <w:sz w:val="21"/>
-              </w:rPr>
-              <w:t>5072.83</w:t>
-            </w:r>
-          </w:p>
-        </w:tc>
-        <w:tc>
-          <w:tcPr>
-            <w:tcW w:type="dxa" w:w="1385"/>
-          </w:tcPr>
-          <w:p>
-            <w:pPr>
-              <w:spacing w:line="240" w:lineRule="auto" w:before="40" w:after="40"/>
-              <w:jc w:val="left"/>
-            </w:pPr>
-            <w:r/>
-            <w:r>
-              <w:rPr>
-                <w:rFonts w:ascii="Times New Roman" w:hAnsi="Times New Roman" w:eastAsia="宋体"/>
-                <w:b w:val="0"/>
-                <w:sz w:val="21"/>
-              </w:rPr>
-              <w:t>550</w:t>
-            </w:r>
-          </w:p>
-        </w:tc>
-        <w:tc>
-          <w:tcPr>
-            <w:tcW w:type="dxa" w:w="1385"/>
-          </w:tcPr>
-          <w:p>
-            <w:pPr>
-              <w:spacing w:line="240" w:lineRule="auto" w:before="40" w:after="40"/>
-              <w:jc w:val="left"/>
-            </w:pPr>
-            <w:r/>
-            <w:r>
-              <w:rPr>
-                <w:rFonts w:ascii="Times New Roman" w:hAnsi="Times New Roman" w:eastAsia="宋体"/>
-                <w:b w:val="0"/>
-                <w:sz w:val="21"/>
-              </w:rPr>
-              <w:t>75.97</w:t>
-            </w:r>
-          </w:p>
-        </w:tc>
-        <w:tc>
-          <w:tcPr>
-            <w:tcW w:type="dxa" w:w="1385"/>
-          </w:tcPr>
-          <w:p>
-            <w:pPr>
-              <w:spacing w:line="240" w:lineRule="auto" w:before="40" w:after="40"/>
-              <w:jc w:val="left"/>
-            </w:pPr>
-            <w:r/>
-            <w:r>
-              <w:rPr>
-                <w:rFonts w:ascii="Times New Roman" w:hAnsi="Times New Roman" w:eastAsia="宋体"/>
-                <w:b w:val="0"/>
-                <w:sz w:val="21"/>
-              </w:rPr>
-              <w:t>474.03</w:t>
-            </w:r>
-          </w:p>
-        </w:tc>
-        <w:tc>
-          <w:tcPr>
-            <w:tcW w:type="dxa" w:w="1385"/>
-          </w:tcPr>
-          <w:p>
-            <w:pPr>
-              <w:spacing w:line="240" w:lineRule="auto" w:before="40" w:after="40"/>
-              <w:jc w:val="left"/>
-            </w:pPr>
-            <w:r/>
-            <w:r>
-              <w:rPr>
-                <w:rFonts w:ascii="Times New Roman" w:hAnsi="Times New Roman" w:eastAsia="宋体"/>
-                <w:b w:val="0"/>
-                <w:sz w:val="21"/>
-              </w:rPr>
-              <w:t>4598.80</w:t>
-            </w:r>
-          </w:p>
-        </w:tc>
-      </w:tr>
-    </w:tbl>
-    <w:p/>
-    <w:p>
-      <w:pPr>
-        <w:spacing w:lineRule="exact" w:line="400" w:before="0" w:after="0"/>
-        <w:ind w:firstLine="480"/>
-      </w:pPr>
-      <w:r>
-        <w:rPr>
-          <w:rFonts w:ascii="Times New Roman" w:hAnsi="Times New Roman" w:eastAsia="宋体"/>
-          <w:b w:val="0"/>
-          <w:sz w:val="24"/>
-        </w:rPr>
-        <w:t>【拓展】本例中，每期付款额相同，这种安排称为等额付款。在等额付款下，前期的利息占比较高，本金偿还较慢；随着本金逐期减少，利息逐期下降，本金的偿还比例逐期上升。这与“等额本金”的情形不同：等额本金每期偿还的本金相同，利息逐期递减，每期付款额也逐期递减。两种安排的总利息可能不同，比较时应当看清楚合同采用的是哪一种。</w:t>
-      </w:r>
-    </w:p>
-    <w:p>
-      <w:pPr>
-        <w:spacing w:lineRule="exact" w:line="400" w:before="0" w:after="0"/>
-        <w:ind w:firstLine="480"/>
-      </w:pPr>
-      <w:r>
-        <w:rPr>
-          <w:rFonts w:ascii="Times New Roman" w:hAnsi="Times New Roman" w:eastAsia="宋体"/>
-          <w:b w:val="0"/>
-          <w:sz w:val="24"/>
-        </w:rPr>
-        <w:t>表3-7 显示，每期确认的利息逐期减少，而本金的偿还逐期增加。12期全部完成后，累计确认的利息恰好为600元，即多付的金额。这说明，实际利率法的核心思想，与本项目的现值比较是一致的：把未来的付款折算为现在的价值，使账面反映真实的成本。</w:t>
-      </w:r>
-    </w:p>
-    <w:p>
-      <w:pPr>
-        <w:spacing w:lineRule="exact" w:line="400" w:before="0" w:after="0"/>
-        <w:ind w:firstLine="480"/>
-      </w:pPr>
-      <w:r>
-        <w:rPr>
-          <w:rFonts w:ascii="Times New Roman" w:hAnsi="Times New Roman" w:eastAsia="宋体"/>
-          <w:b w:val="0"/>
-          <w:sz w:val="24"/>
-        </w:rPr>
-        <w:t>对于非会计专业的同学，只需理解“分期的成本分散在未来，但它的价值要折算到今天”即可。会计专业的同学，则应当进一步掌握摊销的计算方法和账务处理。</w:t>
+        <w:t>对于校园线的例子，如果设备以现金价6000元入账，那么分期总额6600元与6000元之间的600元差额，就是未确认融资费用。随着每期付款，这笔费用会逐步转为财务费用。会计上的具体计算较为复杂，初学者可以先理解“多付的钱要分摊到每个付款期”这一思路。</w:t>
       </w:r>
     </w:p>
     <w:p>
@@ -6046,7 +4100,7 @@
         </w:rPr>
         <w:t>1.</w:t>
         <w:tab/>
-        <w:t>选择一种你身边的分期消费方式，列出现金价、分期期数、每期付款和全部费用，计算多付金额和名义年利率，并写出一段不超过300字的说明。</w:t>
+        <w:t>选择一种你身边的分期消费方式，列出现金价、分期期数和每期金额，算出多付金额和每月平均多付的钱，写一段不超过300字的说明。</w:t>
       </w:r>
     </w:p>
     <w:p>
@@ -6062,7 +4116,7 @@
         </w:rPr>
         <w:t>2.</w:t>
         <w:tab/>
-        <w:t>为所在社团或班级设计一张分期方案比较表，包括一次付款与分期付款两种方式，并用现值方法比较。表中至少包含两个折现率的结果。</w:t>
+        <w:t>为所在社团或班级设计一张两种付法的对比表，包括先攒钱再买和分期付款，比较设备的使用时间和总支出。</w:t>
       </w:r>
     </w:p>
     <w:p>
@@ -6078,7 +4132,7 @@
         </w:rPr>
         <w:t>3.</w:t>
         <w:tab/>
-        <w:t>用大模型完成第2题的比较，要求它给出计算步骤。将结果与你的手工计算逐项核对，使用本项目的核对清单，记录差异并分析原因。</w:t>
+        <w:t>用大模型完成第2题的比较，要求它列出算式。用本项目的核对清单检查结果，记录差异并分析原因。</w:t>
       </w:r>
     </w:p>
     <w:p>
@@ -6094,7 +4148,7 @@
         </w:rPr>
         <w:t>4.</w:t>
         <w:tab/>
-        <w:t>设计一个对比实验：同一笔现金价，分别按6期、12期、24期进行分期，计算每种方案的隐含利率，并说明哪一种方案的利率最低，哪一种方案的每期金额最低。</w:t>
+        <w:t>设计一个小实验：如果每月能存下的钱分别为500元、1000元、2000元，攒够6000元各需要几个月？并说明在哪种情况下，先攒钱比分期更有吸引力。</w:t>
       </w:r>
     </w:p>
     <w:p>

--- a/AI大模型在财务场景的应用/项目3_范例_v1.docx
+++ b/AI大模型在财务场景的应用/项目3_范例_v1.docx
@@ -13,7 +13,7 @@
           <w:b/>
           <w:sz w:val="32"/>
         </w:rPr>
-        <w:t>项目3 从一台设备的分期说起：利息与理财决策</w:t>
+        <w:t>项目3 从一次分期与优惠说起：利息、折扣与真实成本</w:t>
       </w:r>
     </w:p>
     <w:p>
@@ -41,7 +41,7 @@
           <w:b w:val="0"/>
           <w:sz w:val="24"/>
         </w:rPr>
-        <w:t>• 知识目标：知道“利息”在生活中就是“多付出的钱”；知道分期付款的总成本由哪些部分组成；知道“先买后付”和“先存后买”各有什么好处和代价。</w:t>
+        <w:t>• 知识目标：知道“利息”在生活中就是“多付出的钱”；知道折扣与满减的区别，能算出真实的优惠比例；知道分期付款的总成本由哪些部分组成。</w:t>
       </w:r>
     </w:p>
     <w:p>
@@ -55,7 +55,7 @@
           <w:b w:val="0"/>
           <w:sz w:val="24"/>
         </w:rPr>
-        <w:t>• 能力目标：能用加法、减法和除法算出分期的多付金额和每月多付的钱；能用简单的表格比较两种付款方式；能检查AI给出的计算结果是否正确。</w:t>
+        <w:t>• 能力目标：能用加法、减法、乘法和除法算出分期的多付金额、真实折扣和实际付款额；能用表格比较不同的优惠方案；能检查AI给出的计算结果是否正确。</w:t>
       </w:r>
     </w:p>
     <w:p>
@@ -69,7 +69,7 @@
           <w:b w:val="0"/>
           <w:sz w:val="24"/>
         </w:rPr>
-        <w:t>• 素养目标：养成“先算总账，再做决定”的习惯，不因每期金额不大而忽视总支出；做决定时坚持用真实的数字说话。</w:t>
+        <w:t>• 素养目标：养成“看价格要看到手金额”的习惯，不因“每月只要”或“满减”等说法而忽略总支出；做决定时坚持用真实的数字说话。</w:t>
       </w:r>
     </w:p>
     <w:p>
@@ -251,7 +251,7 @@
           <w:b w:val="0"/>
           <w:sz w:val="24"/>
         </w:rPr>
-        <w:t>【通识】如果把多付的钱平均到每个月，还能得到一个更直观的数字：每月多付的钱。校园线每月多付600÷12=50元，职业线每月多付1200÷12=100元。这样，一个“每月只多付几十元”的感觉，就变成了一个可以比较的数字。</w:t>
+        <w:t>【通识】如果把多付的钱平均到每个月，还能得到一个更直观的数字：每月平均多付的钱。校园线每月多付600÷12=50元，职业线每月多付1200÷12=100元。这样，“每月只多付几十元”的感觉，就变成了一个可以比较的数字。</w:t>
       </w:r>
     </w:p>
     <w:p>
@@ -769,7 +769,7 @@
           <w:b/>
           <w:sz w:val="24"/>
         </w:rPr>
-        <w:t>三、看懂分期合同</w:t>
+        <w:t>三、手机分期：期数不同，总额不同</w:t>
       </w:r>
     </w:p>
     <w:p>
@@ -783,13 +783,13 @@
           <w:b w:val="0"/>
           <w:sz w:val="24"/>
         </w:rPr>
-        <w:t>【通识】计算的前提是看懂合同。分期合同通常有以下几项内容，签约前应逐项核对：</w:t>
+        <w:t>【通识】生活中最常见的分期，是买手机、买电脑、买家电。同一部手机，分期的期数不同，每期的金额也不同。很多人会选择“每期金额最少”的方案，但这样做不一定最省钱。</w:t>
       </w:r>
     </w:p>
     <w:p>
       <w:pPr>
         <w:spacing w:lineRule="exact" w:line="400" w:before="0" w:after="0"/>
-        <w:ind w:left="480" w:hanging="240"/>
+        <w:ind w:firstLine="480"/>
       </w:pPr>
       <w:r>
         <w:rPr>
@@ -797,13 +797,13 @@
           <w:b w:val="0"/>
           <w:sz w:val="24"/>
         </w:rPr>
-        <w:t>• 现金价和分期总额，两者之间的差额由什么构成；</w:t>
+        <w:t>设想一部手机的现金价为4800元，商家提供两种分期方案：一是分6期，每期840元；二是分12期，每期440元。两种方案的数字如表3-2所示。</w:t>
       </w:r>
     </w:p>
     <w:p>
       <w:pPr>
         <w:spacing w:lineRule="exact" w:line="400" w:before="0" w:after="0"/>
-        <w:ind w:left="480" w:hanging="240"/>
+        <w:ind w:firstLine="480"/>
       </w:pPr>
       <w:r>
         <w:rPr>
@@ -811,555 +811,7 @@
           <w:b w:val="0"/>
           <w:sz w:val="24"/>
         </w:rPr>
-        <w:t>• 期数、每期金额和付款日期，是否需要首付；</w:t>
-      </w:r>
-    </w:p>
-    <w:p>
-      <w:pPr>
-        <w:spacing w:lineRule="exact" w:line="400" w:before="0" w:after="0"/>
-        <w:ind w:left="480" w:hanging="240"/>
-      </w:pPr>
-      <w:r>
-        <w:rPr>
-          <w:rFonts w:ascii="Times New Roman" w:hAnsi="Times New Roman" w:eastAsia="宋体"/>
-          <w:b w:val="0"/>
-          <w:sz w:val="24"/>
-        </w:rPr>
-        <w:t>• 提前还清时是否要额外付费；</w:t>
-      </w:r>
-    </w:p>
-    <w:p>
-      <w:pPr>
-        <w:spacing w:lineRule="exact" w:line="400" w:before="0" w:after="0"/>
-        <w:ind w:left="480" w:hanging="240"/>
-      </w:pPr>
-      <w:r>
-        <w:rPr>
-          <w:rFonts w:ascii="Times New Roman" w:hAnsi="Times New Roman" w:eastAsia="宋体"/>
-          <w:b w:val="0"/>
-          <w:sz w:val="24"/>
-        </w:rPr>
-        <w:t>• 逾期付款会有什么后果，例如逾期费用或影响信用记录；</w:t>
-      </w:r>
-    </w:p>
-    <w:p>
-      <w:pPr>
-        <w:spacing w:lineRule="exact" w:line="400" w:before="0" w:after="0"/>
-        <w:ind w:left="480" w:hanging="240"/>
-      </w:pPr>
-      <w:r>
-        <w:rPr>
-          <w:rFonts w:ascii="Times New Roman" w:hAnsi="Times New Roman" w:eastAsia="宋体"/>
-          <w:b w:val="0"/>
-          <w:sz w:val="24"/>
-        </w:rPr>
-        <w:t>• 设备什么时候交付，质保多久，所有权什么时候转到买方名下。</w:t>
-      </w:r>
-    </w:p>
-    <w:p>
-      <w:pPr>
-        <w:spacing w:lineRule="exact" w:line="400" w:before="0" w:after="0"/>
-        <w:ind w:firstLine="480"/>
-      </w:pPr>
-      <w:r>
-        <w:rPr>
-          <w:rFonts w:ascii="Times New Roman" w:hAnsi="Times New Roman" w:eastAsia="宋体"/>
-          <w:b w:val="0"/>
-          <w:sz w:val="24"/>
-        </w:rPr>
-        <w:t>合同中如果出现“免息”“零利息”之类的宣传语，应当看一看是否另外收取了手续费或服务费。计算时，以全部费用为准。</w:t>
-      </w:r>
-    </w:p>
-    <w:p>
-      <w:pPr>
-        <w:keepNext/>
-        <w:spacing w:lineRule="exact" w:line="400" w:before="120" w:after="0"/>
-      </w:pPr>
-      <w:r>
-        <w:rPr>
-          <w:rFonts w:ascii="Times New Roman" w:hAnsi="Times New Roman" w:eastAsia="黑体"/>
-          <w:b/>
-          <w:sz w:val="24"/>
-        </w:rPr>
-        <w:t>回到案例</w:t>
-      </w:r>
-    </w:p>
-    <w:p>
-      <w:pPr>
-        <w:spacing w:lineRule="exact" w:line="400" w:before="0" w:after="0"/>
-        <w:ind w:firstLine="480"/>
-      </w:pPr>
-      <w:r>
-        <w:rPr>
-          <w:rFonts w:ascii="Times New Roman" w:hAnsi="Times New Roman" w:eastAsia="宋体"/>
-          <w:b w:val="0"/>
-          <w:sz w:val="24"/>
-        </w:rPr>
-        <w:t>李想看到表3-1后，发现每个月多付50元，12个月合起来多付600元，比他想象的多。他决定先问问商家，能不能减少期数，或者把总额降下来。</w:t>
-      </w:r>
-    </w:p>
-    <w:p>
-      <w:pPr>
-        <w:spacing w:lineRule="exact" w:line="400" w:before="0" w:after="0"/>
-        <w:ind w:firstLine="480"/>
-      </w:pPr>
-      <w:r>
-        <w:rPr>
-          <w:rFonts w:ascii="Times New Roman" w:hAnsi="Times New Roman" w:eastAsia="宋体"/>
-          <w:b w:val="0"/>
-          <w:sz w:val="24"/>
-        </w:rPr>
-        <w:t>小林在核对合同时发现，报价单上只写了“每月550元”，没有写明其他费用。她要求商家把所有费用都写进合同，并列出每期的金额和日期。职业线中，陈静也要求供应商提供书面的分期条件，并把表3-1作为审批材料的附件。</w:t>
-      </w:r>
-    </w:p>
-    <w:p>
-      <w:pPr>
-        <w:keepNext/>
-        <w:spacing w:lineRule="exact" w:line="400" w:before="120" w:after="0"/>
-      </w:pPr>
-      <w:r>
-        <w:rPr>
-          <w:rFonts w:ascii="Times New Roman" w:hAnsi="Times New Roman" w:eastAsia="黑体"/>
-          <w:b/>
-          <w:sz w:val="24"/>
-        </w:rPr>
-        <w:t>常见误区</w:t>
-      </w:r>
-    </w:p>
-    <w:p>
-      <w:pPr>
-        <w:spacing w:lineRule="exact" w:line="400" w:before="0" w:after="0"/>
-        <w:ind w:firstLine="480"/>
-      </w:pPr>
-      <w:r>
-        <w:rPr>
-          <w:rFonts w:ascii="Times New Roman" w:hAnsi="Times New Roman" w:eastAsia="宋体"/>
-          <w:b/>
-          <w:sz w:val="24"/>
-        </w:rPr>
-        <w:t>误区一：每期金额不高，就等于成本不高。</w:t>
-      </w:r>
-      <w:r>
-        <w:rPr>
-          <w:rFonts w:ascii="Times New Roman" w:hAnsi="Times New Roman" w:eastAsia="宋体"/>
-          <w:b w:val="0"/>
-          <w:sz w:val="24"/>
-        </w:rPr>
-        <w:t xml:space="preserve"> 每期金额小，只是把总额拆散了。判断成本要看总额，也要看多付的金额。</w:t>
-      </w:r>
-    </w:p>
-    <w:p>
-      <w:pPr>
-        <w:spacing w:lineRule="exact" w:line="400" w:before="0" w:after="0"/>
-        <w:ind w:firstLine="480"/>
-      </w:pPr>
-      <w:r>
-        <w:rPr>
-          <w:rFonts w:ascii="Times New Roman" w:hAnsi="Times New Roman" w:eastAsia="宋体"/>
-          <w:b/>
-          <w:sz w:val="24"/>
-        </w:rPr>
-        <w:t>误区二：合同上没写“利息”，就没有利息。</w:t>
-      </w:r>
-      <w:r>
-        <w:rPr>
-          <w:rFonts w:ascii="Times New Roman" w:hAnsi="Times New Roman" w:eastAsia="宋体"/>
-          <w:b w:val="0"/>
-          <w:sz w:val="24"/>
-        </w:rPr>
-        <w:t xml:space="preserve"> 只要分期总额高于现金价，多付的部分就是为先用后付付出的代价。</w:t>
-      </w:r>
-    </w:p>
-    <w:p>
-      <w:pPr>
-        <w:spacing w:lineRule="exact" w:line="400" w:before="0" w:after="0"/>
-        <w:ind w:firstLine="480"/>
-      </w:pPr>
-      <w:r>
-        <w:rPr>
-          <w:rFonts w:ascii="Times New Roman" w:hAnsi="Times New Roman" w:eastAsia="宋体"/>
-          <w:b/>
-          <w:sz w:val="24"/>
-        </w:rPr>
-        <w:t>误区三：只算设备价款，不算其他费用。</w:t>
-      </w:r>
-      <w:r>
-        <w:rPr>
-          <w:rFonts w:ascii="Times New Roman" w:hAnsi="Times New Roman" w:eastAsia="宋体"/>
-          <w:b w:val="0"/>
-          <w:sz w:val="24"/>
-        </w:rPr>
-        <w:t xml:space="preserve"> 手续费、服务费如果没有计入，多付的金额就会被低估。</w:t>
-      </w:r>
-    </w:p>
-    <w:p>
-      <w:pPr>
-        <w:keepNext/>
-        <w:spacing w:lineRule="exact" w:line="400" w:before="120" w:after="0"/>
-      </w:pPr>
-      <w:r>
-        <w:rPr>
-          <w:rFonts w:ascii="Times New Roman" w:hAnsi="Times New Roman" w:eastAsia="黑体"/>
-          <w:b/>
-          <w:sz w:val="24"/>
-        </w:rPr>
-        <w:t>思政园地</w:t>
-      </w:r>
-    </w:p>
-    <w:p>
-      <w:pPr>
-        <w:spacing w:lineRule="exact" w:line="400" w:before="0" w:after="0"/>
-        <w:ind w:firstLine="480"/>
-      </w:pPr>
-      <w:r>
-        <w:rPr>
-          <w:rFonts w:ascii="Times New Roman" w:hAnsi="Times New Roman" w:eastAsia="宋体"/>
-          <w:b w:val="0"/>
-          <w:sz w:val="24"/>
-        </w:rPr>
-        <w:t>设想一个常见的情形（本案例为虚构）：一位同学买电子产品时，只关注“每月几十元”，没有算总账。几个月后，他发现每月的分期付款已经压缩了生活费，还要承担不少额外费用。</w:t>
-      </w:r>
-    </w:p>
-    <w:p>
-      <w:pPr>
-        <w:spacing w:lineRule="exact" w:line="400" w:before="0" w:after="0"/>
-        <w:ind w:firstLine="480"/>
-      </w:pPr>
-      <w:r>
-        <w:rPr>
-          <w:rFonts w:ascii="Times New Roman" w:hAnsi="Times New Roman" w:eastAsia="宋体"/>
-          <w:b w:val="0"/>
-          <w:sz w:val="24"/>
-        </w:rPr>
-        <w:t>点题：财务素养的第一步，是看清总额。作为未来的财务工作者，我们要用数字说话，不被“每月只要”的说法牵着走。算清楚，是对自己负责，也是对单位负责。</w:t>
-      </w:r>
-    </w:p>
-    <w:p>
-      <w:pPr>
-        <w:keepNext/>
-        <w:spacing w:lineRule="exact" w:line="400" w:before="120" w:after="0"/>
-      </w:pPr>
-      <w:r>
-        <w:rPr>
-          <w:rFonts w:ascii="Times New Roman" w:hAnsi="Times New Roman" w:eastAsia="黑体"/>
-          <w:b/>
-          <w:sz w:val="24"/>
-        </w:rPr>
-        <w:t>【练习】</w:t>
-      </w:r>
-    </w:p>
-    <w:p>
-      <w:pPr>
-        <w:spacing w:lineRule="exact" w:line="400" w:before="0" w:after="0"/>
-        <w:ind w:left="480" w:hanging="480"/>
-      </w:pPr>
-      <w:r>
-        <w:rPr>
-          <w:rFonts w:ascii="Times New Roman" w:hAnsi="Times New Roman" w:eastAsia="宋体"/>
-          <w:b w:val="0"/>
-          <w:sz w:val="24"/>
-        </w:rPr>
-        <w:t>1.</w:t>
-        <w:tab/>
-        <w:t>某同学买一部手机，现金价4800元，分12个月付，每月440元。请算出分期总额、多付金额和每月平均多付的钱。</w:t>
-      </w:r>
-    </w:p>
-    <w:p>
-      <w:pPr>
-        <w:spacing w:lineRule="exact" w:line="400" w:before="0" w:after="0"/>
-        <w:ind w:left="480" w:hanging="480"/>
-      </w:pPr>
-      <w:r>
-        <w:rPr>
-          <w:rFonts w:ascii="Times New Roman" w:hAnsi="Times New Roman" w:eastAsia="宋体"/>
-          <w:b w:val="0"/>
-          <w:sz w:val="24"/>
-        </w:rPr>
-        <w:t>2.</w:t>
-        <w:tab/>
-        <w:t>同一部手机，改为6个月付，每月付840元。请算出多付金额，并与第1题比较，说明期数变化对成本的影响。</w:t>
-      </w:r>
-    </w:p>
-    <w:p>
-      <w:pPr>
-        <w:spacing w:lineRule="exact" w:line="400" w:before="0" w:after="0"/>
-        <w:ind w:left="480" w:hanging="480"/>
-      </w:pPr>
-      <w:r>
-        <w:rPr>
-          <w:rFonts w:ascii="Times New Roman" w:hAnsi="Times New Roman" w:eastAsia="宋体"/>
-          <w:b w:val="0"/>
-          <w:sz w:val="24"/>
-        </w:rPr>
-        <w:t>3.</w:t>
-        <w:tab/>
-        <w:t>找一种你熟悉的分期消费（例如某品牌的分期付款），列出现金价、期数和每期金额，算出它的多付金额。</w:t>
-      </w:r>
-    </w:p>
-    <w:p>
-      <w:pPr>
-        <w:keepNext/>
-        <w:spacing w:lineRule="exact" w:line="400" w:before="120" w:after="0"/>
-      </w:pPr>
-      <w:r>
-        <w:rPr>
-          <w:rFonts w:ascii="Times New Roman" w:hAnsi="Times New Roman" w:eastAsia="黑体"/>
-          <w:b/>
-          <w:sz w:val="24"/>
-        </w:rPr>
-        <w:t>小结</w:t>
-      </w:r>
-    </w:p>
-    <w:p>
-      <w:pPr>
-        <w:spacing w:lineRule="exact" w:line="400" w:before="0" w:after="0"/>
-        <w:ind w:firstLine="480"/>
-      </w:pPr>
-      <w:r>
-        <w:rPr>
-          <w:rFonts w:ascii="Times New Roman" w:hAnsi="Times New Roman" w:eastAsia="宋体"/>
-          <w:b w:val="0"/>
-          <w:sz w:val="24"/>
-        </w:rPr>
-        <w:t>本任务的核心是：分期付款多付的钱，就是分期总额减去现金价。把多付的钱平均到每个月，可以更直观地看到每个月的额外负担。看懂合同中的全部费用，是算准多付金额的前提。</w:t>
-      </w:r>
-    </w:p>
-    <w:p>
-      <w:pPr>
-        <w:spacing w:lineRule="exact" w:line="400" w:before="0" w:after="0"/>
-        <w:ind w:firstLine="480"/>
-      </w:pPr>
-      <w:r>
-        <w:rPr>
-          <w:rFonts w:ascii="Times New Roman" w:hAnsi="Times New Roman" w:eastAsia="宋体"/>
-          <w:b w:val="0"/>
-          <w:sz w:val="24"/>
-        </w:rPr>
-        <w:t>【拓展·选学】如果想进一步把多付金额换算成年利率，可以在Excel中使用RATE函数：=RATE(12,−550,6000)×12，结果约为17.97%。这个数字的含义是：商家实际上按约18%的年利率向你收取资金的使用费。它较难理解，但对于会计和金融方向的同学，是值得掌握的一个工具。非会计专业的同学，只需记住多付金额这一个数字即可。</w:t>
-      </w:r>
-    </w:p>
-    <w:p>
-      <w:pPr>
-        <w:keepNext/>
-        <w:spacing w:lineRule="exact" w:line="400" w:before="240" w:after="120"/>
-      </w:pPr>
-      <w:r>
-        <w:rPr>
-          <w:rFonts w:ascii="Times New Roman" w:hAnsi="Times New Roman" w:eastAsia="黑体"/>
-          <w:b/>
-          <w:sz w:val="28"/>
-        </w:rPr>
-        <w:t>任务3.2 比较一次付款与分期付款的成本</w:t>
-      </w:r>
-    </w:p>
-    <w:p>
-      <w:pPr>
-        <w:keepNext/>
-        <w:spacing w:lineRule="exact" w:line="400" w:before="120" w:after="0"/>
-      </w:pPr>
-      <w:r>
-        <w:rPr>
-          <w:rFonts w:ascii="Times New Roman" w:hAnsi="Times New Roman" w:eastAsia="黑体"/>
-          <w:b/>
-          <w:sz w:val="24"/>
-        </w:rPr>
-        <w:t>导入：同样是24000元，现在买还是攒够再买</w:t>
-      </w:r>
-    </w:p>
-    <w:p>
-      <w:pPr>
-        <w:spacing w:lineRule="exact" w:line="400" w:before="0" w:after="0"/>
-        <w:ind w:firstLine="480"/>
-      </w:pPr>
-      <w:r>
-        <w:rPr>
-          <w:rFonts w:ascii="Times New Roman" w:hAnsi="Times New Roman" w:eastAsia="宋体"/>
-          <w:b w:val="0"/>
-          <w:sz w:val="24"/>
-        </w:rPr>
-        <w:t>职业线：青禾文具的财务部可以选择两种方式买打印机：一次付清24000元，或者分12期，每期2100元。周明问陈静：“我们手头有钱，要不要分期？”陈静没有直接回答，而是问：“如果每月存2100元，多久能攒够24000元？”</w:t>
-      </w:r>
-    </w:p>
-    <w:p>
-      <w:pPr>
-        <w:spacing w:lineRule="exact" w:line="400" w:before="0" w:after="0"/>
-        <w:ind w:firstLine="480"/>
-      </w:pPr>
-      <w:r>
-        <w:rPr>
-          <w:rFonts w:ascii="Times New Roman" w:hAnsi="Times New Roman" w:eastAsia="宋体"/>
-          <w:b w:val="0"/>
-          <w:sz w:val="24"/>
-        </w:rPr>
-        <w:t>校园线：星空读书会的账上有一笔钱。李想觉得，既然钱已经在账上，直接付清最省事，也不欠人情。小林则问他：如果每月攒550元，攒够6000元要多久？如果先分期买，设备马上就能用，这段时间的价值该怎么算？两个人争论起来：是先买后付好，还是先攒够再买好？</w:t>
-      </w:r>
-    </w:p>
-    <w:p>
-      <w:pPr>
-        <w:keepNext/>
-        <w:spacing w:lineRule="exact" w:line="400" w:before="120" w:after="0"/>
-      </w:pPr>
-      <w:r>
-        <w:rPr>
-          <w:rFonts w:ascii="Times New Roman" w:hAnsi="Times New Roman" w:eastAsia="黑体"/>
-          <w:b/>
-          <w:sz w:val="24"/>
-        </w:rPr>
-        <w:t>一、两种付法各有什么好处</w:t>
-      </w:r>
-    </w:p>
-    <w:p>
-      <w:pPr>
-        <w:spacing w:lineRule="exact" w:line="400" w:before="0" w:after="0"/>
-        <w:ind w:firstLine="480"/>
-      </w:pPr>
-      <w:r>
-        <w:rPr>
-          <w:rFonts w:ascii="Times New Roman" w:hAnsi="Times New Roman" w:eastAsia="宋体"/>
-          <w:b w:val="0"/>
-          <w:sz w:val="24"/>
-        </w:rPr>
-        <w:t>【通识】买东西时，常见的付法有两种。</w:t>
-      </w:r>
-    </w:p>
-    <w:p>
-      <w:pPr>
-        <w:spacing w:lineRule="exact" w:line="400" w:before="0" w:after="0"/>
-        <w:ind w:firstLine="480"/>
-      </w:pPr>
-      <w:r>
-        <w:rPr>
-          <w:rFonts w:ascii="Times New Roman" w:hAnsi="Times New Roman" w:eastAsia="宋体"/>
-          <w:b w:val="0"/>
-          <w:sz w:val="24"/>
-        </w:rPr>
-        <w:t>第一种是先攒钱，攒够了再买。它的好处是：不欠钱，不多付钱。它的代价是：要等待，设备要过一段时间才能用上。</w:t>
-      </w:r>
-    </w:p>
-    <w:p>
-      <w:pPr>
-        <w:spacing w:lineRule="exact" w:line="400" w:before="0" w:after="0"/>
-        <w:ind w:firstLine="480"/>
-      </w:pPr>
-      <w:r>
-        <w:rPr>
-          <w:rFonts w:ascii="Times New Roman" w:hAnsi="Times New Roman" w:eastAsia="宋体"/>
-          <w:b w:val="0"/>
-          <w:sz w:val="24"/>
-        </w:rPr>
-        <w:t>第二种是先买后付，分期付款。它的好处是：设备马上就能用。它的代价是：要多付钱，并且每个月都要还。</w:t>
-      </w:r>
-    </w:p>
-    <w:p>
-      <w:pPr>
-        <w:spacing w:lineRule="exact" w:line="400" w:before="0" w:after="0"/>
-        <w:ind w:firstLine="480"/>
-      </w:pPr>
-      <w:r>
-        <w:rPr>
-          <w:rFonts w:ascii="Times New Roman" w:hAnsi="Times New Roman" w:eastAsia="宋体"/>
-          <w:b w:val="0"/>
-          <w:sz w:val="24"/>
-        </w:rPr>
-        <w:t>这两种付法没有绝对的好坏。判断哪一种更合适，要看两个问题：一是设备能不能等，二是多付的钱是否值得。</w:t>
-      </w:r>
-    </w:p>
-    <w:p>
-      <w:pPr>
-        <w:spacing w:lineRule="exact" w:line="400" w:before="0" w:after="0"/>
-        <w:ind w:firstLine="480"/>
-      </w:pPr>
-      <w:r>
-        <w:rPr>
-          <w:rFonts w:ascii="Times New Roman" w:hAnsi="Times New Roman" w:eastAsia="宋体"/>
-          <w:b w:val="0"/>
-          <w:sz w:val="24"/>
-        </w:rPr>
-        <w:t>【通识】在生活中，一个常用的思路是：先算清楚“等待”和“多付”各需要付出什么。我们可以用一个简单的表格来帮助判断。</w:t>
-      </w:r>
-    </w:p>
-    <w:p>
-      <w:pPr>
-        <w:keepNext/>
-        <w:spacing w:lineRule="exact" w:line="400" w:before="120" w:after="0"/>
-      </w:pPr>
-      <w:r>
-        <w:rPr>
-          <w:rFonts w:ascii="Times New Roman" w:hAnsi="Times New Roman" w:eastAsia="黑体"/>
-          <w:b/>
-          <w:sz w:val="24"/>
-        </w:rPr>
-        <w:t>二、先算出“攒够要多久”</w:t>
-      </w:r>
-    </w:p>
-    <w:p>
-      <w:pPr>
-        <w:spacing w:lineRule="exact" w:line="400" w:before="0" w:after="0"/>
-        <w:ind w:firstLine="480"/>
-      </w:pPr>
-      <w:r>
-        <w:rPr>
-          <w:rFonts w:ascii="Times New Roman" w:hAnsi="Times New Roman" w:eastAsia="宋体"/>
-          <w:b w:val="0"/>
-          <w:sz w:val="24"/>
-        </w:rPr>
-        <w:t>校园线：每月攒550元，攒到6000元，需要6000÷550≈10.9，也就是11个月（攒满11个月，共攒6050元，已经够了）。也就是说，如果选择先攒钱，要等11个月才能买到设备。</w:t>
-      </w:r>
-    </w:p>
-    <w:p>
-      <w:pPr>
-        <w:spacing w:lineRule="exact" w:line="400" w:before="0" w:after="0"/>
-        <w:ind w:firstLine="480"/>
-      </w:pPr>
-      <w:r>
-        <w:rPr>
-          <w:rFonts w:ascii="Times New Roman" w:hAnsi="Times New Roman" w:eastAsia="宋体"/>
-          <w:b w:val="0"/>
-          <w:sz w:val="24"/>
-        </w:rPr>
-        <w:t>职业线：每月攒2100元，攒到24000元，需要24000÷2100≈11.4，也就是12个月（攒满11个月只有23100元，还不够）。也就是说，先攒钱要等12个月。</w:t>
-      </w:r>
-    </w:p>
-    <w:p>
-      <w:pPr>
-        <w:spacing w:lineRule="exact" w:line="400" w:before="0" w:after="0"/>
-        <w:ind w:firstLine="480"/>
-      </w:pPr>
-      <w:r>
-        <w:rPr>
-          <w:rFonts w:ascii="Times New Roman" w:hAnsi="Times New Roman" w:eastAsia="宋体"/>
-          <w:b w:val="0"/>
-          <w:sz w:val="24"/>
-        </w:rPr>
-        <w:t>这里为了简单，假设攒下的钱不产生利息。实际生活中，存款也会有利息，但是这个假设不会影响我们判断的方向。</w:t>
-      </w:r>
-    </w:p>
-    <w:p>
-      <w:pPr>
-        <w:keepNext/>
-        <w:spacing w:lineRule="exact" w:line="400" w:before="120" w:after="0"/>
-      </w:pPr>
-      <w:r>
-        <w:rPr>
-          <w:rFonts w:ascii="Times New Roman" w:hAnsi="Times New Roman" w:eastAsia="黑体"/>
-          <w:b/>
-          <w:sz w:val="24"/>
-        </w:rPr>
-        <w:t>三、表格：两种付法的对比</w:t>
-      </w:r>
-    </w:p>
-    <w:p>
-      <w:pPr>
-        <w:spacing w:lineRule="exact" w:line="400" w:before="0" w:after="0"/>
-        <w:ind w:firstLine="480"/>
-      </w:pPr>
-      <w:r>
-        <w:rPr>
-          <w:rFonts w:ascii="Times New Roman" w:hAnsi="Times New Roman" w:eastAsia="宋体"/>
-          <w:b w:val="0"/>
-          <w:sz w:val="24"/>
-        </w:rPr>
-        <w:t>表3-2 两种付法的对比</w:t>
+        <w:t>表3-2 手机分期的两种方案（单位：元）</w:t>
       </w:r>
     </w:p>
     <w:tbl>
@@ -1391,7 +843,7 @@
                 <w:b/>
                 <w:sz w:val="21"/>
               </w:rPr>
-              <w:t>比较项目</w:t>
+              <w:t>项目</w:t>
             </w:r>
           </w:p>
         </w:tc>
@@ -1411,7 +863,7 @@
                 <w:b/>
                 <w:sz w:val="21"/>
               </w:rPr>
-              <w:t>校园：摄影设备</w:t>
+              <w:t>分6期</w:t>
             </w:r>
           </w:p>
         </w:tc>
@@ -1431,7 +883,7 @@
                 <w:b/>
                 <w:sz w:val="21"/>
               </w:rPr>
-              <w:t>职业：打印机</w:t>
+              <w:t>分12期</w:t>
             </w:r>
           </w:p>
         </w:tc>
@@ -1453,7 +905,7 @@
                 <w:b w:val="0"/>
                 <w:sz w:val="21"/>
               </w:rPr>
-              <w:t>先攒钱再买：要等多久</w:t>
+              <w:t>每期付款</w:t>
             </w:r>
           </w:p>
         </w:tc>
@@ -1473,7 +925,7 @@
                 <w:b w:val="0"/>
                 <w:sz w:val="21"/>
               </w:rPr>
-              <w:t>11个月</w:t>
+              <w:t>840</w:t>
             </w:r>
           </w:p>
         </w:tc>
@@ -1493,7 +945,7 @@
                 <w:b w:val="0"/>
                 <w:sz w:val="21"/>
               </w:rPr>
-              <w:t>12个月</w:t>
+              <w:t>440</w:t>
             </w:r>
           </w:p>
         </w:tc>
@@ -1515,7 +967,7 @@
                 <w:b w:val="0"/>
                 <w:sz w:val="21"/>
               </w:rPr>
-              <w:t>先攒钱再买：总支出</w:t>
+              <w:t>分期总额</w:t>
             </w:r>
           </w:p>
         </w:tc>
@@ -1535,7 +987,7 @@
                 <w:b w:val="0"/>
                 <w:sz w:val="21"/>
               </w:rPr>
-              <w:t>6000元</w:t>
+              <w:t>5040</w:t>
             </w:r>
           </w:p>
         </w:tc>
@@ -1555,7 +1007,7 @@
                 <w:b w:val="0"/>
                 <w:sz w:val="21"/>
               </w:rPr>
-              <w:t>24000元</w:t>
+              <w:t>5280</w:t>
             </w:r>
           </w:p>
         </w:tc>
@@ -1577,7 +1029,7 @@
                 <w:b w:val="0"/>
                 <w:sz w:val="21"/>
               </w:rPr>
-              <w:t>分期付款：何时能用上</w:t>
+              <w:t>多付金额</w:t>
             </w:r>
           </w:p>
         </w:tc>
@@ -1597,7 +1049,7 @@
                 <w:b w:val="0"/>
                 <w:sz w:val="21"/>
               </w:rPr>
-              <w:t>第1个月</w:t>
+              <w:t>240</w:t>
             </w:r>
           </w:p>
         </w:tc>
@@ -1617,7 +1069,7 @@
                 <w:b w:val="0"/>
                 <w:sz w:val="21"/>
               </w:rPr>
-              <w:t>第1个月</w:t>
+              <w:t>480</w:t>
             </w:r>
           </w:p>
         </w:tc>
@@ -1639,7 +1091,7 @@
                 <w:b w:val="0"/>
                 <w:sz w:val="21"/>
               </w:rPr>
-              <w:t>分期付款：总支出</w:t>
+              <w:t>每月平均多付</w:t>
             </w:r>
           </w:p>
         </w:tc>
@@ -1659,7 +1111,7 @@
                 <w:b w:val="0"/>
                 <w:sz w:val="21"/>
               </w:rPr>
-              <w:t>6600元</w:t>
+              <w:t>40</w:t>
             </w:r>
           </w:p>
         </w:tc>
@@ -1679,7 +1131,1290 @@
                 <w:b w:val="0"/>
                 <w:sz w:val="21"/>
               </w:rPr>
-              <w:t>25200元</w:t>
+              <w:t>40</w:t>
+            </w:r>
+          </w:p>
+        </w:tc>
+      </w:tr>
+    </w:tbl>
+    <w:p/>
+    <w:p>
+      <w:pPr>
+        <w:spacing w:lineRule="exact" w:line="400" w:before="0" w:after="0"/>
+        <w:ind w:firstLine="480"/>
+      </w:pPr>
+      <w:r>
+        <w:rPr>
+          <w:rFonts w:ascii="Times New Roman" w:hAnsi="Times New Roman" w:eastAsia="宋体"/>
+          <w:b w:val="0"/>
+          <w:sz w:val="24"/>
+        </w:rPr>
+        <w:t>表3-2中，两种方案每月平均多付的金额都是40元，但是多付的总金额差别很大：分12期比分6期多付了240元。原因在于，分12期的时间更长，多付的钱要用更长的时间才能还清。</w:t>
+      </w:r>
+    </w:p>
+    <w:p>
+      <w:pPr>
+        <w:spacing w:lineRule="exact" w:line="400" w:before="0" w:after="0"/>
+        <w:ind w:firstLine="480"/>
+      </w:pPr>
+      <w:r>
+        <w:rPr>
+          <w:rFonts w:ascii="Times New Roman" w:hAnsi="Times New Roman" w:eastAsia="宋体"/>
+          <w:b w:val="0"/>
+          <w:sz w:val="24"/>
+        </w:rPr>
+        <w:t>这个例子说明，比较分期方案时，只看每月金额是不够的，必须同时看总额和期数。如果只看每期金额，就会选择付款时间最长、总额最多的方案。</w:t>
+      </w:r>
+    </w:p>
+    <w:p>
+      <w:pPr>
+        <w:keepNext/>
+        <w:spacing w:lineRule="exact" w:line="400" w:before="120" w:after="0"/>
+      </w:pPr>
+      <w:r>
+        <w:rPr>
+          <w:rFonts w:ascii="Times New Roman" w:hAnsi="Times New Roman" w:eastAsia="黑体"/>
+          <w:b/>
+          <w:sz w:val="24"/>
+        </w:rPr>
+        <w:t>四、看懂分期合同</w:t>
+      </w:r>
+    </w:p>
+    <w:p>
+      <w:pPr>
+        <w:spacing w:lineRule="exact" w:line="400" w:before="0" w:after="0"/>
+        <w:ind w:firstLine="480"/>
+      </w:pPr>
+      <w:r>
+        <w:rPr>
+          <w:rFonts w:ascii="Times New Roman" w:hAnsi="Times New Roman" w:eastAsia="宋体"/>
+          <w:b w:val="0"/>
+          <w:sz w:val="24"/>
+        </w:rPr>
+        <w:t>【通识】计算的前提是看懂合同。分期合同通常有以下几项内容，签约前应逐项核对：</w:t>
+      </w:r>
+    </w:p>
+    <w:p>
+      <w:pPr>
+        <w:spacing w:lineRule="exact" w:line="400" w:before="0" w:after="0"/>
+        <w:ind w:left="480" w:hanging="240"/>
+      </w:pPr>
+      <w:r>
+        <w:rPr>
+          <w:rFonts w:ascii="Times New Roman" w:hAnsi="Times New Roman" w:eastAsia="宋体"/>
+          <w:b w:val="0"/>
+          <w:sz w:val="24"/>
+        </w:rPr>
+        <w:t>• 现金价和分期总额，两者之间的差额由什么构成；</w:t>
+      </w:r>
+    </w:p>
+    <w:p>
+      <w:pPr>
+        <w:spacing w:lineRule="exact" w:line="400" w:before="0" w:after="0"/>
+        <w:ind w:left="480" w:hanging="240"/>
+      </w:pPr>
+      <w:r>
+        <w:rPr>
+          <w:rFonts w:ascii="Times New Roman" w:hAnsi="Times New Roman" w:eastAsia="宋体"/>
+          <w:b w:val="0"/>
+          <w:sz w:val="24"/>
+        </w:rPr>
+        <w:t>• 期数、每期金额和付款日期，是否需要首付；</w:t>
+      </w:r>
+    </w:p>
+    <w:p>
+      <w:pPr>
+        <w:spacing w:lineRule="exact" w:line="400" w:before="0" w:after="0"/>
+        <w:ind w:left="480" w:hanging="240"/>
+      </w:pPr>
+      <w:r>
+        <w:rPr>
+          <w:rFonts w:ascii="Times New Roman" w:hAnsi="Times New Roman" w:eastAsia="宋体"/>
+          <w:b w:val="0"/>
+          <w:sz w:val="24"/>
+        </w:rPr>
+        <w:t>• 提前还清时是否要额外付费；</w:t>
+      </w:r>
+    </w:p>
+    <w:p>
+      <w:pPr>
+        <w:spacing w:lineRule="exact" w:line="400" w:before="0" w:after="0"/>
+        <w:ind w:left="480" w:hanging="240"/>
+      </w:pPr>
+      <w:r>
+        <w:rPr>
+          <w:rFonts w:ascii="Times New Roman" w:hAnsi="Times New Roman" w:eastAsia="宋体"/>
+          <w:b w:val="0"/>
+          <w:sz w:val="24"/>
+        </w:rPr>
+        <w:t>• 逾期付款会有什么后果，例如逾期费用或影响信用记录；</w:t>
+      </w:r>
+    </w:p>
+    <w:p>
+      <w:pPr>
+        <w:spacing w:lineRule="exact" w:line="400" w:before="0" w:after="0"/>
+        <w:ind w:left="480" w:hanging="240"/>
+      </w:pPr>
+      <w:r>
+        <w:rPr>
+          <w:rFonts w:ascii="Times New Roman" w:hAnsi="Times New Roman" w:eastAsia="宋体"/>
+          <w:b w:val="0"/>
+          <w:sz w:val="24"/>
+        </w:rPr>
+        <w:t>• 设备什么时候交付，质保多久，所有权什么时候转到买方名下。</w:t>
+      </w:r>
+    </w:p>
+    <w:p>
+      <w:pPr>
+        <w:spacing w:lineRule="exact" w:line="400" w:before="0" w:after="0"/>
+        <w:ind w:firstLine="480"/>
+      </w:pPr>
+      <w:r>
+        <w:rPr>
+          <w:rFonts w:ascii="Times New Roman" w:hAnsi="Times New Roman" w:eastAsia="宋体"/>
+          <w:b w:val="0"/>
+          <w:sz w:val="24"/>
+        </w:rPr>
+        <w:t>合同中如果出现“免息”“零利息”之类的宣传语，应当看一看是否另外收取了手续费或服务费。计算时，以全部费用为准。</w:t>
+      </w:r>
+    </w:p>
+    <w:p>
+      <w:pPr>
+        <w:keepNext/>
+        <w:spacing w:lineRule="exact" w:line="400" w:before="120" w:after="0"/>
+      </w:pPr>
+      <w:r>
+        <w:rPr>
+          <w:rFonts w:ascii="Times New Roman" w:hAnsi="Times New Roman" w:eastAsia="黑体"/>
+          <w:b/>
+          <w:sz w:val="24"/>
+        </w:rPr>
+        <w:t>回到案例</w:t>
+      </w:r>
+    </w:p>
+    <w:p>
+      <w:pPr>
+        <w:spacing w:lineRule="exact" w:line="400" w:before="0" w:after="0"/>
+        <w:ind w:firstLine="480"/>
+      </w:pPr>
+      <w:r>
+        <w:rPr>
+          <w:rFonts w:ascii="Times New Roman" w:hAnsi="Times New Roman" w:eastAsia="宋体"/>
+          <w:b w:val="0"/>
+          <w:sz w:val="24"/>
+        </w:rPr>
+        <w:t>李想看到表3-1后，发现每个月多付50元，12个月合起来多付600元，比他想象的多。他决定先问问商家，能不能减少期数，或者把总额降下来。他还想起表3-2的结论：不能只看每期金额，要看总额。</w:t>
+      </w:r>
+    </w:p>
+    <w:p>
+      <w:pPr>
+        <w:spacing w:lineRule="exact" w:line="400" w:before="0" w:after="0"/>
+        <w:ind w:firstLine="480"/>
+      </w:pPr>
+      <w:r>
+        <w:rPr>
+          <w:rFonts w:ascii="Times New Roman" w:hAnsi="Times New Roman" w:eastAsia="宋体"/>
+          <w:b w:val="0"/>
+          <w:sz w:val="24"/>
+        </w:rPr>
+        <w:t>小林在核对合同时发现，报价单上只写了“每月550元”，没有写明其他费用。她要求商家把所有费用都写进合同，并列出每期的金额和日期。职业线中，陈静也要求供应商提供书面的分期条件，并把表3-1作为审批材料的附件。</w:t>
+      </w:r>
+    </w:p>
+    <w:p>
+      <w:pPr>
+        <w:keepNext/>
+        <w:spacing w:lineRule="exact" w:line="400" w:before="120" w:after="0"/>
+      </w:pPr>
+      <w:r>
+        <w:rPr>
+          <w:rFonts w:ascii="Times New Roman" w:hAnsi="Times New Roman" w:eastAsia="黑体"/>
+          <w:b/>
+          <w:sz w:val="24"/>
+        </w:rPr>
+        <w:t>常见误区</w:t>
+      </w:r>
+    </w:p>
+    <w:p>
+      <w:pPr>
+        <w:spacing w:lineRule="exact" w:line="400" w:before="0" w:after="0"/>
+        <w:ind w:firstLine="480"/>
+      </w:pPr>
+      <w:r>
+        <w:rPr>
+          <w:rFonts w:ascii="Times New Roman" w:hAnsi="Times New Roman" w:eastAsia="宋体"/>
+          <w:b/>
+          <w:sz w:val="24"/>
+        </w:rPr>
+        <w:t>误区一：每期金额不高，就等于成本不高。</w:t>
+      </w:r>
+      <w:r>
+        <w:rPr>
+          <w:rFonts w:ascii="Times New Roman" w:hAnsi="Times New Roman" w:eastAsia="宋体"/>
+          <w:b w:val="0"/>
+          <w:sz w:val="24"/>
+        </w:rPr>
+        <w:t xml:space="preserve"> 每期金额小，只是把总额拆散了。判断成本要看总额，也要看多付的金额。</w:t>
+      </w:r>
+    </w:p>
+    <w:p>
+      <w:pPr>
+        <w:spacing w:lineRule="exact" w:line="400" w:before="0" w:after="0"/>
+        <w:ind w:firstLine="480"/>
+      </w:pPr>
+      <w:r>
+        <w:rPr>
+          <w:rFonts w:ascii="Times New Roman" w:hAnsi="Times New Roman" w:eastAsia="宋体"/>
+          <w:b/>
+          <w:sz w:val="24"/>
+        </w:rPr>
+        <w:t>误区二：合同上没写“利息”，就没有利息。</w:t>
+      </w:r>
+      <w:r>
+        <w:rPr>
+          <w:rFonts w:ascii="Times New Roman" w:hAnsi="Times New Roman" w:eastAsia="宋体"/>
+          <w:b w:val="0"/>
+          <w:sz w:val="24"/>
+        </w:rPr>
+        <w:t xml:space="preserve"> 只要分期总额高于现金价，多付的部分就是为先用后付付出的代价。</w:t>
+      </w:r>
+    </w:p>
+    <w:p>
+      <w:pPr>
+        <w:spacing w:lineRule="exact" w:line="400" w:before="0" w:after="0"/>
+        <w:ind w:firstLine="480"/>
+      </w:pPr>
+      <w:r>
+        <w:rPr>
+          <w:rFonts w:ascii="Times New Roman" w:hAnsi="Times New Roman" w:eastAsia="宋体"/>
+          <w:b/>
+          <w:sz w:val="24"/>
+        </w:rPr>
+        <w:t>误区三：只算设备价款，不算其他费用。</w:t>
+      </w:r>
+      <w:r>
+        <w:rPr>
+          <w:rFonts w:ascii="Times New Roman" w:hAnsi="Times New Roman" w:eastAsia="宋体"/>
+          <w:b w:val="0"/>
+          <w:sz w:val="24"/>
+        </w:rPr>
+        <w:t xml:space="preserve"> 手续费、服务费如果没有计入，多付的金额就会被低估。</w:t>
+      </w:r>
+    </w:p>
+    <w:p>
+      <w:pPr>
+        <w:spacing w:lineRule="exact" w:line="400" w:before="0" w:after="0"/>
+        <w:ind w:firstLine="480"/>
+      </w:pPr>
+      <w:r>
+        <w:rPr>
+          <w:rFonts w:ascii="Times New Roman" w:hAnsi="Times New Roman" w:eastAsia="宋体"/>
+          <w:b/>
+          <w:sz w:val="24"/>
+        </w:rPr>
+        <w:t>误区四：每月金额相同，就说明两种方案一样。</w:t>
+      </w:r>
+      <w:r>
+        <w:rPr>
+          <w:rFonts w:ascii="Times New Roman" w:hAnsi="Times New Roman" w:eastAsia="宋体"/>
+          <w:b w:val="0"/>
+          <w:sz w:val="24"/>
+        </w:rPr>
+        <w:t xml:space="preserve"> 每月多付的钱相同，不代表总共多付的钱相同，还要看期数。</w:t>
+      </w:r>
+    </w:p>
+    <w:p>
+      <w:pPr>
+        <w:keepNext/>
+        <w:spacing w:lineRule="exact" w:line="400" w:before="120" w:after="0"/>
+      </w:pPr>
+      <w:r>
+        <w:rPr>
+          <w:rFonts w:ascii="Times New Roman" w:hAnsi="Times New Roman" w:eastAsia="黑体"/>
+          <w:b/>
+          <w:sz w:val="24"/>
+        </w:rPr>
+        <w:t>思政园地</w:t>
+      </w:r>
+    </w:p>
+    <w:p>
+      <w:pPr>
+        <w:spacing w:lineRule="exact" w:line="400" w:before="0" w:after="0"/>
+        <w:ind w:firstLine="480"/>
+      </w:pPr>
+      <w:r>
+        <w:rPr>
+          <w:rFonts w:ascii="Times New Roman" w:hAnsi="Times New Roman" w:eastAsia="宋体"/>
+          <w:b w:val="0"/>
+          <w:sz w:val="24"/>
+        </w:rPr>
+        <w:t>设想一个常见的情形（本案例为虚构）：一位同学买电子产品时，只关注“每月几十元”，没有算总账。几个月后，他发现每月的分期付款已经压缩了生活费，还要承担不少额外费用。</w:t>
+      </w:r>
+    </w:p>
+    <w:p>
+      <w:pPr>
+        <w:spacing w:lineRule="exact" w:line="400" w:before="0" w:after="0"/>
+        <w:ind w:firstLine="480"/>
+      </w:pPr>
+      <w:r>
+        <w:rPr>
+          <w:rFonts w:ascii="Times New Roman" w:hAnsi="Times New Roman" w:eastAsia="宋体"/>
+          <w:b w:val="0"/>
+          <w:sz w:val="24"/>
+        </w:rPr>
+        <w:t>点题：财务素养的第一步，是看清总额。作为未来的财务工作者，我们要用数字说话，不被“每月只要”的说法牵着走。算清楚，是对自己负责，也是对单位负责。</w:t>
+      </w:r>
+    </w:p>
+    <w:p>
+      <w:pPr>
+        <w:keepNext/>
+        <w:spacing w:lineRule="exact" w:line="400" w:before="120" w:after="0"/>
+      </w:pPr>
+      <w:r>
+        <w:rPr>
+          <w:rFonts w:ascii="Times New Roman" w:hAnsi="Times New Roman" w:eastAsia="黑体"/>
+          <w:b/>
+          <w:sz w:val="24"/>
+        </w:rPr>
+        <w:t>【练习】</w:t>
+      </w:r>
+    </w:p>
+    <w:p>
+      <w:pPr>
+        <w:spacing w:lineRule="exact" w:line="400" w:before="0" w:after="0"/>
+        <w:ind w:left="480" w:hanging="480"/>
+      </w:pPr>
+      <w:r>
+        <w:rPr>
+          <w:rFonts w:ascii="Times New Roman" w:hAnsi="Times New Roman" w:eastAsia="宋体"/>
+          <w:b w:val="0"/>
+          <w:sz w:val="24"/>
+        </w:rPr>
+        <w:t>1.</w:t>
+        <w:tab/>
+        <w:t>某同学买一部手机，现金价4800元，分12个月付，每月440元。请算出分期总额、多付金额和每月平均多付的钱。</w:t>
+      </w:r>
+    </w:p>
+    <w:p>
+      <w:pPr>
+        <w:spacing w:lineRule="exact" w:line="400" w:before="0" w:after="0"/>
+        <w:ind w:left="480" w:hanging="480"/>
+      </w:pPr>
+      <w:r>
+        <w:rPr>
+          <w:rFonts w:ascii="Times New Roman" w:hAnsi="Times New Roman" w:eastAsia="宋体"/>
+          <w:b w:val="0"/>
+          <w:sz w:val="24"/>
+        </w:rPr>
+        <w:t>2.</w:t>
+        <w:tab/>
+        <w:t>同一部手机，改为6个月付，每月840元。请算出多付金额，并与第1题比较，说明期数变化对总成本的影响。</w:t>
+      </w:r>
+    </w:p>
+    <w:p>
+      <w:pPr>
+        <w:spacing w:lineRule="exact" w:line="400" w:before="0" w:after="0"/>
+        <w:ind w:left="480" w:hanging="480"/>
+      </w:pPr>
+      <w:r>
+        <w:rPr>
+          <w:rFonts w:ascii="Times New Roman" w:hAnsi="Times New Roman" w:eastAsia="宋体"/>
+          <w:b w:val="0"/>
+          <w:sz w:val="24"/>
+        </w:rPr>
+        <w:t>3.</w:t>
+        <w:tab/>
+        <w:t>某单位买一台扫描仪，现金价3000元，分10期，每期320元。请算出多付金额，并说明为什么每期金额不高，但总成本仍然要认真算。</w:t>
+      </w:r>
+    </w:p>
+    <w:p>
+      <w:pPr>
+        <w:spacing w:lineRule="exact" w:line="400" w:before="0" w:after="0"/>
+        <w:ind w:left="480" w:hanging="480"/>
+      </w:pPr>
+      <w:r>
+        <w:rPr>
+          <w:rFonts w:ascii="Times New Roman" w:hAnsi="Times New Roman" w:eastAsia="宋体"/>
+          <w:b w:val="0"/>
+          <w:sz w:val="24"/>
+        </w:rPr>
+        <w:t>4.</w:t>
+        <w:tab/>
+        <w:t>找一种你熟悉的分期消费（例如手机、电动车或家电的分期付款），列出现金价、期数和每期金额，算出它的多付金额。</w:t>
+      </w:r>
+    </w:p>
+    <w:p>
+      <w:pPr>
+        <w:keepNext/>
+        <w:spacing w:lineRule="exact" w:line="400" w:before="120" w:after="0"/>
+      </w:pPr>
+      <w:r>
+        <w:rPr>
+          <w:rFonts w:ascii="Times New Roman" w:hAnsi="Times New Roman" w:eastAsia="黑体"/>
+          <w:b/>
+          <w:sz w:val="24"/>
+        </w:rPr>
+        <w:t>小结</w:t>
+      </w:r>
+    </w:p>
+    <w:p>
+      <w:pPr>
+        <w:spacing w:lineRule="exact" w:line="400" w:before="0" w:after="0"/>
+        <w:ind w:firstLine="480"/>
+      </w:pPr>
+      <w:r>
+        <w:rPr>
+          <w:rFonts w:ascii="Times New Roman" w:hAnsi="Times New Roman" w:eastAsia="宋体"/>
+          <w:b w:val="0"/>
+          <w:sz w:val="24"/>
+        </w:rPr>
+        <w:t>本任务的核心是：分期付款多付的钱，就是分期总额减去现金价。把多付的钱平均到每个月，可以更直观地看到每个月的额外负担，但比较时必须同时看期数和总额。看懂合同中的全部费用，是算准多付金额的前提。</w:t>
+      </w:r>
+    </w:p>
+    <w:p>
+      <w:pPr>
+        <w:spacing w:lineRule="exact" w:line="400" w:before="0" w:after="0"/>
+        <w:ind w:firstLine="480"/>
+      </w:pPr>
+      <w:r>
+        <w:rPr>
+          <w:rFonts w:ascii="Times New Roman" w:hAnsi="Times New Roman" w:eastAsia="宋体"/>
+          <w:b w:val="0"/>
+          <w:sz w:val="24"/>
+        </w:rPr>
+        <w:t>【拓展·选学】如果想进一步把多付金额换算成年利率，可以在Excel中使用RATE函数：=RATE(12,−550,6000)×12，结果约为17.97%。它的含义是：商家实际上按约18%的年利率向你收取资金的使用费。这个方法较难理解，对于会计和金融方向的同学，可以作为进阶内容；非会计专业的同学，只需掌握多付金额这一个数字即可。</w:t>
+      </w:r>
+    </w:p>
+    <w:p>
+      <w:pPr>
+        <w:keepNext/>
+        <w:spacing w:lineRule="exact" w:line="400" w:before="240" w:after="120"/>
+      </w:pPr>
+      <w:r>
+        <w:rPr>
+          <w:rFonts w:ascii="Times New Roman" w:hAnsi="Times New Roman" w:eastAsia="黑体"/>
+          <w:b/>
+          <w:sz w:val="28"/>
+        </w:rPr>
+        <w:t>任务3.2 算出真实折扣：满减、打折与分期哪个更划算</w:t>
+      </w:r>
+    </w:p>
+    <w:p>
+      <w:pPr>
+        <w:keepNext/>
+        <w:spacing w:lineRule="exact" w:line="400" w:before="120" w:after="0"/>
+      </w:pPr>
+      <w:r>
+        <w:rPr>
+          <w:rFonts w:ascii="Times New Roman" w:hAnsi="Times New Roman" w:eastAsia="黑体"/>
+          <w:b/>
+          <w:sz w:val="24"/>
+        </w:rPr>
+        <w:t>导入：标价一样，到手不一样</w:t>
+      </w:r>
+    </w:p>
+    <w:p>
+      <w:pPr>
+        <w:spacing w:lineRule="exact" w:line="400" w:before="0" w:after="0"/>
+        <w:ind w:firstLine="480"/>
+      </w:pPr>
+      <w:r>
+        <w:rPr>
+          <w:rFonts w:ascii="Times New Roman" w:hAnsi="Times New Roman" w:eastAsia="宋体"/>
+          <w:b w:val="0"/>
+          <w:sz w:val="24"/>
+        </w:rPr>
+        <w:t>校园线：星空读书会要为期末展览采购一批活动物料，总价约320元。商店有两个促销方案：一是“满300减50”，即消费满300元减50元；二是全场“九折”。社长李想看到“减50”很实在，想直接选满减。财务干事小林拿出计算器，先算了一下，发现结果并不一定如此。</w:t>
+      </w:r>
+    </w:p>
+    <w:p>
+      <w:pPr>
+        <w:spacing w:lineRule="exact" w:line="400" w:before="0" w:after="0"/>
+        <w:ind w:firstLine="480"/>
+      </w:pPr>
+      <w:r>
+        <w:rPr>
+          <w:rFonts w:ascii="Times New Roman" w:hAnsi="Times New Roman" w:eastAsia="宋体"/>
+          <w:b w:val="0"/>
+          <w:sz w:val="24"/>
+        </w:rPr>
+        <w:t>职业线：青禾文具公司要采购一批办公用品，合计2000元。供应商提出两种优惠：一是“满1500减200”；二是“全场八五折”。业务部觉得“减200”比较多，但陈静要求先算出到手的金额，再决定采购方案。</w:t>
+      </w:r>
+    </w:p>
+    <w:p>
+      <w:pPr>
+        <w:keepNext/>
+        <w:spacing w:lineRule="exact" w:line="400" w:before="120" w:after="0"/>
+      </w:pPr>
+      <w:r>
+        <w:rPr>
+          <w:rFonts w:ascii="Times New Roman" w:hAnsi="Times New Roman" w:eastAsia="黑体"/>
+          <w:b/>
+          <w:sz w:val="24"/>
+        </w:rPr>
+        <w:t>一、折扣、满减与真实优惠</w:t>
+      </w:r>
+    </w:p>
+    <w:p>
+      <w:pPr>
+        <w:spacing w:lineRule="exact" w:line="400" w:before="0" w:after="0"/>
+        <w:ind w:firstLine="480"/>
+      </w:pPr>
+      <w:r>
+        <w:rPr>
+          <w:rFonts w:ascii="Times New Roman" w:hAnsi="Times New Roman" w:eastAsia="宋体"/>
+          <w:b w:val="0"/>
+          <w:sz w:val="24"/>
+        </w:rPr>
+        <w:t>【通识】商家常见的促销方式有三种。</w:t>
+      </w:r>
+    </w:p>
+    <w:p>
+      <w:pPr>
+        <w:spacing w:lineRule="exact" w:line="400" w:before="0" w:after="0"/>
+        <w:ind w:firstLine="480"/>
+      </w:pPr>
+      <w:r>
+        <w:rPr>
+          <w:rFonts w:ascii="Times New Roman" w:hAnsi="Times New Roman" w:eastAsia="宋体"/>
+          <w:b w:val="0"/>
+          <w:sz w:val="24"/>
+        </w:rPr>
+        <w:t>第一种是打折，例如九折，表示按原价的90%付款。打折的优惠随着金额同比例增加，金额越大，省的钱越多。</w:t>
+      </w:r>
+    </w:p>
+    <w:p>
+      <w:pPr>
+        <w:spacing w:lineRule="exact" w:line="400" w:before="0" w:after="0"/>
+        <w:ind w:firstLine="480"/>
+      </w:pPr>
+      <w:r>
+        <w:rPr>
+          <w:rFonts w:ascii="Times New Roman" w:hAnsi="Times New Roman" w:eastAsia="宋体"/>
+          <w:b w:val="0"/>
+          <w:sz w:val="24"/>
+        </w:rPr>
+        <w:t>第二种是满减，例如满300减50，表示消费达到300元才可以减去50元。满减有一个门槛，没有达到门槛就不能享受优惠。</w:t>
+      </w:r>
+    </w:p>
+    <w:p>
+      <w:pPr>
+        <w:spacing w:lineRule="exact" w:line="400" w:before="0" w:after="0"/>
+        <w:ind w:firstLine="480"/>
+      </w:pPr>
+      <w:r>
+        <w:rPr>
+          <w:rFonts w:ascii="Times New Roman" w:hAnsi="Times New Roman" w:eastAsia="宋体"/>
+          <w:b w:val="0"/>
+          <w:sz w:val="24"/>
+        </w:rPr>
+        <w:t>第三种是分期或者一次付款的优惠，例如一次付清打九五折。这类优惠与付款方式有关，需要和分期的多付金额放在一起比较。</w:t>
+      </w:r>
+    </w:p>
+    <w:p>
+      <w:pPr>
+        <w:spacing w:lineRule="exact" w:line="400" w:before="0" w:after="0"/>
+        <w:ind w:firstLine="480"/>
+      </w:pPr>
+      <w:r>
+        <w:rPr>
+          <w:rFonts w:ascii="Times New Roman" w:hAnsi="Times New Roman" w:eastAsia="宋体"/>
+          <w:b w:val="0"/>
+          <w:sz w:val="24"/>
+        </w:rPr>
+        <w:t>判断优惠到底有多大，要用“真实折扣”来衡量：</w:t>
+      </w:r>
+    </w:p>
+    <w:p>
+      <w:pPr>
+        <w:spacing w:lineRule="exact" w:line="400" w:before="0" w:after="0"/>
+        <w:ind w:firstLine="480"/>
+      </w:pPr>
+      <w:r>
+        <w:rPr>
+          <w:rFonts w:ascii="Times New Roman" w:hAnsi="Times New Roman" w:eastAsia="宋体"/>
+          <w:b w:val="0"/>
+          <w:sz w:val="24"/>
+        </w:rPr>
+        <w:t>真实折扣 = 优惠金额 ÷ 原价</w:t>
+      </w:r>
+    </w:p>
+    <w:p>
+      <w:pPr>
+        <w:spacing w:lineRule="exact" w:line="400" w:before="0" w:after="0"/>
+        <w:ind w:firstLine="480"/>
+      </w:pPr>
+      <w:r>
+        <w:rPr>
+          <w:rFonts w:ascii="Times New Roman" w:hAnsi="Times New Roman" w:eastAsia="宋体"/>
+          <w:b w:val="0"/>
+          <w:sz w:val="24"/>
+        </w:rPr>
+        <w:t>例如，原价320元，满300减50，实际付款270元，优惠金额为50元，真实折扣为50÷320≈15.6%。原价320元，打九折，实际付款288元，优惠金额为32元，真实折扣为10%。</w:t>
+      </w:r>
+    </w:p>
+    <w:p>
+      <w:pPr>
+        <w:spacing w:lineRule="exact" w:line="400" w:before="0" w:after="0"/>
+        <w:ind w:firstLine="480"/>
+      </w:pPr>
+      <w:r>
+        <w:rPr>
+          <w:rFonts w:ascii="Times New Roman" w:hAnsi="Times New Roman" w:eastAsia="宋体"/>
+          <w:b w:val="0"/>
+          <w:sz w:val="24"/>
+        </w:rPr>
+        <w:t>【通识】注意，“减50”和“九折”不能直接比较，因为它们的基础不同。只有统一到“实际付款额”，才能知道哪个方案更省钱。</w:t>
+      </w:r>
+    </w:p>
+    <w:p>
+      <w:pPr>
+        <w:keepNext/>
+        <w:spacing w:lineRule="exact" w:line="400" w:before="120" w:after="0"/>
+      </w:pPr>
+      <w:r>
+        <w:rPr>
+          <w:rFonts w:ascii="Times New Roman" w:hAnsi="Times New Roman" w:eastAsia="黑体"/>
+          <w:b/>
+          <w:sz w:val="24"/>
+        </w:rPr>
+        <w:t>二、表格：满减与打折的比较</w:t>
+      </w:r>
+    </w:p>
+    <w:p>
+      <w:pPr>
+        <w:spacing w:lineRule="exact" w:line="400" w:before="0" w:after="0"/>
+        <w:ind w:firstLine="480"/>
+      </w:pPr>
+      <w:r>
+        <w:rPr>
+          <w:rFonts w:ascii="Times New Roman" w:hAnsi="Times New Roman" w:eastAsia="宋体"/>
+          <w:b w:val="0"/>
+          <w:sz w:val="24"/>
+        </w:rPr>
+        <w:t>表3-3 满减与九折的比较（校园线：活动物料，单位：元）</w:t>
+      </w:r>
+    </w:p>
+    <w:tbl>
+      <w:tblPr>
+        <w:tblStyle w:val="TableGrid"/>
+        <w:tblW w:type="auto" w:w="0"/>
+        <w:jc w:val="center"/>
+        <w:tblLook w:firstColumn="1" w:firstRow="1" w:lastColumn="0" w:lastRow="0" w:noHBand="0" w:noVBand="1" w:val="04A0"/>
+      </w:tblPr>
+      <w:tblGrid>
+        <w:gridCol w:w="2078"/>
+        <w:gridCol w:w="2078"/>
+        <w:gridCol w:w="2078"/>
+        <w:gridCol w:w="2078"/>
+      </w:tblGrid>
+      <w:tr>
+        <w:tc>
+          <w:tcPr>
+            <w:tcW w:type="dxa" w:w="2078"/>
+          </w:tcPr>
+          <w:p>
+            <w:pPr>
+              <w:spacing w:line="240" w:lineRule="auto" w:before="40" w:after="40"/>
+              <w:jc w:val="center"/>
+            </w:pPr>
+            <w:r/>
+            <w:r>
+              <w:rPr>
+                <w:rFonts w:ascii="Times New Roman" w:hAnsi="Times New Roman" w:eastAsia="宋体"/>
+                <w:b/>
+                <w:sz w:val="21"/>
+              </w:rPr>
+              <w:t>原价</w:t>
+            </w:r>
+          </w:p>
+        </w:tc>
+        <w:tc>
+          <w:tcPr>
+            <w:tcW w:type="dxa" w:w="2078"/>
+          </w:tcPr>
+          <w:p>
+            <w:pPr>
+              <w:spacing w:line="240" w:lineRule="auto" w:before="40" w:after="40"/>
+              <w:jc w:val="center"/>
+            </w:pPr>
+            <w:r/>
+            <w:r>
+              <w:rPr>
+                <w:rFonts w:ascii="Times New Roman" w:hAnsi="Times New Roman" w:eastAsia="宋体"/>
+                <w:b/>
+                <w:sz w:val="21"/>
+              </w:rPr>
+              <w:t>满300减50后付款</w:t>
+            </w:r>
+          </w:p>
+        </w:tc>
+        <w:tc>
+          <w:tcPr>
+            <w:tcW w:type="dxa" w:w="2078"/>
+          </w:tcPr>
+          <w:p>
+            <w:pPr>
+              <w:spacing w:line="240" w:lineRule="auto" w:before="40" w:after="40"/>
+              <w:jc w:val="center"/>
+            </w:pPr>
+            <w:r/>
+            <w:r>
+              <w:rPr>
+                <w:rFonts w:ascii="Times New Roman" w:hAnsi="Times New Roman" w:eastAsia="宋体"/>
+                <w:b/>
+                <w:sz w:val="21"/>
+              </w:rPr>
+              <w:t>九折后付款</w:t>
+            </w:r>
+          </w:p>
+        </w:tc>
+        <w:tc>
+          <w:tcPr>
+            <w:tcW w:type="dxa" w:w="2078"/>
+          </w:tcPr>
+          <w:p>
+            <w:pPr>
+              <w:spacing w:line="240" w:lineRule="auto" w:before="40" w:after="40"/>
+              <w:jc w:val="center"/>
+            </w:pPr>
+            <w:r/>
+            <w:r>
+              <w:rPr>
+                <w:rFonts w:ascii="Times New Roman" w:hAnsi="Times New Roman" w:eastAsia="宋体"/>
+                <w:b/>
+                <w:sz w:val="21"/>
+              </w:rPr>
+              <w:t>更省的方案</w:t>
+            </w:r>
+          </w:p>
+        </w:tc>
+      </w:tr>
+      <w:tr>
+        <w:tc>
+          <w:tcPr>
+            <w:tcW w:type="dxa" w:w="2078"/>
+          </w:tcPr>
+          <w:p>
+            <w:pPr>
+              <w:spacing w:line="240" w:lineRule="auto" w:before="40" w:after="40"/>
+              <w:jc w:val="left"/>
+            </w:pPr>
+            <w:r/>
+            <w:r>
+              <w:rPr>
+                <w:rFonts w:ascii="Times New Roman" w:hAnsi="Times New Roman" w:eastAsia="宋体"/>
+                <w:b w:val="0"/>
+                <w:sz w:val="21"/>
+              </w:rPr>
+              <w:t>300</w:t>
+            </w:r>
+          </w:p>
+        </w:tc>
+        <w:tc>
+          <w:tcPr>
+            <w:tcW w:type="dxa" w:w="2078"/>
+          </w:tcPr>
+          <w:p>
+            <w:pPr>
+              <w:spacing w:line="240" w:lineRule="auto" w:before="40" w:after="40"/>
+              <w:jc w:val="left"/>
+            </w:pPr>
+            <w:r/>
+            <w:r>
+              <w:rPr>
+                <w:rFonts w:ascii="Times New Roman" w:hAnsi="Times New Roman" w:eastAsia="宋体"/>
+                <w:b w:val="0"/>
+                <w:sz w:val="21"/>
+              </w:rPr>
+              <w:t>250</w:t>
+            </w:r>
+          </w:p>
+        </w:tc>
+        <w:tc>
+          <w:tcPr>
+            <w:tcW w:type="dxa" w:w="2078"/>
+          </w:tcPr>
+          <w:p>
+            <w:pPr>
+              <w:spacing w:line="240" w:lineRule="auto" w:before="40" w:after="40"/>
+              <w:jc w:val="left"/>
+            </w:pPr>
+            <w:r/>
+            <w:r>
+              <w:rPr>
+                <w:rFonts w:ascii="Times New Roman" w:hAnsi="Times New Roman" w:eastAsia="宋体"/>
+                <w:b w:val="0"/>
+                <w:sz w:val="21"/>
+              </w:rPr>
+              <w:t>270</w:t>
+            </w:r>
+          </w:p>
+        </w:tc>
+        <w:tc>
+          <w:tcPr>
+            <w:tcW w:type="dxa" w:w="2078"/>
+          </w:tcPr>
+          <w:p>
+            <w:pPr>
+              <w:spacing w:line="240" w:lineRule="auto" w:before="40" w:after="40"/>
+              <w:jc w:val="left"/>
+            </w:pPr>
+            <w:r/>
+            <w:r>
+              <w:rPr>
+                <w:rFonts w:ascii="Times New Roman" w:hAnsi="Times New Roman" w:eastAsia="宋体"/>
+                <w:b w:val="0"/>
+                <w:sz w:val="21"/>
+              </w:rPr>
+              <w:t>满减</w:t>
+            </w:r>
+          </w:p>
+        </w:tc>
+      </w:tr>
+      <w:tr>
+        <w:tc>
+          <w:tcPr>
+            <w:tcW w:type="dxa" w:w="2078"/>
+          </w:tcPr>
+          <w:p>
+            <w:pPr>
+              <w:spacing w:line="240" w:lineRule="auto" w:before="40" w:after="40"/>
+              <w:jc w:val="left"/>
+            </w:pPr>
+            <w:r/>
+            <w:r>
+              <w:rPr>
+                <w:rFonts w:ascii="Times New Roman" w:hAnsi="Times New Roman" w:eastAsia="宋体"/>
+                <w:b w:val="0"/>
+                <w:sz w:val="21"/>
+              </w:rPr>
+              <w:t>320</w:t>
+            </w:r>
+          </w:p>
+        </w:tc>
+        <w:tc>
+          <w:tcPr>
+            <w:tcW w:type="dxa" w:w="2078"/>
+          </w:tcPr>
+          <w:p>
+            <w:pPr>
+              <w:spacing w:line="240" w:lineRule="auto" w:before="40" w:after="40"/>
+              <w:jc w:val="left"/>
+            </w:pPr>
+            <w:r/>
+            <w:r>
+              <w:rPr>
+                <w:rFonts w:ascii="Times New Roman" w:hAnsi="Times New Roman" w:eastAsia="宋体"/>
+                <w:b w:val="0"/>
+                <w:sz w:val="21"/>
+              </w:rPr>
+              <w:t>270</w:t>
+            </w:r>
+          </w:p>
+        </w:tc>
+        <w:tc>
+          <w:tcPr>
+            <w:tcW w:type="dxa" w:w="2078"/>
+          </w:tcPr>
+          <w:p>
+            <w:pPr>
+              <w:spacing w:line="240" w:lineRule="auto" w:before="40" w:after="40"/>
+              <w:jc w:val="left"/>
+            </w:pPr>
+            <w:r/>
+            <w:r>
+              <w:rPr>
+                <w:rFonts w:ascii="Times New Roman" w:hAnsi="Times New Roman" w:eastAsia="宋体"/>
+                <w:b w:val="0"/>
+                <w:sz w:val="21"/>
+              </w:rPr>
+              <w:t>288</w:t>
+            </w:r>
+          </w:p>
+        </w:tc>
+        <w:tc>
+          <w:tcPr>
+            <w:tcW w:type="dxa" w:w="2078"/>
+          </w:tcPr>
+          <w:p>
+            <w:pPr>
+              <w:spacing w:line="240" w:lineRule="auto" w:before="40" w:after="40"/>
+              <w:jc w:val="left"/>
+            </w:pPr>
+            <w:r/>
+            <w:r>
+              <w:rPr>
+                <w:rFonts w:ascii="Times New Roman" w:hAnsi="Times New Roman" w:eastAsia="宋体"/>
+                <w:b w:val="0"/>
+                <w:sz w:val="21"/>
+              </w:rPr>
+              <w:t>满减</w:t>
+            </w:r>
+          </w:p>
+        </w:tc>
+      </w:tr>
+      <w:tr>
+        <w:tc>
+          <w:tcPr>
+            <w:tcW w:type="dxa" w:w="2078"/>
+          </w:tcPr>
+          <w:p>
+            <w:pPr>
+              <w:spacing w:line="240" w:lineRule="auto" w:before="40" w:after="40"/>
+              <w:jc w:val="left"/>
+            </w:pPr>
+            <w:r/>
+            <w:r>
+              <w:rPr>
+                <w:rFonts w:ascii="Times New Roman" w:hAnsi="Times New Roman" w:eastAsia="宋体"/>
+                <w:b w:val="0"/>
+                <w:sz w:val="21"/>
+              </w:rPr>
+              <w:t>500</w:t>
+            </w:r>
+          </w:p>
+        </w:tc>
+        <w:tc>
+          <w:tcPr>
+            <w:tcW w:type="dxa" w:w="2078"/>
+          </w:tcPr>
+          <w:p>
+            <w:pPr>
+              <w:spacing w:line="240" w:lineRule="auto" w:before="40" w:after="40"/>
+              <w:jc w:val="left"/>
+            </w:pPr>
+            <w:r/>
+            <w:r>
+              <w:rPr>
+                <w:rFonts w:ascii="Times New Roman" w:hAnsi="Times New Roman" w:eastAsia="宋体"/>
+                <w:b w:val="0"/>
+                <w:sz w:val="21"/>
+              </w:rPr>
+              <w:t>450</w:t>
+            </w:r>
+          </w:p>
+        </w:tc>
+        <w:tc>
+          <w:tcPr>
+            <w:tcW w:type="dxa" w:w="2078"/>
+          </w:tcPr>
+          <w:p>
+            <w:pPr>
+              <w:spacing w:line="240" w:lineRule="auto" w:before="40" w:after="40"/>
+              <w:jc w:val="left"/>
+            </w:pPr>
+            <w:r/>
+            <w:r>
+              <w:rPr>
+                <w:rFonts w:ascii="Times New Roman" w:hAnsi="Times New Roman" w:eastAsia="宋体"/>
+                <w:b w:val="0"/>
+                <w:sz w:val="21"/>
+              </w:rPr>
+              <w:t>450</w:t>
+            </w:r>
+          </w:p>
+        </w:tc>
+        <w:tc>
+          <w:tcPr>
+            <w:tcW w:type="dxa" w:w="2078"/>
+          </w:tcPr>
+          <w:p>
+            <w:pPr>
+              <w:spacing w:line="240" w:lineRule="auto" w:before="40" w:after="40"/>
+              <w:jc w:val="left"/>
+            </w:pPr>
+            <w:r/>
+            <w:r>
+              <w:rPr>
+                <w:rFonts w:ascii="Times New Roman" w:hAnsi="Times New Roman" w:eastAsia="宋体"/>
+                <w:b w:val="0"/>
+                <w:sz w:val="21"/>
+              </w:rPr>
+              <w:t>两者相同</w:t>
+            </w:r>
+          </w:p>
+        </w:tc>
+      </w:tr>
+      <w:tr>
+        <w:tc>
+          <w:tcPr>
+            <w:tcW w:type="dxa" w:w="2078"/>
+          </w:tcPr>
+          <w:p>
+            <w:pPr>
+              <w:spacing w:line="240" w:lineRule="auto" w:before="40" w:after="40"/>
+              <w:jc w:val="left"/>
+            </w:pPr>
+            <w:r/>
+            <w:r>
+              <w:rPr>
+                <w:rFonts w:ascii="Times New Roman" w:hAnsi="Times New Roman" w:eastAsia="宋体"/>
+                <w:b w:val="0"/>
+                <w:sz w:val="21"/>
+              </w:rPr>
+              <w:t>600</w:t>
+            </w:r>
+          </w:p>
+        </w:tc>
+        <w:tc>
+          <w:tcPr>
+            <w:tcW w:type="dxa" w:w="2078"/>
+          </w:tcPr>
+          <w:p>
+            <w:pPr>
+              <w:spacing w:line="240" w:lineRule="auto" w:before="40" w:after="40"/>
+              <w:jc w:val="left"/>
+            </w:pPr>
+            <w:r/>
+            <w:r>
+              <w:rPr>
+                <w:rFonts w:ascii="Times New Roman" w:hAnsi="Times New Roman" w:eastAsia="宋体"/>
+                <w:b w:val="0"/>
+                <w:sz w:val="21"/>
+              </w:rPr>
+              <w:t>550</w:t>
+            </w:r>
+          </w:p>
+        </w:tc>
+        <w:tc>
+          <w:tcPr>
+            <w:tcW w:type="dxa" w:w="2078"/>
+          </w:tcPr>
+          <w:p>
+            <w:pPr>
+              <w:spacing w:line="240" w:lineRule="auto" w:before="40" w:after="40"/>
+              <w:jc w:val="left"/>
+            </w:pPr>
+            <w:r/>
+            <w:r>
+              <w:rPr>
+                <w:rFonts w:ascii="Times New Roman" w:hAnsi="Times New Roman" w:eastAsia="宋体"/>
+                <w:b w:val="0"/>
+                <w:sz w:val="21"/>
+              </w:rPr>
+              <w:t>540</w:t>
+            </w:r>
+          </w:p>
+        </w:tc>
+        <w:tc>
+          <w:tcPr>
+            <w:tcW w:type="dxa" w:w="2078"/>
+          </w:tcPr>
+          <w:p>
+            <w:pPr>
+              <w:spacing w:line="240" w:lineRule="auto" w:before="40" w:after="40"/>
+              <w:jc w:val="left"/>
+            </w:pPr>
+            <w:r/>
+            <w:r>
+              <w:rPr>
+                <w:rFonts w:ascii="Times New Roman" w:hAnsi="Times New Roman" w:eastAsia="宋体"/>
+                <w:b w:val="0"/>
+                <w:sz w:val="21"/>
+              </w:rPr>
+              <w:t>九折</w:t>
+            </w:r>
+          </w:p>
+        </w:tc>
+      </w:tr>
+    </w:tbl>
+    <w:p/>
+    <w:p>
+      <w:pPr>
+        <w:spacing w:lineRule="exact" w:line="400" w:before="0" w:after="0"/>
+        <w:ind w:firstLine="480"/>
+      </w:pPr>
+      <w:r>
+        <w:rPr>
+          <w:rFonts w:ascii="Times New Roman" w:hAnsi="Times New Roman" w:eastAsia="宋体"/>
+          <w:b w:val="0"/>
+          <w:sz w:val="24"/>
+        </w:rPr>
+        <w:t>表3-3显示，满减与打折的优劣随金额变化。金额较小时，满减更省；金额达到500元时，两种方案相同；金额超过500元后，九折更省。这说明，选择优惠方案时，不能只看“减多少”，还要看消费金额。</w:t>
+      </w:r>
+    </w:p>
+    <w:p>
+      <w:pPr>
+        <w:spacing w:lineRule="exact" w:line="400" w:before="0" w:after="0"/>
+        <w:ind w:firstLine="480"/>
+      </w:pPr>
+      <w:r>
+        <w:rPr>
+          <w:rFonts w:ascii="Times New Roman" w:hAnsi="Times New Roman" w:eastAsia="宋体"/>
+          <w:b w:val="0"/>
+          <w:sz w:val="24"/>
+        </w:rPr>
+        <w:t>这种转折点，可以称为“临界金额”。在本例中，临界金额为500元。如果活动物料的预算在500元以下，选满减；超过500元，选九折。</w:t>
+      </w:r>
+    </w:p>
+    <w:p>
+      <w:pPr>
+        <w:keepNext/>
+        <w:spacing w:lineRule="exact" w:line="400" w:before="120" w:after="0"/>
+      </w:pPr>
+      <w:r>
+        <w:rPr>
+          <w:rFonts w:ascii="Times New Roman" w:hAnsi="Times New Roman" w:eastAsia="黑体"/>
+          <w:b/>
+          <w:sz w:val="24"/>
+        </w:rPr>
+        <w:t>三、办公用品：一次付款与分期的综合比较</w:t>
+      </w:r>
+    </w:p>
+    <w:p>
+      <w:pPr>
+        <w:spacing w:lineRule="exact" w:line="400" w:before="0" w:after="0"/>
+        <w:ind w:firstLine="480"/>
+      </w:pPr>
+      <w:r>
+        <w:rPr>
+          <w:rFonts w:ascii="Times New Roman" w:hAnsi="Times New Roman" w:eastAsia="宋体"/>
+          <w:b w:val="0"/>
+          <w:sz w:val="24"/>
+        </w:rPr>
+        <w:t>职业线中，陈静需要比较两种办公用品方案，再加上一次付款的情况。</w:t>
+      </w:r>
+    </w:p>
+    <w:p>
+      <w:pPr>
+        <w:spacing w:lineRule="exact" w:line="400" w:before="0" w:after="0"/>
+        <w:ind w:firstLine="480"/>
+      </w:pPr>
+      <w:r>
+        <w:rPr>
+          <w:rFonts w:ascii="Times New Roman" w:hAnsi="Times New Roman" w:eastAsia="宋体"/>
+          <w:b w:val="0"/>
+          <w:sz w:val="24"/>
+        </w:rPr>
+        <w:t>第一种方案是“满1500减200”，原价2000元，实际付款1800元，优惠200元，真实折扣为10%。</w:t>
+      </w:r>
+    </w:p>
+    <w:p>
+      <w:pPr>
+        <w:spacing w:lineRule="exact" w:line="400" w:before="0" w:after="0"/>
+        <w:ind w:firstLine="480"/>
+      </w:pPr>
+      <w:r>
+        <w:rPr>
+          <w:rFonts w:ascii="Times New Roman" w:hAnsi="Times New Roman" w:eastAsia="宋体"/>
+          <w:b w:val="0"/>
+          <w:sz w:val="24"/>
+        </w:rPr>
+        <w:t>第二种方案是“全场八五折”，原价2000元，实际付款1700元，优惠300元，真实折扣为15%。</w:t>
+      </w:r>
+    </w:p>
+    <w:p>
+      <w:pPr>
+        <w:spacing w:lineRule="exact" w:line="400" w:before="0" w:after="0"/>
+        <w:ind w:firstLine="480"/>
+      </w:pPr>
+      <w:r>
+        <w:rPr>
+          <w:rFonts w:ascii="Times New Roman" w:hAnsi="Times New Roman" w:eastAsia="宋体"/>
+          <w:b w:val="0"/>
+          <w:sz w:val="24"/>
+        </w:rPr>
+        <w:t>因此，在这次采购中，八五折比满减更省100元。这个结论与直觉不同，因为“减200”看起来数额更大，而八五折的真实折扣更高。</w:t>
+      </w:r>
+    </w:p>
+    <w:p>
+      <w:pPr>
+        <w:spacing w:lineRule="exact" w:line="400" w:before="0" w:after="0"/>
+        <w:ind w:firstLine="480"/>
+      </w:pPr>
+      <w:r>
+        <w:rPr>
+          <w:rFonts w:ascii="Times New Roman" w:hAnsi="Times New Roman" w:eastAsia="宋体"/>
+          <w:b w:val="0"/>
+          <w:sz w:val="24"/>
+        </w:rPr>
+        <w:t>公司还需要采购一台打印机，24000元的设备可以一次付清，供应商同意打九五折，即22800元；也可以分12期，每期2100元，分期总额为25200元。表3-4汇总了这三种付法的结果。</w:t>
+      </w:r>
+    </w:p>
+    <w:p>
+      <w:pPr>
+        <w:spacing w:lineRule="exact" w:line="400" w:before="0" w:after="0"/>
+        <w:ind w:firstLine="480"/>
+      </w:pPr>
+      <w:r>
+        <w:rPr>
+          <w:rFonts w:ascii="Times New Roman" w:hAnsi="Times New Roman" w:eastAsia="宋体"/>
+          <w:b w:val="0"/>
+          <w:sz w:val="24"/>
+        </w:rPr>
+        <w:t>表3-4 打印机采购的三种付款方式（单位：元）</w:t>
+      </w:r>
+    </w:p>
+    <w:tbl>
+      <w:tblPr>
+        <w:tblStyle w:val="TableGrid"/>
+        <w:tblW w:type="auto" w:w="0"/>
+        <w:jc w:val="center"/>
+        <w:tblLook w:firstColumn="1" w:firstRow="1" w:lastColumn="0" w:lastRow="0" w:noHBand="0" w:noVBand="1" w:val="04A0"/>
+      </w:tblPr>
+      <w:tblGrid>
+        <w:gridCol w:w="2771"/>
+        <w:gridCol w:w="2771"/>
+        <w:gridCol w:w="2771"/>
+      </w:tblGrid>
+      <w:tr>
+        <w:tc>
+          <w:tcPr>
+            <w:tcW w:type="dxa" w:w="2771"/>
+          </w:tcPr>
+          <w:p>
+            <w:pPr>
+              <w:spacing w:line="240" w:lineRule="auto" w:before="40" w:after="40"/>
+              <w:jc w:val="center"/>
+            </w:pPr>
+            <w:r/>
+            <w:r>
+              <w:rPr>
+                <w:rFonts w:ascii="Times New Roman" w:hAnsi="Times New Roman" w:eastAsia="宋体"/>
+                <w:b/>
+                <w:sz w:val="21"/>
+              </w:rPr>
+              <w:t>付款方式</w:t>
+            </w:r>
+          </w:p>
+        </w:tc>
+        <w:tc>
+          <w:tcPr>
+            <w:tcW w:type="dxa" w:w="2771"/>
+          </w:tcPr>
+          <w:p>
+            <w:pPr>
+              <w:spacing w:line="240" w:lineRule="auto" w:before="40" w:after="40"/>
+              <w:jc w:val="center"/>
+            </w:pPr>
+            <w:r/>
+            <w:r>
+              <w:rPr>
+                <w:rFonts w:ascii="Times New Roman" w:hAnsi="Times New Roman" w:eastAsia="宋体"/>
+                <w:b/>
+                <w:sz w:val="21"/>
+              </w:rPr>
+              <w:t>实际付款额</w:t>
+            </w:r>
+          </w:p>
+        </w:tc>
+        <w:tc>
+          <w:tcPr>
+            <w:tcW w:type="dxa" w:w="2771"/>
+          </w:tcPr>
+          <w:p>
+            <w:pPr>
+              <w:spacing w:line="240" w:lineRule="auto" w:before="40" w:after="40"/>
+              <w:jc w:val="center"/>
+            </w:pPr>
+            <w:r/>
+            <w:r>
+              <w:rPr>
+                <w:rFonts w:ascii="Times New Roman" w:hAnsi="Times New Roman" w:eastAsia="宋体"/>
+                <w:b/>
+                <w:sz w:val="21"/>
+              </w:rPr>
+              <w:t>与一次付清（九五折）相比</w:t>
             </w:r>
           </w:p>
         </w:tc>
@@ -1701,7 +2436,7 @@
                 <w:b w:val="0"/>
                 <w:sz w:val="21"/>
               </w:rPr>
-              <w:t>分期比一次付清多付</w:t>
+              <w:t>分期付款（12期，每期2100元）</w:t>
             </w:r>
           </w:p>
         </w:tc>
@@ -1721,7 +2456,7 @@
                 <w:b w:val="0"/>
                 <w:sz w:val="21"/>
               </w:rPr>
-              <w:t>600元</w:t>
+              <w:t>25200</w:t>
             </w:r>
           </w:p>
         </w:tc>
@@ -1741,7 +2476,131 @@
                 <w:b w:val="0"/>
                 <w:sz w:val="21"/>
               </w:rPr>
-              <w:t>1200元</w:t>
+              <w:t>多付2400元</w:t>
+            </w:r>
+          </w:p>
+        </w:tc>
+      </w:tr>
+      <w:tr>
+        <w:tc>
+          <w:tcPr>
+            <w:tcW w:type="dxa" w:w="2771"/>
+          </w:tcPr>
+          <w:p>
+            <w:pPr>
+              <w:spacing w:line="240" w:lineRule="auto" w:before="40" w:after="40"/>
+              <w:jc w:val="left"/>
+            </w:pPr>
+            <w:r/>
+            <w:r>
+              <w:rPr>
+                <w:rFonts w:ascii="Times New Roman" w:hAnsi="Times New Roman" w:eastAsia="宋体"/>
+                <w:b w:val="0"/>
+                <w:sz w:val="21"/>
+              </w:rPr>
+              <w:t>一次付清，原价</w:t>
+            </w:r>
+          </w:p>
+        </w:tc>
+        <w:tc>
+          <w:tcPr>
+            <w:tcW w:type="dxa" w:w="2771"/>
+          </w:tcPr>
+          <w:p>
+            <w:pPr>
+              <w:spacing w:line="240" w:lineRule="auto" w:before="40" w:after="40"/>
+              <w:jc w:val="left"/>
+            </w:pPr>
+            <w:r/>
+            <w:r>
+              <w:rPr>
+                <w:rFonts w:ascii="Times New Roman" w:hAnsi="Times New Roman" w:eastAsia="宋体"/>
+                <w:b w:val="0"/>
+                <w:sz w:val="21"/>
+              </w:rPr>
+              <w:t>24000</w:t>
+            </w:r>
+          </w:p>
+        </w:tc>
+        <w:tc>
+          <w:tcPr>
+            <w:tcW w:type="dxa" w:w="2771"/>
+          </w:tcPr>
+          <w:p>
+            <w:pPr>
+              <w:spacing w:line="240" w:lineRule="auto" w:before="40" w:after="40"/>
+              <w:jc w:val="left"/>
+            </w:pPr>
+            <w:r/>
+            <w:r>
+              <w:rPr>
+                <w:rFonts w:ascii="Times New Roman" w:hAnsi="Times New Roman" w:eastAsia="宋体"/>
+                <w:b w:val="0"/>
+                <w:sz w:val="21"/>
+              </w:rPr>
+              <w:t>多付1200元</w:t>
+            </w:r>
+          </w:p>
+        </w:tc>
+      </w:tr>
+      <w:tr>
+        <w:tc>
+          <w:tcPr>
+            <w:tcW w:type="dxa" w:w="2771"/>
+          </w:tcPr>
+          <w:p>
+            <w:pPr>
+              <w:spacing w:line="240" w:lineRule="auto" w:before="40" w:after="40"/>
+              <w:jc w:val="left"/>
+            </w:pPr>
+            <w:r/>
+            <w:r>
+              <w:rPr>
+                <w:rFonts w:ascii="Times New Roman" w:hAnsi="Times New Roman" w:eastAsia="宋体"/>
+                <w:b w:val="0"/>
+                <w:sz w:val="21"/>
+              </w:rPr>
+              <w:t>一次付清，九五折</w:t>
+            </w:r>
+          </w:p>
+        </w:tc>
+        <w:tc>
+          <w:tcPr>
+            <w:tcW w:type="dxa" w:w="2771"/>
+          </w:tcPr>
+          <w:p>
+            <w:pPr>
+              <w:spacing w:line="240" w:lineRule="auto" w:before="40" w:after="40"/>
+              <w:jc w:val="left"/>
+            </w:pPr>
+            <w:r/>
+            <w:r>
+              <w:rPr>
+                <w:rFonts w:ascii="Times New Roman" w:hAnsi="Times New Roman" w:eastAsia="宋体"/>
+                <w:b w:val="0"/>
+                <w:sz w:val="21"/>
+              </w:rPr>
+              <w:t>22800</w:t>
+            </w:r>
+          </w:p>
+        </w:tc>
+        <w:tc>
+          <w:tcPr>
+            <w:tcW w:type="dxa" w:w="2771"/>
+          </w:tcPr>
+          <w:p>
+            <w:pPr>
+              <w:spacing w:line="240" w:lineRule="auto" w:before="40" w:after="40"/>
+              <w:jc w:val="left"/>
+            </w:pPr>
+            <w:r/>
+            <w:r>
+              <w:rPr>
+                <w:rFonts w:ascii="Times New Roman" w:hAnsi="Times New Roman" w:eastAsia="宋体"/>
+                <w:b w:val="0"/>
+                <w:sz w:val="21"/>
+              </w:rPr>
+              <w:t>基准</w:t>
             </w:r>
           </w:p>
         </w:tc>
@@ -1759,7 +2618,21 @@
           <w:b w:val="0"/>
           <w:sz w:val="24"/>
         </w:rPr>
-        <w:t>从表3-2可以看出，分期付款的优势是“早用”，劣势是“多付”。校园线中，分期提前了10个月用上设备，代价是多付600元。职业线中，分期提前了11个月用上打印机，代价是多付1200元。</w:t>
+        <w:t>表3-4显示，一次付清并争取折扣，比分期的总额节省2400元。这说明，优惠与付款方式要放在一起比较，单独看某一种优惠，可能会得出错误的结论。</w:t>
+      </w:r>
+    </w:p>
+    <w:p>
+      <w:pPr>
+        <w:keepNext/>
+        <w:spacing w:lineRule="exact" w:line="400" w:before="120" w:after="0"/>
+      </w:pPr>
+      <w:r>
+        <w:rPr>
+          <w:rFonts w:ascii="Times New Roman" w:hAnsi="Times New Roman" w:eastAsia="黑体"/>
+          <w:b/>
+          <w:sz w:val="24"/>
+        </w:rPr>
+        <w:t>四、先攒钱还是先分期</w:t>
       </w:r>
     </w:p>
     <w:p>
@@ -1773,7 +2646,49 @@
           <w:b w:val="0"/>
           <w:sz w:val="24"/>
         </w:rPr>
-        <w:t>图3-1 用时间线直观地显示了两种付法的区别。</w:t>
+        <w:t>【通识】在生活中，我们还会遇到一个问题：是先攒钱再买，还是先分期买？这两种付法各有好处。先攒钱的好处是不多付钱，代价是要等待；先分期的好处是设备马上能用，代价是要多付钱。</w:t>
+      </w:r>
+    </w:p>
+    <w:p>
+      <w:pPr>
+        <w:spacing w:lineRule="exact" w:line="400" w:before="0" w:after="0"/>
+        <w:ind w:firstLine="480"/>
+      </w:pPr>
+      <w:r>
+        <w:rPr>
+          <w:rFonts w:ascii="Times New Roman" w:hAnsi="Times New Roman" w:eastAsia="宋体"/>
+          <w:b w:val="0"/>
+          <w:sz w:val="24"/>
+        </w:rPr>
+        <w:t>校园线：每月攒550元，攒到6000元，需要11个月（攒满11个月，共攒6050元，已经够了）。也就是说，先攒钱要等11个月才能买到设备；如果先分期，设备从第1个月起就能使用，但多付600元。</w:t>
+      </w:r>
+    </w:p>
+    <w:p>
+      <w:pPr>
+        <w:spacing w:lineRule="exact" w:line="400" w:before="0" w:after="0"/>
+        <w:ind w:firstLine="480"/>
+      </w:pPr>
+      <w:r>
+        <w:rPr>
+          <w:rFonts w:ascii="Times New Roman" w:hAnsi="Times New Roman" w:eastAsia="宋体"/>
+          <w:b w:val="0"/>
+          <w:sz w:val="24"/>
+        </w:rPr>
+        <w:t>职业线：每月攒2100元，攒到24000元，需要12个月（攒满11个月只有23100元，还不够）。也就是说，先攒钱要等12个月；如果先分期，设备从第1个月起就能使用，但多付1200元。</w:t>
+      </w:r>
+    </w:p>
+    <w:p>
+      <w:pPr>
+        <w:spacing w:lineRule="exact" w:line="400" w:before="0" w:after="0"/>
+        <w:ind w:firstLine="480"/>
+      </w:pPr>
+      <w:r>
+        <w:rPr>
+          <w:rFonts w:ascii="Times New Roman" w:hAnsi="Times New Roman" w:eastAsia="宋体"/>
+          <w:b w:val="0"/>
+          <w:sz w:val="24"/>
+        </w:rPr>
+        <w:t>图3-1用时间线直观地显示了两种付法的区别。</w:t>
       </w:r>
     </w:p>
     <w:p>
@@ -1833,6 +2748,20 @@
     </w:p>
     <w:p>
       <w:pPr>
+        <w:spacing w:lineRule="exact" w:line="400" w:before="0" w:after="0"/>
+        <w:ind w:firstLine="480"/>
+      </w:pPr>
+      <w:r>
+        <w:rPr>
+          <w:rFonts w:ascii="Times New Roman" w:hAnsi="Times New Roman" w:eastAsia="宋体"/>
+          <w:b w:val="0"/>
+          <w:sz w:val="24"/>
+        </w:rPr>
+        <w:t>决定时，可以先问两个问题：设备能不能等？多付的钱是否超出了单位可以承受的范围？如果设备可以等，又能争取到一次付款的优惠，先攒钱通常更省。</w:t>
+      </w:r>
+    </w:p>
+    <w:p>
+      <w:pPr>
         <w:keepNext/>
         <w:spacing w:lineRule="exact" w:line="400" w:before="120" w:after="0"/>
       </w:pPr>
@@ -1842,7 +2771,7 @@
           <w:b/>
           <w:sz w:val="24"/>
         </w:rPr>
-        <w:t>四、怎样做决定</w:t>
+        <w:t>五、怎样做决定</w:t>
       </w:r>
     </w:p>
     <w:p>
@@ -1870,7 +2799,7 @@
           <w:b w:val="0"/>
           <w:sz w:val="24"/>
         </w:rPr>
-        <w:t>第一，设备是否必须马上使用？如果设备可以等，先攒钱通常更省。</w:t>
+        <w:t>第一，比较真实折扣，统一到实际付款额；</w:t>
       </w:r>
     </w:p>
     <w:p>
@@ -1884,7 +2813,7 @@
           <w:b w:val="0"/>
           <w:sz w:val="24"/>
         </w:rPr>
-        <w:t>第二，多付的钱是否超出了可以承受的范围？如果多付的金额会影响单位的日常运转，即使设备马上要用，也要慎重。</w:t>
+        <w:t>第二，比较分期的总额与一次付款的金额，算出多付的钱；</w:t>
       </w:r>
     </w:p>
     <w:p>
@@ -1898,7 +2827,7 @@
           <w:b w:val="0"/>
           <w:sz w:val="24"/>
         </w:rPr>
-        <w:t>第三，有没有更便宜的办法？例如，能否与供应商谈判，争取一次付款的折扣，或者减少分期的期数。</w:t>
+        <w:t>第三，考虑设备是否急用，是否值得为“早用”多付钱；</w:t>
       </w:r>
     </w:p>
     <w:p>
@@ -1912,7 +2841,7 @@
           <w:b w:val="0"/>
           <w:sz w:val="24"/>
         </w:rPr>
-        <w:t>第四，是否考虑了所有费用？合同中的手续费、服务费都要算进去。</w:t>
+        <w:t>第四，检查合同中是否有隐藏费用，例如手续费、服务费。</w:t>
       </w:r>
     </w:p>
     <w:p>
@@ -1926,21 +2855,7 @@
           <w:b w:val="0"/>
           <w:sz w:val="24"/>
         </w:rPr>
-        <w:t>按照这个顺序，陈静得出了结论：打印机并不急用，且一次付款可以争取折扣。因此，她建议先攒钱，并与供应商协商。</w:t>
-      </w:r>
-    </w:p>
-    <w:p>
-      <w:pPr>
-        <w:spacing w:lineRule="exact" w:line="400" w:before="0" w:after="0"/>
-        <w:ind w:firstLine="480"/>
-      </w:pPr>
-      <w:r>
-        <w:rPr>
-          <w:rFonts w:ascii="Times New Roman" w:hAnsi="Times New Roman" w:eastAsia="宋体"/>
-          <w:b w:val="0"/>
-          <w:sz w:val="24"/>
-        </w:rPr>
-        <w:t>【拓展·选学】如果想更精确地比较两种付法，还可以考虑“今天的钱比将来的钱更有价值”。这种想法在财务上称为资金的时间价值。例如，把每个月的付款按一定的收益率折回到今天，就可以得到分期付款的现值。这一方法需要用到折现的计算，对于非会计专业的同学，可以先知道概念，不必急于掌握公式。</w:t>
+        <w:t>按照这个顺序，陈静得出了结论：办公用品选择八五折；打印机并不急用，且一次付款可以争取折扣，因此建议先攒钱，并与供应商协商一次付款的优惠。</w:t>
       </w:r>
     </w:p>
     <w:p>
@@ -1968,7 +2883,7 @@
           <w:b w:val="0"/>
           <w:sz w:val="24"/>
         </w:rPr>
-        <w:t>陈静把表3-2交给周明后，周明同意先与供应商协商一次付款的折扣。如果供应商同意打九五折，一次付款只需22800元，比分期的总额节省更多。</w:t>
+        <w:t>小林把表3-3交给李想。李想发现，活动物料的预算只有320元，按照表3-3，应当选择满减，实际付款270元，比九折省18元。他决定采用满减，并在报告中写明原价、优惠和实付金额，方便他人核对。</w:t>
       </w:r>
     </w:p>
     <w:p>
@@ -1982,7 +2897,7 @@
           <w:b w:val="0"/>
           <w:sz w:val="24"/>
         </w:rPr>
-        <w:t>李想在对比后决定，社团不急于买摄影设备。他们计划每月攒550元，11个月后一次付清。他在活动报告中写明理由：这样做能避免多付600元的成本，代价是晚了11个月才能使用设备，而这一点不影响期末展览的主要内容。</w:t>
+        <w:t>陈静把表3-4交给周明，并建议先与打印机的供应商协商一次付款的九五折。周明同意，他认为这样既能省下2400元，又不会增加单位的现金压力。</w:t>
       </w:r>
     </w:p>
     <w:p>
@@ -2010,7 +2925,7 @@
           <w:b/>
           <w:sz w:val="24"/>
         </w:rPr>
-        <w:t>误区一：先买后付一定比先攒钱好，因为设备可以马上用。</w:t>
+        <w:t>误区一：减的金额越大，优惠越多。</w:t>
       </w:r>
       <w:r>
         <w:rPr>
@@ -2018,7 +2933,7 @@
           <w:b w:val="0"/>
           <w:sz w:val="24"/>
         </w:rPr>
-        <w:t xml:space="preserve"> 能马上用固然有价值，但多付的钱也是真实的支出，要比较两者的得失。</w:t>
+        <w:t xml:space="preserve"> 减的金额要和门槛、原价放在一起看。满300减50和九折，在不同金额下的结果不同。</w:t>
       </w:r>
     </w:p>
     <w:p>
@@ -2032,7 +2947,7 @@
           <w:b/>
           <w:sz w:val="24"/>
         </w:rPr>
-        <w:t>误区二：一次付款一定最划算。</w:t>
+        <w:t>误区二：打折一定比满减省钱。</w:t>
       </w:r>
       <w:r>
         <w:rPr>
@@ -2040,7 +2955,7 @@
           <w:b w:val="0"/>
           <w:sz w:val="24"/>
         </w:rPr>
-        <w:t xml:space="preserve"> 如果攒钱的过程会导致单位错过更重要的事，或者资金紧张影响日常运转，即使一次付款更便宜，也不一定适合。</w:t>
+        <w:t xml:space="preserve"> 金额较小时，满减可能更省。要用实际付款额来比较。</w:t>
       </w:r>
     </w:p>
     <w:p>
@@ -2054,7 +2969,7 @@
           <w:b/>
           <w:sz w:val="24"/>
         </w:rPr>
-        <w:t>误区三：只看每月的金额，不看总额。</w:t>
+        <w:t>误区三：只看一种优惠，不看付款方式。</w:t>
       </w:r>
       <w:r>
         <w:rPr>
@@ -2062,7 +2977,29 @@
           <w:b w:val="0"/>
           <w:sz w:val="24"/>
         </w:rPr>
-        <w:t xml:space="preserve"> 每月金额少，不代表总额少。比较时要看总支出。</w:t>
+        <w:t xml:space="preserve"> 一次付款的折扣和分期的多付，应当放在一起比较。</w:t>
+      </w:r>
+    </w:p>
+    <w:p>
+      <w:pPr>
+        <w:spacing w:lineRule="exact" w:line="400" w:before="0" w:after="0"/>
+        <w:ind w:firstLine="480"/>
+      </w:pPr>
+      <w:r>
+        <w:rPr>
+          <w:rFonts w:ascii="Times New Roman" w:hAnsi="Times New Roman" w:eastAsia="宋体"/>
+          <w:b/>
+          <w:sz w:val="24"/>
+        </w:rPr>
+        <w:t>误区四：没有考虑临界金额。</w:t>
+      </w:r>
+      <w:r>
+        <w:rPr>
+          <w:rFonts w:ascii="Times New Roman" w:hAnsi="Times New Roman" w:eastAsia="宋体"/>
+          <w:b w:val="0"/>
+          <w:sz w:val="24"/>
+        </w:rPr>
+        <w:t xml:space="preserve"> 找出临界金额，可以帮助我们快速判断在什么情况下选哪种方案。</w:t>
       </w:r>
     </w:p>
     <w:p>
@@ -2090,7 +3027,7 @@
           <w:b w:val="0"/>
           <w:sz w:val="24"/>
         </w:rPr>
-        <w:t>某公司的采购人员为了尽快拿到设备，直接选择了分期付款，并没有比较一次付款的成本。半年后，财务部门发现，这笔分期支出比一次付款多了不少，也影响了公司的现金流。采购人员在总结中写道：“我只想着设备早点用上，没有想到代价有多大。”（本案例为虚构。）</w:t>
+        <w:t>某单位采购人员为了显示“省钱”，选择了“满减”方案，却没有比较打折方案。事后，财务部门核算发现，若选择打折，单位可以再节省一笔不小的费用。采购人员在总结中写道：“我只看了减多少，没有算实际付多少。”（本案例为虚构。）</w:t>
       </w:r>
     </w:p>
     <w:p>
@@ -2104,7 +3041,7 @@
           <w:b w:val="0"/>
           <w:sz w:val="24"/>
         </w:rPr>
-        <w:t>点题：在做决定时，既要考虑“快”，也要考虑“值”。财务人员的职责，就是把两者的代价都摆到桌面上，让决策者看清楚。</w:t>
+        <w:t>点题：财务人员做决定，要看实际付款额，而不是看促销的宣传语。诚实、细致地算清楚，是对单位资金负责的基本要求。</w:t>
       </w:r>
     </w:p>
     <w:p>
@@ -2134,7 +3071,7 @@
         </w:rPr>
         <w:t>1.</w:t>
         <w:tab/>
-        <w:t>某单位要买一台设备，价格20000元。若每月存2000元，需要几个月才能攒够？若分10期，每期2200元，多付多少钱？请用表格比较两种付法。</w:t>
+        <w:t>原价400元，有两种优惠：满300减80，或者八五折。请分别算出实际付款额，并判断哪种方案更省钱。</w:t>
       </w:r>
     </w:p>
     <w:p>
@@ -2150,7 +3087,7 @@
         </w:rPr>
         <w:t>2.</w:t>
         <w:tab/>
-        <w:t>若先买后付可以比先攒钱提前10个月用上设备，且设备每个月能带来约500元收益。请算出提前用上带来的收益，并与第1题中多付的钱比较，判断哪种做法更划算。</w:t>
+        <w:t>原价800元，有两种优惠：满500减100，或者九折。请算出两种方案的真实折扣，并判断哪种方案更省钱。</w:t>
       </w:r>
     </w:p>
     <w:p>
@@ -2166,7 +3103,23 @@
         </w:rPr>
         <w:t>3.</w:t>
         <w:tab/>
-        <w:t>写一段不超过200字的说明，讲清楚你会怎样选择，并说明理由。</w:t>
+        <w:t>某班级需要采购一批文具，预算为500元。请设计一张比较表，列出满减与打折两种方案，并找出临界金额。</w:t>
+      </w:r>
+    </w:p>
+    <w:p>
+      <w:pPr>
+        <w:spacing w:lineRule="exact" w:line="400" w:before="0" w:after="0"/>
+        <w:ind w:left="480" w:hanging="480"/>
+      </w:pPr>
+      <w:r>
+        <w:rPr>
+          <w:rFonts w:ascii="Times New Roman" w:hAnsi="Times New Roman" w:eastAsia="宋体"/>
+          <w:b w:val="0"/>
+          <w:sz w:val="24"/>
+        </w:rPr>
+        <w:t>4.</w:t>
+        <w:tab/>
+        <w:t>公司采购一台设备，原价10000元，可以一次付款打九折，也可以分10期，每期1050元。请算出两种付法的实际付款额，并说明哪种更划算。</w:t>
       </w:r>
     </w:p>
     <w:p>
@@ -2194,7 +3147,7 @@
           <w:b w:val="0"/>
           <w:sz w:val="24"/>
         </w:rPr>
-        <w:t>本任务的核心是：比较两种付法，要同时看“早用的好处”和“多付的代价”。先算出攒够要多久，再算出分期多付的钱，把两者放在一起比较，就能做出更理性的决定。</w:t>
+        <w:t>本任务的核心是：比较优惠，要统一到实际付款额，并算出真实折扣。满减和打折各有适用的金额范围，临界金额是判断的关键。在比较一次付款与分期时，还要把两种付法的多付金额放在一起看。</w:t>
       </w:r>
     </w:p>
     <w:p>
@@ -2236,7 +3189,7 @@
           <w:b w:val="0"/>
           <w:sz w:val="24"/>
         </w:rPr>
-        <w:t>校园线：小林尝试用大模型比较两种付法。她把数字输入进去，大模型很快给出了结论：“分期总额6600元，多付600元，分期更划算。”可是这个结论看起来有些奇怪：分期明明多付了钱，为什么说它更划算？小林意识到，AI的结论需要自己检查。</w:t>
+        <w:t>校园线：小林尝试用大模型比较两种促销方案。她把数字输入进去，大模型很快给出结论：“九折更省钱，实付288元，比满300减50省了18元。”小林看了看，觉得不对：原价是320元，满300减50应当是270元，而不是比九折多出18元。她意识到，AI的结论需要自己检查。</w:t>
       </w:r>
     </w:p>
     <w:p>
@@ -2250,7 +3203,7 @@
           <w:b w:val="0"/>
           <w:sz w:val="24"/>
         </w:rPr>
-        <w:t>职业线：孙悦也用大模型比较打印机的两种付法。大模型给出的结论是：“分期每月2100元，压力较小，建议分期。”陈静要求他先不要采用，而是把每一步的算式列出来，逐个核对。</w:t>
+        <w:t>职业线：孙悦也用大模型比较办公用品的两种优惠。大模型给出的结论是：“满1500减200更划算，因为减的金额更多。”陈静要求他先不要采用这个结论，而是把每一步的算式列出来，逐个核对。</w:t>
       </w:r>
     </w:p>
     <w:p>
@@ -2278,7 +3231,7 @@
           <w:b w:val="0"/>
           <w:sz w:val="24"/>
         </w:rPr>
-        <w:t>【通识】大模型擅长整理文字、列出步骤、生成表格，也能快速做加减乘除。但它也会出错，而且出错时语气往往很肯定。常见的错误包括：算错乘法，漏掉某项费用，把“多付的钱”当成“省下的钱”，或者结论与计算结果不一致。</w:t>
+        <w:t>【通识】大模型擅长整理文字、列出步骤、生成表格，也能快速做加减乘除。但它也会出错，而且出错时语气往往很肯定。常见的错误包括：算错乘法，漏掉某项费用，把“减的金额”当成“真实折扣”，或者结论与计算结果不一致。</w:t>
       </w:r>
     </w:p>
     <w:p>
@@ -2348,7 +3301,7 @@
           <w:b w:val="0"/>
           <w:sz w:val="24"/>
         </w:rPr>
-        <w:t>第一步，整理数字。把现金价、分期期数、每期金额、每月可以存下的钱列成一张表，并注明单位。</w:t>
+        <w:t>第一步，整理数字。把原价、每种优惠的条件和内容列成一张表，并注明单位。</w:t>
       </w:r>
     </w:p>
     <w:p>
@@ -2376,7 +3329,7 @@
           <w:b w:val="0"/>
           <w:sz w:val="24"/>
         </w:rPr>
-        <w:t>你是一名财务分析助手。请根据下面的数字，比较一次付款与分期付款。要求：第一，算出分期总额、多付金额和每月平均多付的金额，并列出算式；第二，算出每月存下一笔固定金额时，攒够现金价需要的月数，并列出算式；第三，只根据我提供的数字计算，不要添加其他假设；第四，如果某个数字无法算出，请回答“无法确定”。数字如下：现金价6000元；分期12期，每期550元；每月可存550元。</w:t>
+        <w:t>你是一名财务分析助手。请根据下面的数字，比较两种促销方案的实际付款额。要求：第一，分别算出每种方案的实际付款额和真实折扣，并列出算式；第二，说明哪一种方案更省钱，省多少元；第三，只根据我提供的数字计算，不要添加其他假设；第四，如果某个数字无法算出，请回答“无法确定”。数字如下：原价320元；方案一，满300减50；方案二，九折。</w:t>
       </w:r>
     </w:p>
     <w:p>
@@ -2390,7 +3343,7 @@
           <w:b w:val="0"/>
           <w:sz w:val="24"/>
         </w:rPr>
-        <w:t>第三步，核对。把AI的每个结果，与表3-1、表3-2对照。重点检查：分期总额是否等于每期金额乘以期数；多付金额是否等于总额减去现金价；攒够的月数是否按“向上取整”计算。</w:t>
+        <w:t>第三步，核对。把AI的每个结果，与表3-3对照。重点检查：满减是否只在满足门槛时计算；九折的算式是否为原价乘以0.9；真实折扣是否用优惠金额除以原价；结论是否与实付金额的比较一致。</w:t>
       </w:r>
     </w:p>
     <w:p>
@@ -2404,7 +3357,7 @@
           <w:b w:val="0"/>
           <w:sz w:val="24"/>
         </w:rPr>
-        <w:t>第四步，记录。用表3-3记录核对结果。若AI的结论与手工计算不一致，以手工计算为准，并分析原因。</w:t>
+        <w:t>第四步，记录。用表3-5记录核对结果。若AI的结论与手工计算不一致，以手工计算为准，并分析原因。</w:t>
       </w:r>
     </w:p>
     <w:p>
@@ -2418,7 +3371,7 @@
           <w:b w:val="0"/>
           <w:sz w:val="24"/>
         </w:rPr>
-        <w:t>表3-3 AI计算结果核对记录</w:t>
+        <w:t>表3-5 AI计算结果核对记录</w:t>
       </w:r>
     </w:p>
     <w:tbl>
@@ -2554,7 +3507,7 @@
                 <w:b w:val="0"/>
                 <w:sz w:val="21"/>
               </w:rPr>
-              <w:t>分期总额（元）</w:t>
+              <w:t>满300减50的实付金额（元）</w:t>
             </w:r>
           </w:p>
         </w:tc>
@@ -2593,7 +3546,7 @@
                 <w:b w:val="0"/>
                 <w:sz w:val="21"/>
               </w:rPr>
-              <w:t>6600</w:t>
+              <w:t>270</w:t>
             </w:r>
           </w:p>
         </w:tc>
@@ -2653,7 +3606,7 @@
                 <w:b w:val="0"/>
                 <w:sz w:val="21"/>
               </w:rPr>
-              <w:t>多付金额（元）</w:t>
+              <w:t>九折的实付金额（元）</w:t>
             </w:r>
           </w:p>
         </w:tc>
@@ -2692,7 +3645,7 @@
                 <w:b w:val="0"/>
                 <w:sz w:val="21"/>
               </w:rPr>
-              <w:t>600</w:t>
+              <w:t>288</w:t>
             </w:r>
           </w:p>
         </w:tc>
@@ -2752,7 +3705,7 @@
                 <w:b w:val="0"/>
                 <w:sz w:val="21"/>
               </w:rPr>
-              <w:t>每月平均多付（元）</w:t>
+              <w:t>满减的真实折扣</w:t>
             </w:r>
           </w:p>
         </w:tc>
@@ -2791,7 +3744,7 @@
                 <w:b w:val="0"/>
                 <w:sz w:val="21"/>
               </w:rPr>
-              <w:t>50</w:t>
+              <w:t>约15.6%</w:t>
             </w:r>
           </w:p>
         </w:tc>
@@ -2851,7 +3804,7 @@
                 <w:b w:val="0"/>
                 <w:sz w:val="21"/>
               </w:rPr>
-              <w:t>攒够需要的月数</w:t>
+              <w:t>更省钱的方案及省下的金额（元）</w:t>
             </w:r>
           </w:p>
         </w:tc>
@@ -2890,106 +3843,7 @@
                 <w:b w:val="0"/>
                 <w:sz w:val="21"/>
               </w:rPr>
-              <w:t>11</w:t>
-            </w:r>
-          </w:p>
-        </w:tc>
-        <w:tc>
-          <w:tcPr>
-            <w:tcW w:type="dxa" w:w="1662"/>
-          </w:tcPr>
-          <w:p>
-            <w:pPr>
-              <w:spacing w:line="240" w:lineRule="auto" w:before="40" w:after="40"/>
-              <w:jc w:val="left"/>
-            </w:pPr>
-            <w:r/>
-            <w:r>
-              <w:rPr>
-                <w:rFonts w:ascii="Times New Roman" w:hAnsi="Times New Roman" w:eastAsia="宋体"/>
-                <w:b w:val="0"/>
-                <w:sz w:val="21"/>
-              </w:rPr>
-            </w:r>
-          </w:p>
-        </w:tc>
-        <w:tc>
-          <w:tcPr>
-            <w:tcW w:type="dxa" w:w="1662"/>
-          </w:tcPr>
-          <w:p>
-            <w:pPr>
-              <w:spacing w:line="240" w:lineRule="auto" w:before="40" w:after="40"/>
-              <w:jc w:val="left"/>
-            </w:pPr>
-            <w:r/>
-            <w:r>
-              <w:rPr>
-                <w:rFonts w:ascii="Times New Roman" w:hAnsi="Times New Roman" w:eastAsia="宋体"/>
-                <w:b w:val="0"/>
-                <w:sz w:val="21"/>
-              </w:rPr>
-            </w:r>
-          </w:p>
-        </w:tc>
-      </w:tr>
-      <w:tr>
-        <w:tc>
-          <w:tcPr>
-            <w:tcW w:type="dxa" w:w="1662"/>
-          </w:tcPr>
-          <w:p>
-            <w:pPr>
-              <w:spacing w:line="240" w:lineRule="auto" w:before="40" w:after="40"/>
-              <w:jc w:val="left"/>
-            </w:pPr>
-            <w:r/>
-            <w:r>
-              <w:rPr>
-                <w:rFonts w:ascii="Times New Roman" w:hAnsi="Times New Roman" w:eastAsia="宋体"/>
-                <w:b w:val="0"/>
-                <w:sz w:val="21"/>
-              </w:rPr>
-              <w:t>结论</w:t>
-            </w:r>
-          </w:p>
-        </w:tc>
-        <w:tc>
-          <w:tcPr>
-            <w:tcW w:type="dxa" w:w="1662"/>
-          </w:tcPr>
-          <w:p>
-            <w:pPr>
-              <w:spacing w:line="240" w:lineRule="auto" w:before="40" w:after="40"/>
-              <w:jc w:val="left"/>
-            </w:pPr>
-            <w:r/>
-            <w:r>
-              <w:rPr>
-                <w:rFonts w:ascii="Times New Roman" w:hAnsi="Times New Roman" w:eastAsia="宋体"/>
-                <w:b w:val="0"/>
-                <w:sz w:val="21"/>
-              </w:rPr>
-            </w:r>
-          </w:p>
-        </w:tc>
-        <w:tc>
-          <w:tcPr>
-            <w:tcW w:type="dxa" w:w="1662"/>
-          </w:tcPr>
-          <w:p>
-            <w:pPr>
-              <w:spacing w:line="240" w:lineRule="auto" w:before="40" w:after="40"/>
-              <w:jc w:val="left"/>
-            </w:pPr>
-            <w:r/>
-            <w:r>
-              <w:rPr>
-                <w:rFonts w:ascii="Times New Roman" w:hAnsi="Times New Roman" w:eastAsia="宋体"/>
-                <w:b w:val="0"/>
-                <w:sz w:val="21"/>
-              </w:rPr>
-              <w:t>一次付清更省钱；若设备急用，再考虑分期</w:t>
+              <w:t>满减，省18元</w:t>
             </w:r>
           </w:p>
         </w:tc>
@@ -3045,7 +3899,7 @@
           <w:b w:val="0"/>
           <w:sz w:val="24"/>
         </w:rPr>
-        <w:t>图3-2 归纳了这一流程：先整理数字，再交给AI计算，最后由人工核对并做出决定。</w:t>
+        <w:t>图3-2归纳了这一流程：先整理数字，再交给AI计算，最后由人工核对并做出决定。</w:t>
       </w:r>
     </w:p>
     <w:p>
@@ -3100,7 +3954,7 @@
           <w:b w:val="0"/>
           <w:sz w:val="21"/>
         </w:rPr>
-        <w:t>图3-2 用AI辅助比较付款方式的流程</w:t>
+        <w:t>图3-2 用AI辅助比较优惠方案的流程</w:t>
       </w:r>
     </w:p>
     <w:p>
@@ -3128,7 +3982,7 @@
           <w:b w:val="0"/>
           <w:sz w:val="24"/>
         </w:rPr>
-        <w:t>【拓展】回到小林的案例。她的大模型给出的结论是“分期更划算”。小林按照表3-2的方法，重新检查：分期多付600元，一次付清不需要多付钱，因此“分期更划算”这句话没有依据。大模型的错误在于，它把“设备早用”的好处，当成了“省钱”的理由。</w:t>
+        <w:t>【拓展】回到小林的案例。她的大模型给出的结论是“九折更省钱，比满减省18元”。小林按照表3-3的方法，重新计算：满300减50，实付270元；九折，实付288元。满减比九折省18元，结论恰好相反。</w:t>
       </w:r>
     </w:p>
     <w:p>
@@ -3142,7 +3996,7 @@
           <w:b w:val="0"/>
           <w:sz w:val="24"/>
         </w:rPr>
-        <w:t>这个例子说明，AI的结论可能文字通顺，但逻辑不对。核对时，不仅要看数字，还要看结论是否与数字相符。</w:t>
+        <w:t>大模型的错误在于，它把“九折”与“满减”的优惠方向搞反了。它的数字可能写得很清楚，但结论与数字并不相符。这个例子说明，核对时不仅要看每个数字，还要看结论是否与数字相符。</w:t>
       </w:r>
     </w:p>
     <w:p>
@@ -3170,7 +4024,7 @@
           <w:b w:val="0"/>
           <w:sz w:val="24"/>
         </w:rPr>
-        <w:t>【通识】在比较方案的任务中，AI与人的分工应当清楚。</w:t>
+        <w:t>【通识】在比较优惠方案的任务中，AI与人的分工应当清楚。</w:t>
       </w:r>
     </w:p>
     <w:p>
@@ -3198,7 +4052,7 @@
           <w:b w:val="0"/>
           <w:sz w:val="24"/>
         </w:rPr>
-        <w:t>人必须承担的工作包括：确认数字来自合同和报价；判断设备是否急需；考虑单位的资金状况；核对计算结果；对最终决定负责。这些工作直接关系到决策的质量，不能交给工具。</w:t>
+        <w:t>人必须承担的工作包括：确认数字来自促销公告和合同；判断促销条件是否适用于本单位；考虑单位的预算和资金状况；核对计算结果；对最终决定负责。这些工作直接关系到决策的质量，不能交给工具。</w:t>
       </w:r>
     </w:p>
     <w:p>
@@ -3240,7 +4094,7 @@
           <w:b w:val="0"/>
           <w:sz w:val="24"/>
         </w:rPr>
-        <w:t>使用AI比较方案后，可以按照下面的清单逐项检查：</w:t>
+        <w:t>使用AI比较优惠方案后，可以按照下面的清单逐项检查：</w:t>
       </w:r>
     </w:p>
     <w:p>
@@ -3256,7 +4110,7 @@
         </w:rPr>
         <w:t>1.</w:t>
         <w:tab/>
-        <w:t>数字是否与合同、报价一致，单位是否统一；</w:t>
+        <w:t>数字是否与促销公告、报价一致，单位是否统一；</w:t>
       </w:r>
     </w:p>
     <w:p>
@@ -3272,7 +4126,7 @@
         </w:rPr>
         <w:t>2.</w:t>
         <w:tab/>
-        <w:t>每一步算式是否正确，尤其是乘法和减法；</w:t>
+        <w:t>满减是否满足门槛，打折的算式是否正确；</w:t>
       </w:r>
     </w:p>
     <w:p>
@@ -3288,7 +4142,7 @@
         </w:rPr>
         <w:t>3.</w:t>
         <w:tab/>
-        <w:t>结论是否与计算结果相符，有没有“数字对、结论错”的情况；</w:t>
+        <w:t>结论是否与实付金额的比较相符，有没有“数字对、结论错”的情况；</w:t>
       </w:r>
     </w:p>
     <w:p>
@@ -3304,7 +4158,7 @@
         </w:rPr>
         <w:t>4.</w:t>
         <w:tab/>
-        <w:t>是否考虑了设备是否急需、资金是否紧张等因素。</w:t>
+        <w:t>是否考虑了隐藏费用、预算限制和是否适用于本单位。</w:t>
       </w:r>
     </w:p>
     <w:p>
@@ -3346,7 +4200,7 @@
           <w:b w:val="0"/>
           <w:sz w:val="24"/>
         </w:rPr>
-        <w:t>小林把核对记录交给社长李想，并附上表3-1和表3-2。她说明：AI的结论不能直接作为决定的依据，只能作为讨论的线索。李想同意以手工计算为准，决定先攒钱再买。</w:t>
+        <w:t>小林把核对记录交给社长李想，并附上表3-3。她说明：AI的结论不能直接作为决定的依据，只能作为讨论的线索。李想同意以手工计算为准，选择满减方案。</w:t>
       </w:r>
     </w:p>
     <w:p>
@@ -3360,7 +4214,7 @@
           <w:b w:val="0"/>
           <w:sz w:val="24"/>
         </w:rPr>
-        <w:t>孙悦在核对中发现，大模型把“每月2100元，压力较小”当成了“分期更合适”的理由，却没有计算多付的1200元。陈静要求他把这个错误记入工作日志，并在下次培训中作为案例分享。她还要求孙悦以后提交任何AI计算结果时，都附上数字表、算式和核对记录。</w:t>
+        <w:t>孙悦在核对中发现，大模型忽略了八五折的真实折扣更高，只看了“减200”的数额。陈静要求他把这个错误记入工作日志，并在下次培训中作为案例分享。她还要求孙悦以后提交任何AI计算结果时，都附上数字表、算式和核对记录。</w:t>
       </w:r>
     </w:p>
     <w:p>
@@ -3468,7 +4322,7 @@
           <w:b w:val="0"/>
           <w:sz w:val="24"/>
         </w:rPr>
-        <w:t>某财务人员在提交采购方案时，直接使用了大模型的结论，没有核对算式。方案通过后，单位才发现分期的总支出比预期高出不少，造成了不必要的损失。该员工在总结中写道：“我把判断交给了工具，却没有为结果负责。”（本案例为虚构。）</w:t>
+        <w:t>某财务人员在提交采购方案时，直接使用了大模型的结论，没有核对算式。方案通过后，单位才发现实际付款额比预期高出不少，造成了不必要的损失。该员工在总结中写道：“我把判断交给了工具，却没有为结果负责。”（本案例为虚构。）</w:t>
       </w:r>
     </w:p>
     <w:p>
@@ -3512,7 +4366,7 @@
         </w:rPr>
         <w:t>1.</w:t>
         <w:tab/>
-        <w:t>用大模型比较某一种分期方案与一次付款方式，要求它列出算式。用本任务的核对清单检查结果，并记录差异。</w:t>
+        <w:t>用大模型比较两种促销方案（例如满减与打折），要求它列出算式。用本任务的核对清单检查结果，并记录差异。</w:t>
       </w:r>
     </w:p>
     <w:p>
@@ -3528,7 +4382,7 @@
         </w:rPr>
         <w:t>2.</w:t>
         <w:tab/>
-        <w:t>故意在提示词中漏掉一项费用（例如手续费），观察大模型的结果有什么变化，并说明为什么必须把全部费用写进去。</w:t>
+        <w:t>在提示词中故意漏掉优惠的门槛条件（例如“满300”），观察大模型的结果有什么变化，并说明为什么必须把全部条件写进去。</w:t>
       </w:r>
     </w:p>
     <w:p>
@@ -3544,7 +4398,7 @@
         </w:rPr>
         <w:t>3.</w:t>
         <w:tab/>
-        <w:t>找出一条你在网上看到的“分期更划算”的说法，用本项目的方法检查它是否成立，写一段不超过200字的说明。</w:t>
+        <w:t>找出一条你在网上看到的促销宣传，用本项目的方法检查它的真实折扣，写一段不超过200字的说明。</w:t>
       </w:r>
     </w:p>
     <w:p>
@@ -3572,7 +4426,7 @@
           <w:b w:val="0"/>
           <w:sz w:val="24"/>
         </w:rPr>
-        <w:t>本任务的核心是：用AI比较方案时，只提供必要的数字，要求它列出算式，然后逐项核对。AI能帮助我们更快地计算，但结论的正确性和决定的责任，仍然在人。核对清单可以帮助我们快速发现常见错误。</w:t>
+        <w:t>本任务的核心是：用AI比较优惠方案时，只提供必要的数字，要求它列出算式，然后逐项核对。AI能帮助我们更快地计算，但结论的正确性和决定的责任，仍然在人。核对清单可以帮助我们快速发现常见错误。</w:t>
       </w:r>
     </w:p>
     <w:p>
@@ -3600,7 +4454,7 @@
           <w:b w:val="0"/>
           <w:sz w:val="24"/>
         </w:rPr>
-        <w:t>本项目以一台设备的分期为线索，学习了三个基本问题：分期付款多付的钱是多少，两种付法各有什么代价，以及如何用AI辅助比较并核对结果。三个任务是递进关系：先能算出多付的钱，再能比较早用与多付的得失，最后能用AI辅助计算并检查结果。</w:t>
+        <w:t>本项目以一次分期和一次优惠为线索，学习了三个基本问题：分期付款多付的钱是多少，优惠到底省了多少，以及如何用AI辅助比较并核对结果。三个任务是递进关系：先能算出利息，再能算出真实折扣，最后能用AI辅助计算并检查结果。</w:t>
       </w:r>
     </w:p>
     <w:p>
@@ -3614,7 +4468,7 @@
           <w:b w:val="0"/>
           <w:sz w:val="24"/>
         </w:rPr>
-        <w:t>表3-4 本项目的核心概念与做法</w:t>
+        <w:t>表3-6 本项目的核心概念与做法</w:t>
       </w:r>
     </w:p>
     <w:tbl>
@@ -3810,7 +4664,7 @@
                 <w:b w:val="0"/>
                 <w:sz w:val="21"/>
               </w:rPr>
-              <w:t>忽略其他费用</w:t>
+              <w:t>忽略期数，只比较月供</w:t>
             </w:r>
           </w:p>
         </w:tc>
@@ -3832,7 +4686,7 @@
                 <w:b w:val="0"/>
                 <w:sz w:val="21"/>
               </w:rPr>
-              <w:t>攒够需要的月数</w:t>
+              <w:t>真实折扣</w:t>
             </w:r>
           </w:p>
         </w:tc>
@@ -3852,7 +4706,7 @@
                 <w:b w:val="0"/>
                 <w:sz w:val="21"/>
               </w:rPr>
-              <w:t>现金价除以每月存款，向上取整</w:t>
+              <w:t>优惠金额除以原价</w:t>
             </w:r>
           </w:p>
         </w:tc>
@@ -3872,7 +4726,7 @@
                 <w:b w:val="0"/>
                 <w:sz w:val="21"/>
               </w:rPr>
-              <w:t>忘记取整</w:t>
+              <w:t>只看“减多少”</w:t>
             </w:r>
           </w:p>
         </w:tc>
@@ -3894,7 +4748,7 @@
                 <w:b w:val="0"/>
                 <w:sz w:val="21"/>
               </w:rPr>
-              <w:t>早用与多付的权衡</w:t>
+              <w:t>临界金额</w:t>
             </w:r>
           </w:p>
         </w:tc>
@@ -3914,7 +4768,69 @@
                 <w:b w:val="0"/>
                 <w:sz w:val="21"/>
               </w:rPr>
-              <w:t>列表比较两种付法</w:t>
+              <w:t>找出两种优惠相等的金额</w:t>
+            </w:r>
+          </w:p>
+        </w:tc>
+        <w:tc>
+          <w:tcPr>
+            <w:tcW w:type="dxa" w:w="2771"/>
+          </w:tcPr>
+          <w:p>
+            <w:pPr>
+              <w:spacing w:line="240" w:lineRule="auto" w:before="40" w:after="40"/>
+              <w:jc w:val="left"/>
+            </w:pPr>
+            <w:r/>
+            <w:r>
+              <w:rPr>
+                <w:rFonts w:ascii="Times New Roman" w:hAnsi="Times New Roman" w:eastAsia="宋体"/>
+                <w:b w:val="0"/>
+                <w:sz w:val="21"/>
+              </w:rPr>
+              <w:t>不考虑金额大小</w:t>
+            </w:r>
+          </w:p>
+        </w:tc>
+      </w:tr>
+      <w:tr>
+        <w:tc>
+          <w:tcPr>
+            <w:tcW w:type="dxa" w:w="2771"/>
+          </w:tcPr>
+          <w:p>
+            <w:pPr>
+              <w:spacing w:line="240" w:lineRule="auto" w:before="40" w:after="40"/>
+              <w:jc w:val="left"/>
+            </w:pPr>
+            <w:r/>
+            <w:r>
+              <w:rPr>
+                <w:rFonts w:ascii="Times New Roman" w:hAnsi="Times New Roman" w:eastAsia="宋体"/>
+                <w:b w:val="0"/>
+                <w:sz w:val="21"/>
+              </w:rPr>
+              <w:t>一次付款与分期</w:t>
+            </w:r>
+          </w:p>
+        </w:tc>
+        <w:tc>
+          <w:tcPr>
+            <w:tcW w:type="dxa" w:w="2771"/>
+          </w:tcPr>
+          <w:p>
+            <w:pPr>
+              <w:spacing w:line="240" w:lineRule="auto" w:before="40" w:after="40"/>
+              <w:jc w:val="left"/>
+            </w:pPr>
+            <w:r/>
+            <w:r>
+              <w:rPr>
+                <w:rFonts w:ascii="Times New Roman" w:hAnsi="Times New Roman" w:eastAsia="宋体"/>
+                <w:b w:val="0"/>
+                <w:sz w:val="21"/>
+              </w:rPr>
+              <w:t>统一到实际付款额比较</w:t>
             </w:r>
           </w:p>
         </w:tc>
@@ -4014,7 +4930,7 @@
           <w:b w:val="0"/>
           <w:sz w:val="24"/>
         </w:rPr>
-        <w:t>判断标准是本项目反复出现的主线。无论是算多付的钱，还是比较两种付法，或是检查AI的结论，都要回答三个问题：这个数字从哪里来？它的前提是什么？如果前提变了，结论会不会变？能够回答这三个问题，决定才有依据。</w:t>
+        <w:t>判断标准是本项目反复出现的主线。无论是算多付的钱，还是比较优惠方案，或是检查AI的结论，都要回答三个问题：这个数字从哪里来？它的前提是什么？如果前提变了，结论会不会变？能够回答这三个问题，决定才有依据。</w:t>
       </w:r>
     </w:p>
     <w:p>
@@ -4070,7 +4986,21 @@
           <w:b w:val="0"/>
           <w:sz w:val="24"/>
         </w:rPr>
-        <w:t>对于校园线的例子，如果设备以现金价6000元入账，那么分期总额6600元与6000元之间的600元差额，就是未确认融资费用。随着每期付款，这笔费用会逐步转为财务费用。会计上的具体计算较为复杂，初学者可以先理解“多付的钱要分摊到每个付款期”这一思路。</w:t>
+        <w:t>以校园线的例子来说，设备以现金价6000元入账，分期总额6600元与6000元之间的600元差额，就是未确认融资费用。随着每期付款，这笔费用会逐步转为财务费用。会计上的具体计算较为复杂，初学者可以先理解“多付的钱要分摊到每个付款期”这一思路。</w:t>
+      </w:r>
+    </w:p>
+    <w:p>
+      <w:pPr>
+        <w:spacing w:lineRule="exact" w:line="400" w:before="0" w:after="0"/>
+        <w:ind w:firstLine="480"/>
+      </w:pPr>
+      <w:r>
+        <w:rPr>
+          <w:rFonts w:ascii="Times New Roman" w:hAnsi="Times New Roman" w:eastAsia="宋体"/>
+          <w:b w:val="0"/>
+          <w:sz w:val="24"/>
+        </w:rPr>
+        <w:t>对于会计专业的同学，还应当注意：促销中的折扣通常直接影响入账金额。采购时按实际付款额入账，并保留促销公告或合同作为依据，是会计核算的基本要求。</w:t>
       </w:r>
     </w:p>
     <w:p>
@@ -4100,7 +5030,7 @@
         </w:rPr>
         <w:t>1.</w:t>
         <w:tab/>
-        <w:t>选择一种你身边的分期消费方式，列出现金价、分期期数和每期金额，算出多付金额和每月平均多付的钱，写一段不超过300字的说明。</w:t>
+        <w:t>选择一种你身边的分期消费或促销活动，列出现金价、分期期数、每期金额和优惠条件，算出多付金额和真实折扣，写一段不超过300字的说明。</w:t>
       </w:r>
     </w:p>
     <w:p>
@@ -4116,7 +5046,7 @@
         </w:rPr>
         <w:t>2.</w:t>
         <w:tab/>
-        <w:t>为所在社团或班级设计一张两种付法的对比表，包括先攒钱再买和分期付款，比较设备的使用时间和总支出。</w:t>
+        <w:t>为所在社团或班级设计一张优惠方案比较表，包括满减、打折和一次付款的折扣，找出临界金额，并说明在哪种情况下选择哪种方案。</w:t>
       </w:r>
     </w:p>
     <w:p>
@@ -4148,7 +5078,7 @@
         </w:rPr>
         <w:t>4.</w:t>
         <w:tab/>
-        <w:t>设计一个小实验：如果每月能存下的钱分别为500元、1000元、2000元，攒够6000元各需要几个月？并说明在哪种情况下，先攒钱比分期更有吸引力。</w:t>
+        <w:t>设计一个小实验：如果某商品原价分别为200元、400元、600元，比较“满300减50”和“九折”两种方案，并说明在什么金额范围内选择哪种方案更省钱。</w:t>
       </w:r>
     </w:p>
     <w:p>

--- a/AI大模型在财务场景的应用/项目3_范例_v1.docx
+++ b/AI大模型在财务场景的应用/项目3_范例_v1.docx
@@ -70,6 +70,61 @@
           <w:sz w:val="24"/>
         </w:rPr>
         <w:t>• 素养目标：养成“看价格要看到手金额”的习惯，不因“每月只要”或“满减”等说法而忽略总支出；做决定时坚持用真实的数字说话。</w:t>
+      </w:r>
+    </w:p>
+    <w:p>
+      <w:pPr>
+        <w:keepNext/>
+        <w:spacing w:lineRule="exact" w:line="400" w:before="0" w:after="0"/>
+        <w:jc w:val="center"/>
+      </w:pPr>
+      <w:r>
+        <w:drawing>
+          <wp:inline xmlns:a="http://schemas.openxmlformats.org/drawingml/2006/main" xmlns:pic="http://schemas.openxmlformats.org/drawingml/2006/picture">
+            <wp:extent cx="5040000" cy="3220000"/>
+            <wp:docPr id="1" name="Picture 1"/>
+            <wp:cNvGraphicFramePr>
+              <a:graphicFrameLocks noChangeAspect="1"/>
+            </wp:cNvGraphicFramePr>
+            <a:graphic>
+              <a:graphicData uri="http://schemas.openxmlformats.org/drawingml/2006/picture">
+                <pic:pic>
+                  <pic:nvPicPr>
+                    <pic:cNvPr id="0" name="图3-1_本项目知识导图_v1.png"/>
+                    <pic:cNvPicPr/>
+                  </pic:nvPicPr>
+                  <pic:blipFill>
+                    <a:blip r:embed="rId10"/>
+                    <a:stretch>
+                      <a:fillRect/>
+                    </a:stretch>
+                  </pic:blipFill>
+                  <pic:spPr>
+                    <a:xfrm>
+                      <a:off x="0" y="0"/>
+                      <a:ext cx="5040000" cy="3220000"/>
+                    </a:xfrm>
+                    <a:prstGeom prst="rect"/>
+                  </pic:spPr>
+                </pic:pic>
+              </a:graphicData>
+            </a:graphic>
+          </wp:inline>
+        </w:drawing>
+      </w:r>
+    </w:p>
+    <w:p>
+      <w:pPr>
+        <w:spacing w:lineRule="exact" w:line="400" w:before="0" w:after="0"/>
+        <w:jc w:val="center"/>
+      </w:pPr>
+      <w:r>
+        <w:rPr>
+          <w:rFonts w:ascii="Times New Roman" w:hAnsi="Times New Roman" w:eastAsia="黑体"/>
+          <w:b w:val="0"/>
+          <w:sz w:val="21"/>
+        </w:rPr>
+        <w:t>图3-1 本项目知识导图</w:t>
       </w:r>
     </w:p>
     <w:p>
@@ -760,6 +815,89 @@
     </w:p>
     <w:p>
       <w:pPr>
+        <w:spacing w:lineRule="exact" w:line="400" w:before="0" w:after="0"/>
+        <w:ind w:firstLine="480"/>
+      </w:pPr>
+      <w:r>
+        <w:rPr>
+          <w:rFonts w:ascii="Times New Roman" w:hAnsi="Times New Roman" w:eastAsia="宋体"/>
+          <w:b w:val="0"/>
+          <w:sz w:val="24"/>
+        </w:rPr>
+        <w:t>【通识】从图3-2可以看出，分期总额由两部分组成：现金价是设备本身的价值，多付的钱是使用资金的代价。在校园线中，多付的钱只占分期总额的9.1%，看起来不多，但它是一笔可以避免的支出。把总额拆开来看，能帮助我们判断这笔代价是否值得。</w:t>
+      </w:r>
+    </w:p>
+    <w:p>
+      <w:pPr>
+        <w:keepNext/>
+        <w:spacing w:lineRule="exact" w:line="400" w:before="0" w:after="0"/>
+        <w:jc w:val="center"/>
+      </w:pPr>
+      <w:r>
+        <w:drawing>
+          <wp:inline xmlns:a="http://schemas.openxmlformats.org/drawingml/2006/main" xmlns:pic="http://schemas.openxmlformats.org/drawingml/2006/picture">
+            <wp:extent cx="3960000" cy="2640000"/>
+            <wp:docPr id="2" name="Picture 2"/>
+            <wp:cNvGraphicFramePr>
+              <a:graphicFrameLocks noChangeAspect="1"/>
+            </wp:cNvGraphicFramePr>
+            <a:graphic>
+              <a:graphicData uri="http://schemas.openxmlformats.org/drawingml/2006/picture">
+                <pic:pic>
+                  <pic:nvPicPr>
+                    <pic:cNvPr id="0" name="图3-2_分期总额构成饼图_v1.png"/>
+                    <pic:cNvPicPr/>
+                  </pic:nvPicPr>
+                  <pic:blipFill>
+                    <a:blip r:embed="rId11"/>
+                    <a:stretch>
+                      <a:fillRect/>
+                    </a:stretch>
+                  </pic:blipFill>
+                  <pic:spPr>
+                    <a:xfrm>
+                      <a:off x="0" y="0"/>
+                      <a:ext cx="3960000" cy="2640000"/>
+                    </a:xfrm>
+                    <a:prstGeom prst="rect"/>
+                  </pic:spPr>
+                </pic:pic>
+              </a:graphicData>
+            </a:graphic>
+          </wp:inline>
+        </w:drawing>
+      </w:r>
+    </w:p>
+    <w:p>
+      <w:pPr>
+        <w:spacing w:lineRule="exact" w:line="400" w:before="0" w:after="0"/>
+        <w:jc w:val="center"/>
+      </w:pPr>
+      <w:r>
+        <w:rPr>
+          <w:rFonts w:ascii="Times New Roman" w:hAnsi="Times New Roman" w:eastAsia="黑体"/>
+          <w:b w:val="0"/>
+          <w:sz w:val="21"/>
+        </w:rPr>
+        <w:t>图3-2 校园线：摄影设备分期总额的构成</w:t>
+      </w:r>
+    </w:p>
+    <w:p>
+      <w:pPr>
+        <w:spacing w:lineRule="exact" w:line="400" w:before="0" w:after="0"/>
+        <w:ind w:firstLine="480"/>
+      </w:pPr>
+      <w:r>
+        <w:rPr>
+          <w:rFonts w:ascii="Times New Roman" w:hAnsi="Times New Roman" w:eastAsia="宋体"/>
+          <w:b w:val="0"/>
+          <w:sz w:val="24"/>
+        </w:rPr>
+        <w:t>职业线的结构相同，多付的1200元占分期总额25200元的4.8%。比例不高，但金额不小，足以影响一个小微企业的月度预算。</w:t>
+      </w:r>
+    </w:p>
+    <w:p>
+      <w:pPr>
         <w:keepNext/>
         <w:spacing w:lineRule="exact" w:line="400" w:before="120" w:after="0"/>
       </w:pPr>
@@ -1164,6 +1302,89 @@
           <w:sz w:val="24"/>
         </w:rPr>
         <w:t>这个例子说明，比较分期方案时，只看每月金额是不够的，必须同时看总额和期数。如果只看每期金额，就会选择付款时间最长、总额最多的方案。</w:t>
+      </w:r>
+    </w:p>
+    <w:p>
+      <w:pPr>
+        <w:spacing w:lineRule="exact" w:line="400" w:before="0" w:after="0"/>
+        <w:ind w:firstLine="480"/>
+      </w:pPr>
+      <w:r>
+        <w:rPr>
+          <w:rFonts w:ascii="Times New Roman" w:hAnsi="Times New Roman" w:eastAsia="宋体"/>
+          <w:b w:val="0"/>
+          <w:sz w:val="24"/>
+        </w:rPr>
+        <w:t>【通识】图3-3把三种付款方式的总额放在同一张图中。一次付清的4800元是基准，分6期多付240元，分12期多付480元。柱子越高，实际支出越多。图中的数字与表3-2一致，可以互相核对。</w:t>
+      </w:r>
+    </w:p>
+    <w:p>
+      <w:pPr>
+        <w:keepNext/>
+        <w:spacing w:lineRule="exact" w:line="400" w:before="0" w:after="0"/>
+        <w:jc w:val="center"/>
+      </w:pPr>
+      <w:r>
+        <w:drawing>
+          <wp:inline xmlns:a="http://schemas.openxmlformats.org/drawingml/2006/main" xmlns:pic="http://schemas.openxmlformats.org/drawingml/2006/picture">
+            <wp:extent cx="4320000" cy="2618182"/>
+            <wp:docPr id="3" name="Picture 3"/>
+            <wp:cNvGraphicFramePr>
+              <a:graphicFrameLocks noChangeAspect="1"/>
+            </wp:cNvGraphicFramePr>
+            <a:graphic>
+              <a:graphicData uri="http://schemas.openxmlformats.org/drawingml/2006/picture">
+                <pic:pic>
+                  <pic:nvPicPr>
+                    <pic:cNvPr id="0" name="图3-3_手机分期付款总额柱状图_v1.png"/>
+                    <pic:cNvPicPr/>
+                  </pic:nvPicPr>
+                  <pic:blipFill>
+                    <a:blip r:embed="rId12"/>
+                    <a:stretch>
+                      <a:fillRect/>
+                    </a:stretch>
+                  </pic:blipFill>
+                  <pic:spPr>
+                    <a:xfrm>
+                      <a:off x="0" y="0"/>
+                      <a:ext cx="4320000" cy="2618182"/>
+                    </a:xfrm>
+                    <a:prstGeom prst="rect"/>
+                  </pic:spPr>
+                </pic:pic>
+              </a:graphicData>
+            </a:graphic>
+          </wp:inline>
+        </w:drawing>
+      </w:r>
+    </w:p>
+    <w:p>
+      <w:pPr>
+        <w:spacing w:lineRule="exact" w:line="400" w:before="0" w:after="0"/>
+        <w:jc w:val="center"/>
+      </w:pPr>
+      <w:r>
+        <w:rPr>
+          <w:rFonts w:ascii="Times New Roman" w:hAnsi="Times New Roman" w:eastAsia="黑体"/>
+          <w:b w:val="0"/>
+          <w:sz w:val="21"/>
+        </w:rPr>
+        <w:t>图3-3 手机分期：不同期数的付款总额</w:t>
+      </w:r>
+    </w:p>
+    <w:p>
+      <w:pPr>
+        <w:spacing w:lineRule="exact" w:line="400" w:before="0" w:after="0"/>
+        <w:ind w:firstLine="480"/>
+      </w:pPr>
+      <w:r>
+        <w:rPr>
+          <w:rFonts w:ascii="Times New Roman" w:hAnsi="Times New Roman" w:eastAsia="宋体"/>
+          <w:b w:val="0"/>
+          <w:sz w:val="24"/>
+        </w:rPr>
+        <w:t>【通识】在日常生活中，分期付款往往伴随着冲动消费。一个简单的自我检查方法是：先问自己，如果这笔钱要一次付清，我还会买吗？如果答案是否定的，那么分期就可能只是把超出能力的消费拆散了。这种检查方法不需要任何数学，却能帮助我们更理性地做决定。</w:t>
       </w:r>
     </w:p>
     <w:p>
@@ -2244,6 +2465,89 @@
           <w:b w:val="0"/>
           <w:sz w:val="24"/>
         </w:rPr>
+        <w:t>图3-4用折线图表示了两种方案的实付额随原价的变化。两条线在原价500元处相交，左侧满减线在下方，满减更省；右侧九折线在下方，九折更省。</w:t>
+      </w:r>
+    </w:p>
+    <w:p>
+      <w:pPr>
+        <w:keepNext/>
+        <w:spacing w:lineRule="exact" w:line="400" w:before="0" w:after="0"/>
+        <w:jc w:val="center"/>
+      </w:pPr>
+      <w:r>
+        <w:drawing>
+          <wp:inline xmlns:a="http://schemas.openxmlformats.org/drawingml/2006/main" xmlns:pic="http://schemas.openxmlformats.org/drawingml/2006/picture">
+            <wp:extent cx="4680000" cy="2890588"/>
+            <wp:docPr id="4" name="Picture 4"/>
+            <wp:cNvGraphicFramePr>
+              <a:graphicFrameLocks noChangeAspect="1"/>
+            </wp:cNvGraphicFramePr>
+            <a:graphic>
+              <a:graphicData uri="http://schemas.openxmlformats.org/drawingml/2006/picture">
+                <pic:pic>
+                  <pic:nvPicPr>
+                    <pic:cNvPr id="0" name="图3-4_满减与九折比较折线图_v1.png"/>
+                    <pic:cNvPicPr/>
+                  </pic:nvPicPr>
+                  <pic:blipFill>
+                    <a:blip r:embed="rId13"/>
+                    <a:stretch>
+                      <a:fillRect/>
+                    </a:stretch>
+                  </pic:blipFill>
+                  <pic:spPr>
+                    <a:xfrm>
+                      <a:off x="0" y="0"/>
+                      <a:ext cx="4680000" cy="2890588"/>
+                    </a:xfrm>
+                    <a:prstGeom prst="rect"/>
+                  </pic:spPr>
+                </pic:pic>
+              </a:graphicData>
+            </a:graphic>
+          </wp:inline>
+        </w:drawing>
+      </w:r>
+    </w:p>
+    <w:p>
+      <w:pPr>
+        <w:spacing w:lineRule="exact" w:line="400" w:before="0" w:after="0"/>
+        <w:jc w:val="center"/>
+      </w:pPr>
+      <w:r>
+        <w:rPr>
+          <w:rFonts w:ascii="Times New Roman" w:hAnsi="Times New Roman" w:eastAsia="黑体"/>
+          <w:b w:val="0"/>
+          <w:sz w:val="21"/>
+        </w:rPr>
+        <w:t>图3-4 满减与九折：实际付款额随原价的变化</w:t>
+      </w:r>
+    </w:p>
+    <w:p>
+      <w:pPr>
+        <w:spacing w:lineRule="exact" w:line="400" w:before="0" w:after="0"/>
+        <w:ind w:firstLine="480"/>
+      </w:pPr>
+      <w:r>
+        <w:rPr>
+          <w:rFonts w:ascii="Times New Roman" w:hAnsi="Times New Roman" w:eastAsia="宋体"/>
+          <w:b w:val="0"/>
+          <w:sz w:val="24"/>
+        </w:rPr>
+        <w:t>读图时，可以先找出两条线的交点，再看交点两侧哪一条线更低。交点对应的原价，就是临界金额。这种读图方法，同样可以用于其他优惠方案的比较，例如“满200减30”与“九五折”。</w:t>
+      </w:r>
+    </w:p>
+    <w:p>
+      <w:pPr>
+        <w:spacing w:lineRule="exact" w:line="400" w:before="0" w:after="0"/>
+        <w:ind w:firstLine="480"/>
+      </w:pPr>
+      <w:r>
+        <w:rPr>
+          <w:rFonts w:ascii="Times New Roman" w:hAnsi="Times New Roman" w:eastAsia="宋体"/>
+          <w:b w:val="0"/>
+          <w:sz w:val="24"/>
+        </w:rPr>
         <w:t>这种转折点，可以称为“临界金额”。在本例中，临界金额为500元。如果活动物料的预算在500元以下，选满减；超过500元，选九折。</w:t>
       </w:r>
     </w:p>
@@ -2688,7 +2992,7 @@
           <w:b w:val="0"/>
           <w:sz w:val="24"/>
         </w:rPr>
-        <w:t>图3-1用时间线直观地显示了两种付法的区别。</w:t>
+        <w:t>图3-5用时间线直观地显示了两种付法的区别。</w:t>
       </w:r>
     </w:p>
     <w:p>
@@ -2701,7 +3005,7 @@
         <w:drawing>
           <wp:inline xmlns:a="http://schemas.openxmlformats.org/drawingml/2006/main" xmlns:pic="http://schemas.openxmlformats.org/drawingml/2006/picture">
             <wp:extent cx="5040000" cy="3080000"/>
-            <wp:docPr id="1" name="Picture 1"/>
+            <wp:docPr id="5" name="Picture 5"/>
             <wp:cNvGraphicFramePr>
               <a:graphicFrameLocks noChangeAspect="1"/>
             </wp:cNvGraphicFramePr>
@@ -2709,11 +3013,11 @@
               <a:graphicData uri="http://schemas.openxmlformats.org/drawingml/2006/picture">
                 <pic:pic>
                   <pic:nvPicPr>
-                    <pic:cNvPr id="0" name="图3-1_两种付法的时间对比_v1.png"/>
+                    <pic:cNvPr id="0" name="图3-5_两种付法的时间对比_v1.png"/>
                     <pic:cNvPicPr/>
                   </pic:nvPicPr>
                   <pic:blipFill>
-                    <a:blip r:embed="rId10"/>
+                    <a:blip r:embed="rId14"/>
                     <a:stretch>
                       <a:fillRect/>
                     </a:stretch>
@@ -2743,7 +3047,7 @@
           <w:b w:val="0"/>
           <w:sz w:val="21"/>
         </w:rPr>
-        <w:t>图3-1 两种付法的时间对比</w:t>
+        <w:t>图3-5 两种付法的时间对比</w:t>
       </w:r>
     </w:p>
     <w:p>
@@ -2856,6 +3160,187 @@
           <w:sz w:val="24"/>
         </w:rPr>
         <w:t>按照这个顺序，陈静得出了结论：办公用品选择八五折；打印机并不急用，且一次付款可以争取折扣，因此建议先攒钱，并与供应商协商一次付款的优惠。</w:t>
+      </w:r>
+    </w:p>
+    <w:p>
+      <w:pPr>
+        <w:spacing w:lineRule="exact" w:line="400" w:before="0" w:after="0"/>
+        <w:ind w:firstLine="480"/>
+      </w:pPr>
+      <w:r>
+        <w:rPr>
+          <w:rFonts w:ascii="Times New Roman" w:hAnsi="Times New Roman" w:eastAsia="宋体"/>
+          <w:b w:val="0"/>
+          <w:sz w:val="24"/>
+        </w:rPr>
+        <w:t>【通识】图3-6把上面的判断步骤整理成一张流程图。菱形表示需要判断的问题，方框表示需要完成的操作。遇到判断菱形时，要根据事实选择分支，不能凭感觉。</w:t>
+      </w:r>
+    </w:p>
+    <w:p>
+      <w:pPr>
+        <w:keepNext/>
+        <w:spacing w:lineRule="exact" w:line="400" w:before="0" w:after="0"/>
+        <w:jc w:val="center"/>
+      </w:pPr>
+      <w:r>
+        <w:drawing>
+          <wp:inline xmlns:a="http://schemas.openxmlformats.org/drawingml/2006/main" xmlns:pic="http://schemas.openxmlformats.org/drawingml/2006/picture">
+            <wp:extent cx="5040000" cy="3080000"/>
+            <wp:docPr id="6" name="Picture 6"/>
+            <wp:cNvGraphicFramePr>
+              <a:graphicFrameLocks noChangeAspect="1"/>
+            </wp:cNvGraphicFramePr>
+            <a:graphic>
+              <a:graphicData uri="http://schemas.openxmlformats.org/drawingml/2006/picture">
+                <pic:pic>
+                  <pic:nvPicPr>
+                    <pic:cNvPr id="0" name="图3-6_优惠方案决策流程图_v1.png"/>
+                    <pic:cNvPicPr/>
+                  </pic:nvPicPr>
+                  <pic:blipFill>
+                    <a:blip r:embed="rId15"/>
+                    <a:stretch>
+                      <a:fillRect/>
+                    </a:stretch>
+                  </pic:blipFill>
+                  <pic:spPr>
+                    <a:xfrm>
+                      <a:off x="0" y="0"/>
+                      <a:ext cx="5040000" cy="3080000"/>
+                    </a:xfrm>
+                    <a:prstGeom prst="rect"/>
+                  </pic:spPr>
+                </pic:pic>
+              </a:graphicData>
+            </a:graphic>
+          </wp:inline>
+        </w:drawing>
+      </w:r>
+    </w:p>
+    <w:p>
+      <w:pPr>
+        <w:spacing w:lineRule="exact" w:line="400" w:before="0" w:after="0"/>
+        <w:jc w:val="center"/>
+      </w:pPr>
+      <w:r>
+        <w:rPr>
+          <w:rFonts w:ascii="Times New Roman" w:hAnsi="Times New Roman" w:eastAsia="黑体"/>
+          <w:b w:val="0"/>
+          <w:sz w:val="21"/>
+        </w:rPr>
+        <w:t>图3-6 优惠方案决策流程图</w:t>
+      </w:r>
+    </w:p>
+    <w:p>
+      <w:pPr>
+        <w:keepNext/>
+        <w:spacing w:lineRule="exact" w:line="400" w:before="120" w:after="0"/>
+      </w:pPr>
+      <w:r>
+        <w:rPr>
+          <w:rFonts w:ascii="Times New Roman" w:hAnsi="Times New Roman" w:eastAsia="黑体"/>
+          <w:b/>
+          <w:sz w:val="24"/>
+        </w:rPr>
+        <w:t>六、把判断写成一句话</w:t>
+      </w:r>
+    </w:p>
+    <w:p>
+      <w:pPr>
+        <w:spacing w:lineRule="exact" w:line="400" w:before="0" w:after="0"/>
+        <w:ind w:firstLine="480"/>
+      </w:pPr>
+      <w:r>
+        <w:rPr>
+          <w:rFonts w:ascii="Times New Roman" w:hAnsi="Times New Roman" w:eastAsia="宋体"/>
+          <w:b w:val="0"/>
+          <w:sz w:val="24"/>
+        </w:rPr>
+        <w:t>【通识】做完比较后，可以用一句话写出结论，格式为：“在（条件）下，选择（方案），实付（金额），比（另一方案）省（金额）。”例如：“原价320元时，选择满减方案，实付270元，比九折省18元。”这样的写法既简洁，又便于他人核对。</w:t>
+      </w:r>
+    </w:p>
+    <w:p>
+      <w:pPr>
+        <w:keepNext/>
+        <w:spacing w:lineRule="exact" w:line="400" w:before="120" w:after="0"/>
+      </w:pPr>
+      <w:r>
+        <w:rPr>
+          <w:rFonts w:ascii="Times New Roman" w:hAnsi="Times New Roman" w:eastAsia="黑体"/>
+          <w:b/>
+          <w:sz w:val="24"/>
+        </w:rPr>
+        <w:t>七、学期活动采购的综合案例</w:t>
+      </w:r>
+    </w:p>
+    <w:p>
+      <w:pPr>
+        <w:spacing w:lineRule="exact" w:line="400" w:before="0" w:after="0"/>
+        <w:ind w:firstLine="480"/>
+      </w:pPr>
+      <w:r>
+        <w:rPr>
+          <w:rFonts w:ascii="Times New Roman" w:hAnsi="Times New Roman" w:eastAsia="宋体"/>
+          <w:b w:val="0"/>
+          <w:sz w:val="24"/>
+        </w:rPr>
+        <w:t>【通识】前面的例子都比较简单，实际采购时，往往会遇到多项商品、多家商店、多种优惠同时存在的情况。下面是星空读书会一学期采购的综合案例。</w:t>
+      </w:r>
+    </w:p>
+    <w:p>
+      <w:pPr>
+        <w:spacing w:lineRule="exact" w:line="400" w:before="0" w:after="0"/>
+        <w:ind w:firstLine="480"/>
+      </w:pPr>
+      <w:r>
+        <w:rPr>
+          <w:rFonts w:ascii="Times New Roman" w:hAnsi="Times New Roman" w:eastAsia="宋体"/>
+          <w:b w:val="0"/>
+          <w:sz w:val="24"/>
+        </w:rPr>
+        <w:t>社团需要采购印刷品480元、道具260元，合计740元。商家的规则是：满300减50，或者九折。这里有两种买法，结果并不相同。</w:t>
+      </w:r>
+    </w:p>
+    <w:p>
+      <w:pPr>
+        <w:spacing w:lineRule="exact" w:line="400" w:before="0" w:after="0"/>
+        <w:ind w:firstLine="480"/>
+      </w:pPr>
+      <w:r>
+        <w:rPr>
+          <w:rFonts w:ascii="Times New Roman" w:hAnsi="Times New Roman" w:eastAsia="宋体"/>
+          <w:b w:val="0"/>
+          <w:sz w:val="24"/>
+        </w:rPr>
+        <w:t>第一种买法是两项在同一家店一次购买。合计740元，满300减50后为690元；若选择九折，为666元。此时九折更省，比满减省24元。</w:t>
+      </w:r>
+    </w:p>
+    <w:p>
+      <w:pPr>
+        <w:spacing w:lineRule="exact" w:line="400" w:before="0" w:after="0"/>
+        <w:ind w:firstLine="480"/>
+      </w:pPr>
+      <w:r>
+        <w:rPr>
+          <w:rFonts w:ascii="Times New Roman" w:hAnsi="Times New Roman" w:eastAsia="宋体"/>
+          <w:b w:val="0"/>
+          <w:sz w:val="24"/>
+        </w:rPr>
+        <w:t>第二种买法是分开买。印刷店单独消费480元，满300减50后实付430元，比九折的432元只省2元；道具店没有优惠，实付260元。两项合计690元，恰好与第一种买法中的满减结果相同。</w:t>
+      </w:r>
+    </w:p>
+    <w:p>
+      <w:pPr>
+        <w:spacing w:lineRule="exact" w:line="400" w:before="0" w:after="0"/>
+        <w:ind w:firstLine="480"/>
+      </w:pPr>
+      <w:r>
+        <w:rPr>
+          <w:rFonts w:ascii="Times New Roman" w:hAnsi="Times New Roman" w:eastAsia="宋体"/>
+          <w:b w:val="0"/>
+          <w:sz w:val="24"/>
+        </w:rPr>
+        <w:t>这个例子说明：优惠规则不同，合并购买或分开购买，结果可能不同。采购前，应当先弄清规则，再决定买法，而不能只看某一家店的优惠。对于社团来说，还要考虑采购的时间和手续是否增加，但这些因素不应当压过实际付款额的比较。</w:t>
       </w:r>
     </w:p>
     <w:p>
@@ -3000,6 +3485,28 @@
           <w:sz w:val="24"/>
         </w:rPr>
         <w:t xml:space="preserve"> 找出临界金额，可以帮助我们快速判断在什么情况下选哪种方案。</w:t>
+      </w:r>
+    </w:p>
+    <w:p>
+      <w:pPr>
+        <w:spacing w:lineRule="exact" w:line="400" w:before="0" w:after="0"/>
+        <w:ind w:firstLine="480"/>
+      </w:pPr>
+      <w:r>
+        <w:rPr>
+          <w:rFonts w:ascii="Times New Roman" w:hAnsi="Times New Roman" w:eastAsia="宋体"/>
+          <w:b/>
+          <w:sz w:val="24"/>
+        </w:rPr>
+        <w:t>误区五：图表越漂亮，结论越可靠。</w:t>
+      </w:r>
+      <w:r>
+        <w:rPr>
+          <w:rFonts w:ascii="Times New Roman" w:hAnsi="Times New Roman" w:eastAsia="宋体"/>
+          <w:b w:val="0"/>
+          <w:sz w:val="24"/>
+        </w:rPr>
+        <w:t xml:space="preserve"> 图表只是数据的呈现方式。图表的结论仍要回到表格和算式中核对。</w:t>
       </w:r>
     </w:p>
     <w:p>
@@ -3899,7 +4406,7 @@
           <w:b w:val="0"/>
           <w:sz w:val="24"/>
         </w:rPr>
-        <w:t>图3-2归纳了这一流程：先整理数字，再交给AI计算，最后由人工核对并做出决定。</w:t>
+        <w:t>图3-7归纳了这一流程：先整理数字，再交给AI计算，最后由人工核对并做出决定。</w:t>
       </w:r>
     </w:p>
     <w:p>
@@ -3912,7 +4419,7 @@
         <w:drawing>
           <wp:inline xmlns:a="http://schemas.openxmlformats.org/drawingml/2006/main" xmlns:pic="http://schemas.openxmlformats.org/drawingml/2006/picture">
             <wp:extent cx="5040000" cy="1820000"/>
-            <wp:docPr id="2" name="Picture 2"/>
+            <wp:docPr id="7" name="Picture 7"/>
             <wp:cNvGraphicFramePr>
               <a:graphicFrameLocks noChangeAspect="1"/>
             </wp:cNvGraphicFramePr>
@@ -3920,11 +4427,11 @@
               <a:graphicData uri="http://schemas.openxmlformats.org/drawingml/2006/picture">
                 <pic:pic>
                   <pic:nvPicPr>
-                    <pic:cNvPr id="0" name="图3-2_AI辅助比较的流程_v1.png"/>
+                    <pic:cNvPr id="0" name="图3-7_AI辅助比较的流程_v1.png"/>
                     <pic:cNvPicPr/>
                   </pic:nvPicPr>
                   <pic:blipFill>
-                    <a:blip r:embed="rId11"/>
+                    <a:blip r:embed="rId16"/>
                     <a:stretch>
                       <a:fillRect/>
                     </a:stretch>
@@ -3954,7 +4461,7 @@
           <w:b w:val="0"/>
           <w:sz w:val="21"/>
         </w:rPr>
-        <w:t>图3-2 用AI辅助比较优惠方案的流程</w:t>
+        <w:t>图3-7 用AI辅助比较优惠方案的流程</w:t>
       </w:r>
     </w:p>
     <w:p>
@@ -4010,7 +4517,49 @@
           <w:b/>
           <w:sz w:val="24"/>
         </w:rPr>
-        <w:t>四、AI与人的分工</w:t>
+        <w:t>四、让AI画图，也要先核对数据</w:t>
+      </w:r>
+    </w:p>
+    <w:p>
+      <w:pPr>
+        <w:spacing w:lineRule="exact" w:line="400" w:before="0" w:after="0"/>
+        <w:ind w:firstLine="480"/>
+      </w:pPr>
+      <w:r>
+        <w:rPr>
+          <w:rFonts w:ascii="Times New Roman" w:hAnsi="Times New Roman" w:eastAsia="宋体"/>
+          <w:b w:val="0"/>
+          <w:sz w:val="24"/>
+        </w:rPr>
+        <w:t>【拓展】很多人会请大模型直接生成图表。它能快速给出柱状图、折线图的代码或示意，但图中的数字和坐标可能与原始数据不一致。常见问题包括：坐标轴起点被随意改动，图例与数据对不上，标题和单位缺失，甚至把两种方案的数字互相调换。</w:t>
+      </w:r>
+    </w:p>
+    <w:p>
+      <w:pPr>
+        <w:spacing w:lineRule="exact" w:line="400" w:before="0" w:after="0"/>
+        <w:ind w:firstLine="480"/>
+      </w:pPr>
+      <w:r>
+        <w:rPr>
+          <w:rFonts w:ascii="Times New Roman" w:hAnsi="Times New Roman" w:eastAsia="宋体"/>
+          <w:b w:val="0"/>
+          <w:sz w:val="24"/>
+        </w:rPr>
+        <w:t>因此，请AI画图时，应当先在表格中列出数据，再让AI按表格画图，并要求它在图下方注明数据来源。收到图后，要逐一对照表格中的数字，检查坐标、图例和单位。确认无误后，才能把图放进报告。</w:t>
+      </w:r>
+    </w:p>
+    <w:p>
+      <w:pPr>
+        <w:keepNext/>
+        <w:spacing w:lineRule="exact" w:line="400" w:before="120" w:after="0"/>
+      </w:pPr>
+      <w:r>
+        <w:rPr>
+          <w:rFonts w:ascii="Times New Roman" w:hAnsi="Times New Roman" w:eastAsia="黑体"/>
+          <w:b/>
+          <w:sz w:val="24"/>
+        </w:rPr>
+        <w:t>五、AI与人的分工</w:t>
       </w:r>
     </w:p>
     <w:p>
@@ -4080,7 +4629,7 @@
           <w:b/>
           <w:sz w:val="24"/>
         </w:rPr>
-        <w:t>五、核对清单：AI结论的四个检查点</w:t>
+        <w:t>六、核对清单：AI结论的四个检查点</w:t>
       </w:r>
     </w:p>
     <w:p>
@@ -4403,6 +4952,22 @@
     </w:p>
     <w:p>
       <w:pPr>
+        <w:spacing w:lineRule="exact" w:line="400" w:before="0" w:after="0"/>
+        <w:ind w:left="480" w:hanging="480"/>
+      </w:pPr>
+      <w:r>
+        <w:rPr>
+          <w:rFonts w:ascii="Times New Roman" w:hAnsi="Times New Roman" w:eastAsia="宋体"/>
+          <w:b w:val="0"/>
+          <w:sz w:val="24"/>
+        </w:rPr>
+        <w:t>4.</w:t>
+        <w:tab/>
+        <w:t>请AI根据表3-3的数据画一张折线图，然后对照表格检查坐标轴、图例和数字，记录你发现的问题。</w:t>
+      </w:r>
+    </w:p>
+    <w:p>
+      <w:pPr>
         <w:keepNext/>
         <w:spacing w:lineRule="exact" w:line="400" w:before="120" w:after="0"/>
       </w:pPr>
@@ -4441,6 +5006,34 @@
           <w:sz w:val="28"/>
         </w:rPr>
         <w:t>项目总结</w:t>
+      </w:r>
+    </w:p>
+    <w:p>
+      <w:pPr>
+        <w:spacing w:lineRule="exact" w:line="400" w:before="0" w:after="0"/>
+        <w:ind w:firstLine="480"/>
+      </w:pPr>
+      <w:r>
+        <w:rPr>
+          <w:rFonts w:ascii="Times New Roman" w:hAnsi="Times New Roman" w:eastAsia="宋体"/>
+          <w:b w:val="0"/>
+          <w:sz w:val="24"/>
+        </w:rPr>
+        <w:t>本项目用到了多种图表，每一种都有各自的用途。表格用于逐项核对，适合放精确的数字；柱状图用于比较总额，一眼就能看出高低；折线图用于观察变化，便于找出临界点；饼图用于显示构成，说明多付的钱占总额的比例；思维导图用于梳理知识结构；流程图用于说明操作步骤。选择图表时，先问自己要说明什么，再决定用哪一种。</w:t>
+      </w:r>
+    </w:p>
+    <w:p>
+      <w:pPr>
+        <w:spacing w:lineRule="exact" w:line="400" w:before="0" w:after="0"/>
+        <w:ind w:firstLine="480"/>
+      </w:pPr>
+      <w:r>
+        <w:rPr>
+          <w:rFonts w:ascii="Times New Roman" w:hAnsi="Times New Roman" w:eastAsia="宋体"/>
+          <w:b w:val="0"/>
+          <w:sz w:val="24"/>
+        </w:rPr>
+        <w:t>图表本身也可能出错。画图时，应当标明单位、数据来源和比较的口径，坐标轴不能随意截断，否则会夸大差异。这些要求与前面的核对清单是一致的。</w:t>
       </w:r>
     </w:p>
     <w:p>
@@ -5094,6 +5687,22 @@
         </w:rPr>
         <w:t>5.</w:t>
         <w:tab/>
+        <w:t>选择一个优惠方案，画出它的决策流程图，并用一句话写出结论。</w:t>
+      </w:r>
+    </w:p>
+    <w:p>
+      <w:pPr>
+        <w:spacing w:lineRule="exact" w:line="400" w:before="0" w:after="0"/>
+        <w:ind w:left="480" w:hanging="480"/>
+      </w:pPr>
+      <w:r>
+        <w:rPr>
+          <w:rFonts w:ascii="Times New Roman" w:hAnsi="Times New Roman" w:eastAsia="宋体"/>
+          <w:b w:val="0"/>
+          <w:sz w:val="24"/>
+        </w:rPr>
+        <w:t>6.</w:t>
+        <w:tab/>
         <w:t>写一段不超过300字的反思，说明在本项目中，哪些判断由大模型完成，哪些判断由你自己完成，以及你如何确认大模型的结论是可靠的。</w:t>
       </w:r>
     </w:p>
